--- a/Diplomarbeit/topics/template/Diplomarbeitsvorlage_V4.docx
+++ b/Diplomarbeit/topics/template/Diplomarbeitsvorlage_V4.docx
@@ -1,28 +1,29 @@
 
 <file path=word/document.xml><?xml version="1.0" encoding="utf-8"?>
-<w:document xmlns:wpc="http://schemas.microsoft.com/office/word/2010/wordprocessingCanvas" xmlns:cx="http://schemas.microsoft.com/office/drawing/2014/chartex" xmlns:cx1="http://schemas.microsoft.com/office/drawing/2015/9/8/chartex" xmlns:cx2="http://schemas.microsoft.com/office/drawing/2015/10/21/chartex" xmlns:cx3="http://schemas.microsoft.com/office/drawing/2016/5/9/chartex" xmlns:cx4="http://schemas.microsoft.com/office/drawing/2016/5/10/chartex" xmlns:cx5="http://schemas.microsoft.com/office/drawing/2016/5/11/chartex" xmlns:cx6="http://schemas.microsoft.com/office/drawing/2016/5/12/chartex" xmlns:cx7="http://schemas.microsoft.com/office/drawing/2016/5/13/chartex" xmlns:cx8="http://schemas.microsoft.com/office/drawing/2016/5/14/chartex" xmlns:mc="http://schemas.openxmlformats.org/markup-compatibility/2006" xmlns:aink="http://schemas.microsoft.com/office/drawing/2016/ink" xmlns:am3d="http://schemas.microsoft.com/office/drawing/2017/model3d" xmlns:o="urn:schemas-microsoft-com:office:office" xmlns:oel="http://schemas.microsoft.com/office/2019/extlst" xmlns:r="http://schemas.openxmlformats.org/officeDocument/2006/relationships" xmlns:m="http://schemas.openxmlformats.org/officeDocument/2006/math" xmlns:v="urn:schemas-microsoft-com:vml" xmlns:wp14="http://schemas.microsoft.com/office/word/2010/wordprocessingDrawing" xmlns:wp="http://schemas.openxmlformats.org/drawingml/2006/wordprocessingDrawing" xmlns:w10="urn:schemas-microsoft-com:office:word" xmlns:w="http://schemas.openxmlformats.org/wordprocessingml/2006/main" xmlns:w14="http://schemas.microsoft.com/office/word/2010/wordml" xmlns:w15="http://schemas.microsoft.com/office/word/2012/wordml" xmlns:w16cex="http://schemas.microsoft.com/office/word/2018/wordml/cex" xmlns:w16cid="http://schemas.microsoft.com/office/word/2016/wordml/cid" xmlns:w16="http://schemas.microsoft.com/office/word/2018/wordml" xmlns:w16du="http://schemas.microsoft.com/office/word/2023/wordml/word16du" xmlns:w16sdtdh="http://schemas.microsoft.com/office/word/2020/wordml/sdtdatahash" xmlns:w16sdtfl="http://schemas.microsoft.com/office/word/2024/wordml/sdtformatlock" xmlns:w16se="http://schemas.microsoft.com/office/word/2015/wordml/symex" xmlns:wpg="http://schemas.microsoft.com/office/word/2010/wordprocessingGroup" xmlns:wpi="http://schemas.microsoft.com/office/word/2010/wordprocessingInk" xmlns:wne="http://schemas.microsoft.com/office/word/2006/wordml" xmlns:wps="http://schemas.microsoft.com/office/word/2010/wordprocessingShape" xmlns:a="http://schemas.openxmlformats.org/drawingml/2006/main" xmlns:pic="http://schemas.openxmlformats.org/drawingml/2006/picture" xmlns:a14="http://schemas.microsoft.com/office/drawing/2010/main" mc:Ignorable="w14 w15 w16se w16cid w16 w16cex w16sdtdh w16sdtfl w16du wp14">
+<w:document xmlns:wpc="http://schemas.microsoft.com/office/word/2010/wordprocessingCanvas" xmlns:cx="http://schemas.microsoft.com/office/drawing/2014/chartex" xmlns:cx1="http://schemas.microsoft.com/office/drawing/2015/9/8/chartex" xmlns:cx2="http://schemas.microsoft.com/office/drawing/2015/10/21/chartex" xmlns:cx3="http://schemas.microsoft.com/office/drawing/2016/5/9/chartex" xmlns:cx4="http://schemas.microsoft.com/office/drawing/2016/5/10/chartex" xmlns:cx5="http://schemas.microsoft.com/office/drawing/2016/5/11/chartex" xmlns:cx6="http://schemas.microsoft.com/office/drawing/2016/5/12/chartex" xmlns:cx7="http://schemas.microsoft.com/office/drawing/2016/5/13/chartex" xmlns:cx8="http://schemas.microsoft.com/office/drawing/2016/5/14/chartex" xmlns:mc="http://schemas.openxmlformats.org/markup-compatibility/2006" xmlns:aink="http://schemas.microsoft.com/office/drawing/2016/ink" xmlns:am3d="http://schemas.microsoft.com/office/drawing/2017/model3d" xmlns:o="urn:schemas-microsoft-com:office:office" xmlns:oel="http://schemas.microsoft.com/office/2019/extlst" xmlns:r="http://schemas.openxmlformats.org/officeDocument/2006/relationships" xmlns:m="http://schemas.openxmlformats.org/officeDocument/2006/math" xmlns:v="urn:schemas-microsoft-com:vml" xmlns:wp14="http://schemas.microsoft.com/office/word/2010/wordprocessingDrawing" xmlns:wp="http://schemas.openxmlformats.org/drawingml/2006/wordprocessingDrawing" xmlns:w10="urn:schemas-microsoft-com:office:word" xmlns:w="http://schemas.openxmlformats.org/wordprocessingml/2006/main" xmlns:w14="http://schemas.microsoft.com/office/word/2010/wordml" xmlns:w15="http://schemas.microsoft.com/office/word/2012/wordml" xmlns:w16cex="http://schemas.microsoft.com/office/word/2018/wordml/cex" xmlns:w16cid="http://schemas.microsoft.com/office/word/2016/wordml/cid" xmlns:w16="http://schemas.microsoft.com/office/word/2018/wordml" xmlns:w16du="http://schemas.microsoft.com/office/word/2023/wordml/word16du" xmlns:w16sdtdh="http://schemas.microsoft.com/office/word/2020/wordml/sdtdatahash" xmlns:w16sdtfl="http://schemas.microsoft.com/office/word/2024/wordml/sdtformatlock" xmlns:w16se="http://schemas.microsoft.com/office/word/2015/wordml/symex" xmlns:wpg="http://schemas.microsoft.com/office/word/2010/wordprocessingGroup" xmlns:wpi="http://schemas.microsoft.com/office/word/2010/wordprocessingInk" xmlns:wne="http://schemas.microsoft.com/office/word/2006/wordml" xmlns:wps="http://schemas.microsoft.com/office/word/2010/wordprocessingShape" mc:Ignorable="w14 w15 w16se w16cid w16 w16cex w16sdtdh w16sdtfl w16du wp14">
   <w:body>
     <w:p>
       <w:pPr>
-        <w:pStyle w:val="Standard"/>
         <w:rPr>
-          <w:rFonts w:cs="Calibri" w:cstheme="minorAscii"/>
-          <w:b w:val="1"/>
-          <w:bCs w:val="1"/>
+          <w:rFonts w:cstheme="minorBidi"/>
+          <w:b/>
+          <w:bCs/>
           <w:sz w:val="36"/>
           <w:szCs w:val="36"/>
           <w:lang w:val="de-DE"/>
         </w:rPr>
         <w:sectPr>
+          <w:headerReference w:type="even" r:id="rId11"/>
+          <w:headerReference w:type="default" r:id="rId12"/>
+          <w:footerReference w:type="even" r:id="rId13"/>
+          <w:footerReference w:type="default" r:id="rId14"/>
+          <w:headerReference w:type="first" r:id="rId15"/>
+          <w:footerReference w:type="first" r:id="rId16"/>
           <w:type w:val="continuous"/>
-          <w:pgSz w:w="11906" w:h="16838" w:orient="portrait"/>
+          <w:pgSz w:w="11906" w:h="16838"/>
           <w:pgMar w:top="1134" w:right="1134" w:bottom="1134" w:left="1134" w:header="737" w:footer="737" w:gutter="567"/>
           <w:cols w:space="720"/>
           <w:docGrid w:linePitch="360"/>
-          <w:headerReference w:type="default" r:id="Rb751c4e0e9de45db"/>
-          <w:headerReference w:type="even" r:id="R70c119ef2ab44ac5"/>
-          <w:footerReference w:type="default" r:id="R502b2da3959c427d"/>
-          <w:footerReference w:type="even" r:id="Re18de700808148c2"/>
         </w:sectPr>
       </w:pPr>
     </w:p>
@@ -44,6 +45,7 @@
           <w:sz w:val="40"/>
           <w:szCs w:val="40"/>
         </w:rPr>
+        <w:lastRenderedPageBreak/>
         <w:t>DIPLOMARBEIT</w:t>
       </w:r>
     </w:p>
@@ -87,12 +89,11 @@
           <w:tcPr>
             <w:tcW w:w="2716" w:type="dxa"/>
             <w:tcBorders>
-              <w:top w:val="single" w:color="000000" w:themeColor="text1" w:sz="4" w:space="0"/>
-              <w:left w:val="single" w:color="000000" w:themeColor="text1" w:sz="4" w:space="0"/>
-              <w:bottom w:val="single" w:color="000000" w:themeColor="text1" w:sz="4" w:space="0"/>
+              <w:top w:val="single" w:sz="4" w:space="0" w:color="000000" w:themeColor="text1"/>
+              <w:left w:val="single" w:sz="4" w:space="0" w:color="000000" w:themeColor="text1"/>
+              <w:bottom w:val="single" w:sz="4" w:space="0" w:color="000000" w:themeColor="text1"/>
             </w:tcBorders>
             <w:shd w:val="clear" w:color="auto" w:fill="auto"/>
-            <w:tcMar/>
             <w:vAlign w:val="center"/>
           </w:tcPr>
           <w:p>
@@ -118,26 +119,19 @@
           <w:tcPr>
             <w:tcW w:w="6923" w:type="dxa"/>
             <w:tcBorders>
-              <w:top w:val="single" w:color="000000" w:themeColor="text1" w:sz="4" w:space="0"/>
-              <w:left w:val="single" w:color="000000" w:themeColor="text1" w:sz="4" w:space="0"/>
-              <w:bottom w:val="single" w:color="000000" w:themeColor="text1" w:sz="4" w:space="0"/>
-              <w:right w:val="single" w:color="000000" w:themeColor="text1" w:sz="4" w:space="0"/>
+              <w:top w:val="single" w:sz="4" w:space="0" w:color="000000" w:themeColor="text1"/>
+              <w:left w:val="single" w:sz="4" w:space="0" w:color="000000" w:themeColor="text1"/>
+              <w:bottom w:val="single" w:sz="4" w:space="0" w:color="000000" w:themeColor="text1"/>
+              <w:right w:val="single" w:sz="4" w:space="0" w:color="000000" w:themeColor="text1"/>
             </w:tcBorders>
             <w:shd w:val="clear" w:color="auto" w:fill="auto"/>
-            <w:tcMar/>
             <w:vAlign w:val="center"/>
           </w:tcPr>
           <w:p>
             <w:pPr>
               <w:pStyle w:val="TextAbschnitt2"/>
-              <w:suppressLineNumbers w:val="0"/>
-              <w:bidi w:val="0"/>
-              <w:spacing w:before="0" w:beforeAutospacing="off" w:after="0" w:afterAutospacing="off" w:line="240" w:lineRule="auto"/>
-              <w:ind w:left="0" w:right="0"/>
-              <w:jc w:val="both"/>
-            </w:pPr>
-            <w:r>
-              <w:rPr/>
+            </w:pPr>
+            <w:r>
               <w:t>Fabian Schätzschock / Richard Krammer</w:t>
             </w:r>
           </w:p>
@@ -151,12 +145,11 @@
           <w:tcPr>
             <w:tcW w:w="2716" w:type="dxa"/>
             <w:tcBorders>
-              <w:top w:val="single" w:color="000000" w:themeColor="text1" w:sz="4" w:space="0"/>
-              <w:left w:val="single" w:color="000000" w:themeColor="text1" w:sz="4" w:space="0"/>
-              <w:bottom w:val="single" w:color="000000" w:themeColor="text1" w:sz="4" w:space="0"/>
+              <w:top w:val="single" w:sz="4" w:space="0" w:color="000000" w:themeColor="text1"/>
+              <w:left w:val="single" w:sz="4" w:space="0" w:color="000000" w:themeColor="text1"/>
+              <w:bottom w:val="single" w:sz="4" w:space="0" w:color="000000" w:themeColor="text1"/>
             </w:tcBorders>
             <w:shd w:val="clear" w:color="auto" w:fill="auto"/>
-            <w:tcMar/>
             <w:vAlign w:val="center"/>
           </w:tcPr>
           <w:p>
@@ -182,13 +175,12 @@
           <w:tcPr>
             <w:tcW w:w="6923" w:type="dxa"/>
             <w:tcBorders>
-              <w:top w:val="single" w:color="000000" w:themeColor="text1" w:sz="4" w:space="0"/>
-              <w:left w:val="single" w:color="000000" w:themeColor="text1" w:sz="4" w:space="0"/>
-              <w:bottom w:val="single" w:color="000000" w:themeColor="text1" w:sz="4" w:space="0"/>
-              <w:right w:val="single" w:color="000000" w:themeColor="text1" w:sz="4" w:space="0"/>
+              <w:top w:val="single" w:sz="4" w:space="0" w:color="000000" w:themeColor="text1"/>
+              <w:left w:val="single" w:sz="4" w:space="0" w:color="000000" w:themeColor="text1"/>
+              <w:bottom w:val="single" w:sz="4" w:space="0" w:color="000000" w:themeColor="text1"/>
+              <w:right w:val="single" w:sz="4" w:space="0" w:color="000000" w:themeColor="text1"/>
             </w:tcBorders>
             <w:shd w:val="clear" w:color="auto" w:fill="auto"/>
-            <w:tcMar/>
             <w:vAlign w:val="center"/>
           </w:tcPr>
           <w:p>
@@ -196,23 +188,18 @@
               <w:pStyle w:val="TextAbschnitt2"/>
             </w:pPr>
             <w:r>
-              <w:rPr/>
               <w:t>5</w:t>
             </w:r>
             <w:r>
-              <w:rPr/>
               <w:t xml:space="preserve">BHELS </w:t>
             </w:r>
             <w:r>
-              <w:rPr/>
               <w:t>/ 2024</w:t>
             </w:r>
             <w:r>
-              <w:rPr/>
               <w:t>/20</w:t>
             </w:r>
             <w:r>
-              <w:rPr/>
               <w:t>25</w:t>
             </w:r>
           </w:p>
@@ -226,12 +213,11 @@
           <w:tcPr>
             <w:tcW w:w="2716" w:type="dxa"/>
             <w:tcBorders>
-              <w:top w:val="single" w:color="000000" w:themeColor="text1" w:sz="4" w:space="0"/>
-              <w:left w:val="single" w:color="000000" w:themeColor="text1" w:sz="4" w:space="0"/>
-              <w:bottom w:val="single" w:color="000000" w:themeColor="text1" w:sz="4" w:space="0"/>
+              <w:top w:val="single" w:sz="4" w:space="0" w:color="000000" w:themeColor="text1"/>
+              <w:left w:val="single" w:sz="4" w:space="0" w:color="000000" w:themeColor="text1"/>
+              <w:bottom w:val="single" w:sz="4" w:space="0" w:color="000000" w:themeColor="text1"/>
             </w:tcBorders>
             <w:shd w:val="clear" w:color="auto" w:fill="auto"/>
-            <w:tcMar/>
             <w:vAlign w:val="center"/>
           </w:tcPr>
           <w:p>
@@ -248,34 +234,25 @@
           <w:tcPr>
             <w:tcW w:w="6923" w:type="dxa"/>
             <w:tcBorders>
-              <w:top w:val="single" w:color="000000" w:themeColor="text1" w:sz="4" w:space="0"/>
-              <w:left w:val="single" w:color="000000" w:themeColor="text1" w:sz="4" w:space="0"/>
-              <w:bottom w:val="single" w:color="000000" w:themeColor="text1" w:sz="4" w:space="0"/>
-              <w:right w:val="single" w:color="000000" w:themeColor="text1" w:sz="4" w:space="0"/>
+              <w:top w:val="single" w:sz="4" w:space="0" w:color="000000" w:themeColor="text1"/>
+              <w:left w:val="single" w:sz="4" w:space="0" w:color="000000" w:themeColor="text1"/>
+              <w:bottom w:val="single" w:sz="4" w:space="0" w:color="000000" w:themeColor="text1"/>
+              <w:right w:val="single" w:sz="4" w:space="0" w:color="000000" w:themeColor="text1"/>
             </w:tcBorders>
             <w:shd w:val="clear" w:color="auto" w:fill="auto"/>
-            <w:tcMar/>
             <w:vAlign w:val="center"/>
           </w:tcPr>
           <w:p>
             <w:pPr>
               <w:pStyle w:val="TextAbschnitt2"/>
-              <w:suppressLineNumbers w:val="0"/>
-              <w:bidi w:val="0"/>
-              <w:spacing w:before="0" w:beforeAutospacing="off" w:after="0" w:afterAutospacing="off" w:line="240" w:lineRule="auto"/>
-              <w:ind w:left="0" w:right="0"/>
-              <w:jc w:val="both"/>
-            </w:pPr>
-            <w:r>
-              <w:rPr/>
+            </w:pPr>
+            <w:r>
               <w:t>Modular Smar</w:t>
             </w:r>
             <w:r>
-              <w:rPr/>
               <w:t>t H</w:t>
             </w:r>
             <w:r>
-              <w:rPr/>
               <w:t>ome System</w:t>
             </w:r>
           </w:p>
@@ -289,12 +266,11 @@
           <w:tcPr>
             <w:tcW w:w="2716" w:type="dxa"/>
             <w:tcBorders>
-              <w:top w:val="single" w:color="000000" w:themeColor="text1" w:sz="4" w:space="0"/>
-              <w:left w:val="single" w:color="000000" w:themeColor="text1" w:sz="4" w:space="0"/>
-              <w:bottom w:val="single" w:color="000000" w:themeColor="text1" w:sz="4" w:space="0"/>
+              <w:top w:val="single" w:sz="4" w:space="0" w:color="000000" w:themeColor="text1"/>
+              <w:left w:val="single" w:sz="4" w:space="0" w:color="000000" w:themeColor="text1"/>
+              <w:bottom w:val="single" w:sz="4" w:space="0" w:color="000000" w:themeColor="text1"/>
             </w:tcBorders>
             <w:shd w:val="clear" w:color="auto" w:fill="auto"/>
-            <w:tcMar/>
             <w:vAlign w:val="center"/>
           </w:tcPr>
           <w:p>
@@ -311,13 +287,12 @@
           <w:tcPr>
             <w:tcW w:w="6923" w:type="dxa"/>
             <w:tcBorders>
-              <w:top w:val="single" w:color="000000" w:themeColor="text1" w:sz="4" w:space="0"/>
-              <w:left w:val="single" w:color="000000" w:themeColor="text1" w:sz="4" w:space="0"/>
-              <w:bottom w:val="single" w:color="000000" w:themeColor="text1" w:sz="4" w:space="0"/>
-              <w:right w:val="single" w:color="000000" w:themeColor="text1" w:sz="4" w:space="0"/>
+              <w:top w:val="single" w:sz="4" w:space="0" w:color="000000" w:themeColor="text1"/>
+              <w:left w:val="single" w:sz="4" w:space="0" w:color="000000" w:themeColor="text1"/>
+              <w:bottom w:val="single" w:sz="4" w:space="0" w:color="000000" w:themeColor="text1"/>
+              <w:right w:val="single" w:sz="4" w:space="0" w:color="000000" w:themeColor="text1"/>
             </w:tcBorders>
             <w:shd w:val="clear" w:color="auto" w:fill="auto"/>
-            <w:tcMar/>
             <w:vAlign w:val="center"/>
           </w:tcPr>
           <w:p>
@@ -365,12 +340,11 @@
           <w:tcPr>
             <w:tcW w:w="2716" w:type="dxa"/>
             <w:tcBorders>
-              <w:top w:val="single" w:color="000000" w:themeColor="text1" w:sz="4" w:space="0"/>
-              <w:left w:val="single" w:color="000000" w:themeColor="text1" w:sz="4" w:space="0"/>
-              <w:bottom w:val="single" w:color="000000" w:themeColor="text1" w:sz="4" w:space="0"/>
+              <w:top w:val="single" w:sz="4" w:space="0" w:color="000000" w:themeColor="text1"/>
+              <w:left w:val="single" w:sz="4" w:space="0" w:color="000000" w:themeColor="text1"/>
+              <w:bottom w:val="single" w:sz="4" w:space="0" w:color="000000" w:themeColor="text1"/>
             </w:tcBorders>
             <w:shd w:val="clear" w:color="auto" w:fill="auto"/>
-            <w:tcMar/>
             <w:vAlign w:val="center"/>
           </w:tcPr>
           <w:p>
@@ -387,46 +361,34 @@
           <w:tcPr>
             <w:tcW w:w="6923" w:type="dxa"/>
             <w:tcBorders>
-              <w:top w:val="single" w:color="000000" w:themeColor="text1" w:sz="4" w:space="0"/>
-              <w:left w:val="single" w:color="000000" w:themeColor="text1" w:sz="4" w:space="0"/>
-              <w:bottom w:val="single" w:color="000000" w:themeColor="text1" w:sz="4" w:space="0"/>
-              <w:right w:val="single" w:color="000000" w:themeColor="text1" w:sz="4" w:space="0"/>
+              <w:top w:val="single" w:sz="4" w:space="0" w:color="000000" w:themeColor="text1"/>
+              <w:left w:val="single" w:sz="4" w:space="0" w:color="000000" w:themeColor="text1"/>
+              <w:bottom w:val="single" w:sz="4" w:space="0" w:color="000000" w:themeColor="text1"/>
+              <w:right w:val="single" w:sz="4" w:space="0" w:color="000000" w:themeColor="text1"/>
             </w:tcBorders>
             <w:shd w:val="clear" w:color="auto" w:fill="auto"/>
-            <w:tcMar/>
             <w:vAlign w:val="center"/>
           </w:tcPr>
           <w:p>
             <w:pPr>
               <w:pStyle w:val="TextAbschnitt2"/>
-              <w:suppressLineNumbers w:val="0"/>
-              <w:bidi w:val="0"/>
-              <w:spacing w:before="0" w:beforeAutospacing="off" w:after="0" w:afterAutospacing="off" w:line="240" w:lineRule="auto"/>
-              <w:ind w:left="0" w:right="0"/>
-              <w:jc w:val="both"/>
-            </w:pPr>
-            <w:r>
-              <w:rPr/>
+            </w:pPr>
+            <w:r>
               <w:t xml:space="preserve">Da viele Smart Home Lösungen auf dem Markt </w:t>
             </w:r>
             <w:r>
-              <w:rPr/>
               <w:t>proprietär und wenig anpassungsfähig sind, soll</w:t>
             </w:r>
             <w:r>
-              <w:rPr/>
               <w:t xml:space="preserve"> ein Konzept eines Smart Homes gebaut werden, welches open source und einfach anpassbar ist.</w:t>
             </w:r>
             <w:r>
-              <w:rPr/>
               <w:t xml:space="preserve"> Das Hauptmerkmal </w:t>
             </w:r>
             <w:r>
-              <w:rPr/>
               <w:t>des Systems ist die Modularität, dass bedeutet</w:t>
             </w:r>
             <w:r>
-              <w:rPr/>
               <w:t xml:space="preserve"> Module mit unterschiedlichen Funktionen sollen austauschbar sein.</w:t>
             </w:r>
           </w:p>
@@ -440,43 +402,33 @@
               <w:pStyle w:val="TextAbschnitt2"/>
             </w:pPr>
             <w:r>
-              <w:rPr/>
               <w:t xml:space="preserve">Die Tools und </w:t>
             </w:r>
             <w:r>
-              <w:rPr/>
               <w:t>Technologien,</w:t>
             </w:r>
             <w:r>
-              <w:rPr/>
               <w:t xml:space="preserve"> die in diesem Projekt nötig sind</w:t>
             </w:r>
             <w:r>
-              <w:rPr/>
               <w:t>, sollten für jeden Interessenten einfach und gratis verfügbar sein.</w:t>
             </w:r>
             <w:r>
-              <w:rPr/>
               <w:t xml:space="preserve"> </w:t>
             </w:r>
             <w:r>
-              <w:rPr/>
               <w:t>Zum Erweitern</w:t>
             </w:r>
             <w:r>
-              <w:rPr/>
               <w:t xml:space="preserve"> des Systems soll eine </w:t>
             </w:r>
             <w:r>
-              <w:rPr/>
               <w:t xml:space="preserve">Library zur einfachen </w:t>
             </w:r>
             <w:r>
-              <w:rPr/>
               <w:t>Verwendung</w:t>
             </w:r>
             <w:r>
-              <w:rPr/>
               <w:t xml:space="preserve"> der relevanten Funktionalitäten verfügbar sein.</w:t>
             </w:r>
           </w:p>
@@ -510,12 +462,11 @@
           <w:tcPr>
             <w:tcW w:w="2716" w:type="dxa"/>
             <w:tcBorders>
-              <w:top w:val="single" w:color="000000" w:themeColor="text1" w:sz="4" w:space="0"/>
-              <w:left w:val="single" w:color="000000" w:themeColor="text1" w:sz="4" w:space="0"/>
-              <w:bottom w:val="single" w:color="000000" w:themeColor="text1" w:sz="4" w:space="0"/>
+              <w:top w:val="single" w:sz="4" w:space="0" w:color="000000" w:themeColor="text1"/>
+              <w:left w:val="single" w:sz="4" w:space="0" w:color="000000" w:themeColor="text1"/>
+              <w:bottom w:val="single" w:sz="4" w:space="0" w:color="000000" w:themeColor="text1"/>
             </w:tcBorders>
             <w:shd w:val="clear" w:color="auto" w:fill="auto"/>
-            <w:tcMar/>
             <w:vAlign w:val="center"/>
           </w:tcPr>
           <w:p>
@@ -536,96 +487,65 @@
           <w:tcPr>
             <w:tcW w:w="6923" w:type="dxa"/>
             <w:tcBorders>
-              <w:top w:val="single" w:color="000000" w:themeColor="text1" w:sz="4" w:space="0"/>
-              <w:left w:val="single" w:color="000000" w:themeColor="text1" w:sz="4" w:space="0"/>
-              <w:bottom w:val="single" w:color="000000" w:themeColor="text1" w:sz="4" w:space="0"/>
-              <w:right w:val="single" w:color="000000" w:themeColor="text1" w:sz="4" w:space="0"/>
+              <w:top w:val="single" w:sz="4" w:space="0" w:color="000000" w:themeColor="text1"/>
+              <w:left w:val="single" w:sz="4" w:space="0" w:color="000000" w:themeColor="text1"/>
+              <w:bottom w:val="single" w:sz="4" w:space="0" w:color="000000" w:themeColor="text1"/>
+              <w:right w:val="single" w:sz="4" w:space="0" w:color="000000" w:themeColor="text1"/>
             </w:tcBorders>
             <w:shd w:val="clear" w:color="auto" w:fill="auto"/>
-            <w:tcMar/>
             <w:vAlign w:val="center"/>
           </w:tcPr>
           <w:p>
             <w:pPr>
               <w:pStyle w:val="TextAbschnitt2"/>
-              <w:suppressLineNumbers w:val="0"/>
-              <w:bidi w:val="0"/>
-              <w:spacing w:before="0" w:beforeAutospacing="off" w:after="0" w:afterAutospacing="off" w:line="240" w:lineRule="auto"/>
-              <w:ind w:left="0" w:right="0"/>
-              <w:jc w:val="both"/>
-            </w:pPr>
-            <w:r>
-              <w:rPr/>
+            </w:pPr>
+            <w:r>
               <w:t>Das Smart Home System hat drei Komponentenarten:</w:t>
             </w:r>
           </w:p>
           <w:p>
             <w:pPr>
               <w:pStyle w:val="TextAbschnitt2"/>
-              <w:suppressLineNumbers w:val="0"/>
-              <w:bidi w:val="0"/>
-              <w:spacing w:before="0" w:beforeAutospacing="off" w:after="0" w:afterAutospacing="off" w:line="240" w:lineRule="auto"/>
-              <w:ind w:left="0" w:right="0"/>
-              <w:jc w:val="both"/>
-            </w:pPr>
-            <w:r>
-              <w:rPr>
-                <w:b w:val="1"/>
-                <w:bCs w:val="1"/>
-              </w:rPr>
-              <w:t>Server</w:t>
-            </w:r>
-            <w:r>
-              <w:rPr>
-                <w:b w:val="1"/>
-                <w:bCs w:val="1"/>
-              </w:rPr>
-              <w:t>:</w:t>
-            </w:r>
-          </w:p>
-          <w:p>
-            <w:pPr>
-              <w:pStyle w:val="TextAbschnitt2"/>
-              <w:suppressLineNumbers w:val="0"/>
-              <w:bidi w:val="0"/>
-              <w:spacing w:before="0" w:beforeAutospacing="off" w:after="0" w:afterAutospacing="off" w:line="240" w:lineRule="auto"/>
-              <w:ind w:left="0" w:right="0"/>
-              <w:jc w:val="both"/>
-            </w:pPr>
-            <w:r>
-              <w:rPr/>
+            </w:pPr>
+            <w:r>
+              <w:rPr>
+                <w:b/>
+                <w:bCs/>
+              </w:rPr>
+              <w:t>Server:</w:t>
+            </w:r>
+          </w:p>
+          <w:p>
+            <w:pPr>
+              <w:pStyle w:val="TextAbschnitt2"/>
+            </w:pPr>
+            <w:r>
               <w:t xml:space="preserve">Ein Raspberry Pi 4, der als Webserver und </w:t>
             </w:r>
-            <w:r>
-              <w:rPr/>
+            <w:proofErr w:type="spellStart"/>
+            <w:r>
               <w:t>Userschnitstelle</w:t>
             </w:r>
-            <w:r>
-              <w:rPr/>
+            <w:proofErr w:type="spellEnd"/>
+            <w:r>
               <w:t xml:space="preserve"> fungiert</w:t>
             </w:r>
             <w:r>
-              <w:rPr/>
               <w:t>.</w:t>
             </w:r>
           </w:p>
           <w:p>
             <w:pPr>
               <w:pStyle w:val="TextAbschnitt2"/>
-              <w:suppressLineNumbers w:val="0"/>
-              <w:bidi w:val="0"/>
-              <w:spacing w:before="0" w:beforeAutospacing="off" w:after="0" w:afterAutospacing="off" w:line="240" w:lineRule="auto"/>
-              <w:ind w:left="0" w:right="0"/>
-              <w:jc w:val="both"/>
-              <w:rPr>
-                <w:b w:val="1"/>
-                <w:bCs w:val="1"/>
-              </w:rPr>
-            </w:pPr>
-            <w:r>
-              <w:rPr>
-                <w:b w:val="1"/>
-                <w:bCs w:val="1"/>
+              <w:rPr>
+                <w:b/>
+                <w:bCs/>
+              </w:rPr>
+            </w:pPr>
+            <w:r>
+              <w:rPr>
+                <w:b/>
+                <w:bCs/>
               </w:rPr>
               <w:t>Bridge Node:</w:t>
             </w:r>
@@ -633,42 +553,29 @@
           <w:p>
             <w:pPr>
               <w:pStyle w:val="TextAbschnitt2"/>
-              <w:suppressLineNumbers w:val="0"/>
-              <w:bidi w:val="0"/>
-              <w:spacing w:before="0" w:beforeAutospacing="off" w:after="0" w:afterAutospacing="off" w:line="240" w:lineRule="auto"/>
-              <w:ind w:left="0" w:right="0"/>
-              <w:jc w:val="both"/>
-            </w:pPr>
-            <w:r>
-              <w:rPr/>
+            </w:pPr>
+            <w:r>
               <w:t>Ein ESP32-S3 Dev-Modul mit Ethernet Buchse und eine</w:t>
             </w:r>
             <w:r>
-              <w:rPr/>
               <w:t>m Anschluss für eine Antenne, welches als Schnittstelle aller Nodes und dem Webserver fungiert</w:t>
             </w:r>
             <w:r>
-              <w:rPr/>
               <w:t>.</w:t>
             </w:r>
           </w:p>
           <w:p>
             <w:pPr>
               <w:pStyle w:val="TextAbschnitt2"/>
-              <w:suppressLineNumbers w:val="0"/>
-              <w:bidi w:val="0"/>
-              <w:spacing w:before="0" w:beforeAutospacing="off" w:after="0" w:afterAutospacing="off" w:line="240" w:lineRule="auto"/>
-              <w:ind w:left="0" w:right="0"/>
-              <w:jc w:val="both"/>
-              <w:rPr>
-                <w:b w:val="1"/>
-                <w:bCs w:val="1"/>
-              </w:rPr>
-            </w:pPr>
-            <w:r>
-              <w:rPr>
-                <w:b w:val="1"/>
-                <w:bCs w:val="1"/>
+              <w:rPr>
+                <w:b/>
+                <w:bCs/>
+              </w:rPr>
+            </w:pPr>
+            <w:r>
+              <w:rPr>
+                <w:b/>
+                <w:bCs/>
               </w:rPr>
               <w:t>Slave Nodes:</w:t>
             </w:r>
@@ -676,37 +583,31 @@
           <w:p>
             <w:pPr>
               <w:pStyle w:val="TextAbschnitt2"/>
-              <w:suppressLineNumbers w:val="0"/>
-              <w:bidi w:val="0"/>
-              <w:spacing w:before="0" w:beforeAutospacing="off" w:after="0" w:afterAutospacing="off" w:line="240" w:lineRule="auto"/>
-              <w:ind w:left="0" w:right="0"/>
-              <w:jc w:val="both"/>
-            </w:pPr>
-            <w:r>
-              <w:rPr/>
+            </w:pPr>
+            <w:r>
               <w:t>Ein Teil des Sm</w:t>
             </w:r>
             <w:r>
-              <w:rPr/>
               <w:t xml:space="preserve">art Homes bestehend aus einem Basis-Modul und einem Modul mit beliebiger Funktionalität welches einfach </w:t>
             </w:r>
             <w:r>
-              <w:rPr/>
               <w:t>angesteckt werden kann. Eine Slave-Node misst Daten oder kontrolliert Aktoren.</w:t>
             </w:r>
             <w:r>
-              <w:rPr/>
-              <w:t xml:space="preserve"> Im Rahmen dieser Arbeit wurden zwei Zustatzmodule entwickelt.</w:t>
-            </w:r>
-          </w:p>
-          <w:p>
-            <w:pPr>
-              <w:pStyle w:val="TextAbschnitt2"/>
-              <w:suppressLineNumbers w:val="0"/>
-              <w:bidi w:val="0"/>
-              <w:spacing w:before="0" w:beforeAutospacing="off" w:after="0" w:afterAutospacing="off" w:line="240" w:lineRule="auto"/>
-              <w:ind w:left="0" w:right="0"/>
-              <w:jc w:val="both"/>
+              <w:t xml:space="preserve"> Im Rahmen dieser Arbeit wurden zwei </w:t>
+            </w:r>
+            <w:proofErr w:type="spellStart"/>
+            <w:r>
+              <w:t>Zustatzmodule</w:t>
+            </w:r>
+            <w:proofErr w:type="spellEnd"/>
+            <w:r>
+              <w:t xml:space="preserve"> entwickelt.</w:t>
+            </w:r>
+          </w:p>
+          <w:p>
+            <w:pPr>
+              <w:pStyle w:val="TextAbschnitt2"/>
             </w:pPr>
           </w:p>
         </w:tc>
@@ -739,12 +640,11 @@
           <w:tcPr>
             <w:tcW w:w="2716" w:type="dxa"/>
             <w:tcBorders>
-              <w:top w:val="single" w:color="000000" w:themeColor="text1" w:sz="4" w:space="0"/>
-              <w:left w:val="single" w:color="000000" w:themeColor="text1" w:sz="4" w:space="0"/>
-              <w:bottom w:val="single" w:color="000000" w:themeColor="text1" w:sz="4" w:space="0"/>
+              <w:top w:val="single" w:sz="4" w:space="0" w:color="000000" w:themeColor="text1"/>
+              <w:left w:val="single" w:sz="4" w:space="0" w:color="000000" w:themeColor="text1"/>
+              <w:bottom w:val="single" w:sz="4" w:space="0" w:color="000000" w:themeColor="text1"/>
             </w:tcBorders>
             <w:shd w:val="clear" w:color="auto" w:fill="auto"/>
-            <w:tcMar/>
             <w:vAlign w:val="center"/>
           </w:tcPr>
           <w:p>
@@ -769,13 +669,12 @@
           <w:tcPr>
             <w:tcW w:w="6923" w:type="dxa"/>
             <w:tcBorders>
-              <w:top w:val="single" w:color="000000" w:themeColor="text1" w:sz="4" w:space="0"/>
-              <w:left w:val="single" w:color="000000" w:themeColor="text1" w:sz="4" w:space="0"/>
-              <w:bottom w:val="single" w:color="000000" w:themeColor="text1" w:sz="4" w:space="0"/>
-              <w:right w:val="single" w:color="000000" w:themeColor="text1" w:sz="4" w:space="0"/>
+              <w:top w:val="single" w:sz="4" w:space="0" w:color="000000" w:themeColor="text1"/>
+              <w:left w:val="single" w:sz="4" w:space="0" w:color="000000" w:themeColor="text1"/>
+              <w:bottom w:val="single" w:sz="4" w:space="0" w:color="000000" w:themeColor="text1"/>
+              <w:right w:val="single" w:sz="4" w:space="0" w:color="000000" w:themeColor="text1"/>
             </w:tcBorders>
             <w:shd w:val="clear" w:color="auto" w:fill="auto"/>
-            <w:tcMar/>
             <w:vAlign w:val="center"/>
           </w:tcPr>
           <w:p>
@@ -786,86 +685,57 @@
           <w:p>
             <w:pPr>
               <w:pStyle w:val="TextAbschnitt2"/>
-              <w:suppressLineNumbers w:val="0"/>
-              <w:bidi w:val="0"/>
-              <w:spacing w:before="0" w:beforeAutospacing="off" w:after="0" w:afterAutospacing="off" w:line="240" w:lineRule="auto"/>
-              <w:ind w:left="0" w:right="0"/>
-              <w:jc w:val="both"/>
-            </w:pPr>
-            <w:r>
-              <w:rPr/>
+            </w:pPr>
+            <w:r>
               <w:t xml:space="preserve">Die Hardware, Kommunikationswege und </w:t>
             </w:r>
             <w:r>
-              <w:rPr/>
               <w:t>Node-Funktionalitäten wurden erfolgreich entwickelt.</w:t>
             </w:r>
           </w:p>
           <w:p>
             <w:pPr>
               <w:pStyle w:val="TextAbschnitt2"/>
-              <w:suppressLineNumbers w:val="0"/>
-              <w:bidi w:val="0"/>
-              <w:spacing w:before="0" w:beforeAutospacing="off" w:after="0" w:afterAutospacing="off" w:line="240" w:lineRule="auto"/>
-              <w:ind w:left="0" w:right="0"/>
-              <w:jc w:val="both"/>
-            </w:pPr>
-            <w:r>
-              <w:rPr/>
+            </w:pPr>
+            <w:r>
               <w:t xml:space="preserve">Ein funktionsfähiges Beispiel eines </w:t>
             </w:r>
             <w:r>
-              <w:rPr/>
               <w:t>Informationsaustausch</w:t>
             </w:r>
             <w:r>
-              <w:rPr/>
               <w:t>es</w:t>
             </w:r>
             <w:r>
-              <w:rPr/>
               <w:t xml:space="preserve"> wurde getestet.</w:t>
             </w:r>
           </w:p>
           <w:p>
             <w:pPr>
               <w:pStyle w:val="TextAbschnitt2"/>
-              <w:suppressLineNumbers w:val="0"/>
-              <w:bidi w:val="0"/>
-              <w:spacing w:before="0" w:beforeAutospacing="off" w:after="0" w:afterAutospacing="off" w:line="240" w:lineRule="auto"/>
-              <w:ind w:left="0" w:right="0"/>
-              <w:jc w:val="both"/>
-            </w:pPr>
-            <w:r>
-              <w:rPr/>
+            </w:pPr>
+            <w:r>
               <w:t>Ein Prototyp eines Webinterfaces welches Daten anfordert wurde realisiert</w:t>
             </w:r>
             <w:r>
-              <w:rPr/>
               <w:t xml:space="preserve"> </w:t>
             </w:r>
             <w:r>
-              <w:rPr/>
               <w:t xml:space="preserve">inklusive </w:t>
             </w:r>
             <w:r>
-              <w:rPr/>
               <w:t>d</w:t>
             </w:r>
             <w:r>
-              <w:rPr/>
               <w:t xml:space="preserve">es </w:t>
             </w:r>
             <w:r>
-              <w:rPr/>
               <w:t xml:space="preserve">Networking- und ESP-NOW-Discovery </w:t>
             </w:r>
             <w:r>
-              <w:rPr/>
               <w:t>Prozesses</w:t>
             </w:r>
             <w:r>
-              <w:rPr/>
               <w:t>.</w:t>
             </w:r>
           </w:p>
@@ -909,12 +779,11 @@
           <w:tcPr>
             <w:tcW w:w="2715" w:type="dxa"/>
             <w:tcBorders>
-              <w:top w:val="single" w:color="000000" w:themeColor="text1" w:sz="4" w:space="0"/>
-              <w:left w:val="single" w:color="000000" w:themeColor="text1" w:sz="4" w:space="0"/>
-              <w:bottom w:val="single" w:color="000000" w:themeColor="text1" w:sz="4" w:space="0"/>
+              <w:top w:val="single" w:sz="4" w:space="0" w:color="000000" w:themeColor="text1"/>
+              <w:left w:val="single" w:sz="4" w:space="0" w:color="000000" w:themeColor="text1"/>
+              <w:bottom w:val="single" w:sz="4" w:space="0" w:color="000000" w:themeColor="text1"/>
             </w:tcBorders>
             <w:shd w:val="clear" w:color="auto" w:fill="auto"/>
-            <w:tcMar/>
             <w:vAlign w:val="center"/>
           </w:tcPr>
           <w:p>
@@ -948,50 +817,52 @@
           <w:tcPr>
             <w:tcW w:w="6924" w:type="dxa"/>
             <w:tcBorders>
-              <w:top w:val="single" w:color="000000" w:themeColor="text1" w:sz="4" w:space="0"/>
-              <w:left w:val="single" w:color="000000" w:themeColor="text1" w:sz="4" w:space="0"/>
-              <w:bottom w:val="single" w:color="000000" w:themeColor="text1" w:sz="4" w:space="0"/>
-              <w:right w:val="single" w:color="000000" w:themeColor="text1" w:sz="4" w:space="0"/>
+              <w:top w:val="single" w:sz="4" w:space="0" w:color="000000" w:themeColor="text1"/>
+              <w:left w:val="single" w:sz="4" w:space="0" w:color="000000" w:themeColor="text1"/>
+              <w:bottom w:val="single" w:sz="4" w:space="0" w:color="000000" w:themeColor="text1"/>
+              <w:right w:val="single" w:sz="4" w:space="0" w:color="000000" w:themeColor="text1"/>
             </w:tcBorders>
             <w:shd w:val="clear" w:color="auto" w:fill="auto"/>
-            <w:tcMar/>
             <w:vAlign w:val="center"/>
           </w:tcPr>
-          <w:p w14:noSpellErr="1">
-            <w:pPr>
-              <w:pStyle w:val="TextAbschnitt2"/>
-            </w:pPr>
-          </w:p>
-          <w:p>
-            <w:pPr>
-              <w:pStyle w:val="TextAbschnitt2"/>
-            </w:pPr>
-          </w:p>
-          <w:p>
-            <w:pPr>
-              <w:pStyle w:val="TextAbschnitt2"/>
-            </w:pPr>
-            <w:r>
+          <w:p>
+            <w:pPr>
+              <w:pStyle w:val="TextAbschnitt2"/>
+            </w:pPr>
+          </w:p>
+          <w:p>
+            <w:pPr>
+              <w:pStyle w:val="TextAbschnitt2"/>
+            </w:pPr>
+          </w:p>
+          <w:p>
+            <w:pPr>
+              <w:pStyle w:val="TextAbschnitt2"/>
+            </w:pPr>
+            <w:r>
+              <w:rPr>
+                <w:noProof/>
+              </w:rPr>
               <w:drawing>
-                <wp:inline wp14:editId="6D6BAF24" wp14:anchorId="42F6D5F1">
+                <wp:inline distT="0" distB="0" distL="0" distR="0" wp14:anchorId="42F6D5F1" wp14:editId="6D6BAF24">
                   <wp:extent cx="4248150" cy="2533650"/>
                   <wp:effectExtent l="0" t="0" r="0" b="0"/>
-                  <wp:docPr id="1415808972" name="" title=""/>
+                  <wp:docPr id="1415808972" name="Grafik 1415808972"/>
                   <wp:cNvGraphicFramePr>
-                    <a:graphicFrameLocks noChangeAspect="1"/>
+                    <a:graphicFrameLocks xmlns:a="http://schemas.openxmlformats.org/drawingml/2006/main" noChangeAspect="1"/>
                   </wp:cNvGraphicFramePr>
-                  <a:graphic>
+                  <a:graphic xmlns:a="http://schemas.openxmlformats.org/drawingml/2006/main">
                     <a:graphicData uri="http://schemas.openxmlformats.org/drawingml/2006/picture">
-                      <pic:pic>
+                      <pic:pic xmlns:pic="http://schemas.openxmlformats.org/drawingml/2006/picture">
                         <pic:nvPicPr>
                           <pic:cNvPr id="0" name=""/>
                           <pic:cNvPicPr/>
                         </pic:nvPicPr>
                         <pic:blipFill>
-                          <a:blip r:embed="R28d228772321499e">
+                          <a:blip r:embed="rId17">
                             <a:extLst>
-                              <a:ext xmlns:a="http://schemas.openxmlformats.org/drawingml/2006/main" uri="{28A0092B-C50C-407E-A947-70E740481C1C}">
-                                <a14:useLocalDpi val="0"/>
+                              <a:ext uri="{28A0092B-C50C-407E-A947-70E740481C1C}">
+                                <a14:useLocalDpi xmlns:a14="http://schemas.microsoft.com/office/drawing/2010/main" val="0"/>
                               </a:ext>
                             </a:extLst>
                           </a:blip>
@@ -1035,19 +906,15 @@
               <w:pStyle w:val="TextAbschnitt2"/>
             </w:pPr>
             <w:r>
-              <w:rPr/>
               <w:t>Konzept d</w:t>
             </w:r>
             <w:r>
-              <w:rPr/>
               <w:t>es Smart Home Systems</w:t>
             </w:r>
             <w:r>
-              <w:rPr/>
               <w:t xml:space="preserve"> und dessen Kommunikation</w:t>
             </w:r>
             <w:r>
-              <w:rPr/>
               <w:t xml:space="preserve">. </w:t>
             </w:r>
           </w:p>
@@ -1059,7 +926,7 @@
         </w:tc>
       </w:tr>
     </w:tbl>
-    <w:p w14:noSpellErr="1">
+    <w:p>
       <w:pPr>
         <w:pStyle w:val="TextAbschnitt2"/>
         <w:rPr>
@@ -1086,12 +953,11 @@
           <w:tcPr>
             <w:tcW w:w="2715" w:type="dxa"/>
             <w:tcBorders>
-              <w:top w:val="single" w:color="000000" w:themeColor="text1" w:sz="4" w:space="0"/>
-              <w:left w:val="single" w:color="000000" w:themeColor="text1" w:sz="4" w:space="0"/>
-              <w:bottom w:val="single" w:color="000000" w:themeColor="text1" w:sz="4" w:space="0"/>
+              <w:top w:val="single" w:sz="4" w:space="0" w:color="000000" w:themeColor="text1"/>
+              <w:left w:val="single" w:sz="4" w:space="0" w:color="000000" w:themeColor="text1"/>
+              <w:bottom w:val="single" w:sz="4" w:space="0" w:color="000000" w:themeColor="text1"/>
             </w:tcBorders>
             <w:shd w:val="clear" w:color="auto" w:fill="auto"/>
-            <w:tcMar/>
             <w:vAlign w:val="center"/>
           </w:tcPr>
           <w:p>
@@ -1112,70 +978,47 @@
           <w:tcPr>
             <w:tcW w:w="6924" w:type="dxa"/>
             <w:tcBorders>
-              <w:top w:val="single" w:color="000000" w:themeColor="text1" w:sz="4" w:space="0"/>
-              <w:left w:val="single" w:color="000000" w:themeColor="text1" w:sz="4" w:space="0"/>
-              <w:bottom w:val="single" w:color="000000" w:themeColor="text1" w:sz="4" w:space="0"/>
-              <w:right w:val="single" w:color="000000" w:themeColor="text1" w:sz="4" w:space="0"/>
+              <w:top w:val="single" w:sz="4" w:space="0" w:color="000000" w:themeColor="text1"/>
+              <w:left w:val="single" w:sz="4" w:space="0" w:color="000000" w:themeColor="text1"/>
+              <w:bottom w:val="single" w:sz="4" w:space="0" w:color="000000" w:themeColor="text1"/>
+              <w:right w:val="single" w:sz="4" w:space="0" w:color="000000" w:themeColor="text1"/>
             </w:tcBorders>
             <w:shd w:val="clear" w:color="auto" w:fill="auto"/>
-            <w:tcMar/>
             <w:vAlign w:val="center"/>
           </w:tcPr>
           <w:p>
             <w:pPr>
               <w:pStyle w:val="TextAbschnitt2"/>
-              <w:suppressLineNumbers w:val="0"/>
-              <w:bidi w:val="0"/>
-              <w:spacing w:before="0" w:beforeAutospacing="off" w:after="0" w:afterAutospacing="off" w:line="240" w:lineRule="auto"/>
-              <w:ind w:left="0" w:right="0"/>
-              <w:jc w:val="both"/>
-            </w:pPr>
-            <w:r>
-              <w:rPr/>
+            </w:pPr>
+            <w:r>
               <w:t xml:space="preserve">Die Diplomarbeit ist </w:t>
             </w:r>
             <w:r>
-              <w:rPr/>
               <w:t xml:space="preserve">nicht gesperrt. Sie kann an der </w:t>
             </w:r>
           </w:p>
           <w:p>
             <w:pPr>
               <w:pStyle w:val="TextAbschnitt2"/>
-              <w:suppressLineNumbers w:val="0"/>
-              <w:bidi w:val="0"/>
-              <w:spacing w:before="0" w:beforeAutospacing="off" w:after="0" w:afterAutospacing="off" w:line="240" w:lineRule="auto"/>
-              <w:ind w:left="0" w:right="0"/>
-              <w:jc w:val="both"/>
-            </w:pPr>
-            <w:r>
-              <w:rPr/>
-              <w:t xml:space="preserve">HTL St. Pölten, </w:t>
-            </w:r>
-            <w:r>
-              <w:rPr/>
-              <w:t>Waldstarße</w:t>
-            </w:r>
-            <w:r>
-              <w:rPr/>
-              <w:t xml:space="preserve"> 3</w:t>
-            </w:r>
-            <w:r>
-              <w:rPr/>
+            </w:pPr>
+            <w:r>
+              <w:t>HTL St. Pölten, Waldstr</w:t>
+            </w:r>
+            <w:r>
+              <w:t>a</w:t>
+            </w:r>
+            <w:r>
+              <w:t>ße 3</w:t>
+            </w:r>
+            <w:r>
               <w:t>, 3100 St. Pölten</w:t>
             </w:r>
           </w:p>
           <w:p>
             <w:pPr>
               <w:pStyle w:val="TextAbschnitt2"/>
-              <w:suppressLineNumbers w:val="0"/>
-              <w:bidi w:val="0"/>
-              <w:spacing w:before="0" w:beforeAutospacing="off" w:after="0" w:afterAutospacing="off" w:line="240" w:lineRule="auto"/>
-              <w:ind w:left="0" w:right="0"/>
-              <w:jc w:val="both"/>
-            </w:pPr>
-            <w:r>
-              <w:rPr/>
+            </w:pPr>
+            <w:r>
               <w:t>Eingesehen werden</w:t>
             </w:r>
           </w:p>
@@ -1210,9 +1053,9 @@
           <w:tcPr>
             <w:tcW w:w="2722" w:type="dxa"/>
             <w:tcBorders>
-              <w:top w:val="single" w:color="000000" w:sz="4" w:space="0"/>
-              <w:left w:val="single" w:color="000000" w:sz="4" w:space="0"/>
-              <w:bottom w:val="single" w:color="000000" w:sz="4" w:space="0"/>
+              <w:top w:val="single" w:sz="4" w:space="0" w:color="000000"/>
+              <w:left w:val="single" w:sz="4" w:space="0" w:color="000000"/>
+              <w:bottom w:val="single" w:sz="4" w:space="0" w:color="000000"/>
             </w:tcBorders>
             <w:shd w:val="clear" w:color="auto" w:fill="auto"/>
             <w:vAlign w:val="center"/>
@@ -1244,9 +1087,9 @@
           <w:tcPr>
             <w:tcW w:w="3544" w:type="dxa"/>
             <w:tcBorders>
-              <w:top w:val="single" w:color="000000" w:sz="4" w:space="0"/>
-              <w:left w:val="single" w:color="000000" w:sz="4" w:space="0"/>
-              <w:bottom w:val="single" w:color="000000" w:sz="4" w:space="0"/>
+              <w:top w:val="single" w:sz="4" w:space="0" w:color="000000"/>
+              <w:left w:val="single" w:sz="4" w:space="0" w:color="000000"/>
+              <w:bottom w:val="single" w:sz="4" w:space="0" w:color="000000"/>
             </w:tcBorders>
             <w:shd w:val="clear" w:color="auto" w:fill="auto"/>
           </w:tcPr>
@@ -1302,10 +1145,10 @@
           <w:tcPr>
             <w:tcW w:w="3450" w:type="dxa"/>
             <w:tcBorders>
-              <w:top w:val="single" w:color="000000" w:sz="4" w:space="0"/>
-              <w:left w:val="single" w:color="000000" w:sz="4" w:space="0"/>
-              <w:bottom w:val="single" w:color="000000" w:sz="4" w:space="0"/>
-              <w:right w:val="single" w:color="000000" w:sz="4" w:space="0"/>
+              <w:top w:val="single" w:sz="4" w:space="0" w:color="000000"/>
+              <w:left w:val="single" w:sz="4" w:space="0" w:color="000000"/>
+              <w:bottom w:val="single" w:sz="4" w:space="0" w:color="000000"/>
+              <w:right w:val="single" w:sz="4" w:space="0" w:color="000000"/>
             </w:tcBorders>
             <w:shd w:val="clear" w:color="auto" w:fill="auto"/>
           </w:tcPr>
@@ -1356,15 +1199,15 @@
         </w:tc>
       </w:tr>
     </w:tbl>
-    <w:p w14:noSpellErr="1">
+    <w:p>
       <w:pPr>
         <w:pStyle w:val="TextAbschnitt2"/>
         <w:sectPr>
-          <w:headerReference w:type="even" r:id="rId13"/>
-          <w:headerReference w:type="default" r:id="rId14"/>
-          <w:footerReference w:type="even" r:id="rId15"/>
-          <w:footerReference w:type="default" r:id="rId16"/>
-          <w:pgSz w:w="11906" w:h="16838" w:orient="portrait" w:code="9"/>
+          <w:headerReference w:type="even" r:id="rId18"/>
+          <w:headerReference w:type="default" r:id="rId19"/>
+          <w:footerReference w:type="even" r:id="rId20"/>
+          <w:footerReference w:type="default" r:id="rId21"/>
+          <w:pgSz w:w="11906" w:h="16838" w:code="9"/>
           <w:pgMar w:top="1418" w:right="1134" w:bottom="1418" w:left="1134" w:header="709" w:footer="709" w:gutter="0"/>
           <w:pgNumType w:start="1"/>
           <w:cols w:space="720"/>
@@ -1391,6 +1234,7 @@
           <w:szCs w:val="40"/>
           <w:lang w:val="en-GB"/>
         </w:rPr>
+        <w:lastRenderedPageBreak/>
         <w:t>DIPLOMA THESIS</w:t>
       </w:r>
     </w:p>
@@ -1439,12 +1283,11 @@
           <w:tcPr>
             <w:tcW w:w="2722" w:type="dxa"/>
             <w:tcBorders>
-              <w:top w:val="single" w:color="000000" w:themeColor="text1" w:sz="4" w:space="0"/>
-              <w:left w:val="single" w:color="000000" w:themeColor="text1" w:sz="4" w:space="0"/>
-              <w:bottom w:val="single" w:color="000000" w:themeColor="text1" w:sz="4" w:space="0"/>
+              <w:top w:val="single" w:sz="4" w:space="0" w:color="000000" w:themeColor="text1"/>
+              <w:left w:val="single" w:sz="4" w:space="0" w:color="000000" w:themeColor="text1"/>
+              <w:bottom w:val="single" w:sz="4" w:space="0" w:color="000000" w:themeColor="text1"/>
             </w:tcBorders>
             <w:shd w:val="clear" w:color="auto" w:fill="auto"/>
-            <w:tcMar/>
             <w:vAlign w:val="center"/>
           </w:tcPr>
           <w:p>
@@ -1466,26 +1309,19 @@
           <w:tcPr>
             <w:tcW w:w="7034" w:type="dxa"/>
             <w:tcBorders>
-              <w:top w:val="single" w:color="000000" w:themeColor="text1" w:sz="4" w:space="0"/>
-              <w:left w:val="single" w:color="000000" w:themeColor="text1" w:sz="4" w:space="0"/>
-              <w:bottom w:val="single" w:color="000000" w:themeColor="text1" w:sz="4" w:space="0"/>
-              <w:right w:val="single" w:color="000000" w:themeColor="text1" w:sz="4" w:space="0"/>
+              <w:top w:val="single" w:sz="4" w:space="0" w:color="000000" w:themeColor="text1"/>
+              <w:left w:val="single" w:sz="4" w:space="0" w:color="000000" w:themeColor="text1"/>
+              <w:bottom w:val="single" w:sz="4" w:space="0" w:color="000000" w:themeColor="text1"/>
+              <w:right w:val="single" w:sz="4" w:space="0" w:color="000000" w:themeColor="text1"/>
             </w:tcBorders>
             <w:shd w:val="clear" w:color="auto" w:fill="auto"/>
-            <w:tcMar/>
             <w:vAlign w:val="center"/>
           </w:tcPr>
           <w:p>
             <w:pPr>
               <w:pStyle w:val="TextAbschnitt2"/>
-              <w:suppressLineNumbers w:val="0"/>
-              <w:bidi w:val="0"/>
-              <w:spacing w:before="0" w:beforeAutospacing="off" w:after="0" w:afterAutospacing="off" w:line="240" w:lineRule="auto"/>
-              <w:ind w:left="0" w:right="0"/>
-              <w:jc w:val="both"/>
-            </w:pPr>
-            <w:r>
-              <w:rPr/>
+            </w:pPr>
+            <w:r>
               <w:t>Fabian Schätzschock / Richard Krammer</w:t>
             </w:r>
           </w:p>
@@ -1499,12 +1335,11 @@
           <w:tcPr>
             <w:tcW w:w="2722" w:type="dxa"/>
             <w:tcBorders>
-              <w:top w:val="single" w:color="000000" w:themeColor="text1" w:sz="4" w:space="0"/>
-              <w:left w:val="single" w:color="000000" w:themeColor="text1" w:sz="4" w:space="0"/>
-              <w:bottom w:val="single" w:color="000000" w:themeColor="text1" w:sz="4" w:space="0"/>
+              <w:top w:val="single" w:sz="4" w:space="0" w:color="000000" w:themeColor="text1"/>
+              <w:left w:val="single" w:sz="4" w:space="0" w:color="000000" w:themeColor="text1"/>
+              <w:bottom w:val="single" w:sz="4" w:space="0" w:color="000000" w:themeColor="text1"/>
             </w:tcBorders>
             <w:shd w:val="clear" w:color="auto" w:fill="auto"/>
-            <w:tcMar/>
             <w:vAlign w:val="center"/>
           </w:tcPr>
           <w:p>
@@ -1540,13 +1375,12 @@
           <w:tcPr>
             <w:tcW w:w="7034" w:type="dxa"/>
             <w:tcBorders>
-              <w:top w:val="single" w:color="000000" w:themeColor="text1" w:sz="4" w:space="0"/>
-              <w:left w:val="single" w:color="000000" w:themeColor="text1" w:sz="4" w:space="0"/>
-              <w:bottom w:val="single" w:color="000000" w:themeColor="text1" w:sz="4" w:space="0"/>
-              <w:right w:val="single" w:color="000000" w:themeColor="text1" w:sz="4" w:space="0"/>
+              <w:top w:val="single" w:sz="4" w:space="0" w:color="000000" w:themeColor="text1"/>
+              <w:left w:val="single" w:sz="4" w:space="0" w:color="000000" w:themeColor="text1"/>
+              <w:bottom w:val="single" w:sz="4" w:space="0" w:color="000000" w:themeColor="text1"/>
+              <w:right w:val="single" w:sz="4" w:space="0" w:color="000000" w:themeColor="text1"/>
             </w:tcBorders>
             <w:shd w:val="clear" w:color="auto" w:fill="auto"/>
-            <w:tcMar/>
             <w:vAlign w:val="center"/>
           </w:tcPr>
           <w:p>
@@ -1594,12 +1428,11 @@
           <w:tcPr>
             <w:tcW w:w="2722" w:type="dxa"/>
             <w:tcBorders>
-              <w:top w:val="single" w:color="000000" w:themeColor="text1" w:sz="4" w:space="0"/>
-              <w:left w:val="single" w:color="000000" w:themeColor="text1" w:sz="4" w:space="0"/>
-              <w:bottom w:val="single" w:color="000000" w:themeColor="text1" w:sz="4" w:space="0"/>
+              <w:top w:val="single" w:sz="4" w:space="0" w:color="000000" w:themeColor="text1"/>
+              <w:left w:val="single" w:sz="4" w:space="0" w:color="000000" w:themeColor="text1"/>
+              <w:bottom w:val="single" w:sz="4" w:space="0" w:color="000000" w:themeColor="text1"/>
             </w:tcBorders>
             <w:shd w:val="clear" w:color="auto" w:fill="auto"/>
-            <w:tcMar/>
             <w:vAlign w:val="center"/>
           </w:tcPr>
           <w:p>
@@ -1621,26 +1454,19 @@
           <w:tcPr>
             <w:tcW w:w="7034" w:type="dxa"/>
             <w:tcBorders>
-              <w:top w:val="single" w:color="000000" w:themeColor="text1" w:sz="4" w:space="0"/>
-              <w:left w:val="single" w:color="000000" w:themeColor="text1" w:sz="4" w:space="0"/>
-              <w:bottom w:val="single" w:color="000000" w:themeColor="text1" w:sz="4" w:space="0"/>
-              <w:right w:val="single" w:color="000000" w:themeColor="text1" w:sz="4" w:space="0"/>
+              <w:top w:val="single" w:sz="4" w:space="0" w:color="000000" w:themeColor="text1"/>
+              <w:left w:val="single" w:sz="4" w:space="0" w:color="000000" w:themeColor="text1"/>
+              <w:bottom w:val="single" w:sz="4" w:space="0" w:color="000000" w:themeColor="text1"/>
+              <w:right w:val="single" w:sz="4" w:space="0" w:color="000000" w:themeColor="text1"/>
             </w:tcBorders>
             <w:shd w:val="clear" w:color="auto" w:fill="auto"/>
-            <w:tcMar/>
             <w:vAlign w:val="center"/>
           </w:tcPr>
           <w:p>
             <w:pPr>
               <w:pStyle w:val="TextAbschnitt2"/>
-              <w:suppressLineNumbers w:val="0"/>
-              <w:bidi w:val="0"/>
-              <w:spacing w:before="0" w:beforeAutospacing="off" w:after="0" w:afterAutospacing="off" w:line="240" w:lineRule="auto"/>
-              <w:ind w:left="0" w:right="0"/>
-              <w:jc w:val="both"/>
-            </w:pPr>
-            <w:r>
-              <w:rPr/>
+            </w:pPr>
+            <w:r>
               <w:t>Modular Smart Home System</w:t>
             </w:r>
           </w:p>
@@ -1654,12 +1480,11 @@
           <w:tcPr>
             <w:tcW w:w="2722" w:type="dxa"/>
             <w:tcBorders>
-              <w:top w:val="single" w:color="000000" w:themeColor="text1" w:sz="4" w:space="0"/>
-              <w:left w:val="single" w:color="000000" w:themeColor="text1" w:sz="4" w:space="0"/>
-              <w:bottom w:val="single" w:color="000000" w:themeColor="text1" w:sz="4" w:space="0"/>
+              <w:top w:val="single" w:sz="4" w:space="0" w:color="000000" w:themeColor="text1"/>
+              <w:left w:val="single" w:sz="4" w:space="0" w:color="000000" w:themeColor="text1"/>
+              <w:bottom w:val="single" w:sz="4" w:space="0" w:color="000000" w:themeColor="text1"/>
             </w:tcBorders>
             <w:shd w:val="clear" w:color="auto" w:fill="auto"/>
-            <w:tcMar/>
             <w:vAlign w:val="center"/>
           </w:tcPr>
           <w:p>
@@ -1681,13 +1506,12 @@
           <w:tcPr>
             <w:tcW w:w="7034" w:type="dxa"/>
             <w:tcBorders>
-              <w:top w:val="single" w:color="000000" w:themeColor="text1" w:sz="4" w:space="0"/>
-              <w:left w:val="single" w:color="000000" w:themeColor="text1" w:sz="4" w:space="0"/>
-              <w:bottom w:val="single" w:color="000000" w:themeColor="text1" w:sz="4" w:space="0"/>
-              <w:right w:val="single" w:color="000000" w:themeColor="text1" w:sz="4" w:space="0"/>
+              <w:top w:val="single" w:sz="4" w:space="0" w:color="000000" w:themeColor="text1"/>
+              <w:left w:val="single" w:sz="4" w:space="0" w:color="000000" w:themeColor="text1"/>
+              <w:bottom w:val="single" w:sz="4" w:space="0" w:color="000000" w:themeColor="text1"/>
+              <w:right w:val="single" w:sz="4" w:space="0" w:color="000000" w:themeColor="text1"/>
             </w:tcBorders>
             <w:shd w:val="clear" w:color="auto" w:fill="auto"/>
-            <w:tcMar/>
             <w:vAlign w:val="center"/>
           </w:tcPr>
           <w:p>
@@ -1695,7 +1519,6 @@
               <w:pStyle w:val="TextAbschnitt2"/>
             </w:pPr>
             <w:r>
-              <w:rPr/>
               <w:t>-</w:t>
             </w:r>
           </w:p>
@@ -1729,12 +1552,11 @@
           <w:tcPr>
             <w:tcW w:w="2722" w:type="dxa"/>
             <w:tcBorders>
-              <w:top w:val="single" w:color="000000" w:themeColor="text1" w:sz="4" w:space="0"/>
-              <w:left w:val="single" w:color="000000" w:themeColor="text1" w:sz="4" w:space="0"/>
-              <w:bottom w:val="single" w:color="000000" w:themeColor="text1" w:sz="4" w:space="0"/>
+              <w:top w:val="single" w:sz="4" w:space="0" w:color="000000" w:themeColor="text1"/>
+              <w:left w:val="single" w:sz="4" w:space="0" w:color="000000" w:themeColor="text1"/>
+              <w:bottom w:val="single" w:sz="4" w:space="0" w:color="000000" w:themeColor="text1"/>
             </w:tcBorders>
             <w:shd w:val="clear" w:color="auto" w:fill="auto"/>
-            <w:tcMar/>
             <w:vAlign w:val="center"/>
           </w:tcPr>
           <w:p>
@@ -1808,864 +1630,40 @@
           <w:tcPr>
             <w:tcW w:w="7034" w:type="dxa"/>
             <w:tcBorders>
-              <w:top w:val="single" w:color="000000" w:themeColor="text1" w:sz="4" w:space="0"/>
-              <w:left w:val="single" w:color="000000" w:themeColor="text1" w:sz="4" w:space="0"/>
-              <w:bottom w:val="single" w:color="000000" w:themeColor="text1" w:sz="4" w:space="0"/>
-              <w:right w:val="single" w:color="000000" w:themeColor="text1" w:sz="4" w:space="0"/>
+              <w:top w:val="single" w:sz="4" w:space="0" w:color="000000" w:themeColor="text1"/>
+              <w:left w:val="single" w:sz="4" w:space="0" w:color="000000" w:themeColor="text1"/>
+              <w:bottom w:val="single" w:sz="4" w:space="0" w:color="000000" w:themeColor="text1"/>
+              <w:right w:val="single" w:sz="4" w:space="0" w:color="000000" w:themeColor="text1"/>
             </w:tcBorders>
             <w:shd w:val="clear" w:color="auto" w:fill="auto"/>
-            <w:tcMar/>
             <w:vAlign w:val="center"/>
           </w:tcPr>
           <w:p>
             <w:pPr>
-              <w:spacing w:before="0" w:beforeAutospacing="off" w:after="240" w:afterAutospacing="off"/>
-              <w:rPr>
-                <w:noProof w:val="0"/>
+              <w:spacing w:after="240"/>
+              <w:rPr>
                 <w:lang w:val="en-US"/>
               </w:rPr>
             </w:pPr>
             <w:r>
               <w:rPr>
-                <w:noProof w:val="0"/>
                 <w:lang w:val="en-US"/>
               </w:rPr>
-              <w:t>Since</w:t>
-            </w:r>
-            <w:r>
-              <w:rPr>
-                <w:noProof w:val="0"/>
+              <w:t>Since many smart home solutions on the market are proprietary and lack adaptability, a concept for a smart home will be developed that is open-source and easily customizable. The main feature of the system is modularity, meaning that modules with different functions should be interchangeable.</w:t>
+            </w:r>
+          </w:p>
+          <w:p>
+            <w:pPr>
+              <w:spacing w:before="240" w:after="240"/>
+              <w:rPr>
                 <w:lang w:val="en-US"/>
               </w:rPr>
-              <w:t xml:space="preserve"> </w:t>
-            </w:r>
-            <w:r>
-              <w:rPr>
-                <w:noProof w:val="0"/>
+            </w:pPr>
+            <w:r>
+              <w:rPr>
                 <w:lang w:val="en-US"/>
               </w:rPr>
-              <w:t>many</w:t>
-            </w:r>
-            <w:r>
-              <w:rPr>
-                <w:noProof w:val="0"/>
-                <w:lang w:val="en-US"/>
-              </w:rPr>
-              <w:t xml:space="preserve"> smart </w:t>
-            </w:r>
-            <w:r>
-              <w:rPr>
-                <w:noProof w:val="0"/>
-                <w:lang w:val="en-US"/>
-              </w:rPr>
-              <w:t>home</w:t>
-            </w:r>
-            <w:r>
-              <w:rPr>
-                <w:noProof w:val="0"/>
-                <w:lang w:val="en-US"/>
-              </w:rPr>
-              <w:t xml:space="preserve"> </w:t>
-            </w:r>
-            <w:r>
-              <w:rPr>
-                <w:noProof w:val="0"/>
-                <w:lang w:val="en-US"/>
-              </w:rPr>
-              <w:t>solutions</w:t>
-            </w:r>
-            <w:r>
-              <w:rPr>
-                <w:noProof w:val="0"/>
-                <w:lang w:val="en-US"/>
-              </w:rPr>
-              <w:t xml:space="preserve"> on </w:t>
-            </w:r>
-            <w:r>
-              <w:rPr>
-                <w:noProof w:val="0"/>
-                <w:lang w:val="en-US"/>
-              </w:rPr>
-              <w:t>the</w:t>
-            </w:r>
-            <w:r>
-              <w:rPr>
-                <w:noProof w:val="0"/>
-                <w:lang w:val="en-US"/>
-              </w:rPr>
-              <w:t xml:space="preserve"> </w:t>
-            </w:r>
-            <w:r>
-              <w:rPr>
-                <w:noProof w:val="0"/>
-                <w:lang w:val="en-US"/>
-              </w:rPr>
-              <w:t>market</w:t>
-            </w:r>
-            <w:r>
-              <w:rPr>
-                <w:noProof w:val="0"/>
-                <w:lang w:val="en-US"/>
-              </w:rPr>
-              <w:t xml:space="preserve"> </w:t>
-            </w:r>
-            <w:r>
-              <w:rPr>
-                <w:noProof w:val="0"/>
-                <w:lang w:val="en-US"/>
-              </w:rPr>
-              <w:t>are</w:t>
-            </w:r>
-            <w:r>
-              <w:rPr>
-                <w:noProof w:val="0"/>
-                <w:lang w:val="en-US"/>
-              </w:rPr>
-              <w:t xml:space="preserve"> </w:t>
-            </w:r>
-            <w:r>
-              <w:rPr>
-                <w:noProof w:val="0"/>
-                <w:lang w:val="en-US"/>
-              </w:rPr>
-              <w:t>proprietary</w:t>
-            </w:r>
-            <w:r>
-              <w:rPr>
-                <w:noProof w:val="0"/>
-                <w:lang w:val="en-US"/>
-              </w:rPr>
-              <w:t xml:space="preserve"> and lack </w:t>
-            </w:r>
-            <w:r>
-              <w:rPr>
-                <w:noProof w:val="0"/>
-                <w:lang w:val="en-US"/>
-              </w:rPr>
-              <w:t>adaptability</w:t>
-            </w:r>
-            <w:r>
-              <w:rPr>
-                <w:noProof w:val="0"/>
-                <w:lang w:val="en-US"/>
-              </w:rPr>
-              <w:t xml:space="preserve">, a </w:t>
-            </w:r>
-            <w:r>
-              <w:rPr>
-                <w:noProof w:val="0"/>
-                <w:lang w:val="en-US"/>
-              </w:rPr>
-              <w:t>concept</w:t>
-            </w:r>
-            <w:r>
-              <w:rPr>
-                <w:noProof w:val="0"/>
-                <w:lang w:val="en-US"/>
-              </w:rPr>
-              <w:t xml:space="preserve"> </w:t>
-            </w:r>
-            <w:r>
-              <w:rPr>
-                <w:noProof w:val="0"/>
-                <w:lang w:val="en-US"/>
-              </w:rPr>
-              <w:t>for</w:t>
-            </w:r>
-            <w:r>
-              <w:rPr>
-                <w:noProof w:val="0"/>
-                <w:lang w:val="en-US"/>
-              </w:rPr>
-              <w:t xml:space="preserve"> a smart </w:t>
-            </w:r>
-            <w:r>
-              <w:rPr>
-                <w:noProof w:val="0"/>
-                <w:lang w:val="en-US"/>
-              </w:rPr>
-              <w:t>home</w:t>
-            </w:r>
-            <w:r>
-              <w:rPr>
-                <w:noProof w:val="0"/>
-                <w:lang w:val="en-US"/>
-              </w:rPr>
-              <w:t xml:space="preserve"> will </w:t>
-            </w:r>
-            <w:r>
-              <w:rPr>
-                <w:noProof w:val="0"/>
-                <w:lang w:val="en-US"/>
-              </w:rPr>
-              <w:t>be</w:t>
-            </w:r>
-            <w:r>
-              <w:rPr>
-                <w:noProof w:val="0"/>
-                <w:lang w:val="en-US"/>
-              </w:rPr>
-              <w:t xml:space="preserve"> </w:t>
-            </w:r>
-            <w:r>
-              <w:rPr>
-                <w:noProof w:val="0"/>
-                <w:lang w:val="en-US"/>
-              </w:rPr>
-              <w:t>developed</w:t>
-            </w:r>
-            <w:r>
-              <w:rPr>
-                <w:noProof w:val="0"/>
-                <w:lang w:val="en-US"/>
-              </w:rPr>
-              <w:t xml:space="preserve"> </w:t>
-            </w:r>
-            <w:r>
-              <w:rPr>
-                <w:noProof w:val="0"/>
-                <w:lang w:val="en-US"/>
-              </w:rPr>
-              <w:t>that</w:t>
-            </w:r>
-            <w:r>
-              <w:rPr>
-                <w:noProof w:val="0"/>
-                <w:lang w:val="en-US"/>
-              </w:rPr>
-              <w:t xml:space="preserve"> </w:t>
-            </w:r>
-            <w:r>
-              <w:rPr>
-                <w:noProof w:val="0"/>
-                <w:lang w:val="en-US"/>
-              </w:rPr>
-              <w:t>is</w:t>
-            </w:r>
-            <w:r>
-              <w:rPr>
-                <w:noProof w:val="0"/>
-                <w:lang w:val="en-US"/>
-              </w:rPr>
-              <w:t xml:space="preserve"> open-source and </w:t>
-            </w:r>
-            <w:r>
-              <w:rPr>
-                <w:noProof w:val="0"/>
-                <w:lang w:val="en-US"/>
-              </w:rPr>
-              <w:t>easily</w:t>
-            </w:r>
-            <w:r>
-              <w:rPr>
-                <w:noProof w:val="0"/>
-                <w:lang w:val="en-US"/>
-              </w:rPr>
-              <w:t xml:space="preserve"> </w:t>
-            </w:r>
-            <w:r>
-              <w:rPr>
-                <w:noProof w:val="0"/>
-                <w:lang w:val="en-US"/>
-              </w:rPr>
-              <w:t>customizable</w:t>
-            </w:r>
-            <w:r>
-              <w:rPr>
-                <w:noProof w:val="0"/>
-                <w:lang w:val="en-US"/>
-              </w:rPr>
-              <w:t xml:space="preserve">. The </w:t>
-            </w:r>
-            <w:r>
-              <w:rPr>
-                <w:noProof w:val="0"/>
-                <w:lang w:val="en-US"/>
-              </w:rPr>
-              <w:t>main</w:t>
-            </w:r>
-            <w:r>
-              <w:rPr>
-                <w:noProof w:val="0"/>
-                <w:lang w:val="en-US"/>
-              </w:rPr>
-              <w:t xml:space="preserve"> feature </w:t>
-            </w:r>
-            <w:r>
-              <w:rPr>
-                <w:noProof w:val="0"/>
-                <w:lang w:val="en-US"/>
-              </w:rPr>
-              <w:t>of</w:t>
-            </w:r>
-            <w:r>
-              <w:rPr>
-                <w:noProof w:val="0"/>
-                <w:lang w:val="en-US"/>
-              </w:rPr>
-              <w:t xml:space="preserve"> </w:t>
-            </w:r>
-            <w:r>
-              <w:rPr>
-                <w:noProof w:val="0"/>
-                <w:lang w:val="en-US"/>
-              </w:rPr>
-              <w:t>the</w:t>
-            </w:r>
-            <w:r>
-              <w:rPr>
-                <w:noProof w:val="0"/>
-                <w:lang w:val="en-US"/>
-              </w:rPr>
-              <w:t xml:space="preserve"> </w:t>
-            </w:r>
-            <w:r>
-              <w:rPr>
-                <w:noProof w:val="0"/>
-                <w:lang w:val="en-US"/>
-              </w:rPr>
-              <w:t>system</w:t>
-            </w:r>
-            <w:r>
-              <w:rPr>
-                <w:noProof w:val="0"/>
-                <w:lang w:val="en-US"/>
-              </w:rPr>
-              <w:t xml:space="preserve"> </w:t>
-            </w:r>
-            <w:r>
-              <w:rPr>
-                <w:noProof w:val="0"/>
-                <w:lang w:val="en-US"/>
-              </w:rPr>
-              <w:t>is</w:t>
-            </w:r>
-            <w:r>
-              <w:rPr>
-                <w:noProof w:val="0"/>
-                <w:lang w:val="en-US"/>
-              </w:rPr>
-              <w:t xml:space="preserve"> </w:t>
-            </w:r>
-            <w:r>
-              <w:rPr>
-                <w:noProof w:val="0"/>
-                <w:lang w:val="en-US"/>
-              </w:rPr>
-              <w:t>modularity</w:t>
-            </w:r>
-            <w:r>
-              <w:rPr>
-                <w:noProof w:val="0"/>
-                <w:lang w:val="en-US"/>
-              </w:rPr>
-              <w:t xml:space="preserve">, </w:t>
-            </w:r>
-            <w:r>
-              <w:rPr>
-                <w:noProof w:val="0"/>
-                <w:lang w:val="en-US"/>
-              </w:rPr>
-              <w:t>meaning</w:t>
-            </w:r>
-            <w:r>
-              <w:rPr>
-                <w:noProof w:val="0"/>
-                <w:lang w:val="en-US"/>
-              </w:rPr>
-              <w:t xml:space="preserve"> </w:t>
-            </w:r>
-            <w:r>
-              <w:rPr>
-                <w:noProof w:val="0"/>
-                <w:lang w:val="en-US"/>
-              </w:rPr>
-              <w:t>that</w:t>
-            </w:r>
-            <w:r>
-              <w:rPr>
-                <w:noProof w:val="0"/>
-                <w:lang w:val="en-US"/>
-              </w:rPr>
-              <w:t xml:space="preserve"> </w:t>
-            </w:r>
-            <w:r>
-              <w:rPr>
-                <w:noProof w:val="0"/>
-                <w:lang w:val="en-US"/>
-              </w:rPr>
-              <w:t>modules</w:t>
-            </w:r>
-            <w:r>
-              <w:rPr>
-                <w:noProof w:val="0"/>
-                <w:lang w:val="en-US"/>
-              </w:rPr>
-              <w:t xml:space="preserve"> </w:t>
-            </w:r>
-            <w:r>
-              <w:rPr>
-                <w:noProof w:val="0"/>
-                <w:lang w:val="en-US"/>
-              </w:rPr>
-              <w:t>with</w:t>
-            </w:r>
-            <w:r>
-              <w:rPr>
-                <w:noProof w:val="0"/>
-                <w:lang w:val="en-US"/>
-              </w:rPr>
-              <w:t xml:space="preserve"> different </w:t>
-            </w:r>
-            <w:r>
-              <w:rPr>
-                <w:noProof w:val="0"/>
-                <w:lang w:val="en-US"/>
-              </w:rPr>
-              <w:t>functions</w:t>
-            </w:r>
-            <w:r>
-              <w:rPr>
-                <w:noProof w:val="0"/>
-                <w:lang w:val="en-US"/>
-              </w:rPr>
-              <w:t xml:space="preserve"> </w:t>
-            </w:r>
-            <w:r>
-              <w:rPr>
-                <w:noProof w:val="0"/>
-                <w:lang w:val="en-US"/>
-              </w:rPr>
-              <w:t>should</w:t>
-            </w:r>
-            <w:r>
-              <w:rPr>
-                <w:noProof w:val="0"/>
-                <w:lang w:val="en-US"/>
-              </w:rPr>
-              <w:t xml:space="preserve"> </w:t>
-            </w:r>
-            <w:r>
-              <w:rPr>
-                <w:noProof w:val="0"/>
-                <w:lang w:val="en-US"/>
-              </w:rPr>
-              <w:t>be</w:t>
-            </w:r>
-            <w:r>
-              <w:rPr>
-                <w:noProof w:val="0"/>
-                <w:lang w:val="en-US"/>
-              </w:rPr>
-              <w:t xml:space="preserve"> </w:t>
-            </w:r>
-            <w:r>
-              <w:rPr>
-                <w:noProof w:val="0"/>
-                <w:lang w:val="en-US"/>
-              </w:rPr>
-              <w:t>interchangeable</w:t>
-            </w:r>
-            <w:r>
-              <w:rPr>
-                <w:noProof w:val="0"/>
-                <w:lang w:val="en-US"/>
-              </w:rPr>
-              <w:t>.</w:t>
-            </w:r>
-          </w:p>
-          <w:p>
-            <w:pPr>
-              <w:spacing w:before="240" w:beforeAutospacing="off" w:after="240" w:afterAutospacing="off"/>
-              <w:rPr>
-                <w:noProof w:val="0"/>
-                <w:lang w:val="en-US"/>
-              </w:rPr>
-            </w:pPr>
-            <w:r>
-              <w:rPr>
-                <w:noProof w:val="0"/>
-                <w:lang w:val="en-US"/>
-              </w:rPr>
-              <w:t xml:space="preserve">The </w:t>
-            </w:r>
-            <w:r>
-              <w:rPr>
-                <w:noProof w:val="0"/>
-                <w:lang w:val="en-US"/>
-              </w:rPr>
-              <w:t>tools</w:t>
-            </w:r>
-            <w:r>
-              <w:rPr>
-                <w:noProof w:val="0"/>
-                <w:lang w:val="en-US"/>
-              </w:rPr>
-              <w:t xml:space="preserve"> and </w:t>
-            </w:r>
-            <w:r>
-              <w:rPr>
-                <w:noProof w:val="0"/>
-                <w:lang w:val="en-US"/>
-              </w:rPr>
-              <w:t>technologies</w:t>
-            </w:r>
-            <w:r>
-              <w:rPr>
-                <w:noProof w:val="0"/>
-                <w:lang w:val="en-US"/>
-              </w:rPr>
-              <w:t xml:space="preserve"> </w:t>
-            </w:r>
-            <w:r>
-              <w:rPr>
-                <w:noProof w:val="0"/>
-                <w:lang w:val="en-US"/>
-              </w:rPr>
-              <w:t>required</w:t>
-            </w:r>
-            <w:r>
-              <w:rPr>
-                <w:noProof w:val="0"/>
-                <w:lang w:val="en-US"/>
-              </w:rPr>
-              <w:t xml:space="preserve"> </w:t>
-            </w:r>
-            <w:r>
-              <w:rPr>
-                <w:noProof w:val="0"/>
-                <w:lang w:val="en-US"/>
-              </w:rPr>
-              <w:t>for</w:t>
-            </w:r>
-            <w:r>
-              <w:rPr>
-                <w:noProof w:val="0"/>
-                <w:lang w:val="en-US"/>
-              </w:rPr>
-              <w:t xml:space="preserve"> </w:t>
-            </w:r>
-            <w:r>
-              <w:rPr>
-                <w:noProof w:val="0"/>
-                <w:lang w:val="en-US"/>
-              </w:rPr>
-              <w:t>this</w:t>
-            </w:r>
-            <w:r>
-              <w:rPr>
-                <w:noProof w:val="0"/>
-                <w:lang w:val="en-US"/>
-              </w:rPr>
-              <w:t xml:space="preserve"> </w:t>
-            </w:r>
-            <w:r>
-              <w:rPr>
-                <w:noProof w:val="0"/>
-                <w:lang w:val="en-US"/>
-              </w:rPr>
-              <w:t>project</w:t>
-            </w:r>
-            <w:r>
-              <w:rPr>
-                <w:noProof w:val="0"/>
-                <w:lang w:val="en-US"/>
-              </w:rPr>
-              <w:t xml:space="preserve"> </w:t>
-            </w:r>
-            <w:r>
-              <w:rPr>
-                <w:noProof w:val="0"/>
-                <w:lang w:val="en-US"/>
-              </w:rPr>
-              <w:t>should</w:t>
-            </w:r>
-            <w:r>
-              <w:rPr>
-                <w:noProof w:val="0"/>
-                <w:lang w:val="en-US"/>
-              </w:rPr>
-              <w:t xml:space="preserve"> </w:t>
-            </w:r>
-            <w:r>
-              <w:rPr>
-                <w:noProof w:val="0"/>
-                <w:lang w:val="en-US"/>
-              </w:rPr>
-              <w:t>be</w:t>
-            </w:r>
-            <w:r>
-              <w:rPr>
-                <w:noProof w:val="0"/>
-                <w:lang w:val="en-US"/>
-              </w:rPr>
-              <w:t xml:space="preserve"> </w:t>
-            </w:r>
-            <w:r>
-              <w:rPr>
-                <w:noProof w:val="0"/>
-                <w:lang w:val="en-US"/>
-              </w:rPr>
-              <w:t>easily</w:t>
-            </w:r>
-            <w:r>
-              <w:rPr>
-                <w:noProof w:val="0"/>
-                <w:lang w:val="en-US"/>
-              </w:rPr>
-              <w:t xml:space="preserve"> </w:t>
-            </w:r>
-            <w:r>
-              <w:rPr>
-                <w:noProof w:val="0"/>
-                <w:lang w:val="en-US"/>
-              </w:rPr>
-              <w:t>accessible</w:t>
-            </w:r>
-            <w:r>
-              <w:rPr>
-                <w:noProof w:val="0"/>
-                <w:lang w:val="en-US"/>
-              </w:rPr>
-              <w:t xml:space="preserve"> and </w:t>
-            </w:r>
-            <w:r>
-              <w:rPr>
-                <w:noProof w:val="0"/>
-                <w:lang w:val="en-US"/>
-              </w:rPr>
-              <w:t>free</w:t>
-            </w:r>
-            <w:r>
-              <w:rPr>
-                <w:noProof w:val="0"/>
-                <w:lang w:val="en-US"/>
-              </w:rPr>
-              <w:t xml:space="preserve"> </w:t>
-            </w:r>
-            <w:r>
-              <w:rPr>
-                <w:noProof w:val="0"/>
-                <w:lang w:val="en-US"/>
-              </w:rPr>
-              <w:t>for</w:t>
-            </w:r>
-            <w:r>
-              <w:rPr>
-                <w:noProof w:val="0"/>
-                <w:lang w:val="en-US"/>
-              </w:rPr>
-              <w:t xml:space="preserve"> </w:t>
-            </w:r>
-            <w:r>
-              <w:rPr>
-                <w:noProof w:val="0"/>
-                <w:lang w:val="en-US"/>
-              </w:rPr>
-              <w:t>anyone</w:t>
-            </w:r>
-            <w:r>
-              <w:rPr>
-                <w:noProof w:val="0"/>
-                <w:lang w:val="en-US"/>
-              </w:rPr>
-              <w:t xml:space="preserve"> </w:t>
-            </w:r>
-            <w:r>
-              <w:rPr>
-                <w:noProof w:val="0"/>
-                <w:lang w:val="en-US"/>
-              </w:rPr>
-              <w:t>interested</w:t>
-            </w:r>
-            <w:r>
-              <w:rPr>
-                <w:noProof w:val="0"/>
-                <w:lang w:val="en-US"/>
-              </w:rPr>
-              <w:t xml:space="preserve">. </w:t>
-            </w:r>
-            <w:r>
-              <w:rPr>
-                <w:noProof w:val="0"/>
-                <w:lang w:val="en-US"/>
-              </w:rPr>
-              <w:t>To</w:t>
-            </w:r>
-            <w:r>
-              <w:rPr>
-                <w:noProof w:val="0"/>
-                <w:lang w:val="en-US"/>
-              </w:rPr>
-              <w:t xml:space="preserve"> </w:t>
-            </w:r>
-            <w:r>
-              <w:rPr>
-                <w:noProof w:val="0"/>
-                <w:lang w:val="en-US"/>
-              </w:rPr>
-              <w:t>facilitate</w:t>
-            </w:r>
-            <w:r>
-              <w:rPr>
-                <w:noProof w:val="0"/>
-                <w:lang w:val="en-US"/>
-              </w:rPr>
-              <w:t xml:space="preserve"> </w:t>
-            </w:r>
-            <w:r>
-              <w:rPr>
-                <w:noProof w:val="0"/>
-                <w:lang w:val="en-US"/>
-              </w:rPr>
-              <w:t>system</w:t>
-            </w:r>
-            <w:r>
-              <w:rPr>
-                <w:noProof w:val="0"/>
-                <w:lang w:val="en-US"/>
-              </w:rPr>
-              <w:t xml:space="preserve"> </w:t>
-            </w:r>
-            <w:r>
-              <w:rPr>
-                <w:noProof w:val="0"/>
-                <w:lang w:val="en-US"/>
-              </w:rPr>
-              <w:t>expansion</w:t>
-            </w:r>
-            <w:r>
-              <w:rPr>
-                <w:noProof w:val="0"/>
-                <w:lang w:val="en-US"/>
-              </w:rPr>
-              <w:t xml:space="preserve">, a </w:t>
-            </w:r>
-            <w:r>
-              <w:rPr>
-                <w:noProof w:val="0"/>
-                <w:lang w:val="en-US"/>
-              </w:rPr>
-              <w:t>library</w:t>
-            </w:r>
-            <w:r>
-              <w:rPr>
-                <w:noProof w:val="0"/>
-                <w:lang w:val="en-US"/>
-              </w:rPr>
-              <w:t xml:space="preserve"> will </w:t>
-            </w:r>
-            <w:r>
-              <w:rPr>
-                <w:noProof w:val="0"/>
-                <w:lang w:val="en-US"/>
-              </w:rPr>
-              <w:t>be</w:t>
-            </w:r>
-            <w:r>
-              <w:rPr>
-                <w:noProof w:val="0"/>
-                <w:lang w:val="en-US"/>
-              </w:rPr>
-              <w:t xml:space="preserve"> </w:t>
-            </w:r>
-            <w:r>
-              <w:rPr>
-                <w:noProof w:val="0"/>
-                <w:lang w:val="en-US"/>
-              </w:rPr>
-              <w:t>available</w:t>
-            </w:r>
-            <w:r>
-              <w:rPr>
-                <w:noProof w:val="0"/>
-                <w:lang w:val="en-US"/>
-              </w:rPr>
-              <w:t xml:space="preserve"> </w:t>
-            </w:r>
-            <w:r>
-              <w:rPr>
-                <w:noProof w:val="0"/>
-                <w:lang w:val="en-US"/>
-              </w:rPr>
-              <w:t>to</w:t>
-            </w:r>
-            <w:r>
-              <w:rPr>
-                <w:noProof w:val="0"/>
-                <w:lang w:val="en-US"/>
-              </w:rPr>
-              <w:t xml:space="preserve"> </w:t>
-            </w:r>
-            <w:r>
-              <w:rPr>
-                <w:noProof w:val="0"/>
-                <w:lang w:val="en-US"/>
-              </w:rPr>
-              <w:t>simplify</w:t>
-            </w:r>
-            <w:r>
-              <w:rPr>
-                <w:noProof w:val="0"/>
-                <w:lang w:val="en-US"/>
-              </w:rPr>
-              <w:t xml:space="preserve"> </w:t>
-            </w:r>
-            <w:r>
-              <w:rPr>
-                <w:noProof w:val="0"/>
-                <w:lang w:val="en-US"/>
-              </w:rPr>
-              <w:t>the</w:t>
-            </w:r>
-            <w:r>
-              <w:rPr>
-                <w:noProof w:val="0"/>
-                <w:lang w:val="en-US"/>
-              </w:rPr>
-              <w:t xml:space="preserve"> </w:t>
-            </w:r>
-            <w:r>
-              <w:rPr>
-                <w:noProof w:val="0"/>
-                <w:lang w:val="en-US"/>
-              </w:rPr>
-              <w:t>use</w:t>
-            </w:r>
-            <w:r>
-              <w:rPr>
-                <w:noProof w:val="0"/>
-                <w:lang w:val="en-US"/>
-              </w:rPr>
-              <w:t xml:space="preserve"> </w:t>
-            </w:r>
-            <w:r>
-              <w:rPr>
-                <w:noProof w:val="0"/>
-                <w:lang w:val="en-US"/>
-              </w:rPr>
-              <w:t>of</w:t>
-            </w:r>
-            <w:r>
-              <w:rPr>
-                <w:noProof w:val="0"/>
-                <w:lang w:val="en-US"/>
-              </w:rPr>
-              <w:t xml:space="preserve"> relevant </w:t>
-            </w:r>
-            <w:r>
-              <w:rPr>
-                <w:noProof w:val="0"/>
-                <w:lang w:val="en-US"/>
-              </w:rPr>
-              <w:t>functionalities</w:t>
-            </w:r>
-            <w:r>
-              <w:rPr>
-                <w:noProof w:val="0"/>
-                <w:lang w:val="en-US"/>
-              </w:rPr>
-              <w:t>.</w:t>
+              <w:t>The tools and technologies required for this project should be easily accessible and free for anyone interested. To facilitate system expansion, a library will be available to simplify the use of relevant functionalities.</w:t>
             </w:r>
           </w:p>
         </w:tc>
@@ -2677,6 +1675,7 @@
         <w:rPr>
           <w:sz w:val="16"/>
           <w:szCs w:val="16"/>
+          <w:lang w:val="en-GB"/>
         </w:rPr>
       </w:pPr>
     </w:p>
@@ -2698,12 +1697,11 @@
           <w:tcPr>
             <w:tcW w:w="2722" w:type="dxa"/>
             <w:tcBorders>
-              <w:top w:val="single" w:color="000000" w:themeColor="text1" w:sz="4" w:space="0"/>
-              <w:left w:val="single" w:color="000000" w:themeColor="text1" w:sz="4" w:space="0"/>
-              <w:bottom w:val="single" w:color="000000" w:themeColor="text1" w:sz="4" w:space="0"/>
+              <w:top w:val="single" w:sz="4" w:space="0" w:color="000000" w:themeColor="text1"/>
+              <w:left w:val="single" w:sz="4" w:space="0" w:color="000000" w:themeColor="text1"/>
+              <w:bottom w:val="single" w:sz="4" w:space="0" w:color="000000" w:themeColor="text1"/>
             </w:tcBorders>
             <w:shd w:val="clear" w:color="auto" w:fill="auto"/>
-            <w:tcMar/>
             <w:vAlign w:val="center"/>
           </w:tcPr>
           <w:p>
@@ -2725,13 +1723,12 @@
           <w:tcPr>
             <w:tcW w:w="7034" w:type="dxa"/>
             <w:tcBorders>
-              <w:top w:val="single" w:color="000000" w:themeColor="text1" w:sz="4" w:space="0"/>
-              <w:left w:val="single" w:color="000000" w:themeColor="text1" w:sz="4" w:space="0"/>
-              <w:bottom w:val="single" w:color="000000" w:themeColor="text1" w:sz="4" w:space="0"/>
-              <w:right w:val="single" w:color="000000" w:themeColor="text1" w:sz="4" w:space="0"/>
+              <w:top w:val="single" w:sz="4" w:space="0" w:color="000000" w:themeColor="text1"/>
+              <w:left w:val="single" w:sz="4" w:space="0" w:color="000000" w:themeColor="text1"/>
+              <w:bottom w:val="single" w:sz="4" w:space="0" w:color="000000" w:themeColor="text1"/>
+              <w:right w:val="single" w:sz="4" w:space="0" w:color="000000" w:themeColor="text1"/>
             </w:tcBorders>
             <w:shd w:val="clear" w:color="auto" w:fill="auto"/>
-            <w:tcMar/>
             <w:vAlign w:val="center"/>
           </w:tcPr>
           <w:p>
@@ -2744,23 +1741,27 @@
           </w:p>
           <w:p>
             <w:pPr>
-              <w:spacing w:before="0" w:beforeAutospacing="off" w:after="240" w:afterAutospacing="off"/>
-            </w:pPr>
-            <w:r>
-              <w:rPr>
-                <w:b w:val="1"/>
-                <w:bCs w:val="1"/>
-                <w:noProof w:val="0"/>
+              <w:spacing w:after="240"/>
+              <w:rPr>
                 <w:lang w:val="en-GB"/>
               </w:rPr>
+            </w:pPr>
+            <w:r>
+              <w:rPr>
+                <w:b/>
+                <w:bCs/>
+                <w:lang w:val="en-GB"/>
+              </w:rPr>
               <w:t>Server:</w:t>
             </w:r>
             <w:r>
+              <w:rPr>
+                <w:lang w:val="en-GB"/>
+              </w:rPr>
               <w:br/>
             </w:r>
             <w:r>
               <w:rPr>
-                <w:noProof w:val="0"/>
                 <w:lang w:val="en-GB"/>
               </w:rPr>
               <w:t xml:space="preserve"> A Raspberry Pi 4 that functions as a web server and user interface.</w:t>
@@ -2768,23 +1769,27 @@
           </w:p>
           <w:p>
             <w:pPr>
-              <w:spacing w:before="240" w:beforeAutospacing="off" w:after="240" w:afterAutospacing="off"/>
-            </w:pPr>
-            <w:r>
-              <w:rPr>
-                <w:b w:val="1"/>
-                <w:bCs w:val="1"/>
-                <w:noProof w:val="0"/>
+              <w:spacing w:before="240" w:after="240"/>
+              <w:rPr>
                 <w:lang w:val="en-GB"/>
               </w:rPr>
+            </w:pPr>
+            <w:r>
+              <w:rPr>
+                <w:b/>
+                <w:bCs/>
+                <w:lang w:val="en-GB"/>
+              </w:rPr>
               <w:t>Bridge Node:</w:t>
             </w:r>
             <w:r>
+              <w:rPr>
+                <w:lang w:val="en-GB"/>
+              </w:rPr>
               <w:br/>
             </w:r>
             <w:r>
               <w:rPr>
-                <w:noProof w:val="0"/>
                 <w:lang w:val="en-GB"/>
               </w:rPr>
               <w:t xml:space="preserve"> An ESP32-S3 development module with an Ethernet port and an antenna connector, serving as the interface between all nodes and the web server.</w:t>
@@ -2792,40 +1797,30 @@
           </w:p>
           <w:p>
             <w:pPr>
-              <w:spacing w:before="240" w:beforeAutospacing="off" w:after="240" w:afterAutospacing="off"/>
-            </w:pPr>
-            <w:r>
-              <w:rPr>
-                <w:b w:val="1"/>
-                <w:bCs w:val="1"/>
-                <w:noProof w:val="0"/>
+              <w:spacing w:before="240" w:after="240"/>
+              <w:rPr>
                 <w:lang w:val="en-GB"/>
               </w:rPr>
+            </w:pPr>
+            <w:r>
+              <w:rPr>
+                <w:b/>
+                <w:bCs/>
+                <w:lang w:val="en-GB"/>
+              </w:rPr>
               <w:t>Slave Nodes:</w:t>
             </w:r>
             <w:r>
+              <w:rPr>
+                <w:lang w:val="en-GB"/>
+              </w:rPr>
               <w:br/>
             </w:r>
             <w:r>
               <w:rPr>
-                <w:noProof w:val="0"/>
                 <w:lang w:val="en-GB"/>
               </w:rPr>
-              <w:t xml:space="preserve"> A part of the smart home system consisting of a base module and an attachable module with any desired functionality. A slave node collects data or controls actuators. As part of this work, two </w:t>
-            </w:r>
-            <w:r>
-              <w:rPr>
-                <w:noProof w:val="0"/>
-                <w:lang w:val="en-GB"/>
-              </w:rPr>
-              <w:t>additional</w:t>
-            </w:r>
-            <w:r>
-              <w:rPr>
-                <w:noProof w:val="0"/>
-                <w:lang w:val="en-GB"/>
-              </w:rPr>
-              <w:t xml:space="preserve"> modules have been developed.</w:t>
+              <w:t xml:space="preserve"> A part of the smart home system consisting of a base module and an attachable module with any desired functionality. A slave node collects data or controls actuators. As part of this work, two additional modules have been developed.</w:t>
             </w:r>
           </w:p>
           <w:p>
@@ -2840,7 +1835,15 @@
       </w:tr>
     </w:tbl>
     <w:p>
+      <w:pPr>
+        <w:rPr>
+          <w:lang w:val="en-GB"/>
+        </w:rPr>
+      </w:pPr>
       <w:r>
+        <w:rPr>
+          <w:lang w:val="en-GB"/>
+        </w:rPr>
         <w:br w:type="page"/>
       </w:r>
     </w:p>
@@ -2850,6 +1853,7 @@
         <w:rPr>
           <w:sz w:val="16"/>
           <w:szCs w:val="16"/>
+          <w:lang w:val="en-GB"/>
         </w:rPr>
       </w:pPr>
     </w:p>
@@ -2871,12 +1875,11 @@
           <w:tcPr>
             <w:tcW w:w="2722" w:type="dxa"/>
             <w:tcBorders>
-              <w:top w:val="single" w:color="000000" w:themeColor="text1" w:sz="4" w:space="0"/>
-              <w:left w:val="single" w:color="000000" w:themeColor="text1" w:sz="4" w:space="0"/>
-              <w:bottom w:val="single" w:color="000000" w:themeColor="text1" w:sz="4" w:space="0"/>
+              <w:top w:val="single" w:sz="4" w:space="0" w:color="000000" w:themeColor="text1"/>
+              <w:left w:val="single" w:sz="4" w:space="0" w:color="000000" w:themeColor="text1"/>
+              <w:bottom w:val="single" w:sz="4" w:space="0" w:color="000000" w:themeColor="text1"/>
             </w:tcBorders>
             <w:shd w:val="clear" w:color="auto" w:fill="auto"/>
-            <w:tcMar/>
             <w:vAlign w:val="center"/>
           </w:tcPr>
           <w:p>
@@ -2898,46 +1901,51 @@
           <w:tcPr>
             <w:tcW w:w="7011" w:type="dxa"/>
             <w:tcBorders>
-              <w:top w:val="single" w:color="000000" w:themeColor="text1" w:sz="4" w:space="0"/>
-              <w:left w:val="single" w:color="000000" w:themeColor="text1" w:sz="4" w:space="0"/>
-              <w:bottom w:val="single" w:color="000000" w:themeColor="text1" w:sz="4" w:space="0"/>
-              <w:right w:val="single" w:color="000000" w:themeColor="text1" w:sz="4" w:space="0"/>
+              <w:top w:val="single" w:sz="4" w:space="0" w:color="000000" w:themeColor="text1"/>
+              <w:left w:val="single" w:sz="4" w:space="0" w:color="000000" w:themeColor="text1"/>
+              <w:bottom w:val="single" w:sz="4" w:space="0" w:color="000000" w:themeColor="text1"/>
+              <w:right w:val="single" w:sz="4" w:space="0" w:color="000000" w:themeColor="text1"/>
             </w:tcBorders>
             <w:shd w:val="clear" w:color="auto" w:fill="auto"/>
-            <w:tcMar/>
             <w:vAlign w:val="center"/>
           </w:tcPr>
           <w:p>
             <w:pPr>
-              <w:spacing w:before="0" w:beforeAutospacing="off" w:after="240" w:afterAutospacing="off"/>
-            </w:pPr>
-            <w:r>
-              <w:rPr>
-                <w:noProof w:val="0"/>
+              <w:spacing w:after="240"/>
+              <w:rPr>
                 <w:lang w:val="en-GB"/>
               </w:rPr>
+            </w:pPr>
+            <w:r>
+              <w:rPr>
+                <w:lang w:val="en-GB"/>
+              </w:rPr>
               <w:t>The hardware, communication paths, and node functionalities have been successfully developed.</w:t>
             </w:r>
           </w:p>
           <w:p>
             <w:pPr>
-              <w:spacing w:before="240" w:beforeAutospacing="off" w:after="240" w:afterAutospacing="off"/>
-            </w:pPr>
-            <w:r>
-              <w:rPr>
-                <w:noProof w:val="0"/>
+              <w:spacing w:before="240" w:after="240"/>
+              <w:rPr>
                 <w:lang w:val="en-GB"/>
               </w:rPr>
+            </w:pPr>
+            <w:r>
+              <w:rPr>
+                <w:lang w:val="en-GB"/>
+              </w:rPr>
               <w:t>A functional example of data exchange has been tested.</w:t>
             </w:r>
           </w:p>
           <w:p>
             <w:pPr>
-              <w:spacing w:before="240" w:beforeAutospacing="off" w:after="240" w:afterAutospacing="off"/>
-            </w:pPr>
-            <w:r>
-              <w:rPr>
-                <w:noProof w:val="0"/>
+              <w:spacing w:before="240" w:after="240"/>
+              <w:rPr>
+                <w:lang w:val="en-GB"/>
+              </w:rPr>
+            </w:pPr>
+            <w:r>
+              <w:rPr>
                 <w:lang w:val="en-GB"/>
               </w:rPr>
               <w:t>A prototype of a web interface that requests data has been implemented, including the networking and ESP-NOW discovery process.</w:t>
@@ -2972,12 +1980,11 @@
           <w:tcPr>
             <w:tcW w:w="2722" w:type="dxa"/>
             <w:tcBorders>
-              <w:top w:val="single" w:color="000000" w:themeColor="text1" w:sz="4" w:space="0"/>
-              <w:left w:val="single" w:color="000000" w:themeColor="text1" w:sz="4" w:space="0"/>
-              <w:bottom w:val="single" w:color="000000" w:themeColor="text1" w:sz="4" w:space="0"/>
+              <w:top w:val="single" w:sz="4" w:space="0" w:color="000000" w:themeColor="text1"/>
+              <w:left w:val="single" w:sz="4" w:space="0" w:color="000000" w:themeColor="text1"/>
+              <w:bottom w:val="single" w:sz="4" w:space="0" w:color="000000" w:themeColor="text1"/>
             </w:tcBorders>
             <w:shd w:val="clear" w:color="auto" w:fill="auto"/>
-            <w:tcMar/>
             <w:vAlign w:val="center"/>
           </w:tcPr>
           <w:p>
@@ -3019,13 +2026,12 @@
           <w:tcPr>
             <w:tcW w:w="7034" w:type="dxa"/>
             <w:tcBorders>
-              <w:top w:val="single" w:color="000000" w:themeColor="text1" w:sz="4" w:space="0"/>
-              <w:left w:val="single" w:color="000000" w:themeColor="text1" w:sz="4" w:space="0"/>
-              <w:bottom w:val="single" w:color="000000" w:themeColor="text1" w:sz="4" w:space="0"/>
-              <w:right w:val="single" w:color="000000" w:themeColor="text1" w:sz="4" w:space="0"/>
+              <w:top w:val="single" w:sz="4" w:space="0" w:color="000000" w:themeColor="text1"/>
+              <w:left w:val="single" w:sz="4" w:space="0" w:color="000000" w:themeColor="text1"/>
+              <w:bottom w:val="single" w:sz="4" w:space="0" w:color="000000" w:themeColor="text1"/>
+              <w:right w:val="single" w:sz="4" w:space="0" w:color="000000" w:themeColor="text1"/>
             </w:tcBorders>
             <w:shd w:val="clear" w:color="auto" w:fill="auto"/>
-            <w:tcMar/>
             <w:vAlign w:val="center"/>
           </w:tcPr>
           <w:p>
@@ -3033,26 +2039,29 @@
               <w:pStyle w:val="TextAbschnitt2"/>
             </w:pPr>
             <w:r>
+              <w:rPr>
+                <w:noProof/>
+              </w:rPr>
               <w:drawing>
-                <wp:inline wp14:editId="2B49C354" wp14:anchorId="41F2F16A">
+                <wp:inline distT="0" distB="0" distL="0" distR="0" wp14:anchorId="41F2F16A" wp14:editId="2B49C354">
                   <wp:extent cx="4248150" cy="2533650"/>
                   <wp:effectExtent l="0" t="0" r="0" b="0"/>
-                  <wp:docPr id="855733924" name="" title=""/>
+                  <wp:docPr id="855733924" name="Grafik 855733924"/>
                   <wp:cNvGraphicFramePr>
-                    <a:graphicFrameLocks noChangeAspect="1"/>
+                    <a:graphicFrameLocks xmlns:a="http://schemas.openxmlformats.org/drawingml/2006/main" noChangeAspect="1"/>
                   </wp:cNvGraphicFramePr>
-                  <a:graphic>
+                  <a:graphic xmlns:a="http://schemas.openxmlformats.org/drawingml/2006/main">
                     <a:graphicData uri="http://schemas.openxmlformats.org/drawingml/2006/picture">
-                      <pic:pic>
+                      <pic:pic xmlns:pic="http://schemas.openxmlformats.org/drawingml/2006/picture">
                         <pic:nvPicPr>
                           <pic:cNvPr id="0" name=""/>
                           <pic:cNvPicPr/>
                         </pic:nvPicPr>
                         <pic:blipFill>
-                          <a:blip r:embed="R6dc2c49e4cea4e44">
+                          <a:blip r:embed="rId17">
                             <a:extLst>
-                              <a:ext xmlns:a="http://schemas.openxmlformats.org/drawingml/2006/main" uri="{28A0092B-C50C-407E-A947-70E740481C1C}">
-                                <a14:useLocalDpi val="0"/>
+                              <a:ext uri="{28A0092B-C50C-407E-A947-70E740481C1C}">
+                                <a14:useLocalDpi xmlns:a14="http://schemas.microsoft.com/office/drawing/2010/main" val="0"/>
                               </a:ext>
                             </a:extLst>
                           </a:blip>
@@ -3079,24 +2088,21 @@
           <w:p>
             <w:pPr>
               <w:pStyle w:val="TextAbschnitt2"/>
+              <w:rPr>
+                <w:lang w:val="en-GB"/>
+              </w:rPr>
             </w:pPr>
             <w:r>
               <w:rPr>
                 <w:lang w:val="en-US"/>
               </w:rPr>
-              <w:t>Concept</w:t>
-            </w:r>
-            <w:r>
-              <w:rPr>
-                <w:lang w:val="en-US"/>
-              </w:rPr>
-              <w:t xml:space="preserve"> of the Smart Home Systems and its communication.</w:t>
+              <w:t>Concept of the Smart Home Systems and its communication.</w:t>
             </w:r>
           </w:p>
         </w:tc>
       </w:tr>
     </w:tbl>
-    <w:p w14:noSpellErr="1">
+    <w:p>
       <w:pPr>
         <w:pStyle w:val="TextAbschnitt2"/>
         <w:rPr>
@@ -3124,12 +2130,11 @@
           <w:tcPr>
             <w:tcW w:w="2722" w:type="dxa"/>
             <w:tcBorders>
-              <w:top w:val="single" w:color="000000" w:themeColor="text1" w:sz="4" w:space="0"/>
-              <w:left w:val="single" w:color="000000" w:themeColor="text1" w:sz="4" w:space="0"/>
-              <w:bottom w:val="single" w:color="000000" w:themeColor="text1" w:sz="4" w:space="0"/>
+              <w:top w:val="single" w:sz="4" w:space="0" w:color="000000" w:themeColor="text1"/>
+              <w:left w:val="single" w:sz="4" w:space="0" w:color="000000" w:themeColor="text1"/>
+              <w:bottom w:val="single" w:sz="4" w:space="0" w:color="000000" w:themeColor="text1"/>
             </w:tcBorders>
             <w:shd w:val="clear" w:color="auto" w:fill="auto"/>
-            <w:tcMar/>
             <w:vAlign w:val="center"/>
           </w:tcPr>
           <w:p>
@@ -3165,65 +2170,34 @@
           <w:tcPr>
             <w:tcW w:w="7034" w:type="dxa"/>
             <w:tcBorders>
-              <w:top w:val="single" w:color="000000" w:themeColor="text1" w:sz="4" w:space="0"/>
-              <w:left w:val="single" w:color="000000" w:themeColor="text1" w:sz="4" w:space="0"/>
-              <w:bottom w:val="single" w:color="000000" w:themeColor="text1" w:sz="4" w:space="0"/>
-              <w:right w:val="single" w:color="000000" w:themeColor="text1" w:sz="4" w:space="0"/>
+              <w:top w:val="single" w:sz="4" w:space="0" w:color="000000" w:themeColor="text1"/>
+              <w:left w:val="single" w:sz="4" w:space="0" w:color="000000" w:themeColor="text1"/>
+              <w:bottom w:val="single" w:sz="4" w:space="0" w:color="000000" w:themeColor="text1"/>
+              <w:right w:val="single" w:sz="4" w:space="0" w:color="000000" w:themeColor="text1"/>
             </w:tcBorders>
             <w:shd w:val="clear" w:color="auto" w:fill="auto"/>
-            <w:tcMar/>
             <w:vAlign w:val="center"/>
           </w:tcPr>
           <w:p>
             <w:pPr>
-              <w:spacing w:before="0" w:beforeAutospacing="off" w:after="240" w:afterAutospacing="off"/>
-            </w:pPr>
-            <w:r>
-              <w:rPr>
-                <w:noProof w:val="0"/>
+              <w:spacing w:after="240"/>
+              <w:rPr>
                 <w:lang w:val="en-GB"/>
               </w:rPr>
-              <w:t xml:space="preserve">The </w:t>
-            </w:r>
-            <w:r>
-              <w:rPr>
-                <w:noProof w:val="0"/>
+            </w:pPr>
+            <w:r>
+              <w:rPr>
                 <w:lang w:val="en-GB"/>
               </w:rPr>
-              <w:t>diploma</w:t>
-            </w:r>
-            <w:r>
-              <w:rPr>
-                <w:noProof w:val="0"/>
-                <w:lang w:val="en-GB"/>
-              </w:rPr>
-              <w:t xml:space="preserve"> thesis is not restricted. It can be viewed at:</w:t>
-            </w:r>
-          </w:p>
-          <w:p>
-            <w:pPr>
-              <w:spacing w:before="240" w:beforeAutospacing="off" w:after="240" w:afterAutospacing="off"/>
-            </w:pPr>
-            <w:r>
-              <w:rPr>
-                <w:noProof w:val="0"/>
-                <w:lang w:val="en-GB"/>
-              </w:rPr>
-              <w:t xml:space="preserve">HTL St. Pölten, </w:t>
-            </w:r>
-            <w:r>
-              <w:rPr>
-                <w:noProof w:val="0"/>
-                <w:lang w:val="en-GB"/>
-              </w:rPr>
-              <w:t>Waldstraße</w:t>
-            </w:r>
-            <w:r>
-              <w:rPr>
-                <w:noProof w:val="0"/>
-                <w:lang w:val="en-GB"/>
-              </w:rPr>
-              <w:t xml:space="preserve"> 3, 3100 St. Pölten.</w:t>
+              <w:t>The diploma thesis is not restricted. It can be viewed at:</w:t>
+            </w:r>
+          </w:p>
+          <w:p>
+            <w:pPr>
+              <w:spacing w:before="240" w:after="240"/>
+            </w:pPr>
+            <w:r>
+              <w:t>HTL St. Pölten, Waldstraße 3, 3100 St. Pölten.</w:t>
             </w:r>
           </w:p>
         </w:tc>
@@ -3257,9 +2231,9 @@
           <w:tcPr>
             <w:tcW w:w="2722" w:type="dxa"/>
             <w:tcBorders>
-              <w:top w:val="single" w:color="000000" w:sz="4" w:space="0"/>
-              <w:left w:val="single" w:color="000000" w:sz="4" w:space="0"/>
-              <w:bottom w:val="single" w:color="000000" w:sz="4" w:space="0"/>
+              <w:top w:val="single" w:sz="4" w:space="0" w:color="000000"/>
+              <w:left w:val="single" w:sz="4" w:space="0" w:color="000000"/>
+              <w:bottom w:val="single" w:sz="4" w:space="0" w:color="000000"/>
             </w:tcBorders>
             <w:shd w:val="clear" w:color="auto" w:fill="auto"/>
             <w:vAlign w:val="center"/>
@@ -3295,9 +2269,9 @@
           <w:tcPr>
             <w:tcW w:w="3544" w:type="dxa"/>
             <w:tcBorders>
-              <w:top w:val="single" w:color="000000" w:sz="4" w:space="0"/>
-              <w:left w:val="single" w:color="000000" w:sz="4" w:space="0"/>
-              <w:bottom w:val="single" w:color="000000" w:sz="4" w:space="0"/>
+              <w:top w:val="single" w:sz="4" w:space="0" w:color="000000"/>
+              <w:left w:val="single" w:sz="4" w:space="0" w:color="000000"/>
+              <w:bottom w:val="single" w:sz="4" w:space="0" w:color="000000"/>
             </w:tcBorders>
             <w:shd w:val="clear" w:color="auto" w:fill="auto"/>
           </w:tcPr>
@@ -3349,10 +2323,10 @@
           <w:tcPr>
             <w:tcW w:w="3490" w:type="dxa"/>
             <w:tcBorders>
-              <w:top w:val="single" w:color="000000" w:sz="4" w:space="0"/>
-              <w:left w:val="single" w:color="000000" w:sz="4" w:space="0"/>
-              <w:bottom w:val="single" w:color="000000" w:sz="4" w:space="0"/>
-              <w:right w:val="single" w:color="000000" w:sz="4" w:space="0"/>
+              <w:top w:val="single" w:sz="4" w:space="0" w:color="000000"/>
+              <w:left w:val="single" w:sz="4" w:space="0" w:color="000000"/>
+              <w:bottom w:val="single" w:sz="4" w:space="0" w:color="000000"/>
+              <w:right w:val="single" w:sz="4" w:space="0" w:color="000000"/>
             </w:tcBorders>
             <w:shd w:val="clear" w:color="auto" w:fill="auto"/>
           </w:tcPr>
@@ -3411,19 +2385,18 @@
         </w:tc>
       </w:tr>
     </w:tbl>
-    <w:p w14:noSpellErr="1">
-      <w:pPr>
-        <w:pStyle w:val="Standard"/>
+    <w:p>
+      <w:pPr>
         <w:suppressAutoHyphens w:val="0"/>
         <w:spacing w:after="200" w:line="276" w:lineRule="auto"/>
         <w:rPr>
-          <w:rFonts w:cs="Calibri" w:cstheme="minorAscii"/>
+          <w:rFonts w:cstheme="minorBidi"/>
           <w:lang w:val="en-GB"/>
         </w:rPr>
         <w:sectPr>
-          <w:headerReference w:type="even" r:id="rId17"/>
-          <w:headerReference w:type="default" r:id="rId18"/>
-          <w:pgSz w:w="11906" w:h="16838" w:orient="portrait" w:code="9"/>
+          <w:headerReference w:type="even" r:id="rId22"/>
+          <w:headerReference w:type="default" r:id="rId23"/>
+          <w:pgSz w:w="11906" w:h="16838" w:code="9"/>
           <w:pgMar w:top="1418" w:right="1134" w:bottom="1418" w:left="1134" w:header="709" w:footer="709" w:gutter="0"/>
           <w:pgNumType w:start="1"/>
           <w:cols w:space="720"/>
@@ -3443,9 +2416,9 @@
           <w:lang w:val="en-GB"/>
         </w:rPr>
         <w:sectPr>
-          <w:headerReference w:type="default" r:id="rId19"/>
-          <w:footerReference w:type="default" r:id="rId20"/>
-          <w:pgSz w:w="11906" w:h="16838" w:orient="portrait" w:code="9"/>
+          <w:headerReference w:type="default" r:id="rId24"/>
+          <w:footerReference w:type="default" r:id="rId25"/>
+          <w:pgSz w:w="11906" w:h="16838" w:code="9"/>
           <w:pgMar w:top="1418" w:right="1134" w:bottom="1418" w:left="1134" w:header="709" w:footer="709" w:gutter="0"/>
           <w:pgNumType w:start="1"/>
           <w:cols w:space="720"/>
@@ -3453,18 +2426,20 @@
         </w:sectPr>
       </w:pPr>
     </w:p>
-    <w:p w14:noSpellErr="1">
+    <w:p>
       <w:pPr>
         <w:pStyle w:val="berschrift1"/>
         <w:numPr>
           <w:ilvl w:val="0"/>
           <w:numId w:val="0"/>
         </w:numPr>
-        <w:ind w:left="0" w:hanging="0"/>
+        <w:rPr>
+          <w:lang w:val="en-GB"/>
+        </w:rPr>
         <w:sectPr>
-          <w:headerReference w:type="default" r:id="rId21"/>
-          <w:footerReference w:type="default" r:id="rId22"/>
-          <w:pgSz w:w="11906" w:h="16838" w:orient="portrait" w:code="9"/>
+          <w:headerReference w:type="default" r:id="rId26"/>
+          <w:footerReference w:type="default" r:id="rId27"/>
+          <w:pgSz w:w="11906" w:h="16838" w:code="9"/>
           <w:pgMar w:top="1418" w:right="1134" w:bottom="1418" w:left="1134" w:header="709" w:footer="709" w:gutter="567"/>
           <w:pgNumType w:start="1"/>
           <w:cols w:space="720"/>
@@ -3479,31 +2454,34 @@
           <w:ilvl w:val="0"/>
           <w:numId w:val="0"/>
         </w:numPr>
-        <w:ind w:left="0"/>
+        <w:rPr>
+          <w:lang w:val="en-GB"/>
+        </w:rPr>
         <w:sectPr>
-          <w:headerReference w:type="even" r:id="rId23"/>
-          <w:headerReference w:type="default" r:id="rId24"/>
-          <w:footerReference w:type="even" r:id="rId25"/>
-          <w:footerReference w:type="default" r:id="rId26"/>
-          <w:headerReference w:type="first" r:id="rId27"/>
-          <w:footerReference w:type="first" r:id="rId28"/>
-          <w:pgSz w:w="11906" w:h="16838" w:orient="portrait"/>
+          <w:headerReference w:type="even" r:id="rId28"/>
+          <w:headerReference w:type="default" r:id="rId29"/>
+          <w:footerReference w:type="even" r:id="rId30"/>
+          <w:footerReference w:type="default" r:id="rId31"/>
+          <w:headerReference w:type="first" r:id="rId32"/>
+          <w:footerReference w:type="first" r:id="rId33"/>
+          <w:pgSz w:w="11906" w:h="16838"/>
           <w:pgMar w:top="1418" w:right="1134" w:bottom="1418" w:left="1134" w:header="709" w:footer="709" w:gutter="567"/>
           <w:cols w:space="720"/>
           <w:docGrid w:linePitch="360"/>
         </w:sectPr>
       </w:pPr>
     </w:p>
-    <w:p w14:noSpellErr="1">
+    <w:p>
       <w:pPr>
         <w:pStyle w:val="Text"/>
         <w:rPr>
-          <w:rFonts w:cs="Calibri" w:cstheme="minorAscii"/>
+          <w:rFonts w:cstheme="minorBidi"/>
+          <w:lang w:val="en-GB"/>
         </w:rPr>
         <w:sectPr>
-          <w:footerReference w:type="even" r:id="rId30"/>
-          <w:footerReference w:type="default" r:id="rId31"/>
-          <w:pgSz w:w="11906" w:h="16838" w:orient="portrait"/>
+          <w:footerReference w:type="even" r:id="rId34"/>
+          <w:footerReference w:type="default" r:id="rId35"/>
+          <w:pgSz w:w="11906" w:h="16838"/>
           <w:pgMar w:top="1418" w:right="1134" w:bottom="1418" w:left="1134" w:header="737" w:footer="737" w:gutter="567"/>
           <w:cols w:space="720"/>
           <w:docGrid w:linePitch="360"/>
@@ -3517,17 +2495,14 @@
           <w:ilvl w:val="0"/>
           <w:numId w:val="0"/>
         </w:numPr>
-        <w:ind w:left="0"/>
         <w:rPr>
-          <w:b w:val="1"/>
-          <w:bCs w:val="1"/>
-          <w:sz w:val="32"/>
-          <w:szCs w:val="32"/>
+          <w:bCs/>
+          <w:lang w:val="en-GB"/>
         </w:rPr>
         <w:sectPr>
-          <w:footerReference w:type="even" r:id="rId32"/>
-          <w:footerReference w:type="default" r:id="rId33"/>
-          <w:pgSz w:w="11906" w:h="16838" w:orient="portrait"/>
+          <w:footerReference w:type="even" r:id="rId36"/>
+          <w:footerReference w:type="default" r:id="rId37"/>
+          <w:pgSz w:w="11906" w:h="16838"/>
           <w:pgMar w:top="1418" w:right="1134" w:bottom="1418" w:left="1134" w:header="737" w:footer="737" w:gutter="567"/>
           <w:cols w:space="720"/>
           <w:docGrid w:linePitch="360"/>
@@ -3537,11 +2512,14 @@
     <w:p>
       <w:pPr>
         <w:pStyle w:val="Text"/>
+        <w:rPr>
+          <w:lang w:val="en-GB"/>
+        </w:rPr>
       </w:pPr>
     </w:p>
     <w:sectPr>
-      <w:footerReference w:type="even" r:id="rId34"/>
-      <w:pgSz w:w="11906" w:h="16838" w:orient="portrait"/>
+      <w:footerReference w:type="even" r:id="rId38"/>
+      <w:pgSz w:w="11906" w:h="16838"/>
       <w:pgMar w:top="1418" w:right="1134" w:bottom="1418" w:left="1134" w:header="737" w:footer="737" w:gutter="567"/>
       <w:cols w:space="720"/>
       <w:docGrid w:linePitch="360"/>
@@ -3571,393 +2549,8 @@
 
 <file path=word/footer1.xml><?xml version="1.0" encoding="utf-8"?>
 <w:ftr xmlns:wpc="http://schemas.microsoft.com/office/word/2010/wordprocessingCanvas" xmlns:cx="http://schemas.microsoft.com/office/drawing/2014/chartex" xmlns:cx1="http://schemas.microsoft.com/office/drawing/2015/9/8/chartex" xmlns:cx2="http://schemas.microsoft.com/office/drawing/2015/10/21/chartex" xmlns:cx3="http://schemas.microsoft.com/office/drawing/2016/5/9/chartex" xmlns:cx4="http://schemas.microsoft.com/office/drawing/2016/5/10/chartex" xmlns:cx5="http://schemas.microsoft.com/office/drawing/2016/5/11/chartex" xmlns:cx6="http://schemas.microsoft.com/office/drawing/2016/5/12/chartex" xmlns:cx7="http://schemas.microsoft.com/office/drawing/2016/5/13/chartex" xmlns:cx8="http://schemas.microsoft.com/office/drawing/2016/5/14/chartex" xmlns:mc="http://schemas.openxmlformats.org/markup-compatibility/2006" xmlns:aink="http://schemas.microsoft.com/office/drawing/2016/ink" xmlns:am3d="http://schemas.microsoft.com/office/drawing/2017/model3d" xmlns:o="urn:schemas-microsoft-com:office:office" xmlns:oel="http://schemas.microsoft.com/office/2019/extlst" xmlns:r="http://schemas.openxmlformats.org/officeDocument/2006/relationships" xmlns:m="http://schemas.openxmlformats.org/officeDocument/2006/math" xmlns:v="urn:schemas-microsoft-com:vml" xmlns:wp14="http://schemas.microsoft.com/office/word/2010/wordprocessingDrawing" xmlns:wp="http://schemas.openxmlformats.org/drawingml/2006/wordprocessingDrawing" xmlns:w10="urn:schemas-microsoft-com:office:word" xmlns:w="http://schemas.openxmlformats.org/wordprocessingml/2006/main" xmlns:w14="http://schemas.microsoft.com/office/word/2010/wordml" xmlns:w15="http://schemas.microsoft.com/office/word/2012/wordml" xmlns:w16cex="http://schemas.microsoft.com/office/word/2018/wordml/cex" xmlns:w16cid="http://schemas.microsoft.com/office/word/2016/wordml/cid" xmlns:w16="http://schemas.microsoft.com/office/word/2018/wordml" xmlns:w16du="http://schemas.microsoft.com/office/word/2023/wordml/word16du" xmlns:w16sdtdh="http://schemas.microsoft.com/office/word/2020/wordml/sdtdatahash" xmlns:w16sdtfl="http://schemas.microsoft.com/office/word/2024/wordml/sdtformatlock" xmlns:w16se="http://schemas.microsoft.com/office/word/2015/wordml/symex" xmlns:wpg="http://schemas.microsoft.com/office/word/2010/wordprocessingGroup" xmlns:wpi="http://schemas.microsoft.com/office/word/2010/wordprocessingInk" xmlns:wne="http://schemas.microsoft.com/office/word/2006/wordml" xmlns:wps="http://schemas.microsoft.com/office/word/2010/wordprocessingShape" mc:Ignorable="w14 w15 w16se w16cid w16 w16cex w16sdtdh w16sdtfl w16du wp14">
-  <w:p>
-    <w:pPr>
-      <w:pStyle w:val="Fuzeile"/>
-    </w:pPr>
-  </w:p>
-</w:ftr>
-</file>
-
-<file path=word/footer10.xml><?xml version="1.0" encoding="utf-8"?>
-<w:ftr xmlns:wpc="http://schemas.microsoft.com/office/word/2010/wordprocessingCanvas" xmlns:cx="http://schemas.microsoft.com/office/drawing/2014/chartex" xmlns:cx1="http://schemas.microsoft.com/office/drawing/2015/9/8/chartex" xmlns:cx2="http://schemas.microsoft.com/office/drawing/2015/10/21/chartex" xmlns:cx3="http://schemas.microsoft.com/office/drawing/2016/5/9/chartex" xmlns:cx4="http://schemas.microsoft.com/office/drawing/2016/5/10/chartex" xmlns:cx5="http://schemas.microsoft.com/office/drawing/2016/5/11/chartex" xmlns:cx6="http://schemas.microsoft.com/office/drawing/2016/5/12/chartex" xmlns:cx7="http://schemas.microsoft.com/office/drawing/2016/5/13/chartex" xmlns:cx8="http://schemas.microsoft.com/office/drawing/2016/5/14/chartex" xmlns:mc="http://schemas.openxmlformats.org/markup-compatibility/2006" xmlns:aink="http://schemas.microsoft.com/office/drawing/2016/ink" xmlns:am3d="http://schemas.microsoft.com/office/drawing/2017/model3d" xmlns:o="urn:schemas-microsoft-com:office:office" xmlns:oel="http://schemas.microsoft.com/office/2019/extlst" xmlns:r="http://schemas.openxmlformats.org/officeDocument/2006/relationships" xmlns:m="http://schemas.openxmlformats.org/officeDocument/2006/math" xmlns:v="urn:schemas-microsoft-com:vml" xmlns:wp14="http://schemas.microsoft.com/office/word/2010/wordprocessingDrawing" xmlns:wp="http://schemas.openxmlformats.org/drawingml/2006/wordprocessingDrawing" xmlns:w10="urn:schemas-microsoft-com:office:word" xmlns:w="http://schemas.openxmlformats.org/wordprocessingml/2006/main" xmlns:w14="http://schemas.microsoft.com/office/word/2010/wordml" xmlns:w15="http://schemas.microsoft.com/office/word/2012/wordml" xmlns:w16cex="http://schemas.microsoft.com/office/word/2018/wordml/cex" xmlns:w16cid="http://schemas.microsoft.com/office/word/2016/wordml/cid" xmlns:w16="http://schemas.microsoft.com/office/word/2018/wordml" xmlns:w16du="http://schemas.microsoft.com/office/word/2023/wordml/word16du" xmlns:w16sdtdh="http://schemas.microsoft.com/office/word/2020/wordml/sdtdatahash" xmlns:w16sdtfl="http://schemas.microsoft.com/office/word/2024/wordml/sdtformatlock" xmlns:w16se="http://schemas.microsoft.com/office/word/2015/wordml/symex" xmlns:wpg="http://schemas.microsoft.com/office/word/2010/wordprocessingGroup" xmlns:wpi="http://schemas.microsoft.com/office/word/2010/wordprocessingInk" xmlns:wne="http://schemas.microsoft.com/office/word/2006/wordml" xmlns:wps="http://schemas.microsoft.com/office/word/2010/wordprocessingShape" mc:Ignorable="w14 w15 w16se w16cid w16 w16cex w16sdtdh w16sdtfl w16du wp14">
-  <w:p>
-    <w:pPr>
-      <w:pStyle w:val="Fuzeile"/>
-    </w:pPr>
-    <w:r>
-      <w:t xml:space="preserve">Seite </w:t>
-    </w:r>
-    <w:r>
-      <w:fldChar w:fldCharType="begin"/>
-    </w:r>
-    <w:r>
-      <w:instrText xml:space="preserve"> PAGE </w:instrText>
-    </w:r>
-    <w:r>
-      <w:fldChar w:fldCharType="separate"/>
-    </w:r>
-    <w:r>
-      <w:t>2</w:t>
-    </w:r>
-    <w:r>
-      <w:fldChar w:fldCharType="end"/>
-    </w:r>
-    <w:r>
-      <w:tab/>
-    </w:r>
-    <w:r>
-      <w:tab/>
-    </w:r>
-    <w:r>
-      <w:t>Elisabeth Muster</w:t>
-    </w:r>
-  </w:p>
-</w:ftr>
-</file>
-
-<file path=word/footer11.xml><?xml version="1.0" encoding="utf-8"?>
-<w:ftr xmlns:wpc="http://schemas.microsoft.com/office/word/2010/wordprocessingCanvas" xmlns:cx="http://schemas.microsoft.com/office/drawing/2014/chartex" xmlns:cx1="http://schemas.microsoft.com/office/drawing/2015/9/8/chartex" xmlns:cx2="http://schemas.microsoft.com/office/drawing/2015/10/21/chartex" xmlns:cx3="http://schemas.microsoft.com/office/drawing/2016/5/9/chartex" xmlns:cx4="http://schemas.microsoft.com/office/drawing/2016/5/10/chartex" xmlns:cx5="http://schemas.microsoft.com/office/drawing/2016/5/11/chartex" xmlns:cx6="http://schemas.microsoft.com/office/drawing/2016/5/12/chartex" xmlns:cx7="http://schemas.microsoft.com/office/drawing/2016/5/13/chartex" xmlns:cx8="http://schemas.microsoft.com/office/drawing/2016/5/14/chartex" xmlns:mc="http://schemas.openxmlformats.org/markup-compatibility/2006" xmlns:aink="http://schemas.microsoft.com/office/drawing/2016/ink" xmlns:am3d="http://schemas.microsoft.com/office/drawing/2017/model3d" xmlns:o="urn:schemas-microsoft-com:office:office" xmlns:oel="http://schemas.microsoft.com/office/2019/extlst" xmlns:r="http://schemas.openxmlformats.org/officeDocument/2006/relationships" xmlns:m="http://schemas.openxmlformats.org/officeDocument/2006/math" xmlns:v="urn:schemas-microsoft-com:vml" xmlns:wp14="http://schemas.microsoft.com/office/word/2010/wordprocessingDrawing" xmlns:wp="http://schemas.openxmlformats.org/drawingml/2006/wordprocessingDrawing" xmlns:w10="urn:schemas-microsoft-com:office:word" xmlns:w="http://schemas.openxmlformats.org/wordprocessingml/2006/main" xmlns:w14="http://schemas.microsoft.com/office/word/2010/wordml" xmlns:w15="http://schemas.microsoft.com/office/word/2012/wordml" xmlns:w16cex="http://schemas.microsoft.com/office/word/2018/wordml/cex" xmlns:w16cid="http://schemas.microsoft.com/office/word/2016/wordml/cid" xmlns:w16="http://schemas.microsoft.com/office/word/2018/wordml" xmlns:w16du="http://schemas.microsoft.com/office/word/2023/wordml/word16du" xmlns:w16sdtdh="http://schemas.microsoft.com/office/word/2020/wordml/sdtdatahash" xmlns:w16sdtfl="http://schemas.microsoft.com/office/word/2024/wordml/sdtformatlock" xmlns:w16se="http://schemas.microsoft.com/office/word/2015/wordml/symex" xmlns:wpg="http://schemas.microsoft.com/office/word/2010/wordprocessingGroup" xmlns:wpi="http://schemas.microsoft.com/office/word/2010/wordprocessingInk" xmlns:wne="http://schemas.microsoft.com/office/word/2006/wordml" xmlns:wps="http://schemas.microsoft.com/office/word/2010/wordprocessingShape" mc:Ignorable="w14 w15 w16se w16cid w16 w16cex w16sdtdh w16sdtfl w16du wp14">
-  <w:p>
-    <w:pPr>
-      <w:pStyle w:val="Fuzeile"/>
-    </w:pPr>
-    <w:r>
-      <w:t>Maximilian Maier, Elisabeth Muster</w:t>
-    </w:r>
-    <w:r>
-      <w:tab/>
-    </w:r>
-    <w:r>
-      <w:tab/>
-    </w:r>
-    <w:r>
-      <w:t xml:space="preserve">Seite </w:t>
-    </w:r>
-    <w:r>
-      <w:fldChar w:fldCharType="begin"/>
-    </w:r>
-    <w:r>
-      <w:instrText xml:space="preserve"> PAGE </w:instrText>
-    </w:r>
-    <w:r>
-      <w:fldChar w:fldCharType="separate"/>
-    </w:r>
-    <w:r>
-      <w:t>0</w:t>
-    </w:r>
-    <w:r>
-      <w:fldChar w:fldCharType="end"/>
-    </w:r>
-  </w:p>
-</w:ftr>
-</file>
-
-<file path=word/footer12.xml><?xml version="1.0" encoding="utf-8"?>
-<w:ftr xmlns:wpc="http://schemas.microsoft.com/office/word/2010/wordprocessingCanvas" xmlns:cx="http://schemas.microsoft.com/office/drawing/2014/chartex" xmlns:cx1="http://schemas.microsoft.com/office/drawing/2015/9/8/chartex" xmlns:cx2="http://schemas.microsoft.com/office/drawing/2015/10/21/chartex" xmlns:cx3="http://schemas.microsoft.com/office/drawing/2016/5/9/chartex" xmlns:cx4="http://schemas.microsoft.com/office/drawing/2016/5/10/chartex" xmlns:cx5="http://schemas.microsoft.com/office/drawing/2016/5/11/chartex" xmlns:cx6="http://schemas.microsoft.com/office/drawing/2016/5/12/chartex" xmlns:cx7="http://schemas.microsoft.com/office/drawing/2016/5/13/chartex" xmlns:cx8="http://schemas.microsoft.com/office/drawing/2016/5/14/chartex" xmlns:mc="http://schemas.openxmlformats.org/markup-compatibility/2006" xmlns:aink="http://schemas.microsoft.com/office/drawing/2016/ink" xmlns:am3d="http://schemas.microsoft.com/office/drawing/2017/model3d" xmlns:o="urn:schemas-microsoft-com:office:office" xmlns:oel="http://schemas.microsoft.com/office/2019/extlst" xmlns:r="http://schemas.openxmlformats.org/officeDocument/2006/relationships" xmlns:m="http://schemas.openxmlformats.org/officeDocument/2006/math" xmlns:v="urn:schemas-microsoft-com:vml" xmlns:wp14="http://schemas.microsoft.com/office/word/2010/wordprocessingDrawing" xmlns:wp="http://schemas.openxmlformats.org/drawingml/2006/wordprocessingDrawing" xmlns:w10="urn:schemas-microsoft-com:office:word" xmlns:w="http://schemas.openxmlformats.org/wordprocessingml/2006/main" xmlns:w14="http://schemas.microsoft.com/office/word/2010/wordml" xmlns:w15="http://schemas.microsoft.com/office/word/2012/wordml" xmlns:w16cex="http://schemas.microsoft.com/office/word/2018/wordml/cex" xmlns:w16cid="http://schemas.microsoft.com/office/word/2016/wordml/cid" xmlns:w16="http://schemas.microsoft.com/office/word/2018/wordml" xmlns:w16du="http://schemas.microsoft.com/office/word/2023/wordml/word16du" xmlns:w16sdtdh="http://schemas.microsoft.com/office/word/2020/wordml/sdtdatahash" xmlns:w16sdtfl="http://schemas.microsoft.com/office/word/2024/wordml/sdtformatlock" xmlns:w16se="http://schemas.microsoft.com/office/word/2015/wordml/symex" xmlns:wpg="http://schemas.microsoft.com/office/word/2010/wordprocessingGroup" xmlns:wpi="http://schemas.microsoft.com/office/word/2010/wordprocessingInk" xmlns:wne="http://schemas.microsoft.com/office/word/2006/wordml" xmlns:wps="http://schemas.microsoft.com/office/word/2010/wordprocessingShape" mc:Ignorable="w14 w15 w16se w16cid w16 w16cex w16sdtdh w16sdtfl w16du wp14">
-  <w:p>
-    <w:pPr>
-      <w:pStyle w:val="Fuzeile"/>
-    </w:pPr>
-    <w:r>
-      <w:t xml:space="preserve">Seite </w:t>
-    </w:r>
-    <w:r>
-      <w:fldChar w:fldCharType="begin"/>
-    </w:r>
-    <w:r>
-      <w:instrText xml:space="preserve"> PAGE </w:instrText>
-    </w:r>
-    <w:r>
-      <w:fldChar w:fldCharType="separate"/>
-    </w:r>
-    <w:r>
-      <w:t>2</w:t>
-    </w:r>
-    <w:r>
-      <w:fldChar w:fldCharType="end"/>
-    </w:r>
-    <w:r>
-      <w:tab/>
-    </w:r>
-    <w:r>
-      <w:tab/>
-    </w:r>
-    <w:r>
-      <w:t>Maximilian Maier, Elisabeth Muster</w:t>
-    </w:r>
-  </w:p>
-</w:ftr>
-</file>
-
-<file path=word/footer2.xml><?xml version="1.0" encoding="utf-8"?>
-<w:ftr xmlns:wpc="http://schemas.microsoft.com/office/word/2010/wordprocessingCanvas" xmlns:cx="http://schemas.microsoft.com/office/drawing/2014/chartex" xmlns:cx1="http://schemas.microsoft.com/office/drawing/2015/9/8/chartex" xmlns:cx2="http://schemas.microsoft.com/office/drawing/2015/10/21/chartex" xmlns:cx3="http://schemas.microsoft.com/office/drawing/2016/5/9/chartex" xmlns:cx4="http://schemas.microsoft.com/office/drawing/2016/5/10/chartex" xmlns:cx5="http://schemas.microsoft.com/office/drawing/2016/5/11/chartex" xmlns:cx6="http://schemas.microsoft.com/office/drawing/2016/5/12/chartex" xmlns:cx7="http://schemas.microsoft.com/office/drawing/2016/5/13/chartex" xmlns:cx8="http://schemas.microsoft.com/office/drawing/2016/5/14/chartex" xmlns:mc="http://schemas.openxmlformats.org/markup-compatibility/2006" xmlns:aink="http://schemas.microsoft.com/office/drawing/2016/ink" xmlns:am3d="http://schemas.microsoft.com/office/drawing/2017/model3d" xmlns:o="urn:schemas-microsoft-com:office:office" xmlns:oel="http://schemas.microsoft.com/office/2019/extlst" xmlns:r="http://schemas.openxmlformats.org/officeDocument/2006/relationships" xmlns:m="http://schemas.openxmlformats.org/officeDocument/2006/math" xmlns:v="urn:schemas-microsoft-com:vml" xmlns:wp14="http://schemas.microsoft.com/office/word/2010/wordprocessingDrawing" xmlns:wp="http://schemas.openxmlformats.org/drawingml/2006/wordprocessingDrawing" xmlns:w10="urn:schemas-microsoft-com:office:word" xmlns:w="http://schemas.openxmlformats.org/wordprocessingml/2006/main" xmlns:w14="http://schemas.microsoft.com/office/word/2010/wordml" xmlns:w15="http://schemas.microsoft.com/office/word/2012/wordml" xmlns:w16cex="http://schemas.microsoft.com/office/word/2018/wordml/cex" xmlns:w16cid="http://schemas.microsoft.com/office/word/2016/wordml/cid" xmlns:w16="http://schemas.microsoft.com/office/word/2018/wordml" xmlns:w16du="http://schemas.microsoft.com/office/word/2023/wordml/word16du" xmlns:w16sdtdh="http://schemas.microsoft.com/office/word/2020/wordml/sdtdatahash" xmlns:w16sdtfl="http://schemas.microsoft.com/office/word/2024/wordml/sdtformatlock" xmlns:w16se="http://schemas.microsoft.com/office/word/2015/wordml/symex" xmlns:wpg="http://schemas.microsoft.com/office/word/2010/wordprocessingGroup" xmlns:wpi="http://schemas.microsoft.com/office/word/2010/wordprocessingInk" xmlns:wne="http://schemas.microsoft.com/office/word/2006/wordml" xmlns:wps="http://schemas.microsoft.com/office/word/2010/wordprocessingShape" mc:Ignorable="w14 w15 w16se w16cid w16 w16cex w16sdtdh w16sdtfl w16du wp14">
-  <w:p>
-    <w:pPr>
-      <w:pStyle w:val="Fuzeile"/>
-    </w:pPr>
-    <w:r>
-      <w:rPr>
-        <w:rFonts w:cs="Arial"/>
-      </w:rPr>
-      <w:tab/>
-    </w:r>
-    <w:r>
-      <w:rPr>
-        <w:rFonts w:cs="Arial"/>
-      </w:rPr>
-      <w:tab/>
-    </w:r>
-  </w:p>
-</w:ftr>
-</file>
-
-<file path=word/footer3.xml><?xml version="1.0" encoding="utf-8"?>
-<w:ftr xmlns:wpc="http://schemas.microsoft.com/office/word/2010/wordprocessingCanvas" xmlns:cx="http://schemas.microsoft.com/office/drawing/2014/chartex" xmlns:cx1="http://schemas.microsoft.com/office/drawing/2015/9/8/chartex" xmlns:cx2="http://schemas.microsoft.com/office/drawing/2015/10/21/chartex" xmlns:cx3="http://schemas.microsoft.com/office/drawing/2016/5/9/chartex" xmlns:cx4="http://schemas.microsoft.com/office/drawing/2016/5/10/chartex" xmlns:cx5="http://schemas.microsoft.com/office/drawing/2016/5/11/chartex" xmlns:cx6="http://schemas.microsoft.com/office/drawing/2016/5/12/chartex" xmlns:cx7="http://schemas.microsoft.com/office/drawing/2016/5/13/chartex" xmlns:cx8="http://schemas.microsoft.com/office/drawing/2016/5/14/chartex" xmlns:mc="http://schemas.openxmlformats.org/markup-compatibility/2006" xmlns:aink="http://schemas.microsoft.com/office/drawing/2016/ink" xmlns:am3d="http://schemas.microsoft.com/office/drawing/2017/model3d" xmlns:o="urn:schemas-microsoft-com:office:office" xmlns:oel="http://schemas.microsoft.com/office/2019/extlst" xmlns:r="http://schemas.openxmlformats.org/officeDocument/2006/relationships" xmlns:m="http://schemas.openxmlformats.org/officeDocument/2006/math" xmlns:v="urn:schemas-microsoft-com:vml" xmlns:wp14="http://schemas.microsoft.com/office/word/2010/wordprocessingDrawing" xmlns:wp="http://schemas.openxmlformats.org/drawingml/2006/wordprocessingDrawing" xmlns:w10="urn:schemas-microsoft-com:office:word" xmlns:w="http://schemas.openxmlformats.org/wordprocessingml/2006/main" xmlns:w14="http://schemas.microsoft.com/office/word/2010/wordml" xmlns:w15="http://schemas.microsoft.com/office/word/2012/wordml" xmlns:w16cex="http://schemas.microsoft.com/office/word/2018/wordml/cex" xmlns:w16cid="http://schemas.microsoft.com/office/word/2016/wordml/cid" xmlns:w16="http://schemas.microsoft.com/office/word/2018/wordml" xmlns:w16du="http://schemas.microsoft.com/office/word/2023/wordml/word16du" xmlns:w16sdtdh="http://schemas.microsoft.com/office/word/2020/wordml/sdtdatahash" xmlns:w16sdtfl="http://schemas.microsoft.com/office/word/2024/wordml/sdtformatlock" xmlns:w16se="http://schemas.microsoft.com/office/word/2015/wordml/symex" xmlns:wpg="http://schemas.microsoft.com/office/word/2010/wordprocessingGroup" xmlns:wpi="http://schemas.microsoft.com/office/word/2010/wordprocessingInk" xmlns:wne="http://schemas.microsoft.com/office/word/2006/wordml" xmlns:wps="http://schemas.microsoft.com/office/word/2010/wordprocessingShape" mc:Ignorable="w14 w15 w16se w16cid w16 w16cex w16sdtdh w16sdtfl w16du wp14">
-  <w:p>
-    <w:pPr>
-      <w:pStyle w:val="Fuzeile"/>
-    </w:pPr>
-    <w:r>
-      <w:rPr>
-        <w:rFonts w:cs="Arial"/>
-      </w:rPr>
-      <w:tab/>
-    </w:r>
-    <w:r>
-      <w:rPr>
-        <w:rFonts w:cs="Arial"/>
-      </w:rPr>
-      <w:tab/>
-    </w:r>
-  </w:p>
-</w:ftr>
-</file>
-
-<file path=word/footer4.xml><?xml version="1.0" encoding="utf-8"?>
-<w:ftr xmlns:wpc="http://schemas.microsoft.com/office/word/2010/wordprocessingCanvas" xmlns:cx="http://schemas.microsoft.com/office/drawing/2014/chartex" xmlns:cx1="http://schemas.microsoft.com/office/drawing/2015/9/8/chartex" xmlns:cx2="http://schemas.microsoft.com/office/drawing/2015/10/21/chartex" xmlns:cx3="http://schemas.microsoft.com/office/drawing/2016/5/9/chartex" xmlns:cx4="http://schemas.microsoft.com/office/drawing/2016/5/10/chartex" xmlns:cx5="http://schemas.microsoft.com/office/drawing/2016/5/11/chartex" xmlns:cx6="http://schemas.microsoft.com/office/drawing/2016/5/12/chartex" xmlns:cx7="http://schemas.microsoft.com/office/drawing/2016/5/13/chartex" xmlns:cx8="http://schemas.microsoft.com/office/drawing/2016/5/14/chartex" xmlns:mc="http://schemas.openxmlformats.org/markup-compatibility/2006" xmlns:aink="http://schemas.microsoft.com/office/drawing/2016/ink" xmlns:am3d="http://schemas.microsoft.com/office/drawing/2017/model3d" xmlns:o="urn:schemas-microsoft-com:office:office" xmlns:oel="http://schemas.microsoft.com/office/2019/extlst" xmlns:r="http://schemas.openxmlformats.org/officeDocument/2006/relationships" xmlns:m="http://schemas.openxmlformats.org/officeDocument/2006/math" xmlns:v="urn:schemas-microsoft-com:vml" xmlns:wp14="http://schemas.microsoft.com/office/word/2010/wordprocessingDrawing" xmlns:wp="http://schemas.openxmlformats.org/drawingml/2006/wordprocessingDrawing" xmlns:w10="urn:schemas-microsoft-com:office:word" xmlns:w="http://schemas.openxmlformats.org/wordprocessingml/2006/main" xmlns:w14="http://schemas.microsoft.com/office/word/2010/wordml" xmlns:w15="http://schemas.microsoft.com/office/word/2012/wordml" xmlns:w16cex="http://schemas.microsoft.com/office/word/2018/wordml/cex" xmlns:w16cid="http://schemas.microsoft.com/office/word/2016/wordml/cid" xmlns:w16="http://schemas.microsoft.com/office/word/2018/wordml" xmlns:w16du="http://schemas.microsoft.com/office/word/2023/wordml/word16du" xmlns:w16sdtdh="http://schemas.microsoft.com/office/word/2020/wordml/sdtdatahash" xmlns:w16sdtfl="http://schemas.microsoft.com/office/word/2024/wordml/sdtformatlock" xmlns:w16se="http://schemas.microsoft.com/office/word/2015/wordml/symex" xmlns:wpg="http://schemas.microsoft.com/office/word/2010/wordprocessingGroup" xmlns:wpi="http://schemas.microsoft.com/office/word/2010/wordprocessingInk" xmlns:wne="http://schemas.microsoft.com/office/word/2006/wordml" xmlns:wps="http://schemas.microsoft.com/office/word/2010/wordprocessingShape" mc:Ignorable="w14 w15 w16se w16cid w16 w16cex w16sdtdh w16sdtfl w16du wp14">
-  <w:p>
-    <w:pPr>
-      <w:pStyle w:val="Fuzeile"/>
-    </w:pPr>
-    <w:r>
-      <w:rPr>
-        <w:rFonts w:cs="Arial"/>
-      </w:rPr>
-      <w:tab/>
-    </w:r>
-    <w:r>
-      <w:rPr>
-        <w:rFonts w:cs="Arial"/>
-      </w:rPr>
-      <w:tab/>
-    </w:r>
-    <w:r>
-      <w:rPr>
-        <w:rFonts w:cs="Arial"/>
-      </w:rPr>
-      <w:t xml:space="preserve">Seite </w:t>
-    </w:r>
-    <w:r>
-      <w:rPr>
-        <w:rFonts w:cs="Arial"/>
-      </w:rPr>
-      <w:fldChar w:fldCharType="begin"/>
-    </w:r>
-    <w:r>
-      <w:rPr>
-        <w:rFonts w:cs="Arial"/>
-      </w:rPr>
-      <w:instrText xml:space="preserve"> PAGE </w:instrText>
-    </w:r>
-    <w:r>
-      <w:rPr>
-        <w:rFonts w:cs="Arial"/>
-      </w:rPr>
-      <w:fldChar w:fldCharType="separate"/>
-    </w:r>
-    <w:r>
-      <w:rPr>
-        <w:rFonts w:cs="Arial"/>
-      </w:rPr>
-      <w:t>1</w:t>
-    </w:r>
-    <w:r>
-      <w:rPr>
-        <w:rFonts w:cs="Arial"/>
-      </w:rPr>
-      <w:fldChar w:fldCharType="end"/>
-    </w:r>
-  </w:p>
-</w:ftr>
-</file>
-
-<file path=word/footer5.xml><?xml version="1.0" encoding="utf-8"?>
-<w:ftr xmlns:wpc="http://schemas.microsoft.com/office/word/2010/wordprocessingCanvas" xmlns:cx="http://schemas.microsoft.com/office/drawing/2014/chartex" xmlns:cx1="http://schemas.microsoft.com/office/drawing/2015/9/8/chartex" xmlns:cx2="http://schemas.microsoft.com/office/drawing/2015/10/21/chartex" xmlns:cx3="http://schemas.microsoft.com/office/drawing/2016/5/9/chartex" xmlns:cx4="http://schemas.microsoft.com/office/drawing/2016/5/10/chartex" xmlns:cx5="http://schemas.microsoft.com/office/drawing/2016/5/11/chartex" xmlns:cx6="http://schemas.microsoft.com/office/drawing/2016/5/12/chartex" xmlns:cx7="http://schemas.microsoft.com/office/drawing/2016/5/13/chartex" xmlns:cx8="http://schemas.microsoft.com/office/drawing/2016/5/14/chartex" xmlns:mc="http://schemas.openxmlformats.org/markup-compatibility/2006" xmlns:aink="http://schemas.microsoft.com/office/drawing/2016/ink" xmlns:am3d="http://schemas.microsoft.com/office/drawing/2017/model3d" xmlns:o="urn:schemas-microsoft-com:office:office" xmlns:oel="http://schemas.microsoft.com/office/2019/extlst" xmlns:r="http://schemas.openxmlformats.org/officeDocument/2006/relationships" xmlns:m="http://schemas.openxmlformats.org/officeDocument/2006/math" xmlns:v="urn:schemas-microsoft-com:vml" xmlns:wp14="http://schemas.microsoft.com/office/word/2010/wordprocessingDrawing" xmlns:wp="http://schemas.openxmlformats.org/drawingml/2006/wordprocessingDrawing" xmlns:w10="urn:schemas-microsoft-com:office:word" xmlns:w="http://schemas.openxmlformats.org/wordprocessingml/2006/main" xmlns:w14="http://schemas.microsoft.com/office/word/2010/wordml" xmlns:w15="http://schemas.microsoft.com/office/word/2012/wordml" xmlns:w16cex="http://schemas.microsoft.com/office/word/2018/wordml/cex" xmlns:w16cid="http://schemas.microsoft.com/office/word/2016/wordml/cid" xmlns:w16="http://schemas.microsoft.com/office/word/2018/wordml" xmlns:w16du="http://schemas.microsoft.com/office/word/2023/wordml/word16du" xmlns:w16sdtdh="http://schemas.microsoft.com/office/word/2020/wordml/sdtdatahash" xmlns:w16sdtfl="http://schemas.microsoft.com/office/word/2024/wordml/sdtformatlock" xmlns:w16se="http://schemas.microsoft.com/office/word/2015/wordml/symex" xmlns:wpg="http://schemas.microsoft.com/office/word/2010/wordprocessingGroup" xmlns:wpi="http://schemas.microsoft.com/office/word/2010/wordprocessingInk" xmlns:wne="http://schemas.microsoft.com/office/word/2006/wordml" xmlns:wps="http://schemas.microsoft.com/office/word/2010/wordprocessingShape" mc:Ignorable="w14 w15 w16se w16cid w16 w16cex w16sdtdh w16sdtfl w16du wp14">
-  <w:p>
-    <w:pPr>
-      <w:pStyle w:val="Fuzeile"/>
-    </w:pPr>
-    <w:r>
-      <w:t xml:space="preserve">Seite </w:t>
-    </w:r>
-    <w:r>
-      <w:fldChar w:fldCharType="begin"/>
-    </w:r>
-    <w:r>
-      <w:instrText xml:space="preserve"> PAGE </w:instrText>
-    </w:r>
-    <w:r>
-      <w:fldChar w:fldCharType="separate"/>
-    </w:r>
-    <w:r>
-      <w:t>2</w:t>
-    </w:r>
-    <w:r>
-      <w:fldChar w:fldCharType="end"/>
-    </w:r>
-    <w:r>
-      <w:tab/>
-    </w:r>
-    <w:r>
-      <w:tab/>
-    </w:r>
-    <w:r>
-      <w:t>Maximilian Maier</w:t>
-    </w:r>
-    <w:r>
-      <w:t>, Elisabeth Muster</w:t>
-    </w:r>
-  </w:p>
-</w:ftr>
-</file>
-
-<file path=word/footer6.xml><?xml version="1.0" encoding="utf-8"?>
-<w:ftr xmlns:wpc="http://schemas.microsoft.com/office/word/2010/wordprocessingCanvas" xmlns:cx="http://schemas.microsoft.com/office/drawing/2014/chartex" xmlns:cx1="http://schemas.microsoft.com/office/drawing/2015/9/8/chartex" xmlns:cx2="http://schemas.microsoft.com/office/drawing/2015/10/21/chartex" xmlns:cx3="http://schemas.microsoft.com/office/drawing/2016/5/9/chartex" xmlns:cx4="http://schemas.microsoft.com/office/drawing/2016/5/10/chartex" xmlns:cx5="http://schemas.microsoft.com/office/drawing/2016/5/11/chartex" xmlns:cx6="http://schemas.microsoft.com/office/drawing/2016/5/12/chartex" xmlns:cx7="http://schemas.microsoft.com/office/drawing/2016/5/13/chartex" xmlns:cx8="http://schemas.microsoft.com/office/drawing/2016/5/14/chartex" xmlns:mc="http://schemas.openxmlformats.org/markup-compatibility/2006" xmlns:aink="http://schemas.microsoft.com/office/drawing/2016/ink" xmlns:am3d="http://schemas.microsoft.com/office/drawing/2017/model3d" xmlns:o="urn:schemas-microsoft-com:office:office" xmlns:oel="http://schemas.microsoft.com/office/2019/extlst" xmlns:r="http://schemas.openxmlformats.org/officeDocument/2006/relationships" xmlns:m="http://schemas.openxmlformats.org/officeDocument/2006/math" xmlns:v="urn:schemas-microsoft-com:vml" xmlns:wp14="http://schemas.microsoft.com/office/word/2010/wordprocessingDrawing" xmlns:wp="http://schemas.openxmlformats.org/drawingml/2006/wordprocessingDrawing" xmlns:w10="urn:schemas-microsoft-com:office:word" xmlns:w="http://schemas.openxmlformats.org/wordprocessingml/2006/main" xmlns:w14="http://schemas.microsoft.com/office/word/2010/wordml" xmlns:w15="http://schemas.microsoft.com/office/word/2012/wordml" xmlns:w16cex="http://schemas.microsoft.com/office/word/2018/wordml/cex" xmlns:w16cid="http://schemas.microsoft.com/office/word/2016/wordml/cid" xmlns:w16="http://schemas.microsoft.com/office/word/2018/wordml" xmlns:w16du="http://schemas.microsoft.com/office/word/2023/wordml/word16du" xmlns:w16sdtdh="http://schemas.microsoft.com/office/word/2020/wordml/sdtdatahash" xmlns:w16sdtfl="http://schemas.microsoft.com/office/word/2024/wordml/sdtformatlock" xmlns:w16se="http://schemas.microsoft.com/office/word/2015/wordml/symex" xmlns:wpg="http://schemas.microsoft.com/office/word/2010/wordprocessingGroup" xmlns:wpi="http://schemas.microsoft.com/office/word/2010/wordprocessingInk" xmlns:wne="http://schemas.microsoft.com/office/word/2006/wordml" xmlns:wps="http://schemas.microsoft.com/office/word/2010/wordprocessingShape" mc:Ignorable="w14 w15 w16se w16cid w16 w16cex w16sdtdh w16sdtfl w16du wp14">
-  <w:p>
-    <w:pPr>
-      <w:pStyle w:val="Fuzeile"/>
-    </w:pPr>
-    <w:r>
-      <w:t>Maximilian Maier</w:t>
-    </w:r>
-    <w:r>
-      <w:t>, Elisabeth Muster</w:t>
-    </w:r>
-    <w:r>
-      <w:tab/>
-    </w:r>
-    <w:r>
-      <w:tab/>
-    </w:r>
-    <w:r>
-      <w:t xml:space="preserve">Seite </w:t>
-    </w:r>
-    <w:r>
-      <w:fldChar w:fldCharType="begin"/>
-    </w:r>
-    <w:r>
-      <w:instrText xml:space="preserve"> PAGE </w:instrText>
-    </w:r>
-    <w:r>
-      <w:fldChar w:fldCharType="separate"/>
-    </w:r>
-    <w:r>
-      <w:t>0</w:t>
-    </w:r>
-    <w:r>
-      <w:fldChar w:fldCharType="end"/>
-    </w:r>
-  </w:p>
-</w:ftr>
-</file>
-
-<file path=word/footer7.xml><?xml version="1.0" encoding="utf-8"?>
-<w:ftr xmlns:wpc="http://schemas.microsoft.com/office/word/2010/wordprocessingCanvas" xmlns:cx="http://schemas.microsoft.com/office/drawing/2014/chartex" xmlns:cx1="http://schemas.microsoft.com/office/drawing/2015/9/8/chartex" xmlns:cx2="http://schemas.microsoft.com/office/drawing/2015/10/21/chartex" xmlns:cx3="http://schemas.microsoft.com/office/drawing/2016/5/9/chartex" xmlns:cx4="http://schemas.microsoft.com/office/drawing/2016/5/10/chartex" xmlns:cx5="http://schemas.microsoft.com/office/drawing/2016/5/11/chartex" xmlns:cx6="http://schemas.microsoft.com/office/drawing/2016/5/12/chartex" xmlns:cx7="http://schemas.microsoft.com/office/drawing/2016/5/13/chartex" xmlns:cx8="http://schemas.microsoft.com/office/drawing/2016/5/14/chartex" xmlns:mc="http://schemas.openxmlformats.org/markup-compatibility/2006" xmlns:aink="http://schemas.microsoft.com/office/drawing/2016/ink" xmlns:am3d="http://schemas.microsoft.com/office/drawing/2017/model3d" xmlns:o="urn:schemas-microsoft-com:office:office" xmlns:oel="http://schemas.microsoft.com/office/2019/extlst" xmlns:r="http://schemas.openxmlformats.org/officeDocument/2006/relationships" xmlns:m="http://schemas.openxmlformats.org/officeDocument/2006/math" xmlns:v="urn:schemas-microsoft-com:vml" xmlns:wp14="http://schemas.microsoft.com/office/word/2010/wordprocessingDrawing" xmlns:wp="http://schemas.openxmlformats.org/drawingml/2006/wordprocessingDrawing" xmlns:w10="urn:schemas-microsoft-com:office:word" xmlns:w="http://schemas.openxmlformats.org/wordprocessingml/2006/main" xmlns:w14="http://schemas.microsoft.com/office/word/2010/wordml" xmlns:w15="http://schemas.microsoft.com/office/word/2012/wordml" xmlns:w16cex="http://schemas.microsoft.com/office/word/2018/wordml/cex" xmlns:w16cid="http://schemas.microsoft.com/office/word/2016/wordml/cid" xmlns:w16="http://schemas.microsoft.com/office/word/2018/wordml" xmlns:w16du="http://schemas.microsoft.com/office/word/2023/wordml/word16du" xmlns:w16sdtdh="http://schemas.microsoft.com/office/word/2020/wordml/sdtdatahash" xmlns:w16sdtfl="http://schemas.microsoft.com/office/word/2024/wordml/sdtformatlock" xmlns:w16se="http://schemas.microsoft.com/office/word/2015/wordml/symex" xmlns:wpg="http://schemas.microsoft.com/office/word/2010/wordprocessingGroup" xmlns:wpi="http://schemas.microsoft.com/office/word/2010/wordprocessingInk" xmlns:wne="http://schemas.microsoft.com/office/word/2006/wordml" xmlns:wps="http://schemas.microsoft.com/office/word/2010/wordprocessingShape" mc:Ignorable="w14 w15 w16se w16cid w16 w16cex w16sdtdh w16sdtfl w16du wp14">
-  <w:p/>
-</w:ftr>
-</file>
-
-<file path=word/footer8.xml><?xml version="1.0" encoding="utf-8"?>
-<w:ftr xmlns:wpc="http://schemas.microsoft.com/office/word/2010/wordprocessingCanvas" xmlns:cx="http://schemas.microsoft.com/office/drawing/2014/chartex" xmlns:cx1="http://schemas.microsoft.com/office/drawing/2015/9/8/chartex" xmlns:cx2="http://schemas.microsoft.com/office/drawing/2015/10/21/chartex" xmlns:cx3="http://schemas.microsoft.com/office/drawing/2016/5/9/chartex" xmlns:cx4="http://schemas.microsoft.com/office/drawing/2016/5/10/chartex" xmlns:cx5="http://schemas.microsoft.com/office/drawing/2016/5/11/chartex" xmlns:cx6="http://schemas.microsoft.com/office/drawing/2016/5/12/chartex" xmlns:cx7="http://schemas.microsoft.com/office/drawing/2016/5/13/chartex" xmlns:cx8="http://schemas.microsoft.com/office/drawing/2016/5/14/chartex" xmlns:mc="http://schemas.openxmlformats.org/markup-compatibility/2006" xmlns:aink="http://schemas.microsoft.com/office/drawing/2016/ink" xmlns:am3d="http://schemas.microsoft.com/office/drawing/2017/model3d" xmlns:o="urn:schemas-microsoft-com:office:office" xmlns:oel="http://schemas.microsoft.com/office/2019/extlst" xmlns:r="http://schemas.openxmlformats.org/officeDocument/2006/relationships" xmlns:m="http://schemas.openxmlformats.org/officeDocument/2006/math" xmlns:v="urn:schemas-microsoft-com:vml" xmlns:wp14="http://schemas.microsoft.com/office/word/2010/wordprocessingDrawing" xmlns:wp="http://schemas.openxmlformats.org/drawingml/2006/wordprocessingDrawing" xmlns:w10="urn:schemas-microsoft-com:office:word" xmlns:w="http://schemas.openxmlformats.org/wordprocessingml/2006/main" xmlns:w14="http://schemas.microsoft.com/office/word/2010/wordml" xmlns:w15="http://schemas.microsoft.com/office/word/2012/wordml" xmlns:w16cex="http://schemas.microsoft.com/office/word/2018/wordml/cex" xmlns:w16cid="http://schemas.microsoft.com/office/word/2016/wordml/cid" xmlns:w16="http://schemas.microsoft.com/office/word/2018/wordml" xmlns:w16du="http://schemas.microsoft.com/office/word/2023/wordml/word16du" xmlns:w16sdtdh="http://schemas.microsoft.com/office/word/2020/wordml/sdtdatahash" xmlns:w16sdtfl="http://schemas.microsoft.com/office/word/2024/wordml/sdtformatlock" xmlns:w16se="http://schemas.microsoft.com/office/word/2015/wordml/symex" xmlns:wpg="http://schemas.microsoft.com/office/word/2010/wordprocessingGroup" xmlns:wpi="http://schemas.microsoft.com/office/word/2010/wordprocessingInk" xmlns:wne="http://schemas.microsoft.com/office/word/2006/wordml" xmlns:wps="http://schemas.microsoft.com/office/word/2010/wordprocessingShape" mc:Ignorable="w14 w15 w16se w16cid w16 w16cex w16sdtdh w16sdtfl w16du wp14">
-  <w:p>
-    <w:pPr>
-      <w:pStyle w:val="Fuzeile"/>
-    </w:pPr>
-    <w:r>
-      <w:t xml:space="preserve">Seite </w:t>
-    </w:r>
-    <w:r>
-      <w:fldChar w:fldCharType="begin"/>
-    </w:r>
-    <w:r>
-      <w:instrText xml:space="preserve"> PAGE </w:instrText>
-    </w:r>
-    <w:r>
-      <w:fldChar w:fldCharType="separate"/>
-    </w:r>
-    <w:r>
-      <w:t>2</w:t>
-    </w:r>
-    <w:r>
-      <w:fldChar w:fldCharType="end"/>
-    </w:r>
-    <w:r>
-      <w:tab/>
-    </w:r>
-    <w:r>
-      <w:tab/>
-    </w:r>
-    <w:r>
-      <w:t>Maximilian Maier</w:t>
-    </w:r>
-  </w:p>
-</w:ftr>
-</file>
-
-<file path=word/footer9.xml><?xml version="1.0" encoding="utf-8"?>
-<w:ftr xmlns:wpc="http://schemas.microsoft.com/office/word/2010/wordprocessingCanvas" xmlns:cx="http://schemas.microsoft.com/office/drawing/2014/chartex" xmlns:cx1="http://schemas.microsoft.com/office/drawing/2015/9/8/chartex" xmlns:cx2="http://schemas.microsoft.com/office/drawing/2015/10/21/chartex" xmlns:cx3="http://schemas.microsoft.com/office/drawing/2016/5/9/chartex" xmlns:cx4="http://schemas.microsoft.com/office/drawing/2016/5/10/chartex" xmlns:cx5="http://schemas.microsoft.com/office/drawing/2016/5/11/chartex" xmlns:cx6="http://schemas.microsoft.com/office/drawing/2016/5/12/chartex" xmlns:cx7="http://schemas.microsoft.com/office/drawing/2016/5/13/chartex" xmlns:cx8="http://schemas.microsoft.com/office/drawing/2016/5/14/chartex" xmlns:mc="http://schemas.openxmlformats.org/markup-compatibility/2006" xmlns:aink="http://schemas.microsoft.com/office/drawing/2016/ink" xmlns:am3d="http://schemas.microsoft.com/office/drawing/2017/model3d" xmlns:o="urn:schemas-microsoft-com:office:office" xmlns:oel="http://schemas.microsoft.com/office/2019/extlst" xmlns:r="http://schemas.openxmlformats.org/officeDocument/2006/relationships" xmlns:m="http://schemas.openxmlformats.org/officeDocument/2006/math" xmlns:v="urn:schemas-microsoft-com:vml" xmlns:wp14="http://schemas.microsoft.com/office/word/2010/wordprocessingDrawing" xmlns:wp="http://schemas.openxmlformats.org/drawingml/2006/wordprocessingDrawing" xmlns:w10="urn:schemas-microsoft-com:office:word" xmlns:w="http://schemas.openxmlformats.org/wordprocessingml/2006/main" xmlns:w14="http://schemas.microsoft.com/office/word/2010/wordml" xmlns:w15="http://schemas.microsoft.com/office/word/2012/wordml" xmlns:w16cex="http://schemas.microsoft.com/office/word/2018/wordml/cex" xmlns:w16cid="http://schemas.microsoft.com/office/word/2016/wordml/cid" xmlns:w16="http://schemas.microsoft.com/office/word/2018/wordml" xmlns:w16du="http://schemas.microsoft.com/office/word/2023/wordml/word16du" xmlns:w16sdtdh="http://schemas.microsoft.com/office/word/2020/wordml/sdtdatahash" xmlns:w16sdtfl="http://schemas.microsoft.com/office/word/2024/wordml/sdtformatlock" xmlns:w16se="http://schemas.microsoft.com/office/word/2015/wordml/symex" xmlns:wpg="http://schemas.microsoft.com/office/word/2010/wordprocessingGroup" xmlns:wpi="http://schemas.microsoft.com/office/word/2010/wordprocessingInk" xmlns:wne="http://schemas.microsoft.com/office/word/2006/wordml" xmlns:wps="http://schemas.microsoft.com/office/word/2010/wordprocessingShape" mc:Ignorable="w14 w15 w16se w16cid w16 w16cex w16sdtdh w16sdtfl w16du wp14">
-  <w:p>
-    <w:pPr>
-      <w:pStyle w:val="Fuzeile"/>
-    </w:pPr>
-    <w:r>
-      <w:t>Maximilian Maier</w:t>
-    </w:r>
-    <w:r>
-      <w:tab/>
-    </w:r>
-    <w:r>
-      <w:tab/>
-    </w:r>
-    <w:r>
-      <w:t xml:space="preserve">Seite </w:t>
-    </w:r>
-    <w:r>
-      <w:fldChar w:fldCharType="begin"/>
-    </w:r>
-    <w:r>
-      <w:instrText xml:space="preserve"> PAGE </w:instrText>
-    </w:r>
-    <w:r>
-      <w:fldChar w:fldCharType="separate"/>
-    </w:r>
-    <w:r>
-      <w:t>0</w:t>
-    </w:r>
-    <w:r>
-      <w:fldChar w:fldCharType="end"/>
-    </w:r>
-  </w:p>
-</w:ftr>
-</file>
-
-<file path=word/footerd.xml><?xml version="1.0" encoding="utf-8"?>
-<w:ftr xmlns:w14="http://schemas.microsoft.com/office/word/2010/wordml" xmlns:w="http://schemas.openxmlformats.org/wordprocessingml/2006/main">
   <w:tbl>
     <w:tblPr>
-      <w:tblStyle w:val="NormaleTabelle"/>
-      <w:bidiVisual w:val="0"/>
       <w:tblW w:w="0" w:type="auto"/>
       <w:tblLayout w:type="fixed"/>
       <w:tblLook w:val="06A0" w:firstRow="1" w:lastRow="0" w:firstColumn="1" w:lastColumn="0" w:noHBand="1" w:noVBand="1"/>
@@ -3974,26 +2567,21 @@
       <w:tc>
         <w:tcPr>
           <w:tcW w:w="3210" w:type="dxa"/>
-          <w:tcMar/>
         </w:tcPr>
         <w:p>
           <w:pPr>
             <w:pStyle w:val="Kopfzeile"/>
-            <w:bidi w:val="0"/>
             <w:ind w:left="-115"/>
-            <w:jc w:val="left"/>
           </w:pPr>
         </w:p>
       </w:tc>
       <w:tc>
         <w:tcPr>
           <w:tcW w:w="3210" w:type="dxa"/>
-          <w:tcMar/>
         </w:tcPr>
         <w:p>
           <w:pPr>
             <w:pStyle w:val="Kopfzeile"/>
-            <w:bidi w:val="0"/>
             <w:jc w:val="center"/>
           </w:pPr>
         </w:p>
@@ -4001,12 +2589,10 @@
       <w:tc>
         <w:tcPr>
           <w:tcW w:w="3210" w:type="dxa"/>
-          <w:tcMar/>
         </w:tcPr>
         <w:p>
           <w:pPr>
             <w:pStyle w:val="Kopfzeile"/>
-            <w:bidi w:val="0"/>
             <w:ind w:right="-115"/>
             <w:jc w:val="right"/>
           </w:pPr>
@@ -4017,18 +2603,200 @@
   <w:p>
     <w:pPr>
       <w:pStyle w:val="Fuzeile"/>
-      <w:bidi w:val="0"/>
     </w:pPr>
   </w:p>
 </w:ftr>
 </file>
 
-<file path=word/footere.xml><?xml version="1.0" encoding="utf-8"?>
-<w:ftr xmlns:w14="http://schemas.microsoft.com/office/word/2010/wordml" xmlns:w="http://schemas.openxmlformats.org/wordprocessingml/2006/main">
+<file path=word/footer10.xml><?xml version="1.0" encoding="utf-8"?>
+<w:ftr xmlns:wpc="http://schemas.microsoft.com/office/word/2010/wordprocessingCanvas" xmlns:cx="http://schemas.microsoft.com/office/drawing/2014/chartex" xmlns:cx1="http://schemas.microsoft.com/office/drawing/2015/9/8/chartex" xmlns:cx2="http://schemas.microsoft.com/office/drawing/2015/10/21/chartex" xmlns:cx3="http://schemas.microsoft.com/office/drawing/2016/5/9/chartex" xmlns:cx4="http://schemas.microsoft.com/office/drawing/2016/5/10/chartex" xmlns:cx5="http://schemas.microsoft.com/office/drawing/2016/5/11/chartex" xmlns:cx6="http://schemas.microsoft.com/office/drawing/2016/5/12/chartex" xmlns:cx7="http://schemas.microsoft.com/office/drawing/2016/5/13/chartex" xmlns:cx8="http://schemas.microsoft.com/office/drawing/2016/5/14/chartex" xmlns:mc="http://schemas.openxmlformats.org/markup-compatibility/2006" xmlns:aink="http://schemas.microsoft.com/office/drawing/2016/ink" xmlns:am3d="http://schemas.microsoft.com/office/drawing/2017/model3d" xmlns:o="urn:schemas-microsoft-com:office:office" xmlns:oel="http://schemas.microsoft.com/office/2019/extlst" xmlns:r="http://schemas.openxmlformats.org/officeDocument/2006/relationships" xmlns:m="http://schemas.openxmlformats.org/officeDocument/2006/math" xmlns:v="urn:schemas-microsoft-com:vml" xmlns:wp14="http://schemas.microsoft.com/office/word/2010/wordprocessingDrawing" xmlns:wp="http://schemas.openxmlformats.org/drawingml/2006/wordprocessingDrawing" xmlns:w10="urn:schemas-microsoft-com:office:word" xmlns:w="http://schemas.openxmlformats.org/wordprocessingml/2006/main" xmlns:w14="http://schemas.microsoft.com/office/word/2010/wordml" xmlns:w15="http://schemas.microsoft.com/office/word/2012/wordml" xmlns:w16cex="http://schemas.microsoft.com/office/word/2018/wordml/cex" xmlns:w16cid="http://schemas.microsoft.com/office/word/2016/wordml/cid" xmlns:w16="http://schemas.microsoft.com/office/word/2018/wordml" xmlns:w16du="http://schemas.microsoft.com/office/word/2023/wordml/word16du" xmlns:w16sdtdh="http://schemas.microsoft.com/office/word/2020/wordml/sdtdatahash" xmlns:w16sdtfl="http://schemas.microsoft.com/office/word/2024/wordml/sdtformatlock" xmlns:w16se="http://schemas.microsoft.com/office/word/2015/wordml/symex" xmlns:wpg="http://schemas.microsoft.com/office/word/2010/wordprocessingGroup" xmlns:wpi="http://schemas.microsoft.com/office/word/2010/wordprocessingInk" xmlns:wne="http://schemas.microsoft.com/office/word/2006/wordml" xmlns:wps="http://schemas.microsoft.com/office/word/2010/wordprocessingShape" mc:Ignorable="w14 w15 w16se w16cid w16 w16cex w16sdtdh w16sdtfl w16du wp14">
+  <w:p/>
+</w:ftr>
+</file>
+
+<file path=word/footer11.xml><?xml version="1.0" encoding="utf-8"?>
+<w:ftr xmlns:wpc="http://schemas.microsoft.com/office/word/2010/wordprocessingCanvas" xmlns:cx="http://schemas.microsoft.com/office/drawing/2014/chartex" xmlns:cx1="http://schemas.microsoft.com/office/drawing/2015/9/8/chartex" xmlns:cx2="http://schemas.microsoft.com/office/drawing/2015/10/21/chartex" xmlns:cx3="http://schemas.microsoft.com/office/drawing/2016/5/9/chartex" xmlns:cx4="http://schemas.microsoft.com/office/drawing/2016/5/10/chartex" xmlns:cx5="http://schemas.microsoft.com/office/drawing/2016/5/11/chartex" xmlns:cx6="http://schemas.microsoft.com/office/drawing/2016/5/12/chartex" xmlns:cx7="http://schemas.microsoft.com/office/drawing/2016/5/13/chartex" xmlns:cx8="http://schemas.microsoft.com/office/drawing/2016/5/14/chartex" xmlns:mc="http://schemas.openxmlformats.org/markup-compatibility/2006" xmlns:aink="http://schemas.microsoft.com/office/drawing/2016/ink" xmlns:am3d="http://schemas.microsoft.com/office/drawing/2017/model3d" xmlns:o="urn:schemas-microsoft-com:office:office" xmlns:oel="http://schemas.microsoft.com/office/2019/extlst" xmlns:r="http://schemas.openxmlformats.org/officeDocument/2006/relationships" xmlns:m="http://schemas.openxmlformats.org/officeDocument/2006/math" xmlns:v="urn:schemas-microsoft-com:vml" xmlns:wp14="http://schemas.microsoft.com/office/word/2010/wordprocessingDrawing" xmlns:wp="http://schemas.openxmlformats.org/drawingml/2006/wordprocessingDrawing" xmlns:w10="urn:schemas-microsoft-com:office:word" xmlns:w="http://schemas.openxmlformats.org/wordprocessingml/2006/main" xmlns:w14="http://schemas.microsoft.com/office/word/2010/wordml" xmlns:w15="http://schemas.microsoft.com/office/word/2012/wordml" xmlns:w16cex="http://schemas.microsoft.com/office/word/2018/wordml/cex" xmlns:w16cid="http://schemas.microsoft.com/office/word/2016/wordml/cid" xmlns:w16="http://schemas.microsoft.com/office/word/2018/wordml" xmlns:w16du="http://schemas.microsoft.com/office/word/2023/wordml/word16du" xmlns:w16sdtdh="http://schemas.microsoft.com/office/word/2020/wordml/sdtdatahash" xmlns:w16sdtfl="http://schemas.microsoft.com/office/word/2024/wordml/sdtformatlock" xmlns:w16se="http://schemas.microsoft.com/office/word/2015/wordml/symex" xmlns:wpg="http://schemas.microsoft.com/office/word/2010/wordprocessingGroup" xmlns:wpi="http://schemas.microsoft.com/office/word/2010/wordprocessingInk" xmlns:wne="http://schemas.microsoft.com/office/word/2006/wordml" xmlns:wps="http://schemas.microsoft.com/office/word/2010/wordprocessingShape" mc:Ignorable="w14 w15 w16se w16cid w16 w16cex w16sdtdh w16sdtfl w16du wp14">
+  <w:p>
+    <w:pPr>
+      <w:pStyle w:val="Fuzeile"/>
+    </w:pPr>
+    <w:r>
+      <w:t xml:space="preserve">Seite </w:t>
+    </w:r>
+    <w:r>
+      <w:fldChar w:fldCharType="begin"/>
+    </w:r>
+    <w:r>
+      <w:instrText xml:space="preserve"> PAGE </w:instrText>
+    </w:r>
+    <w:r>
+      <w:fldChar w:fldCharType="separate"/>
+    </w:r>
+    <w:r>
+      <w:t>2</w:t>
+    </w:r>
+    <w:r>
+      <w:fldChar w:fldCharType="end"/>
+    </w:r>
+    <w:r>
+      <w:tab/>
+    </w:r>
+    <w:r>
+      <w:tab/>
+      <w:t>Maximilian Maier</w:t>
+    </w:r>
+  </w:p>
+</w:ftr>
+</file>
+
+<file path=word/footer12.xml><?xml version="1.0" encoding="utf-8"?>
+<w:ftr xmlns:wpc="http://schemas.microsoft.com/office/word/2010/wordprocessingCanvas" xmlns:cx="http://schemas.microsoft.com/office/drawing/2014/chartex" xmlns:cx1="http://schemas.microsoft.com/office/drawing/2015/9/8/chartex" xmlns:cx2="http://schemas.microsoft.com/office/drawing/2015/10/21/chartex" xmlns:cx3="http://schemas.microsoft.com/office/drawing/2016/5/9/chartex" xmlns:cx4="http://schemas.microsoft.com/office/drawing/2016/5/10/chartex" xmlns:cx5="http://schemas.microsoft.com/office/drawing/2016/5/11/chartex" xmlns:cx6="http://schemas.microsoft.com/office/drawing/2016/5/12/chartex" xmlns:cx7="http://schemas.microsoft.com/office/drawing/2016/5/13/chartex" xmlns:cx8="http://schemas.microsoft.com/office/drawing/2016/5/14/chartex" xmlns:mc="http://schemas.openxmlformats.org/markup-compatibility/2006" xmlns:aink="http://schemas.microsoft.com/office/drawing/2016/ink" xmlns:am3d="http://schemas.microsoft.com/office/drawing/2017/model3d" xmlns:o="urn:schemas-microsoft-com:office:office" xmlns:oel="http://schemas.microsoft.com/office/2019/extlst" xmlns:r="http://schemas.openxmlformats.org/officeDocument/2006/relationships" xmlns:m="http://schemas.openxmlformats.org/officeDocument/2006/math" xmlns:v="urn:schemas-microsoft-com:vml" xmlns:wp14="http://schemas.microsoft.com/office/word/2010/wordprocessingDrawing" xmlns:wp="http://schemas.openxmlformats.org/drawingml/2006/wordprocessingDrawing" xmlns:w10="urn:schemas-microsoft-com:office:word" xmlns:w="http://schemas.openxmlformats.org/wordprocessingml/2006/main" xmlns:w14="http://schemas.microsoft.com/office/word/2010/wordml" xmlns:w15="http://schemas.microsoft.com/office/word/2012/wordml" xmlns:w16cex="http://schemas.microsoft.com/office/word/2018/wordml/cex" xmlns:w16cid="http://schemas.microsoft.com/office/word/2016/wordml/cid" xmlns:w16="http://schemas.microsoft.com/office/word/2018/wordml" xmlns:w16du="http://schemas.microsoft.com/office/word/2023/wordml/word16du" xmlns:w16sdtdh="http://schemas.microsoft.com/office/word/2020/wordml/sdtdatahash" xmlns:w16sdtfl="http://schemas.microsoft.com/office/word/2024/wordml/sdtformatlock" xmlns:w16se="http://schemas.microsoft.com/office/word/2015/wordml/symex" xmlns:wpg="http://schemas.microsoft.com/office/word/2010/wordprocessingGroup" xmlns:wpi="http://schemas.microsoft.com/office/word/2010/wordprocessingInk" xmlns:wne="http://schemas.microsoft.com/office/word/2006/wordml" xmlns:wps="http://schemas.microsoft.com/office/word/2010/wordprocessingShape" mc:Ignorable="w14 w15 w16se w16cid w16 w16cex w16sdtdh w16sdtfl w16du wp14">
+  <w:p>
+    <w:pPr>
+      <w:pStyle w:val="Fuzeile"/>
+    </w:pPr>
+    <w:r>
+      <w:t>Maximilian Maier</w:t>
+    </w:r>
+    <w:r>
+      <w:tab/>
+    </w:r>
+    <w:r>
+      <w:tab/>
+      <w:t xml:space="preserve">Seite </w:t>
+    </w:r>
+    <w:r>
+      <w:fldChar w:fldCharType="begin"/>
+    </w:r>
+    <w:r>
+      <w:instrText xml:space="preserve"> PAGE </w:instrText>
+    </w:r>
+    <w:r>
+      <w:fldChar w:fldCharType="separate"/>
+    </w:r>
+    <w:r>
+      <w:t>0</w:t>
+    </w:r>
+    <w:r>
+      <w:fldChar w:fldCharType="end"/>
+    </w:r>
+  </w:p>
+</w:ftr>
+</file>
+
+<file path=word/footer13.xml><?xml version="1.0" encoding="utf-8"?>
+<w:ftr xmlns:wpc="http://schemas.microsoft.com/office/word/2010/wordprocessingCanvas" xmlns:cx="http://schemas.microsoft.com/office/drawing/2014/chartex" xmlns:cx1="http://schemas.microsoft.com/office/drawing/2015/9/8/chartex" xmlns:cx2="http://schemas.microsoft.com/office/drawing/2015/10/21/chartex" xmlns:cx3="http://schemas.microsoft.com/office/drawing/2016/5/9/chartex" xmlns:cx4="http://schemas.microsoft.com/office/drawing/2016/5/10/chartex" xmlns:cx5="http://schemas.microsoft.com/office/drawing/2016/5/11/chartex" xmlns:cx6="http://schemas.microsoft.com/office/drawing/2016/5/12/chartex" xmlns:cx7="http://schemas.microsoft.com/office/drawing/2016/5/13/chartex" xmlns:cx8="http://schemas.microsoft.com/office/drawing/2016/5/14/chartex" xmlns:mc="http://schemas.openxmlformats.org/markup-compatibility/2006" xmlns:aink="http://schemas.microsoft.com/office/drawing/2016/ink" xmlns:am3d="http://schemas.microsoft.com/office/drawing/2017/model3d" xmlns:o="urn:schemas-microsoft-com:office:office" xmlns:oel="http://schemas.microsoft.com/office/2019/extlst" xmlns:r="http://schemas.openxmlformats.org/officeDocument/2006/relationships" xmlns:m="http://schemas.openxmlformats.org/officeDocument/2006/math" xmlns:v="urn:schemas-microsoft-com:vml" xmlns:wp14="http://schemas.microsoft.com/office/word/2010/wordprocessingDrawing" xmlns:wp="http://schemas.openxmlformats.org/drawingml/2006/wordprocessingDrawing" xmlns:w10="urn:schemas-microsoft-com:office:word" xmlns:w="http://schemas.openxmlformats.org/wordprocessingml/2006/main" xmlns:w14="http://schemas.microsoft.com/office/word/2010/wordml" xmlns:w15="http://schemas.microsoft.com/office/word/2012/wordml" xmlns:w16cex="http://schemas.microsoft.com/office/word/2018/wordml/cex" xmlns:w16cid="http://schemas.microsoft.com/office/word/2016/wordml/cid" xmlns:w16="http://schemas.microsoft.com/office/word/2018/wordml" xmlns:w16du="http://schemas.microsoft.com/office/word/2023/wordml/word16du" xmlns:w16sdtdh="http://schemas.microsoft.com/office/word/2020/wordml/sdtdatahash" xmlns:w16sdtfl="http://schemas.microsoft.com/office/word/2024/wordml/sdtformatlock" xmlns:w16se="http://schemas.microsoft.com/office/word/2015/wordml/symex" xmlns:wpg="http://schemas.microsoft.com/office/word/2010/wordprocessingGroup" xmlns:wpi="http://schemas.microsoft.com/office/word/2010/wordprocessingInk" xmlns:wne="http://schemas.microsoft.com/office/word/2006/wordml" xmlns:wps="http://schemas.microsoft.com/office/word/2010/wordprocessingShape" mc:Ignorable="w14 w15 w16se w16cid w16 w16cex w16sdtdh w16sdtfl w16du wp14">
+  <w:p>
+    <w:pPr>
+      <w:pStyle w:val="Fuzeile"/>
+    </w:pPr>
+    <w:r>
+      <w:t xml:space="preserve">Seite </w:t>
+    </w:r>
+    <w:r>
+      <w:fldChar w:fldCharType="begin"/>
+    </w:r>
+    <w:r>
+      <w:instrText xml:space="preserve"> PAGE </w:instrText>
+    </w:r>
+    <w:r>
+      <w:fldChar w:fldCharType="separate"/>
+    </w:r>
+    <w:r>
+      <w:t>2</w:t>
+    </w:r>
+    <w:r>
+      <w:fldChar w:fldCharType="end"/>
+    </w:r>
+    <w:r>
+      <w:tab/>
+    </w:r>
+    <w:r>
+      <w:tab/>
+    </w:r>
+    <w:r>
+      <w:t>Elisabeth Muster</w:t>
+    </w:r>
+  </w:p>
+</w:ftr>
+</file>
+
+<file path=word/footer14.xml><?xml version="1.0" encoding="utf-8"?>
+<w:ftr xmlns:wpc="http://schemas.microsoft.com/office/word/2010/wordprocessingCanvas" xmlns:cx="http://schemas.microsoft.com/office/drawing/2014/chartex" xmlns:cx1="http://schemas.microsoft.com/office/drawing/2015/9/8/chartex" xmlns:cx2="http://schemas.microsoft.com/office/drawing/2015/10/21/chartex" xmlns:cx3="http://schemas.microsoft.com/office/drawing/2016/5/9/chartex" xmlns:cx4="http://schemas.microsoft.com/office/drawing/2016/5/10/chartex" xmlns:cx5="http://schemas.microsoft.com/office/drawing/2016/5/11/chartex" xmlns:cx6="http://schemas.microsoft.com/office/drawing/2016/5/12/chartex" xmlns:cx7="http://schemas.microsoft.com/office/drawing/2016/5/13/chartex" xmlns:cx8="http://schemas.microsoft.com/office/drawing/2016/5/14/chartex" xmlns:mc="http://schemas.openxmlformats.org/markup-compatibility/2006" xmlns:aink="http://schemas.microsoft.com/office/drawing/2016/ink" xmlns:am3d="http://schemas.microsoft.com/office/drawing/2017/model3d" xmlns:o="urn:schemas-microsoft-com:office:office" xmlns:oel="http://schemas.microsoft.com/office/2019/extlst" xmlns:r="http://schemas.openxmlformats.org/officeDocument/2006/relationships" xmlns:m="http://schemas.openxmlformats.org/officeDocument/2006/math" xmlns:v="urn:schemas-microsoft-com:vml" xmlns:wp14="http://schemas.microsoft.com/office/word/2010/wordprocessingDrawing" xmlns:wp="http://schemas.openxmlformats.org/drawingml/2006/wordprocessingDrawing" xmlns:w10="urn:schemas-microsoft-com:office:word" xmlns:w="http://schemas.openxmlformats.org/wordprocessingml/2006/main" xmlns:w14="http://schemas.microsoft.com/office/word/2010/wordml" xmlns:w15="http://schemas.microsoft.com/office/word/2012/wordml" xmlns:w16cex="http://schemas.microsoft.com/office/word/2018/wordml/cex" xmlns:w16cid="http://schemas.microsoft.com/office/word/2016/wordml/cid" xmlns:w16="http://schemas.microsoft.com/office/word/2018/wordml" xmlns:w16du="http://schemas.microsoft.com/office/word/2023/wordml/word16du" xmlns:w16sdtdh="http://schemas.microsoft.com/office/word/2020/wordml/sdtdatahash" xmlns:w16sdtfl="http://schemas.microsoft.com/office/word/2024/wordml/sdtformatlock" xmlns:w16se="http://schemas.microsoft.com/office/word/2015/wordml/symex" xmlns:wpg="http://schemas.microsoft.com/office/word/2010/wordprocessingGroup" xmlns:wpi="http://schemas.microsoft.com/office/word/2010/wordprocessingInk" xmlns:wne="http://schemas.microsoft.com/office/word/2006/wordml" xmlns:wps="http://schemas.microsoft.com/office/word/2010/wordprocessingShape" mc:Ignorable="w14 w15 w16se w16cid w16 w16cex w16sdtdh w16sdtfl w16du wp14">
+  <w:p>
+    <w:pPr>
+      <w:pStyle w:val="Fuzeile"/>
+    </w:pPr>
+    <w:r>
+      <w:t>Maximilian Maier, Elisabeth Muster</w:t>
+    </w:r>
+    <w:r>
+      <w:tab/>
+    </w:r>
+    <w:r>
+      <w:tab/>
+      <w:t xml:space="preserve">Seite </w:t>
+    </w:r>
+    <w:r>
+      <w:fldChar w:fldCharType="begin"/>
+    </w:r>
+    <w:r>
+      <w:instrText xml:space="preserve"> PAGE </w:instrText>
+    </w:r>
+    <w:r>
+      <w:fldChar w:fldCharType="separate"/>
+    </w:r>
+    <w:r>
+      <w:t>0</w:t>
+    </w:r>
+    <w:r>
+      <w:fldChar w:fldCharType="end"/>
+    </w:r>
+  </w:p>
+</w:ftr>
+</file>
+
+<file path=word/footer15.xml><?xml version="1.0" encoding="utf-8"?>
+<w:ftr xmlns:wpc="http://schemas.microsoft.com/office/word/2010/wordprocessingCanvas" xmlns:cx="http://schemas.microsoft.com/office/drawing/2014/chartex" xmlns:cx1="http://schemas.microsoft.com/office/drawing/2015/9/8/chartex" xmlns:cx2="http://schemas.microsoft.com/office/drawing/2015/10/21/chartex" xmlns:cx3="http://schemas.microsoft.com/office/drawing/2016/5/9/chartex" xmlns:cx4="http://schemas.microsoft.com/office/drawing/2016/5/10/chartex" xmlns:cx5="http://schemas.microsoft.com/office/drawing/2016/5/11/chartex" xmlns:cx6="http://schemas.microsoft.com/office/drawing/2016/5/12/chartex" xmlns:cx7="http://schemas.microsoft.com/office/drawing/2016/5/13/chartex" xmlns:cx8="http://schemas.microsoft.com/office/drawing/2016/5/14/chartex" xmlns:mc="http://schemas.openxmlformats.org/markup-compatibility/2006" xmlns:aink="http://schemas.microsoft.com/office/drawing/2016/ink" xmlns:am3d="http://schemas.microsoft.com/office/drawing/2017/model3d" xmlns:o="urn:schemas-microsoft-com:office:office" xmlns:oel="http://schemas.microsoft.com/office/2019/extlst" xmlns:r="http://schemas.openxmlformats.org/officeDocument/2006/relationships" xmlns:m="http://schemas.openxmlformats.org/officeDocument/2006/math" xmlns:v="urn:schemas-microsoft-com:vml" xmlns:wp14="http://schemas.microsoft.com/office/word/2010/wordprocessingDrawing" xmlns:wp="http://schemas.openxmlformats.org/drawingml/2006/wordprocessingDrawing" xmlns:w10="urn:schemas-microsoft-com:office:word" xmlns:w="http://schemas.openxmlformats.org/wordprocessingml/2006/main" xmlns:w14="http://schemas.microsoft.com/office/word/2010/wordml" xmlns:w15="http://schemas.microsoft.com/office/word/2012/wordml" xmlns:w16cex="http://schemas.microsoft.com/office/word/2018/wordml/cex" xmlns:w16cid="http://schemas.microsoft.com/office/word/2016/wordml/cid" xmlns:w16="http://schemas.microsoft.com/office/word/2018/wordml" xmlns:w16du="http://schemas.microsoft.com/office/word/2023/wordml/word16du" xmlns:w16sdtdh="http://schemas.microsoft.com/office/word/2020/wordml/sdtdatahash" xmlns:w16sdtfl="http://schemas.microsoft.com/office/word/2024/wordml/sdtformatlock" xmlns:w16se="http://schemas.microsoft.com/office/word/2015/wordml/symex" xmlns:wpg="http://schemas.microsoft.com/office/word/2010/wordprocessingGroup" xmlns:wpi="http://schemas.microsoft.com/office/word/2010/wordprocessingInk" xmlns:wne="http://schemas.microsoft.com/office/word/2006/wordml" xmlns:wps="http://schemas.microsoft.com/office/word/2010/wordprocessingShape" mc:Ignorable="w14 w15 w16se w16cid w16 w16cex w16sdtdh w16sdtfl w16du wp14">
+  <w:p>
+    <w:pPr>
+      <w:pStyle w:val="Fuzeile"/>
+    </w:pPr>
+    <w:r>
+      <w:t xml:space="preserve">Seite </w:t>
+    </w:r>
+    <w:r>
+      <w:fldChar w:fldCharType="begin"/>
+    </w:r>
+    <w:r>
+      <w:instrText xml:space="preserve"> PAGE </w:instrText>
+    </w:r>
+    <w:r>
+      <w:fldChar w:fldCharType="separate"/>
+    </w:r>
+    <w:r>
+      <w:t>2</w:t>
+    </w:r>
+    <w:r>
+      <w:fldChar w:fldCharType="end"/>
+    </w:r>
+    <w:r>
+      <w:tab/>
+    </w:r>
+    <w:r>
+      <w:tab/>
+    </w:r>
+    <w:r>
+      <w:t>Maximilian Maier, Elisabeth Muster</w:t>
+    </w:r>
+  </w:p>
+</w:ftr>
+</file>
+
+<file path=word/footer2.xml><?xml version="1.0" encoding="utf-8"?>
+<w:ftr xmlns:wpc="http://schemas.microsoft.com/office/word/2010/wordprocessingCanvas" xmlns:cx="http://schemas.microsoft.com/office/drawing/2014/chartex" xmlns:cx1="http://schemas.microsoft.com/office/drawing/2015/9/8/chartex" xmlns:cx2="http://schemas.microsoft.com/office/drawing/2015/10/21/chartex" xmlns:cx3="http://schemas.microsoft.com/office/drawing/2016/5/9/chartex" xmlns:cx4="http://schemas.microsoft.com/office/drawing/2016/5/10/chartex" xmlns:cx5="http://schemas.microsoft.com/office/drawing/2016/5/11/chartex" xmlns:cx6="http://schemas.microsoft.com/office/drawing/2016/5/12/chartex" xmlns:cx7="http://schemas.microsoft.com/office/drawing/2016/5/13/chartex" xmlns:cx8="http://schemas.microsoft.com/office/drawing/2016/5/14/chartex" xmlns:mc="http://schemas.openxmlformats.org/markup-compatibility/2006" xmlns:aink="http://schemas.microsoft.com/office/drawing/2016/ink" xmlns:am3d="http://schemas.microsoft.com/office/drawing/2017/model3d" xmlns:o="urn:schemas-microsoft-com:office:office" xmlns:oel="http://schemas.microsoft.com/office/2019/extlst" xmlns:r="http://schemas.openxmlformats.org/officeDocument/2006/relationships" xmlns:m="http://schemas.openxmlformats.org/officeDocument/2006/math" xmlns:v="urn:schemas-microsoft-com:vml" xmlns:wp14="http://schemas.microsoft.com/office/word/2010/wordprocessingDrawing" xmlns:wp="http://schemas.openxmlformats.org/drawingml/2006/wordprocessingDrawing" xmlns:w10="urn:schemas-microsoft-com:office:word" xmlns:w="http://schemas.openxmlformats.org/wordprocessingml/2006/main" xmlns:w14="http://schemas.microsoft.com/office/word/2010/wordml" xmlns:w15="http://schemas.microsoft.com/office/word/2012/wordml" xmlns:w16cex="http://schemas.microsoft.com/office/word/2018/wordml/cex" xmlns:w16cid="http://schemas.microsoft.com/office/word/2016/wordml/cid" xmlns:w16="http://schemas.microsoft.com/office/word/2018/wordml" xmlns:w16du="http://schemas.microsoft.com/office/word/2023/wordml/word16du" xmlns:w16sdtdh="http://schemas.microsoft.com/office/word/2020/wordml/sdtdatahash" xmlns:w16sdtfl="http://schemas.microsoft.com/office/word/2024/wordml/sdtformatlock" xmlns:w16se="http://schemas.microsoft.com/office/word/2015/wordml/symex" xmlns:wpg="http://schemas.microsoft.com/office/word/2010/wordprocessingGroup" xmlns:wpi="http://schemas.microsoft.com/office/word/2010/wordprocessingInk" xmlns:wne="http://schemas.microsoft.com/office/word/2006/wordml" xmlns:wps="http://schemas.microsoft.com/office/word/2010/wordprocessingShape" mc:Ignorable="w14 w15 w16se w16cid w16 w16cex w16sdtdh w16sdtfl w16du wp14">
   <w:tbl>
     <w:tblPr>
-      <w:tblStyle w:val="NormaleTabelle"/>
-      <w:bidiVisual w:val="0"/>
       <w:tblW w:w="0" w:type="auto"/>
       <w:tblLayout w:type="fixed"/>
       <w:tblLook w:val="06A0" w:firstRow="1" w:lastRow="0" w:firstColumn="1" w:lastColumn="0" w:noHBand="1" w:noVBand="1"/>
@@ -4045,26 +2813,21 @@
       <w:tc>
         <w:tcPr>
           <w:tcW w:w="3210" w:type="dxa"/>
-          <w:tcMar/>
         </w:tcPr>
         <w:p>
           <w:pPr>
             <w:pStyle w:val="Kopfzeile"/>
-            <w:bidi w:val="0"/>
             <w:ind w:left="-115"/>
-            <w:jc w:val="left"/>
           </w:pPr>
         </w:p>
       </w:tc>
       <w:tc>
         <w:tcPr>
           <w:tcW w:w="3210" w:type="dxa"/>
-          <w:tcMar/>
         </w:tcPr>
         <w:p>
           <w:pPr>
             <w:pStyle w:val="Kopfzeile"/>
-            <w:bidi w:val="0"/>
             <w:jc w:val="center"/>
           </w:pPr>
         </w:p>
@@ -4072,12 +2835,10 @@
       <w:tc>
         <w:tcPr>
           <w:tcW w:w="3210" w:type="dxa"/>
-          <w:tcMar/>
         </w:tcPr>
         <w:p>
           <w:pPr>
             <w:pStyle w:val="Kopfzeile"/>
-            <w:bidi w:val="0"/>
             <w:ind w:right="-115"/>
             <w:jc w:val="right"/>
           </w:pPr>
@@ -4088,8 +2849,204 @@
   <w:p>
     <w:pPr>
       <w:pStyle w:val="Fuzeile"/>
-      <w:bidi w:val="0"/>
     </w:pPr>
+  </w:p>
+</w:ftr>
+</file>
+
+<file path=word/footer3.xml><?xml version="1.0" encoding="utf-8"?>
+<w:ftr xmlns:wpc="http://schemas.microsoft.com/office/word/2010/wordprocessingCanvas" xmlns:cx="http://schemas.microsoft.com/office/drawing/2014/chartex" xmlns:cx1="http://schemas.microsoft.com/office/drawing/2015/9/8/chartex" xmlns:cx2="http://schemas.microsoft.com/office/drawing/2015/10/21/chartex" xmlns:cx3="http://schemas.microsoft.com/office/drawing/2016/5/9/chartex" xmlns:cx4="http://schemas.microsoft.com/office/drawing/2016/5/10/chartex" xmlns:cx5="http://schemas.microsoft.com/office/drawing/2016/5/11/chartex" xmlns:cx6="http://schemas.microsoft.com/office/drawing/2016/5/12/chartex" xmlns:cx7="http://schemas.microsoft.com/office/drawing/2016/5/13/chartex" xmlns:cx8="http://schemas.microsoft.com/office/drawing/2016/5/14/chartex" xmlns:mc="http://schemas.openxmlformats.org/markup-compatibility/2006" xmlns:aink="http://schemas.microsoft.com/office/drawing/2016/ink" xmlns:am3d="http://schemas.microsoft.com/office/drawing/2017/model3d" xmlns:o="urn:schemas-microsoft-com:office:office" xmlns:oel="http://schemas.microsoft.com/office/2019/extlst" xmlns:r="http://schemas.openxmlformats.org/officeDocument/2006/relationships" xmlns:m="http://schemas.openxmlformats.org/officeDocument/2006/math" xmlns:v="urn:schemas-microsoft-com:vml" xmlns:wp14="http://schemas.microsoft.com/office/word/2010/wordprocessingDrawing" xmlns:wp="http://schemas.openxmlformats.org/drawingml/2006/wordprocessingDrawing" xmlns:w10="urn:schemas-microsoft-com:office:word" xmlns:w="http://schemas.openxmlformats.org/wordprocessingml/2006/main" xmlns:w14="http://schemas.microsoft.com/office/word/2010/wordml" xmlns:w15="http://schemas.microsoft.com/office/word/2012/wordml" xmlns:w16cex="http://schemas.microsoft.com/office/word/2018/wordml/cex" xmlns:w16cid="http://schemas.microsoft.com/office/word/2016/wordml/cid" xmlns:w16="http://schemas.microsoft.com/office/word/2018/wordml" xmlns:w16du="http://schemas.microsoft.com/office/word/2023/wordml/word16du" xmlns:w16sdtdh="http://schemas.microsoft.com/office/word/2020/wordml/sdtdatahash" xmlns:w16sdtfl="http://schemas.microsoft.com/office/word/2024/wordml/sdtformatlock" xmlns:w16se="http://schemas.microsoft.com/office/word/2015/wordml/symex" xmlns:wpg="http://schemas.microsoft.com/office/word/2010/wordprocessingGroup" xmlns:wpi="http://schemas.microsoft.com/office/word/2010/wordprocessingInk" xmlns:wne="http://schemas.microsoft.com/office/word/2006/wordml" xmlns:wps="http://schemas.microsoft.com/office/word/2010/wordprocessingShape" mc:Ignorable="w14 w15 w16se w16cid w16 w16cex w16sdtdh w16sdtfl w16du wp14">
+  <w:p>
+    <w:pPr>
+      <w:pStyle w:val="Fuzeile"/>
+    </w:pPr>
+  </w:p>
+</w:ftr>
+</file>
+
+<file path=word/footer4.xml><?xml version="1.0" encoding="utf-8"?>
+<w:ftr xmlns:wpc="http://schemas.microsoft.com/office/word/2010/wordprocessingCanvas" xmlns:cx="http://schemas.microsoft.com/office/drawing/2014/chartex" xmlns:cx1="http://schemas.microsoft.com/office/drawing/2015/9/8/chartex" xmlns:cx2="http://schemas.microsoft.com/office/drawing/2015/10/21/chartex" xmlns:cx3="http://schemas.microsoft.com/office/drawing/2016/5/9/chartex" xmlns:cx4="http://schemas.microsoft.com/office/drawing/2016/5/10/chartex" xmlns:cx5="http://schemas.microsoft.com/office/drawing/2016/5/11/chartex" xmlns:cx6="http://schemas.microsoft.com/office/drawing/2016/5/12/chartex" xmlns:cx7="http://schemas.microsoft.com/office/drawing/2016/5/13/chartex" xmlns:cx8="http://schemas.microsoft.com/office/drawing/2016/5/14/chartex" xmlns:mc="http://schemas.openxmlformats.org/markup-compatibility/2006" xmlns:aink="http://schemas.microsoft.com/office/drawing/2016/ink" xmlns:am3d="http://schemas.microsoft.com/office/drawing/2017/model3d" xmlns:o="urn:schemas-microsoft-com:office:office" xmlns:oel="http://schemas.microsoft.com/office/2019/extlst" xmlns:r="http://schemas.openxmlformats.org/officeDocument/2006/relationships" xmlns:m="http://schemas.openxmlformats.org/officeDocument/2006/math" xmlns:v="urn:schemas-microsoft-com:vml" xmlns:wp14="http://schemas.microsoft.com/office/word/2010/wordprocessingDrawing" xmlns:wp="http://schemas.openxmlformats.org/drawingml/2006/wordprocessingDrawing" xmlns:w10="urn:schemas-microsoft-com:office:word" xmlns:w="http://schemas.openxmlformats.org/wordprocessingml/2006/main" xmlns:w14="http://schemas.microsoft.com/office/word/2010/wordml" xmlns:w15="http://schemas.microsoft.com/office/word/2012/wordml" xmlns:w16cex="http://schemas.microsoft.com/office/word/2018/wordml/cex" xmlns:w16cid="http://schemas.microsoft.com/office/word/2016/wordml/cid" xmlns:w16="http://schemas.microsoft.com/office/word/2018/wordml" xmlns:w16du="http://schemas.microsoft.com/office/word/2023/wordml/word16du" xmlns:w16sdtdh="http://schemas.microsoft.com/office/word/2020/wordml/sdtdatahash" xmlns:w16sdtfl="http://schemas.microsoft.com/office/word/2024/wordml/sdtformatlock" xmlns:w16se="http://schemas.microsoft.com/office/word/2015/wordml/symex" xmlns:wpg="http://schemas.microsoft.com/office/word/2010/wordprocessingGroup" xmlns:wpi="http://schemas.microsoft.com/office/word/2010/wordprocessingInk" xmlns:wne="http://schemas.microsoft.com/office/word/2006/wordml" xmlns:wps="http://schemas.microsoft.com/office/word/2010/wordprocessingShape" mc:Ignorable="w14 w15 w16se w16cid w16 w16cex w16sdtdh w16sdtfl w16du wp14">
+  <w:p>
+    <w:pPr>
+      <w:pStyle w:val="Fuzeile"/>
+    </w:pPr>
+  </w:p>
+</w:ftr>
+</file>
+
+<file path=word/footer5.xml><?xml version="1.0" encoding="utf-8"?>
+<w:ftr xmlns:wpc="http://schemas.microsoft.com/office/word/2010/wordprocessingCanvas" xmlns:cx="http://schemas.microsoft.com/office/drawing/2014/chartex" xmlns:cx1="http://schemas.microsoft.com/office/drawing/2015/9/8/chartex" xmlns:cx2="http://schemas.microsoft.com/office/drawing/2015/10/21/chartex" xmlns:cx3="http://schemas.microsoft.com/office/drawing/2016/5/9/chartex" xmlns:cx4="http://schemas.microsoft.com/office/drawing/2016/5/10/chartex" xmlns:cx5="http://schemas.microsoft.com/office/drawing/2016/5/11/chartex" xmlns:cx6="http://schemas.microsoft.com/office/drawing/2016/5/12/chartex" xmlns:cx7="http://schemas.microsoft.com/office/drawing/2016/5/13/chartex" xmlns:cx8="http://schemas.microsoft.com/office/drawing/2016/5/14/chartex" xmlns:mc="http://schemas.openxmlformats.org/markup-compatibility/2006" xmlns:aink="http://schemas.microsoft.com/office/drawing/2016/ink" xmlns:am3d="http://schemas.microsoft.com/office/drawing/2017/model3d" xmlns:o="urn:schemas-microsoft-com:office:office" xmlns:oel="http://schemas.microsoft.com/office/2019/extlst" xmlns:r="http://schemas.openxmlformats.org/officeDocument/2006/relationships" xmlns:m="http://schemas.openxmlformats.org/officeDocument/2006/math" xmlns:v="urn:schemas-microsoft-com:vml" xmlns:wp14="http://schemas.microsoft.com/office/word/2010/wordprocessingDrawing" xmlns:wp="http://schemas.openxmlformats.org/drawingml/2006/wordprocessingDrawing" xmlns:w10="urn:schemas-microsoft-com:office:word" xmlns:w="http://schemas.openxmlformats.org/wordprocessingml/2006/main" xmlns:w14="http://schemas.microsoft.com/office/word/2010/wordml" xmlns:w15="http://schemas.microsoft.com/office/word/2012/wordml" xmlns:w16cex="http://schemas.microsoft.com/office/word/2018/wordml/cex" xmlns:w16cid="http://schemas.microsoft.com/office/word/2016/wordml/cid" xmlns:w16="http://schemas.microsoft.com/office/word/2018/wordml" xmlns:w16du="http://schemas.microsoft.com/office/word/2023/wordml/word16du" xmlns:w16sdtdh="http://schemas.microsoft.com/office/word/2020/wordml/sdtdatahash" xmlns:w16sdtfl="http://schemas.microsoft.com/office/word/2024/wordml/sdtformatlock" xmlns:w16se="http://schemas.microsoft.com/office/word/2015/wordml/symex" xmlns:wpg="http://schemas.microsoft.com/office/word/2010/wordprocessingGroup" xmlns:wpi="http://schemas.microsoft.com/office/word/2010/wordprocessingInk" xmlns:wne="http://schemas.microsoft.com/office/word/2006/wordml" xmlns:wps="http://schemas.microsoft.com/office/word/2010/wordprocessingShape" mc:Ignorable="w14 w15 w16se w16cid w16 w16cex w16sdtdh w16sdtfl w16du wp14">
+  <w:p>
+    <w:pPr>
+      <w:pStyle w:val="Fuzeile"/>
+    </w:pPr>
+    <w:r>
+      <w:rPr>
+        <w:rFonts w:cs="Arial"/>
+      </w:rPr>
+      <w:tab/>
+    </w:r>
+    <w:r>
+      <w:rPr>
+        <w:rFonts w:cs="Arial"/>
+      </w:rPr>
+      <w:tab/>
+    </w:r>
+  </w:p>
+</w:ftr>
+</file>
+
+<file path=word/footer6.xml><?xml version="1.0" encoding="utf-8"?>
+<w:ftr xmlns:wpc="http://schemas.microsoft.com/office/word/2010/wordprocessingCanvas" xmlns:cx="http://schemas.microsoft.com/office/drawing/2014/chartex" xmlns:cx1="http://schemas.microsoft.com/office/drawing/2015/9/8/chartex" xmlns:cx2="http://schemas.microsoft.com/office/drawing/2015/10/21/chartex" xmlns:cx3="http://schemas.microsoft.com/office/drawing/2016/5/9/chartex" xmlns:cx4="http://schemas.microsoft.com/office/drawing/2016/5/10/chartex" xmlns:cx5="http://schemas.microsoft.com/office/drawing/2016/5/11/chartex" xmlns:cx6="http://schemas.microsoft.com/office/drawing/2016/5/12/chartex" xmlns:cx7="http://schemas.microsoft.com/office/drawing/2016/5/13/chartex" xmlns:cx8="http://schemas.microsoft.com/office/drawing/2016/5/14/chartex" xmlns:mc="http://schemas.openxmlformats.org/markup-compatibility/2006" xmlns:aink="http://schemas.microsoft.com/office/drawing/2016/ink" xmlns:am3d="http://schemas.microsoft.com/office/drawing/2017/model3d" xmlns:o="urn:schemas-microsoft-com:office:office" xmlns:oel="http://schemas.microsoft.com/office/2019/extlst" xmlns:r="http://schemas.openxmlformats.org/officeDocument/2006/relationships" xmlns:m="http://schemas.openxmlformats.org/officeDocument/2006/math" xmlns:v="urn:schemas-microsoft-com:vml" xmlns:wp14="http://schemas.microsoft.com/office/word/2010/wordprocessingDrawing" xmlns:wp="http://schemas.openxmlformats.org/drawingml/2006/wordprocessingDrawing" xmlns:w10="urn:schemas-microsoft-com:office:word" xmlns:w="http://schemas.openxmlformats.org/wordprocessingml/2006/main" xmlns:w14="http://schemas.microsoft.com/office/word/2010/wordml" xmlns:w15="http://schemas.microsoft.com/office/word/2012/wordml" xmlns:w16cex="http://schemas.microsoft.com/office/word/2018/wordml/cex" xmlns:w16cid="http://schemas.microsoft.com/office/word/2016/wordml/cid" xmlns:w16="http://schemas.microsoft.com/office/word/2018/wordml" xmlns:w16du="http://schemas.microsoft.com/office/word/2023/wordml/word16du" xmlns:w16sdtdh="http://schemas.microsoft.com/office/word/2020/wordml/sdtdatahash" xmlns:w16sdtfl="http://schemas.microsoft.com/office/word/2024/wordml/sdtformatlock" xmlns:w16se="http://schemas.microsoft.com/office/word/2015/wordml/symex" xmlns:wpg="http://schemas.microsoft.com/office/word/2010/wordprocessingGroup" xmlns:wpi="http://schemas.microsoft.com/office/word/2010/wordprocessingInk" xmlns:wne="http://schemas.microsoft.com/office/word/2006/wordml" xmlns:wps="http://schemas.microsoft.com/office/word/2010/wordprocessingShape" mc:Ignorable="w14 w15 w16se w16cid w16 w16cex w16sdtdh w16sdtfl w16du wp14">
+  <w:p>
+    <w:pPr>
+      <w:pStyle w:val="Fuzeile"/>
+    </w:pPr>
+    <w:r>
+      <w:rPr>
+        <w:rFonts w:cs="Arial"/>
+      </w:rPr>
+      <w:tab/>
+    </w:r>
+    <w:r>
+      <w:rPr>
+        <w:rFonts w:cs="Arial"/>
+      </w:rPr>
+      <w:tab/>
+    </w:r>
+  </w:p>
+</w:ftr>
+</file>
+
+<file path=word/footer7.xml><?xml version="1.0" encoding="utf-8"?>
+<w:ftr xmlns:wpc="http://schemas.microsoft.com/office/word/2010/wordprocessingCanvas" xmlns:cx="http://schemas.microsoft.com/office/drawing/2014/chartex" xmlns:cx1="http://schemas.microsoft.com/office/drawing/2015/9/8/chartex" xmlns:cx2="http://schemas.microsoft.com/office/drawing/2015/10/21/chartex" xmlns:cx3="http://schemas.microsoft.com/office/drawing/2016/5/9/chartex" xmlns:cx4="http://schemas.microsoft.com/office/drawing/2016/5/10/chartex" xmlns:cx5="http://schemas.microsoft.com/office/drawing/2016/5/11/chartex" xmlns:cx6="http://schemas.microsoft.com/office/drawing/2016/5/12/chartex" xmlns:cx7="http://schemas.microsoft.com/office/drawing/2016/5/13/chartex" xmlns:cx8="http://schemas.microsoft.com/office/drawing/2016/5/14/chartex" xmlns:mc="http://schemas.openxmlformats.org/markup-compatibility/2006" xmlns:aink="http://schemas.microsoft.com/office/drawing/2016/ink" xmlns:am3d="http://schemas.microsoft.com/office/drawing/2017/model3d" xmlns:o="urn:schemas-microsoft-com:office:office" xmlns:oel="http://schemas.microsoft.com/office/2019/extlst" xmlns:r="http://schemas.openxmlformats.org/officeDocument/2006/relationships" xmlns:m="http://schemas.openxmlformats.org/officeDocument/2006/math" xmlns:v="urn:schemas-microsoft-com:vml" xmlns:wp14="http://schemas.microsoft.com/office/word/2010/wordprocessingDrawing" xmlns:wp="http://schemas.openxmlformats.org/drawingml/2006/wordprocessingDrawing" xmlns:w10="urn:schemas-microsoft-com:office:word" xmlns:w="http://schemas.openxmlformats.org/wordprocessingml/2006/main" xmlns:w14="http://schemas.microsoft.com/office/word/2010/wordml" xmlns:w15="http://schemas.microsoft.com/office/word/2012/wordml" xmlns:w16cex="http://schemas.microsoft.com/office/word/2018/wordml/cex" xmlns:w16cid="http://schemas.microsoft.com/office/word/2016/wordml/cid" xmlns:w16="http://schemas.microsoft.com/office/word/2018/wordml" xmlns:w16du="http://schemas.microsoft.com/office/word/2023/wordml/word16du" xmlns:w16sdtdh="http://schemas.microsoft.com/office/word/2020/wordml/sdtdatahash" xmlns:w16sdtfl="http://schemas.microsoft.com/office/word/2024/wordml/sdtformatlock" xmlns:w16se="http://schemas.microsoft.com/office/word/2015/wordml/symex" xmlns:wpg="http://schemas.microsoft.com/office/word/2010/wordprocessingGroup" xmlns:wpi="http://schemas.microsoft.com/office/word/2010/wordprocessingInk" xmlns:wne="http://schemas.microsoft.com/office/word/2006/wordml" xmlns:wps="http://schemas.microsoft.com/office/word/2010/wordprocessingShape" mc:Ignorable="w14 w15 w16se w16cid w16 w16cex w16sdtdh w16sdtfl w16du wp14">
+  <w:p>
+    <w:pPr>
+      <w:pStyle w:val="Fuzeile"/>
+    </w:pPr>
+    <w:r>
+      <w:rPr>
+        <w:rFonts w:cs="Arial"/>
+      </w:rPr>
+      <w:tab/>
+    </w:r>
+    <w:r>
+      <w:rPr>
+        <w:rFonts w:cs="Arial"/>
+      </w:rPr>
+      <w:tab/>
+      <w:t xml:space="preserve">Seite </w:t>
+    </w:r>
+    <w:r>
+      <w:rPr>
+        <w:rFonts w:cs="Arial"/>
+      </w:rPr>
+      <w:fldChar w:fldCharType="begin"/>
+    </w:r>
+    <w:r>
+      <w:rPr>
+        <w:rFonts w:cs="Arial"/>
+      </w:rPr>
+      <w:instrText xml:space="preserve"> PAGE </w:instrText>
+    </w:r>
+    <w:r>
+      <w:rPr>
+        <w:rFonts w:cs="Arial"/>
+      </w:rPr>
+      <w:fldChar w:fldCharType="separate"/>
+    </w:r>
+    <w:r>
+      <w:rPr>
+        <w:rFonts w:cs="Arial"/>
+      </w:rPr>
+      <w:t>1</w:t>
+    </w:r>
+    <w:r>
+      <w:rPr>
+        <w:rFonts w:cs="Arial"/>
+      </w:rPr>
+      <w:fldChar w:fldCharType="end"/>
+    </w:r>
+  </w:p>
+</w:ftr>
+</file>
+
+<file path=word/footer8.xml><?xml version="1.0" encoding="utf-8"?>
+<w:ftr xmlns:wpc="http://schemas.microsoft.com/office/word/2010/wordprocessingCanvas" xmlns:cx="http://schemas.microsoft.com/office/drawing/2014/chartex" xmlns:cx1="http://schemas.microsoft.com/office/drawing/2015/9/8/chartex" xmlns:cx2="http://schemas.microsoft.com/office/drawing/2015/10/21/chartex" xmlns:cx3="http://schemas.microsoft.com/office/drawing/2016/5/9/chartex" xmlns:cx4="http://schemas.microsoft.com/office/drawing/2016/5/10/chartex" xmlns:cx5="http://schemas.microsoft.com/office/drawing/2016/5/11/chartex" xmlns:cx6="http://schemas.microsoft.com/office/drawing/2016/5/12/chartex" xmlns:cx7="http://schemas.microsoft.com/office/drawing/2016/5/13/chartex" xmlns:cx8="http://schemas.microsoft.com/office/drawing/2016/5/14/chartex" xmlns:mc="http://schemas.openxmlformats.org/markup-compatibility/2006" xmlns:aink="http://schemas.microsoft.com/office/drawing/2016/ink" xmlns:am3d="http://schemas.microsoft.com/office/drawing/2017/model3d" xmlns:o="urn:schemas-microsoft-com:office:office" xmlns:oel="http://schemas.microsoft.com/office/2019/extlst" xmlns:r="http://schemas.openxmlformats.org/officeDocument/2006/relationships" xmlns:m="http://schemas.openxmlformats.org/officeDocument/2006/math" xmlns:v="urn:schemas-microsoft-com:vml" xmlns:wp14="http://schemas.microsoft.com/office/word/2010/wordprocessingDrawing" xmlns:wp="http://schemas.openxmlformats.org/drawingml/2006/wordprocessingDrawing" xmlns:w10="urn:schemas-microsoft-com:office:word" xmlns:w="http://schemas.openxmlformats.org/wordprocessingml/2006/main" xmlns:w14="http://schemas.microsoft.com/office/word/2010/wordml" xmlns:w15="http://schemas.microsoft.com/office/word/2012/wordml" xmlns:w16cex="http://schemas.microsoft.com/office/word/2018/wordml/cex" xmlns:w16cid="http://schemas.microsoft.com/office/word/2016/wordml/cid" xmlns:w16="http://schemas.microsoft.com/office/word/2018/wordml" xmlns:w16du="http://schemas.microsoft.com/office/word/2023/wordml/word16du" xmlns:w16sdtdh="http://schemas.microsoft.com/office/word/2020/wordml/sdtdatahash" xmlns:w16sdtfl="http://schemas.microsoft.com/office/word/2024/wordml/sdtformatlock" xmlns:w16se="http://schemas.microsoft.com/office/word/2015/wordml/symex" xmlns:wpg="http://schemas.microsoft.com/office/word/2010/wordprocessingGroup" xmlns:wpi="http://schemas.microsoft.com/office/word/2010/wordprocessingInk" xmlns:wne="http://schemas.microsoft.com/office/word/2006/wordml" xmlns:wps="http://schemas.microsoft.com/office/word/2010/wordprocessingShape" mc:Ignorable="w14 w15 w16se w16cid w16 w16cex w16sdtdh w16sdtfl w16du wp14">
+  <w:p>
+    <w:pPr>
+      <w:pStyle w:val="Fuzeile"/>
+    </w:pPr>
+    <w:r>
+      <w:t xml:space="preserve">Seite </w:t>
+    </w:r>
+    <w:r>
+      <w:fldChar w:fldCharType="begin"/>
+    </w:r>
+    <w:r>
+      <w:instrText xml:space="preserve"> PAGE </w:instrText>
+    </w:r>
+    <w:r>
+      <w:fldChar w:fldCharType="separate"/>
+    </w:r>
+    <w:r>
+      <w:t>2</w:t>
+    </w:r>
+    <w:r>
+      <w:fldChar w:fldCharType="end"/>
+    </w:r>
+    <w:r>
+      <w:tab/>
+    </w:r>
+    <w:r>
+      <w:tab/>
+    </w:r>
+    <w:r>
+      <w:t>Maximilian Maier</w:t>
+    </w:r>
+    <w:r>
+      <w:t>, Elisabeth Muster</w:t>
+    </w:r>
+  </w:p>
+</w:ftr>
+</file>
+
+<file path=word/footer9.xml><?xml version="1.0" encoding="utf-8"?>
+<w:ftr xmlns:wpc="http://schemas.microsoft.com/office/word/2010/wordprocessingCanvas" xmlns:cx="http://schemas.microsoft.com/office/drawing/2014/chartex" xmlns:cx1="http://schemas.microsoft.com/office/drawing/2015/9/8/chartex" xmlns:cx2="http://schemas.microsoft.com/office/drawing/2015/10/21/chartex" xmlns:cx3="http://schemas.microsoft.com/office/drawing/2016/5/9/chartex" xmlns:cx4="http://schemas.microsoft.com/office/drawing/2016/5/10/chartex" xmlns:cx5="http://schemas.microsoft.com/office/drawing/2016/5/11/chartex" xmlns:cx6="http://schemas.microsoft.com/office/drawing/2016/5/12/chartex" xmlns:cx7="http://schemas.microsoft.com/office/drawing/2016/5/13/chartex" xmlns:cx8="http://schemas.microsoft.com/office/drawing/2016/5/14/chartex" xmlns:mc="http://schemas.openxmlformats.org/markup-compatibility/2006" xmlns:aink="http://schemas.microsoft.com/office/drawing/2016/ink" xmlns:am3d="http://schemas.microsoft.com/office/drawing/2017/model3d" xmlns:o="urn:schemas-microsoft-com:office:office" xmlns:oel="http://schemas.microsoft.com/office/2019/extlst" xmlns:r="http://schemas.openxmlformats.org/officeDocument/2006/relationships" xmlns:m="http://schemas.openxmlformats.org/officeDocument/2006/math" xmlns:v="urn:schemas-microsoft-com:vml" xmlns:wp14="http://schemas.microsoft.com/office/word/2010/wordprocessingDrawing" xmlns:wp="http://schemas.openxmlformats.org/drawingml/2006/wordprocessingDrawing" xmlns:w10="urn:schemas-microsoft-com:office:word" xmlns:w="http://schemas.openxmlformats.org/wordprocessingml/2006/main" xmlns:w14="http://schemas.microsoft.com/office/word/2010/wordml" xmlns:w15="http://schemas.microsoft.com/office/word/2012/wordml" xmlns:w16cex="http://schemas.microsoft.com/office/word/2018/wordml/cex" xmlns:w16cid="http://schemas.microsoft.com/office/word/2016/wordml/cid" xmlns:w16="http://schemas.microsoft.com/office/word/2018/wordml" xmlns:w16du="http://schemas.microsoft.com/office/word/2023/wordml/word16du" xmlns:w16sdtdh="http://schemas.microsoft.com/office/word/2020/wordml/sdtdatahash" xmlns:w16sdtfl="http://schemas.microsoft.com/office/word/2024/wordml/sdtformatlock" xmlns:w16se="http://schemas.microsoft.com/office/word/2015/wordml/symex" xmlns:wpg="http://schemas.microsoft.com/office/word/2010/wordprocessingGroup" xmlns:wpi="http://schemas.microsoft.com/office/word/2010/wordprocessingInk" xmlns:wne="http://schemas.microsoft.com/office/word/2006/wordml" xmlns:wps="http://schemas.microsoft.com/office/word/2010/wordprocessingShape" mc:Ignorable="w14 w15 w16se w16cid w16 w16cex w16sdtdh w16sdtfl w16du wp14">
+  <w:p>
+    <w:pPr>
+      <w:pStyle w:val="Fuzeile"/>
+    </w:pPr>
+    <w:r>
+      <w:t>Maximilian Maier</w:t>
+    </w:r>
+    <w:r>
+      <w:t>, Elisabeth Muster</w:t>
+    </w:r>
+    <w:r>
+      <w:tab/>
+    </w:r>
+    <w:r>
+      <w:tab/>
+    </w:r>
+    <w:r>
+      <w:t xml:space="preserve">Seite </w:t>
+    </w:r>
+    <w:r>
+      <w:fldChar w:fldCharType="begin"/>
+    </w:r>
+    <w:r>
+      <w:instrText xml:space="preserve"> PAGE </w:instrText>
+    </w:r>
+    <w:r>
+      <w:fldChar w:fldCharType="separate"/>
+    </w:r>
+    <w:r>
+      <w:t>0</w:t>
+    </w:r>
+    <w:r>
+      <w:fldChar w:fldCharType="end"/>
+    </w:r>
   </w:p>
 </w:ftr>
 </file>
@@ -4114,7 +3071,190 @@
 </file>
 
 <file path=word/header1.xml><?xml version="1.0" encoding="utf-8"?>
-<w:hdr xmlns:wpc="http://schemas.microsoft.com/office/word/2010/wordprocessingCanvas" xmlns:cx="http://schemas.microsoft.com/office/drawing/2014/chartex" xmlns:cx1="http://schemas.microsoft.com/office/drawing/2015/9/8/chartex" xmlns:cx2="http://schemas.microsoft.com/office/drawing/2015/10/21/chartex" xmlns:cx3="http://schemas.microsoft.com/office/drawing/2016/5/9/chartex" xmlns:cx4="http://schemas.microsoft.com/office/drawing/2016/5/10/chartex" xmlns:cx5="http://schemas.microsoft.com/office/drawing/2016/5/11/chartex" xmlns:cx6="http://schemas.microsoft.com/office/drawing/2016/5/12/chartex" xmlns:cx7="http://schemas.microsoft.com/office/drawing/2016/5/13/chartex" xmlns:cx8="http://schemas.microsoft.com/office/drawing/2016/5/14/chartex" xmlns:mc="http://schemas.openxmlformats.org/markup-compatibility/2006" xmlns:aink="http://schemas.microsoft.com/office/drawing/2016/ink" xmlns:am3d="http://schemas.microsoft.com/office/drawing/2017/model3d" xmlns:o="urn:schemas-microsoft-com:office:office" xmlns:oel="http://schemas.microsoft.com/office/2019/extlst" xmlns:r="http://schemas.openxmlformats.org/officeDocument/2006/relationships" xmlns:m="http://schemas.openxmlformats.org/officeDocument/2006/math" xmlns:v="urn:schemas-microsoft-com:vml" xmlns:wp14="http://schemas.microsoft.com/office/word/2010/wordprocessingDrawing" xmlns:wp="http://schemas.openxmlformats.org/drawingml/2006/wordprocessingDrawing" xmlns:w10="urn:schemas-microsoft-com:office:word" xmlns:w="http://schemas.openxmlformats.org/wordprocessingml/2006/main" xmlns:w14="http://schemas.microsoft.com/office/word/2010/wordml" xmlns:w15="http://schemas.microsoft.com/office/word/2012/wordml" xmlns:w16cex="http://schemas.microsoft.com/office/word/2018/wordml/cex" xmlns:w16cid="http://schemas.microsoft.com/office/word/2016/wordml/cid" xmlns:w16="http://schemas.microsoft.com/office/word/2018/wordml" xmlns:w16du="http://schemas.microsoft.com/office/word/2023/wordml/word16du" xmlns:w16sdtdh="http://schemas.microsoft.com/office/word/2020/wordml/sdtdatahash" xmlns:w16sdtfl="http://schemas.microsoft.com/office/word/2024/wordml/sdtformatlock" xmlns:w16se="http://schemas.microsoft.com/office/word/2015/wordml/symex" xmlns:wpg="http://schemas.microsoft.com/office/word/2010/wordprocessingGroup" xmlns:wpi="http://schemas.microsoft.com/office/word/2010/wordprocessingInk" xmlns:wne="http://schemas.microsoft.com/office/word/2006/wordml" xmlns:wps="http://schemas.microsoft.com/office/word/2010/wordprocessingShape" xmlns:a="http://schemas.openxmlformats.org/drawingml/2006/main" xmlns:pic="http://schemas.openxmlformats.org/drawingml/2006/picture" xmlns:a14="http://schemas.microsoft.com/office/drawing/2010/main" mc:Ignorable="w14 w15 w16se w16cid w16 w16cex w16sdtdh w16sdtfl w16du wp14">
+<w:hdr xmlns:wpc="http://schemas.microsoft.com/office/word/2010/wordprocessingCanvas" xmlns:cx="http://schemas.microsoft.com/office/drawing/2014/chartex" xmlns:cx1="http://schemas.microsoft.com/office/drawing/2015/9/8/chartex" xmlns:cx2="http://schemas.microsoft.com/office/drawing/2015/10/21/chartex" xmlns:cx3="http://schemas.microsoft.com/office/drawing/2016/5/9/chartex" xmlns:cx4="http://schemas.microsoft.com/office/drawing/2016/5/10/chartex" xmlns:cx5="http://schemas.microsoft.com/office/drawing/2016/5/11/chartex" xmlns:cx6="http://schemas.microsoft.com/office/drawing/2016/5/12/chartex" xmlns:cx7="http://schemas.microsoft.com/office/drawing/2016/5/13/chartex" xmlns:cx8="http://schemas.microsoft.com/office/drawing/2016/5/14/chartex" xmlns:mc="http://schemas.openxmlformats.org/markup-compatibility/2006" xmlns:aink="http://schemas.microsoft.com/office/drawing/2016/ink" xmlns:am3d="http://schemas.microsoft.com/office/drawing/2017/model3d" xmlns:o="urn:schemas-microsoft-com:office:office" xmlns:oel="http://schemas.microsoft.com/office/2019/extlst" xmlns:r="http://schemas.openxmlformats.org/officeDocument/2006/relationships" xmlns:m="http://schemas.openxmlformats.org/officeDocument/2006/math" xmlns:v="urn:schemas-microsoft-com:vml" xmlns:wp14="http://schemas.microsoft.com/office/word/2010/wordprocessingDrawing" xmlns:wp="http://schemas.openxmlformats.org/drawingml/2006/wordprocessingDrawing" xmlns:w10="urn:schemas-microsoft-com:office:word" xmlns:w="http://schemas.openxmlformats.org/wordprocessingml/2006/main" xmlns:w14="http://schemas.microsoft.com/office/word/2010/wordml" xmlns:w15="http://schemas.microsoft.com/office/word/2012/wordml" xmlns:w16cex="http://schemas.microsoft.com/office/word/2018/wordml/cex" xmlns:w16cid="http://schemas.microsoft.com/office/word/2016/wordml/cid" xmlns:w16="http://schemas.microsoft.com/office/word/2018/wordml" xmlns:w16du="http://schemas.microsoft.com/office/word/2023/wordml/word16du" xmlns:w16sdtdh="http://schemas.microsoft.com/office/word/2020/wordml/sdtdatahash" xmlns:w16sdtfl="http://schemas.microsoft.com/office/word/2024/wordml/sdtformatlock" xmlns:w16se="http://schemas.microsoft.com/office/word/2015/wordml/symex" xmlns:wpg="http://schemas.microsoft.com/office/word/2010/wordprocessingGroup" xmlns:wpi="http://schemas.microsoft.com/office/word/2010/wordprocessingInk" xmlns:wne="http://schemas.microsoft.com/office/word/2006/wordml" xmlns:wps="http://schemas.microsoft.com/office/word/2010/wordprocessingShape" mc:Ignorable="w14 w15 w16se w16cid w16 w16cex w16sdtdh w16sdtfl w16du wp14">
+  <w:tbl>
+    <w:tblPr>
+      <w:tblW w:w="0" w:type="auto"/>
+      <w:tblLayout w:type="fixed"/>
+      <w:tblLook w:val="06A0" w:firstRow="1" w:lastRow="0" w:firstColumn="1" w:lastColumn="0" w:noHBand="1" w:noVBand="1"/>
+    </w:tblPr>
+    <w:tblGrid>
+      <w:gridCol w:w="3210"/>
+      <w:gridCol w:w="3210"/>
+      <w:gridCol w:w="3210"/>
+    </w:tblGrid>
+    <w:tr>
+      <w:trPr>
+        <w:trHeight w:val="300"/>
+      </w:trPr>
+      <w:tc>
+        <w:tcPr>
+          <w:tcW w:w="3210" w:type="dxa"/>
+        </w:tcPr>
+        <w:p>
+          <w:pPr>
+            <w:pStyle w:val="Kopfzeile"/>
+            <w:ind w:left="-115"/>
+          </w:pPr>
+        </w:p>
+      </w:tc>
+      <w:tc>
+        <w:tcPr>
+          <w:tcW w:w="3210" w:type="dxa"/>
+        </w:tcPr>
+        <w:p>
+          <w:pPr>
+            <w:pStyle w:val="Kopfzeile"/>
+            <w:jc w:val="center"/>
+          </w:pPr>
+        </w:p>
+      </w:tc>
+      <w:tc>
+        <w:tcPr>
+          <w:tcW w:w="3210" w:type="dxa"/>
+        </w:tcPr>
+        <w:p>
+          <w:pPr>
+            <w:pStyle w:val="Kopfzeile"/>
+            <w:ind w:right="-115"/>
+            <w:jc w:val="right"/>
+          </w:pPr>
+        </w:p>
+      </w:tc>
+    </w:tr>
+  </w:tbl>
+  <w:p>
+    <w:pPr>
+      <w:pStyle w:val="Kopfzeile"/>
+    </w:pPr>
+  </w:p>
+</w:hdr>
+</file>
+
+<file path=word/header10.xml><?xml version="1.0" encoding="utf-8"?>
+<w:hdr xmlns:wpc="http://schemas.microsoft.com/office/word/2010/wordprocessingCanvas" xmlns:cx="http://schemas.microsoft.com/office/drawing/2014/chartex" xmlns:cx1="http://schemas.microsoft.com/office/drawing/2015/9/8/chartex" xmlns:cx2="http://schemas.microsoft.com/office/drawing/2015/10/21/chartex" xmlns:cx3="http://schemas.microsoft.com/office/drawing/2016/5/9/chartex" xmlns:cx4="http://schemas.microsoft.com/office/drawing/2016/5/10/chartex" xmlns:cx5="http://schemas.microsoft.com/office/drawing/2016/5/11/chartex" xmlns:cx6="http://schemas.microsoft.com/office/drawing/2016/5/12/chartex" xmlns:cx7="http://schemas.microsoft.com/office/drawing/2016/5/13/chartex" xmlns:cx8="http://schemas.microsoft.com/office/drawing/2016/5/14/chartex" xmlns:mc="http://schemas.openxmlformats.org/markup-compatibility/2006" xmlns:aink="http://schemas.microsoft.com/office/drawing/2016/ink" xmlns:am3d="http://schemas.microsoft.com/office/drawing/2017/model3d" xmlns:o="urn:schemas-microsoft-com:office:office" xmlns:oel="http://schemas.microsoft.com/office/2019/extlst" xmlns:r="http://schemas.openxmlformats.org/officeDocument/2006/relationships" xmlns:m="http://schemas.openxmlformats.org/officeDocument/2006/math" xmlns:v="urn:schemas-microsoft-com:vml" xmlns:wp14="http://schemas.microsoft.com/office/word/2010/wordprocessingDrawing" xmlns:wp="http://schemas.openxmlformats.org/drawingml/2006/wordprocessingDrawing" xmlns:w10="urn:schemas-microsoft-com:office:word" xmlns:w="http://schemas.openxmlformats.org/wordprocessingml/2006/main" xmlns:w14="http://schemas.microsoft.com/office/word/2010/wordml" xmlns:w15="http://schemas.microsoft.com/office/word/2012/wordml" xmlns:w16cex="http://schemas.microsoft.com/office/word/2018/wordml/cex" xmlns:w16cid="http://schemas.microsoft.com/office/word/2016/wordml/cid" xmlns:w16="http://schemas.microsoft.com/office/word/2018/wordml" xmlns:w16du="http://schemas.microsoft.com/office/word/2023/wordml/word16du" xmlns:w16sdtdh="http://schemas.microsoft.com/office/word/2020/wordml/sdtdatahash" xmlns:w16sdtfl="http://schemas.microsoft.com/office/word/2024/wordml/sdtformatlock" xmlns:w16se="http://schemas.microsoft.com/office/word/2015/wordml/symex" xmlns:wpg="http://schemas.microsoft.com/office/word/2010/wordprocessingGroup" xmlns:wpi="http://schemas.microsoft.com/office/word/2010/wordprocessingInk" xmlns:wne="http://schemas.microsoft.com/office/word/2006/wordml" xmlns:wps="http://schemas.microsoft.com/office/word/2010/wordprocessingShape" mc:Ignorable="w14 w15 w16se w16cid w16 w16cex w16sdtdh w16sdtfl w16du wp14">
+  <w:p>
+    <w:pPr>
+      <w:pStyle w:val="Kopfzeile"/>
+      <w:pBdr>
+        <w:bottom w:val="single" w:sz="12" w:space="1" w:color="auto"/>
+      </w:pBdr>
+    </w:pPr>
+    <w:r>
+      <w:fldChar w:fldCharType="begin"/>
+    </w:r>
+    <w:r>
+      <w:instrText>STYLEREF  "Überschrift 1"  \* MERGEFORMAT</w:instrText>
+    </w:r>
+    <w:r>
+      <w:fldChar w:fldCharType="end"/>
+    </w:r>
+  </w:p>
+</w:hdr>
+</file>
+
+<file path=word/header11.xml><?xml version="1.0" encoding="utf-8"?>
+<w:hdr xmlns:wpc="http://schemas.microsoft.com/office/word/2010/wordprocessingCanvas" xmlns:cx="http://schemas.microsoft.com/office/drawing/2014/chartex" xmlns:cx1="http://schemas.microsoft.com/office/drawing/2015/9/8/chartex" xmlns:cx2="http://schemas.microsoft.com/office/drawing/2015/10/21/chartex" xmlns:cx3="http://schemas.microsoft.com/office/drawing/2016/5/9/chartex" xmlns:cx4="http://schemas.microsoft.com/office/drawing/2016/5/10/chartex" xmlns:cx5="http://schemas.microsoft.com/office/drawing/2016/5/11/chartex" xmlns:cx6="http://schemas.microsoft.com/office/drawing/2016/5/12/chartex" xmlns:cx7="http://schemas.microsoft.com/office/drawing/2016/5/13/chartex" xmlns:cx8="http://schemas.microsoft.com/office/drawing/2016/5/14/chartex" xmlns:mc="http://schemas.openxmlformats.org/markup-compatibility/2006" xmlns:aink="http://schemas.microsoft.com/office/drawing/2016/ink" xmlns:am3d="http://schemas.microsoft.com/office/drawing/2017/model3d" xmlns:o="urn:schemas-microsoft-com:office:office" xmlns:oel="http://schemas.microsoft.com/office/2019/extlst" xmlns:r="http://schemas.openxmlformats.org/officeDocument/2006/relationships" xmlns:m="http://schemas.openxmlformats.org/officeDocument/2006/math" xmlns:v="urn:schemas-microsoft-com:vml" xmlns:wp14="http://schemas.microsoft.com/office/word/2010/wordprocessingDrawing" xmlns:wp="http://schemas.openxmlformats.org/drawingml/2006/wordprocessingDrawing" xmlns:w10="urn:schemas-microsoft-com:office:word" xmlns:w="http://schemas.openxmlformats.org/wordprocessingml/2006/main" xmlns:w14="http://schemas.microsoft.com/office/word/2010/wordml" xmlns:w15="http://schemas.microsoft.com/office/word/2012/wordml" xmlns:w16cex="http://schemas.microsoft.com/office/word/2018/wordml/cex" xmlns:w16cid="http://schemas.microsoft.com/office/word/2016/wordml/cid" xmlns:w16="http://schemas.microsoft.com/office/word/2018/wordml" xmlns:w16du="http://schemas.microsoft.com/office/word/2023/wordml/word16du" xmlns:w16sdtdh="http://schemas.microsoft.com/office/word/2020/wordml/sdtdatahash" xmlns:w16sdtfl="http://schemas.microsoft.com/office/word/2024/wordml/sdtformatlock" xmlns:w16se="http://schemas.microsoft.com/office/word/2015/wordml/symex" xmlns:wpg="http://schemas.microsoft.com/office/word/2010/wordprocessingGroup" xmlns:wpi="http://schemas.microsoft.com/office/word/2010/wordprocessingInk" xmlns:wne="http://schemas.microsoft.com/office/word/2006/wordml" xmlns:wps="http://schemas.microsoft.com/office/word/2010/wordprocessingShape" mc:Ignorable="w14 w15 w16se w16cid w16 w16cex w16sdtdh w16sdtfl w16du wp14">
+  <w:p>
+    <w:pPr>
+      <w:pStyle w:val="Kopfzeile"/>
+      <w:pBdr>
+        <w:bottom w:val="single" w:sz="12" w:space="1" w:color="auto"/>
+      </w:pBdr>
+      <w:jc w:val="right"/>
+    </w:pPr>
+    <w:r>
+      <w:fldChar w:fldCharType="begin"/>
+    </w:r>
+    <w:r>
+      <w:instrText>STYLEREF  "Überschrift 1"  \* MERGEFORMAT</w:instrText>
+    </w:r>
+    <w:r>
+      <w:fldChar w:fldCharType="end"/>
+    </w:r>
+  </w:p>
+</w:hdr>
+</file>
+
+<file path=word/header12.xml><?xml version="1.0" encoding="utf-8"?>
+<w:hdr xmlns:wpc="http://schemas.microsoft.com/office/word/2010/wordprocessingCanvas" xmlns:cx="http://schemas.microsoft.com/office/drawing/2014/chartex" xmlns:cx1="http://schemas.microsoft.com/office/drawing/2015/9/8/chartex" xmlns:cx2="http://schemas.microsoft.com/office/drawing/2015/10/21/chartex" xmlns:cx3="http://schemas.microsoft.com/office/drawing/2016/5/9/chartex" xmlns:cx4="http://schemas.microsoft.com/office/drawing/2016/5/10/chartex" xmlns:cx5="http://schemas.microsoft.com/office/drawing/2016/5/11/chartex" xmlns:cx6="http://schemas.microsoft.com/office/drawing/2016/5/12/chartex" xmlns:cx7="http://schemas.microsoft.com/office/drawing/2016/5/13/chartex" xmlns:cx8="http://schemas.microsoft.com/office/drawing/2016/5/14/chartex" xmlns:mc="http://schemas.openxmlformats.org/markup-compatibility/2006" xmlns:aink="http://schemas.microsoft.com/office/drawing/2016/ink" xmlns:am3d="http://schemas.microsoft.com/office/drawing/2017/model3d" xmlns:o="urn:schemas-microsoft-com:office:office" xmlns:oel="http://schemas.microsoft.com/office/2019/extlst" xmlns:r="http://schemas.openxmlformats.org/officeDocument/2006/relationships" xmlns:m="http://schemas.openxmlformats.org/officeDocument/2006/math" xmlns:v="urn:schemas-microsoft-com:vml" xmlns:wp14="http://schemas.microsoft.com/office/word/2010/wordprocessingDrawing" xmlns:wp="http://schemas.openxmlformats.org/drawingml/2006/wordprocessingDrawing" xmlns:w10="urn:schemas-microsoft-com:office:word" xmlns:w="http://schemas.openxmlformats.org/wordprocessingml/2006/main" xmlns:w14="http://schemas.microsoft.com/office/word/2010/wordml" xmlns:w15="http://schemas.microsoft.com/office/word/2012/wordml" xmlns:w16cex="http://schemas.microsoft.com/office/word/2018/wordml/cex" xmlns:w16cid="http://schemas.microsoft.com/office/word/2016/wordml/cid" xmlns:w16="http://schemas.microsoft.com/office/word/2018/wordml" xmlns:w16du="http://schemas.microsoft.com/office/word/2023/wordml/word16du" xmlns:w16sdtdh="http://schemas.microsoft.com/office/word/2020/wordml/sdtdatahash" xmlns:w16sdtfl="http://schemas.microsoft.com/office/word/2024/wordml/sdtformatlock" xmlns:w16se="http://schemas.microsoft.com/office/word/2015/wordml/symex" xmlns:wpg="http://schemas.microsoft.com/office/word/2010/wordprocessingGroup" xmlns:wpi="http://schemas.microsoft.com/office/word/2010/wordprocessingInk" xmlns:wne="http://schemas.microsoft.com/office/word/2006/wordml" xmlns:wps="http://schemas.microsoft.com/office/word/2010/wordprocessingShape" mc:Ignorable="w14 w15 w16se w16cid w16 w16cex w16sdtdh w16sdtfl w16du wp14">
+  <w:p/>
+</w:hdr>
+</file>
+
+<file path=word/header2.xml><?xml version="1.0" encoding="utf-8"?>
+<w:hdr xmlns:wpc="http://schemas.microsoft.com/office/word/2010/wordprocessingCanvas" xmlns:cx="http://schemas.microsoft.com/office/drawing/2014/chartex" xmlns:cx1="http://schemas.microsoft.com/office/drawing/2015/9/8/chartex" xmlns:cx2="http://schemas.microsoft.com/office/drawing/2015/10/21/chartex" xmlns:cx3="http://schemas.microsoft.com/office/drawing/2016/5/9/chartex" xmlns:cx4="http://schemas.microsoft.com/office/drawing/2016/5/10/chartex" xmlns:cx5="http://schemas.microsoft.com/office/drawing/2016/5/11/chartex" xmlns:cx6="http://schemas.microsoft.com/office/drawing/2016/5/12/chartex" xmlns:cx7="http://schemas.microsoft.com/office/drawing/2016/5/13/chartex" xmlns:cx8="http://schemas.microsoft.com/office/drawing/2016/5/14/chartex" xmlns:mc="http://schemas.openxmlformats.org/markup-compatibility/2006" xmlns:aink="http://schemas.microsoft.com/office/drawing/2016/ink" xmlns:am3d="http://schemas.microsoft.com/office/drawing/2017/model3d" xmlns:o="urn:schemas-microsoft-com:office:office" xmlns:oel="http://schemas.microsoft.com/office/2019/extlst" xmlns:r="http://schemas.openxmlformats.org/officeDocument/2006/relationships" xmlns:m="http://schemas.openxmlformats.org/officeDocument/2006/math" xmlns:v="urn:schemas-microsoft-com:vml" xmlns:wp14="http://schemas.microsoft.com/office/word/2010/wordprocessingDrawing" xmlns:wp="http://schemas.openxmlformats.org/drawingml/2006/wordprocessingDrawing" xmlns:w10="urn:schemas-microsoft-com:office:word" xmlns:w="http://schemas.openxmlformats.org/wordprocessingml/2006/main" xmlns:w14="http://schemas.microsoft.com/office/word/2010/wordml" xmlns:w15="http://schemas.microsoft.com/office/word/2012/wordml" xmlns:w16cex="http://schemas.microsoft.com/office/word/2018/wordml/cex" xmlns:w16cid="http://schemas.microsoft.com/office/word/2016/wordml/cid" xmlns:w16="http://schemas.microsoft.com/office/word/2018/wordml" xmlns:w16du="http://schemas.microsoft.com/office/word/2023/wordml/word16du" xmlns:w16sdtdh="http://schemas.microsoft.com/office/word/2020/wordml/sdtdatahash" xmlns:w16sdtfl="http://schemas.microsoft.com/office/word/2024/wordml/sdtformatlock" xmlns:w16se="http://schemas.microsoft.com/office/word/2015/wordml/symex" xmlns:wpg="http://schemas.microsoft.com/office/word/2010/wordprocessingGroup" xmlns:wpi="http://schemas.microsoft.com/office/word/2010/wordprocessingInk" xmlns:wne="http://schemas.microsoft.com/office/word/2006/wordml" xmlns:wps="http://schemas.microsoft.com/office/word/2010/wordprocessingShape" mc:Ignorable="w14 w15 w16se w16cid w16 w16cex w16sdtdh w16sdtfl w16du wp14">
+  <w:tbl>
+    <w:tblPr>
+      <w:tblW w:w="0" w:type="auto"/>
+      <w:tblLayout w:type="fixed"/>
+      <w:tblLook w:val="06A0" w:firstRow="1" w:lastRow="0" w:firstColumn="1" w:lastColumn="0" w:noHBand="1" w:noVBand="1"/>
+    </w:tblPr>
+    <w:tblGrid>
+      <w:gridCol w:w="3210"/>
+      <w:gridCol w:w="3210"/>
+      <w:gridCol w:w="3210"/>
+    </w:tblGrid>
+    <w:tr>
+      <w:trPr>
+        <w:trHeight w:val="300"/>
+      </w:trPr>
+      <w:tc>
+        <w:tcPr>
+          <w:tcW w:w="3210" w:type="dxa"/>
+        </w:tcPr>
+        <w:p>
+          <w:pPr>
+            <w:pStyle w:val="Kopfzeile"/>
+            <w:ind w:left="-115"/>
+          </w:pPr>
+        </w:p>
+      </w:tc>
+      <w:tc>
+        <w:tcPr>
+          <w:tcW w:w="3210" w:type="dxa"/>
+        </w:tcPr>
+        <w:p>
+          <w:pPr>
+            <w:pStyle w:val="Kopfzeile"/>
+            <w:jc w:val="center"/>
+          </w:pPr>
+        </w:p>
+      </w:tc>
+      <w:tc>
+        <w:tcPr>
+          <w:tcW w:w="3210" w:type="dxa"/>
+        </w:tcPr>
+        <w:p>
+          <w:pPr>
+            <w:pStyle w:val="Kopfzeile"/>
+            <w:ind w:right="-115"/>
+            <w:jc w:val="right"/>
+          </w:pPr>
+        </w:p>
+      </w:tc>
+    </w:tr>
+  </w:tbl>
+  <w:p>
+    <w:pPr>
+      <w:pStyle w:val="Kopfzeile"/>
+    </w:pPr>
+  </w:p>
+</w:hdr>
+</file>
+
+<file path=word/header3.xml><?xml version="1.0" encoding="utf-8"?>
+<w:hdr xmlns:wpc="http://schemas.microsoft.com/office/word/2010/wordprocessingCanvas" xmlns:cx="http://schemas.microsoft.com/office/drawing/2014/chartex" xmlns:cx1="http://schemas.microsoft.com/office/drawing/2015/9/8/chartex" xmlns:cx2="http://schemas.microsoft.com/office/drawing/2015/10/21/chartex" xmlns:cx3="http://schemas.microsoft.com/office/drawing/2016/5/9/chartex" xmlns:cx4="http://schemas.microsoft.com/office/drawing/2016/5/10/chartex" xmlns:cx5="http://schemas.microsoft.com/office/drawing/2016/5/11/chartex" xmlns:cx6="http://schemas.microsoft.com/office/drawing/2016/5/12/chartex" xmlns:cx7="http://schemas.microsoft.com/office/drawing/2016/5/13/chartex" xmlns:cx8="http://schemas.microsoft.com/office/drawing/2016/5/14/chartex" xmlns:mc="http://schemas.openxmlformats.org/markup-compatibility/2006" xmlns:aink="http://schemas.microsoft.com/office/drawing/2016/ink" xmlns:am3d="http://schemas.microsoft.com/office/drawing/2017/model3d" xmlns:o="urn:schemas-microsoft-com:office:office" xmlns:oel="http://schemas.microsoft.com/office/2019/extlst" xmlns:r="http://schemas.openxmlformats.org/officeDocument/2006/relationships" xmlns:m="http://schemas.openxmlformats.org/officeDocument/2006/math" xmlns:v="urn:schemas-microsoft-com:vml" xmlns:wp14="http://schemas.microsoft.com/office/word/2010/wordprocessingDrawing" xmlns:wp="http://schemas.openxmlformats.org/drawingml/2006/wordprocessingDrawing" xmlns:w10="urn:schemas-microsoft-com:office:word" xmlns:w="http://schemas.openxmlformats.org/wordprocessingml/2006/main" xmlns:w14="http://schemas.microsoft.com/office/word/2010/wordml" xmlns:w15="http://schemas.microsoft.com/office/word/2012/wordml" xmlns:w16cex="http://schemas.microsoft.com/office/word/2018/wordml/cex" xmlns:w16cid="http://schemas.microsoft.com/office/word/2016/wordml/cid" xmlns:w16="http://schemas.microsoft.com/office/word/2018/wordml" xmlns:w16du="http://schemas.microsoft.com/office/word/2023/wordml/word16du" xmlns:w16sdtdh="http://schemas.microsoft.com/office/word/2020/wordml/sdtdatahash" xmlns:w16sdtfl="http://schemas.microsoft.com/office/word/2024/wordml/sdtformatlock" xmlns:w16se="http://schemas.microsoft.com/office/word/2015/wordml/symex" xmlns:wpg="http://schemas.microsoft.com/office/word/2010/wordprocessingGroup" xmlns:wpi="http://schemas.microsoft.com/office/word/2010/wordprocessingInk" xmlns:wne="http://schemas.microsoft.com/office/word/2006/wordml" xmlns:wps="http://schemas.microsoft.com/office/word/2010/wordprocessingShape" mc:Ignorable="w14 w15 w16se w16cid w16 w16cex w16sdtdh w16sdtfl w16du wp14">
+  <w:p>
+    <w:pPr>
+      <w:pStyle w:val="Kopfzeile"/>
+    </w:pPr>
+  </w:p>
+</w:hdr>
+</file>
+
+<file path=word/header4.xml><?xml version="1.0" encoding="utf-8"?>
+<w:hdr xmlns:wpc="http://schemas.microsoft.com/office/word/2010/wordprocessingCanvas" xmlns:cx="http://schemas.microsoft.com/office/drawing/2014/chartex" xmlns:cx1="http://schemas.microsoft.com/office/drawing/2015/9/8/chartex" xmlns:cx2="http://schemas.microsoft.com/office/drawing/2015/10/21/chartex" xmlns:cx3="http://schemas.microsoft.com/office/drawing/2016/5/9/chartex" xmlns:cx4="http://schemas.microsoft.com/office/drawing/2016/5/10/chartex" xmlns:cx5="http://schemas.microsoft.com/office/drawing/2016/5/11/chartex" xmlns:cx6="http://schemas.microsoft.com/office/drawing/2016/5/12/chartex" xmlns:cx7="http://schemas.microsoft.com/office/drawing/2016/5/13/chartex" xmlns:cx8="http://schemas.microsoft.com/office/drawing/2016/5/14/chartex" xmlns:mc="http://schemas.openxmlformats.org/markup-compatibility/2006" xmlns:aink="http://schemas.microsoft.com/office/drawing/2016/ink" xmlns:am3d="http://schemas.microsoft.com/office/drawing/2017/model3d" xmlns:o="urn:schemas-microsoft-com:office:office" xmlns:oel="http://schemas.microsoft.com/office/2019/extlst" xmlns:r="http://schemas.openxmlformats.org/officeDocument/2006/relationships" xmlns:m="http://schemas.openxmlformats.org/officeDocument/2006/math" xmlns:v="urn:schemas-microsoft-com:vml" xmlns:wp14="http://schemas.microsoft.com/office/word/2010/wordprocessingDrawing" xmlns:wp="http://schemas.openxmlformats.org/drawingml/2006/wordprocessingDrawing" xmlns:w10="urn:schemas-microsoft-com:office:word" xmlns:w="http://schemas.openxmlformats.org/wordprocessingml/2006/main" xmlns:w14="http://schemas.microsoft.com/office/word/2010/wordml" xmlns:w15="http://schemas.microsoft.com/office/word/2012/wordml" xmlns:w16cex="http://schemas.microsoft.com/office/word/2018/wordml/cex" xmlns:w16cid="http://schemas.microsoft.com/office/word/2016/wordml/cid" xmlns:w16="http://schemas.microsoft.com/office/word/2018/wordml" xmlns:w16du="http://schemas.microsoft.com/office/word/2023/wordml/word16du" xmlns:w16sdtdh="http://schemas.microsoft.com/office/word/2020/wordml/sdtdatahash" xmlns:w16sdtfl="http://schemas.microsoft.com/office/word/2024/wordml/sdtformatlock" xmlns:w16se="http://schemas.microsoft.com/office/word/2015/wordml/symex" xmlns:wpg="http://schemas.microsoft.com/office/word/2010/wordprocessingGroup" xmlns:wpi="http://schemas.microsoft.com/office/word/2010/wordprocessingInk" xmlns:wne="http://schemas.microsoft.com/office/word/2006/wordml" xmlns:wps="http://schemas.microsoft.com/office/word/2010/wordprocessingShape" mc:Ignorable="w14 w15 w16se w16cid w16 w16cex w16sdtdh w16sdtfl w16du wp14">
   <w:tbl>
     <w:tblPr>
       <w:tblW w:w="9639" w:type="dxa"/>
@@ -4134,9 +3274,9 @@
           <w:tcW w:w="1843" w:type="dxa"/>
           <w:vMerge w:val="restart"/>
           <w:tcBorders>
-            <w:top w:val="single" w:color="000000" w:sz="1" w:space="0"/>
-            <w:left w:val="single" w:color="000000" w:sz="1" w:space="0"/>
-            <w:bottom w:val="single" w:color="000000" w:sz="1" w:space="0"/>
+            <w:top w:val="single" w:sz="1" w:space="0" w:color="000000"/>
+            <w:left w:val="single" w:sz="1" w:space="0" w:color="000000"/>
+            <w:bottom w:val="single" w:sz="1" w:space="0" w:color="000000"/>
           </w:tcBorders>
           <w:shd w:val="clear" w:color="auto" w:fill="auto"/>
           <w:vAlign w:val="center"/>
@@ -4219,10 +3359,10 @@
         <w:tcPr>
           <w:tcW w:w="7829" w:type="dxa"/>
           <w:tcBorders>
-            <w:top w:val="single" w:color="000000" w:sz="1" w:space="0"/>
-            <w:left w:val="none" w:color="000000" w:sz="1" w:space="0"/>
-            <w:bottom w:val="single" w:color="000000" w:sz="4" w:space="0"/>
-            <w:right w:val="single" w:color="000000" w:sz="1" w:space="0"/>
+            <w:top w:val="single" w:sz="1" w:space="0" w:color="000000"/>
+            <w:left w:val="none" w:sz="1" w:space="0" w:color="000000"/>
+            <w:bottom w:val="single" w:sz="4" w:space="0" w:color="000000"/>
+            <w:right w:val="single" w:sz="1" w:space="0" w:color="000000"/>
           </w:tcBorders>
           <w:shd w:val="clear" w:color="auto" w:fill="auto"/>
           <w:vAlign w:val="center"/>
@@ -4255,8 +3395,8 @@
           <w:tcW w:w="1843" w:type="dxa"/>
           <w:vMerge/>
           <w:tcBorders>
-            <w:left w:val="single" w:color="000000" w:sz="1" w:space="0"/>
-            <w:bottom w:val="single" w:color="000000" w:sz="1" w:space="0"/>
+            <w:left w:val="single" w:sz="1" w:space="0" w:color="000000"/>
+            <w:bottom w:val="single" w:sz="1" w:space="0" w:color="000000"/>
           </w:tcBorders>
           <w:shd w:val="clear" w:color="auto" w:fill="auto"/>
         </w:tcPr>
@@ -4274,9 +3414,9 @@
         <w:tcPr>
           <w:tcW w:w="7829" w:type="dxa"/>
           <w:tcBorders>
-            <w:left w:val="none" w:color="000000" w:sz="1" w:space="0"/>
-            <w:bottom w:val="single" w:color="000000" w:sz="1" w:space="0"/>
-            <w:right w:val="single" w:color="000000" w:sz="1" w:space="0"/>
+            <w:left w:val="none" w:sz="1" w:space="0" w:color="000000"/>
+            <w:bottom w:val="single" w:sz="1" w:space="0" w:color="000000"/>
+            <w:right w:val="single" w:sz="1" w:space="0" w:color="000000"/>
           </w:tcBorders>
           <w:shd w:val="clear" w:color="auto" w:fill="auto"/>
           <w:vAlign w:val="center"/>
@@ -4366,6 +3506,22 @@
             </w:rPr>
             <w:t>Embedded Systems</w:t>
           </w:r>
+          <w:r>
+            <w:rPr>
+              <w:bCs/>
+              <w:sz w:val="22"/>
+              <w:szCs w:val="22"/>
+            </w:rPr>
+            <w:t xml:space="preserve"> </w:t>
+          </w:r>
+          <w:r>
+            <w:rPr>
+              <w:bCs/>
+              <w:sz w:val="22"/>
+              <w:szCs w:val="22"/>
+            </w:rPr>
+            <w:t>/ Wireless Systems</w:t>
+          </w:r>
         </w:p>
       </w:tc>
     </w:tr>
@@ -4381,8 +3537,8 @@
 </w:hdr>
 </file>
 
-<file path=word/header2.xml><?xml version="1.0" encoding="utf-8"?>
-<w:hdr xmlns:wpc="http://schemas.microsoft.com/office/word/2010/wordprocessingCanvas" xmlns:cx="http://schemas.microsoft.com/office/drawing/2014/chartex" xmlns:cx1="http://schemas.microsoft.com/office/drawing/2015/9/8/chartex" xmlns:cx2="http://schemas.microsoft.com/office/drawing/2015/10/21/chartex" xmlns:cx3="http://schemas.microsoft.com/office/drawing/2016/5/9/chartex" xmlns:cx4="http://schemas.microsoft.com/office/drawing/2016/5/10/chartex" xmlns:cx5="http://schemas.microsoft.com/office/drawing/2016/5/11/chartex" xmlns:cx6="http://schemas.microsoft.com/office/drawing/2016/5/12/chartex" xmlns:cx7="http://schemas.microsoft.com/office/drawing/2016/5/13/chartex" xmlns:cx8="http://schemas.microsoft.com/office/drawing/2016/5/14/chartex" xmlns:mc="http://schemas.openxmlformats.org/markup-compatibility/2006" xmlns:aink="http://schemas.microsoft.com/office/drawing/2016/ink" xmlns:am3d="http://schemas.microsoft.com/office/drawing/2017/model3d" xmlns:o="urn:schemas-microsoft-com:office:office" xmlns:oel="http://schemas.microsoft.com/office/2019/extlst" xmlns:r="http://schemas.openxmlformats.org/officeDocument/2006/relationships" xmlns:m="http://schemas.openxmlformats.org/officeDocument/2006/math" xmlns:v="urn:schemas-microsoft-com:vml" xmlns:wp14="http://schemas.microsoft.com/office/word/2010/wordprocessingDrawing" xmlns:wp="http://schemas.openxmlformats.org/drawingml/2006/wordprocessingDrawing" xmlns:w10="urn:schemas-microsoft-com:office:word" xmlns:w="http://schemas.openxmlformats.org/wordprocessingml/2006/main" xmlns:w14="http://schemas.microsoft.com/office/word/2010/wordml" xmlns:w15="http://schemas.microsoft.com/office/word/2012/wordml" xmlns:w16cex="http://schemas.microsoft.com/office/word/2018/wordml/cex" xmlns:w16cid="http://schemas.microsoft.com/office/word/2016/wordml/cid" xmlns:w16="http://schemas.microsoft.com/office/word/2018/wordml" xmlns:w16du="http://schemas.microsoft.com/office/word/2023/wordml/word16du" xmlns:w16sdtdh="http://schemas.microsoft.com/office/word/2020/wordml/sdtdatahash" xmlns:w16sdtfl="http://schemas.microsoft.com/office/word/2024/wordml/sdtformatlock" xmlns:w16se="http://schemas.microsoft.com/office/word/2015/wordml/symex" xmlns:wpg="http://schemas.microsoft.com/office/word/2010/wordprocessingGroup" xmlns:wpi="http://schemas.microsoft.com/office/word/2010/wordprocessingInk" xmlns:wne="http://schemas.microsoft.com/office/word/2006/wordml" xmlns:wps="http://schemas.microsoft.com/office/word/2010/wordprocessingShape" xmlns:a="http://schemas.openxmlformats.org/drawingml/2006/main" xmlns:pic="http://schemas.openxmlformats.org/drawingml/2006/picture" xmlns:a14="http://schemas.microsoft.com/office/drawing/2010/main" mc:Ignorable="w14 w15 w16se w16cid w16 w16cex w16sdtdh w16sdtfl w16du wp14">
+<file path=word/header5.xml><?xml version="1.0" encoding="utf-8"?>
+<w:hdr xmlns:wpc="http://schemas.microsoft.com/office/word/2010/wordprocessingCanvas" xmlns:cx="http://schemas.microsoft.com/office/drawing/2014/chartex" xmlns:cx1="http://schemas.microsoft.com/office/drawing/2015/9/8/chartex" xmlns:cx2="http://schemas.microsoft.com/office/drawing/2015/10/21/chartex" xmlns:cx3="http://schemas.microsoft.com/office/drawing/2016/5/9/chartex" xmlns:cx4="http://schemas.microsoft.com/office/drawing/2016/5/10/chartex" xmlns:cx5="http://schemas.microsoft.com/office/drawing/2016/5/11/chartex" xmlns:cx6="http://schemas.microsoft.com/office/drawing/2016/5/12/chartex" xmlns:cx7="http://schemas.microsoft.com/office/drawing/2016/5/13/chartex" xmlns:cx8="http://schemas.microsoft.com/office/drawing/2016/5/14/chartex" xmlns:mc="http://schemas.openxmlformats.org/markup-compatibility/2006" xmlns:aink="http://schemas.microsoft.com/office/drawing/2016/ink" xmlns:am3d="http://schemas.microsoft.com/office/drawing/2017/model3d" xmlns:o="urn:schemas-microsoft-com:office:office" xmlns:oel="http://schemas.microsoft.com/office/2019/extlst" xmlns:r="http://schemas.openxmlformats.org/officeDocument/2006/relationships" xmlns:m="http://schemas.openxmlformats.org/officeDocument/2006/math" xmlns:v="urn:schemas-microsoft-com:vml" xmlns:wp14="http://schemas.microsoft.com/office/word/2010/wordprocessingDrawing" xmlns:wp="http://schemas.openxmlformats.org/drawingml/2006/wordprocessingDrawing" xmlns:w10="urn:schemas-microsoft-com:office:word" xmlns:w="http://schemas.openxmlformats.org/wordprocessingml/2006/main" xmlns:w14="http://schemas.microsoft.com/office/word/2010/wordml" xmlns:w15="http://schemas.microsoft.com/office/word/2012/wordml" xmlns:w16cex="http://schemas.microsoft.com/office/word/2018/wordml/cex" xmlns:w16cid="http://schemas.microsoft.com/office/word/2016/wordml/cid" xmlns:w16="http://schemas.microsoft.com/office/word/2018/wordml" xmlns:w16du="http://schemas.microsoft.com/office/word/2023/wordml/word16du" xmlns:w16sdtdh="http://schemas.microsoft.com/office/word/2020/wordml/sdtdatahash" xmlns:w16sdtfl="http://schemas.microsoft.com/office/word/2024/wordml/sdtformatlock" xmlns:w16se="http://schemas.microsoft.com/office/word/2015/wordml/symex" xmlns:wpg="http://schemas.microsoft.com/office/word/2010/wordprocessingGroup" xmlns:wpi="http://schemas.microsoft.com/office/word/2010/wordprocessingInk" xmlns:wne="http://schemas.microsoft.com/office/word/2006/wordml" xmlns:wps="http://schemas.microsoft.com/office/word/2010/wordprocessingShape" mc:Ignorable="w14 w15 w16se w16cid w16 w16cex w16sdtdh w16sdtfl w16du wp14">
   <w:tbl>
     <w:tblPr>
       <w:tblW w:w="9639" w:type="dxa"/>
@@ -4402,9 +3558,9 @@
           <w:tcW w:w="1843" w:type="dxa"/>
           <w:vMerge w:val="restart"/>
           <w:tcBorders>
-            <w:top w:val="single" w:color="000000" w:sz="1" w:space="0"/>
-            <w:left w:val="single" w:color="000000" w:sz="1" w:space="0"/>
-            <w:bottom w:val="single" w:color="000000" w:sz="1" w:space="0"/>
+            <w:top w:val="single" w:sz="1" w:space="0" w:color="000000"/>
+            <w:left w:val="single" w:sz="1" w:space="0" w:color="000000"/>
+            <w:bottom w:val="single" w:sz="1" w:space="0" w:color="000000"/>
           </w:tcBorders>
           <w:shd w:val="clear" w:color="auto" w:fill="auto"/>
           <w:vAlign w:val="center"/>
@@ -4487,10 +3643,10 @@
         <w:tcPr>
           <w:tcW w:w="7829" w:type="dxa"/>
           <w:tcBorders>
-            <w:top w:val="single" w:color="000000" w:sz="1" w:space="0"/>
-            <w:left w:val="none" w:color="000000" w:sz="1" w:space="0"/>
-            <w:bottom w:val="single" w:color="000000" w:sz="4" w:space="0"/>
-            <w:right w:val="single" w:color="000000" w:sz="1" w:space="0"/>
+            <w:top w:val="single" w:sz="1" w:space="0" w:color="000000"/>
+            <w:left w:val="none" w:sz="1" w:space="0" w:color="000000"/>
+            <w:bottom w:val="single" w:sz="4" w:space="0" w:color="000000"/>
+            <w:right w:val="single" w:sz="1" w:space="0" w:color="000000"/>
           </w:tcBorders>
           <w:shd w:val="clear" w:color="auto" w:fill="auto"/>
           <w:vAlign w:val="center"/>
@@ -4523,8 +3679,8 @@
           <w:tcW w:w="1843" w:type="dxa"/>
           <w:vMerge/>
           <w:tcBorders>
-            <w:left w:val="single" w:color="000000" w:sz="1" w:space="0"/>
-            <w:bottom w:val="single" w:color="000000" w:sz="1" w:space="0"/>
+            <w:left w:val="single" w:sz="1" w:space="0" w:color="000000"/>
+            <w:bottom w:val="single" w:sz="1" w:space="0" w:color="000000"/>
           </w:tcBorders>
           <w:shd w:val="clear" w:color="auto" w:fill="auto"/>
         </w:tcPr>
@@ -4542,9 +3698,9 @@
         <w:tcPr>
           <w:tcW w:w="7829" w:type="dxa"/>
           <w:tcBorders>
-            <w:left w:val="none" w:color="000000" w:sz="1" w:space="0"/>
-            <w:bottom w:val="single" w:color="000000" w:sz="1" w:space="0"/>
-            <w:right w:val="single" w:color="000000" w:sz="1" w:space="0"/>
+            <w:left w:val="none" w:sz="1" w:space="0" w:color="000000"/>
+            <w:bottom w:val="single" w:sz="1" w:space="0" w:color="000000"/>
+            <w:right w:val="single" w:sz="1" w:space="0" w:color="000000"/>
           </w:tcBorders>
           <w:shd w:val="clear" w:color="auto" w:fill="auto"/>
           <w:vAlign w:val="center"/>
@@ -4634,6 +3790,22 @@
             </w:rPr>
             <w:t>Embedded Systems</w:t>
           </w:r>
+          <w:r>
+            <w:rPr>
+              <w:bCs/>
+              <w:sz w:val="22"/>
+              <w:szCs w:val="22"/>
+            </w:rPr>
+            <w:t xml:space="preserve"> </w:t>
+          </w:r>
+          <w:r>
+            <w:rPr>
+              <w:bCs/>
+              <w:sz w:val="22"/>
+              <w:szCs w:val="22"/>
+            </w:rPr>
+            <w:t>/ Wireless Systems</w:t>
+          </w:r>
         </w:p>
       </w:tc>
     </w:tr>
@@ -4649,8 +3821,8 @@
 </w:hdr>
 </file>
 
-<file path=word/header3.xml><?xml version="1.0" encoding="utf-8"?>
-<w:hdr xmlns:wpc="http://schemas.microsoft.com/office/word/2010/wordprocessingCanvas" xmlns:cx="http://schemas.microsoft.com/office/drawing/2014/chartex" xmlns:cx1="http://schemas.microsoft.com/office/drawing/2015/9/8/chartex" xmlns:cx2="http://schemas.microsoft.com/office/drawing/2015/10/21/chartex" xmlns:cx3="http://schemas.microsoft.com/office/drawing/2016/5/9/chartex" xmlns:cx4="http://schemas.microsoft.com/office/drawing/2016/5/10/chartex" xmlns:cx5="http://schemas.microsoft.com/office/drawing/2016/5/11/chartex" xmlns:cx6="http://schemas.microsoft.com/office/drawing/2016/5/12/chartex" xmlns:cx7="http://schemas.microsoft.com/office/drawing/2016/5/13/chartex" xmlns:cx8="http://schemas.microsoft.com/office/drawing/2016/5/14/chartex" xmlns:mc="http://schemas.openxmlformats.org/markup-compatibility/2006" xmlns:aink="http://schemas.microsoft.com/office/drawing/2016/ink" xmlns:am3d="http://schemas.microsoft.com/office/drawing/2017/model3d" xmlns:o="urn:schemas-microsoft-com:office:office" xmlns:oel="http://schemas.microsoft.com/office/2019/extlst" xmlns:r="http://schemas.openxmlformats.org/officeDocument/2006/relationships" xmlns:m="http://schemas.openxmlformats.org/officeDocument/2006/math" xmlns:v="urn:schemas-microsoft-com:vml" xmlns:wp14="http://schemas.microsoft.com/office/word/2010/wordprocessingDrawing" xmlns:wp="http://schemas.openxmlformats.org/drawingml/2006/wordprocessingDrawing" xmlns:w10="urn:schemas-microsoft-com:office:word" xmlns:w="http://schemas.openxmlformats.org/wordprocessingml/2006/main" xmlns:w14="http://schemas.microsoft.com/office/word/2010/wordml" xmlns:w15="http://schemas.microsoft.com/office/word/2012/wordml" xmlns:w16cex="http://schemas.microsoft.com/office/word/2018/wordml/cex" xmlns:w16cid="http://schemas.microsoft.com/office/word/2016/wordml/cid" xmlns:w16="http://schemas.microsoft.com/office/word/2018/wordml" xmlns:w16du="http://schemas.microsoft.com/office/word/2023/wordml/word16du" xmlns:w16sdtdh="http://schemas.microsoft.com/office/word/2020/wordml/sdtdatahash" xmlns:w16sdtfl="http://schemas.microsoft.com/office/word/2024/wordml/sdtformatlock" xmlns:w16se="http://schemas.microsoft.com/office/word/2015/wordml/symex" xmlns:wpg="http://schemas.microsoft.com/office/word/2010/wordprocessingGroup" xmlns:wpi="http://schemas.microsoft.com/office/word/2010/wordprocessingInk" xmlns:wne="http://schemas.microsoft.com/office/word/2006/wordml" xmlns:wps="http://schemas.microsoft.com/office/word/2010/wordprocessingShape" xmlns:a="http://schemas.openxmlformats.org/drawingml/2006/main" xmlns:pic="http://schemas.openxmlformats.org/drawingml/2006/picture" xmlns:a14="http://schemas.microsoft.com/office/drawing/2010/main" mc:Ignorable="w14 w15 w16se w16cid w16 w16cex w16sdtdh w16sdtfl w16du wp14">
+<file path=word/header6.xml><?xml version="1.0" encoding="utf-8"?>
+<w:hdr xmlns:wpc="http://schemas.microsoft.com/office/word/2010/wordprocessingCanvas" xmlns:cx="http://schemas.microsoft.com/office/drawing/2014/chartex" xmlns:cx1="http://schemas.microsoft.com/office/drawing/2015/9/8/chartex" xmlns:cx2="http://schemas.microsoft.com/office/drawing/2015/10/21/chartex" xmlns:cx3="http://schemas.microsoft.com/office/drawing/2016/5/9/chartex" xmlns:cx4="http://schemas.microsoft.com/office/drawing/2016/5/10/chartex" xmlns:cx5="http://schemas.microsoft.com/office/drawing/2016/5/11/chartex" xmlns:cx6="http://schemas.microsoft.com/office/drawing/2016/5/12/chartex" xmlns:cx7="http://schemas.microsoft.com/office/drawing/2016/5/13/chartex" xmlns:cx8="http://schemas.microsoft.com/office/drawing/2016/5/14/chartex" xmlns:mc="http://schemas.openxmlformats.org/markup-compatibility/2006" xmlns:aink="http://schemas.microsoft.com/office/drawing/2016/ink" xmlns:am3d="http://schemas.microsoft.com/office/drawing/2017/model3d" xmlns:o="urn:schemas-microsoft-com:office:office" xmlns:oel="http://schemas.microsoft.com/office/2019/extlst" xmlns:r="http://schemas.openxmlformats.org/officeDocument/2006/relationships" xmlns:m="http://schemas.openxmlformats.org/officeDocument/2006/math" xmlns:v="urn:schemas-microsoft-com:vml" xmlns:wp14="http://schemas.microsoft.com/office/word/2010/wordprocessingDrawing" xmlns:wp="http://schemas.openxmlformats.org/drawingml/2006/wordprocessingDrawing" xmlns:w10="urn:schemas-microsoft-com:office:word" xmlns:w="http://schemas.openxmlformats.org/wordprocessingml/2006/main" xmlns:w14="http://schemas.microsoft.com/office/word/2010/wordml" xmlns:w15="http://schemas.microsoft.com/office/word/2012/wordml" xmlns:w16cex="http://schemas.microsoft.com/office/word/2018/wordml/cex" xmlns:w16cid="http://schemas.microsoft.com/office/word/2016/wordml/cid" xmlns:w16="http://schemas.microsoft.com/office/word/2018/wordml" xmlns:w16du="http://schemas.microsoft.com/office/word/2023/wordml/word16du" xmlns:w16sdtdh="http://schemas.microsoft.com/office/word/2020/wordml/sdtdatahash" xmlns:w16sdtfl="http://schemas.microsoft.com/office/word/2024/wordml/sdtformatlock" xmlns:w16se="http://schemas.microsoft.com/office/word/2015/wordml/symex" xmlns:wpg="http://schemas.microsoft.com/office/word/2010/wordprocessingGroup" xmlns:wpi="http://schemas.microsoft.com/office/word/2010/wordprocessingInk" xmlns:wne="http://schemas.microsoft.com/office/word/2006/wordml" xmlns:wps="http://schemas.microsoft.com/office/word/2010/wordprocessingShape" mc:Ignorable="w14 w15 w16se w16cid w16 w16cex w16sdtdh w16sdtfl w16du wp14">
   <w:tbl>
     <w:tblPr>
       <w:tblW w:w="9639" w:type="dxa"/>
@@ -4670,9 +3842,9 @@
           <w:tcW w:w="1843" w:type="dxa"/>
           <w:vMerge w:val="restart"/>
           <w:tcBorders>
-            <w:top w:val="single" w:color="000000" w:sz="1" w:space="0"/>
-            <w:left w:val="single" w:color="000000" w:sz="1" w:space="0"/>
-            <w:bottom w:val="single" w:color="000000" w:sz="1" w:space="0"/>
+            <w:top w:val="single" w:sz="1" w:space="0" w:color="000000"/>
+            <w:left w:val="single" w:sz="1" w:space="0" w:color="000000"/>
+            <w:bottom w:val="single" w:sz="1" w:space="0" w:color="000000"/>
           </w:tcBorders>
           <w:shd w:val="clear" w:color="auto" w:fill="auto"/>
           <w:vAlign w:val="center"/>
@@ -4755,10 +3927,10 @@
         <w:tcPr>
           <w:tcW w:w="7829" w:type="dxa"/>
           <w:tcBorders>
-            <w:top w:val="single" w:color="000000" w:sz="1" w:space="0"/>
-            <w:left w:val="none" w:color="000000" w:sz="1" w:space="0"/>
-            <w:bottom w:val="single" w:color="000000" w:sz="4" w:space="0"/>
-            <w:right w:val="single" w:color="000000" w:sz="1" w:space="0"/>
+            <w:top w:val="single" w:sz="1" w:space="0" w:color="000000"/>
+            <w:left w:val="none" w:sz="1" w:space="0" w:color="000000"/>
+            <w:bottom w:val="single" w:sz="4" w:space="0" w:color="000000"/>
+            <w:right w:val="single" w:sz="1" w:space="0" w:color="000000"/>
           </w:tcBorders>
           <w:shd w:val="clear" w:color="auto" w:fill="auto"/>
           <w:vAlign w:val="center"/>
@@ -4792,8 +3964,8 @@
           <w:tcW w:w="1843" w:type="dxa"/>
           <w:vMerge/>
           <w:tcBorders>
-            <w:left w:val="single" w:color="000000" w:sz="1" w:space="0"/>
-            <w:bottom w:val="single" w:color="000000" w:sz="1" w:space="0"/>
+            <w:left w:val="single" w:sz="1" w:space="0" w:color="000000"/>
+            <w:bottom w:val="single" w:sz="1" w:space="0" w:color="000000"/>
           </w:tcBorders>
           <w:shd w:val="clear" w:color="auto" w:fill="auto"/>
         </w:tcPr>
@@ -4811,9 +3983,9 @@
         <w:tcPr>
           <w:tcW w:w="7829" w:type="dxa"/>
           <w:tcBorders>
-            <w:left w:val="none" w:color="000000" w:sz="1" w:space="0"/>
-            <w:bottom w:val="single" w:color="000000" w:sz="1" w:space="0"/>
-            <w:right w:val="single" w:color="000000" w:sz="1" w:space="0"/>
+            <w:left w:val="none" w:sz="1" w:space="0" w:color="000000"/>
+            <w:bottom w:val="single" w:sz="1" w:space="0" w:color="000000"/>
+            <w:right w:val="single" w:sz="1" w:space="0" w:color="000000"/>
           </w:tcBorders>
           <w:shd w:val="clear" w:color="auto" w:fill="auto"/>
           <w:vAlign w:val="center"/>
@@ -4854,13 +4026,6 @@
               <w:lang w:val="en-GB"/>
             </w:rPr>
             <w:tab/>
-          </w:r>
-          <w:r>
-            <w:rPr>
-              <w:sz w:val="22"/>
-              <w:szCs w:val="22"/>
-              <w:lang w:val="en-GB"/>
-            </w:rPr>
             <w:t>Electronics a</w:t>
           </w:r>
           <w:r>
@@ -4913,7 +4078,6 @@
               <w:bCs/>
               <w:sz w:val="22"/>
               <w:szCs w:val="22"/>
-              <w:highlight w:val="yellow"/>
               <w:lang w:val="en-GB"/>
             </w:rPr>
             <w:t>Embedded Systems / Wireless Systems</w:t>
@@ -4933,8 +4097,8 @@
 </w:hdr>
 </file>
 
-<file path=word/header4.xml><?xml version="1.0" encoding="utf-8"?>
-<w:hdr xmlns:wpc="http://schemas.microsoft.com/office/word/2010/wordprocessingCanvas" xmlns:cx="http://schemas.microsoft.com/office/drawing/2014/chartex" xmlns:cx1="http://schemas.microsoft.com/office/drawing/2015/9/8/chartex" xmlns:cx2="http://schemas.microsoft.com/office/drawing/2015/10/21/chartex" xmlns:cx3="http://schemas.microsoft.com/office/drawing/2016/5/9/chartex" xmlns:cx4="http://schemas.microsoft.com/office/drawing/2016/5/10/chartex" xmlns:cx5="http://schemas.microsoft.com/office/drawing/2016/5/11/chartex" xmlns:cx6="http://schemas.microsoft.com/office/drawing/2016/5/12/chartex" xmlns:cx7="http://schemas.microsoft.com/office/drawing/2016/5/13/chartex" xmlns:cx8="http://schemas.microsoft.com/office/drawing/2016/5/14/chartex" xmlns:mc="http://schemas.openxmlformats.org/markup-compatibility/2006" xmlns:aink="http://schemas.microsoft.com/office/drawing/2016/ink" xmlns:am3d="http://schemas.microsoft.com/office/drawing/2017/model3d" xmlns:o="urn:schemas-microsoft-com:office:office" xmlns:oel="http://schemas.microsoft.com/office/2019/extlst" xmlns:r="http://schemas.openxmlformats.org/officeDocument/2006/relationships" xmlns:m="http://schemas.openxmlformats.org/officeDocument/2006/math" xmlns:v="urn:schemas-microsoft-com:vml" xmlns:wp14="http://schemas.microsoft.com/office/word/2010/wordprocessingDrawing" xmlns:wp="http://schemas.openxmlformats.org/drawingml/2006/wordprocessingDrawing" xmlns:w10="urn:schemas-microsoft-com:office:word" xmlns:w="http://schemas.openxmlformats.org/wordprocessingml/2006/main" xmlns:w14="http://schemas.microsoft.com/office/word/2010/wordml" xmlns:w15="http://schemas.microsoft.com/office/word/2012/wordml" xmlns:w16cex="http://schemas.microsoft.com/office/word/2018/wordml/cex" xmlns:w16cid="http://schemas.microsoft.com/office/word/2016/wordml/cid" xmlns:w16="http://schemas.microsoft.com/office/word/2018/wordml" xmlns:w16du="http://schemas.microsoft.com/office/word/2023/wordml/word16du" xmlns:w16sdtdh="http://schemas.microsoft.com/office/word/2020/wordml/sdtdatahash" xmlns:w16sdtfl="http://schemas.microsoft.com/office/word/2024/wordml/sdtformatlock" xmlns:w16se="http://schemas.microsoft.com/office/word/2015/wordml/symex" xmlns:wpg="http://schemas.microsoft.com/office/word/2010/wordprocessingGroup" xmlns:wpi="http://schemas.microsoft.com/office/word/2010/wordprocessingInk" xmlns:wne="http://schemas.microsoft.com/office/word/2006/wordml" xmlns:wps="http://schemas.microsoft.com/office/word/2010/wordprocessingShape" xmlns:a="http://schemas.openxmlformats.org/drawingml/2006/main" xmlns:pic="http://schemas.openxmlformats.org/drawingml/2006/picture" xmlns:a14="http://schemas.microsoft.com/office/drawing/2010/main" mc:Ignorable="w14 w15 w16se w16cid w16 w16cex w16sdtdh w16sdtfl w16du wp14">
+<file path=word/header7.xml><?xml version="1.0" encoding="utf-8"?>
+<w:hdr xmlns:wpc="http://schemas.microsoft.com/office/word/2010/wordprocessingCanvas" xmlns:cx="http://schemas.microsoft.com/office/drawing/2014/chartex" xmlns:cx1="http://schemas.microsoft.com/office/drawing/2015/9/8/chartex" xmlns:cx2="http://schemas.microsoft.com/office/drawing/2015/10/21/chartex" xmlns:cx3="http://schemas.microsoft.com/office/drawing/2016/5/9/chartex" xmlns:cx4="http://schemas.microsoft.com/office/drawing/2016/5/10/chartex" xmlns:cx5="http://schemas.microsoft.com/office/drawing/2016/5/11/chartex" xmlns:cx6="http://schemas.microsoft.com/office/drawing/2016/5/12/chartex" xmlns:cx7="http://schemas.microsoft.com/office/drawing/2016/5/13/chartex" xmlns:cx8="http://schemas.microsoft.com/office/drawing/2016/5/14/chartex" xmlns:mc="http://schemas.openxmlformats.org/markup-compatibility/2006" xmlns:aink="http://schemas.microsoft.com/office/drawing/2016/ink" xmlns:am3d="http://schemas.microsoft.com/office/drawing/2017/model3d" xmlns:o="urn:schemas-microsoft-com:office:office" xmlns:oel="http://schemas.microsoft.com/office/2019/extlst" xmlns:r="http://schemas.openxmlformats.org/officeDocument/2006/relationships" xmlns:m="http://schemas.openxmlformats.org/officeDocument/2006/math" xmlns:v="urn:schemas-microsoft-com:vml" xmlns:wp14="http://schemas.microsoft.com/office/word/2010/wordprocessingDrawing" xmlns:wp="http://schemas.openxmlformats.org/drawingml/2006/wordprocessingDrawing" xmlns:w10="urn:schemas-microsoft-com:office:word" xmlns:w="http://schemas.openxmlformats.org/wordprocessingml/2006/main" xmlns:w14="http://schemas.microsoft.com/office/word/2010/wordml" xmlns:w15="http://schemas.microsoft.com/office/word/2012/wordml" xmlns:w16cex="http://schemas.microsoft.com/office/word/2018/wordml/cex" xmlns:w16cid="http://schemas.microsoft.com/office/word/2016/wordml/cid" xmlns:w16="http://schemas.microsoft.com/office/word/2018/wordml" xmlns:w16du="http://schemas.microsoft.com/office/word/2023/wordml/word16du" xmlns:w16sdtdh="http://schemas.microsoft.com/office/word/2020/wordml/sdtdatahash" xmlns:w16sdtfl="http://schemas.microsoft.com/office/word/2024/wordml/sdtformatlock" xmlns:w16se="http://schemas.microsoft.com/office/word/2015/wordml/symex" xmlns:wpg="http://schemas.microsoft.com/office/word/2010/wordprocessingGroup" xmlns:wpi="http://schemas.microsoft.com/office/word/2010/wordprocessingInk" xmlns:wne="http://schemas.microsoft.com/office/word/2006/wordml" xmlns:wps="http://schemas.microsoft.com/office/word/2010/wordprocessingShape" mc:Ignorable="w14 w15 w16se w16cid w16 w16cex w16sdtdh w16sdtfl w16du wp14">
   <w:tbl>
     <w:tblPr>
       <w:tblW w:w="9639" w:type="dxa"/>
@@ -4954,9 +4118,9 @@
           <w:tcW w:w="1843" w:type="dxa"/>
           <w:vMerge w:val="restart"/>
           <w:tcBorders>
-            <w:top w:val="single" w:color="000000" w:sz="1" w:space="0"/>
-            <w:left w:val="single" w:color="000000" w:sz="1" w:space="0"/>
-            <w:bottom w:val="single" w:color="000000" w:sz="1" w:space="0"/>
+            <w:top w:val="single" w:sz="1" w:space="0" w:color="000000"/>
+            <w:left w:val="single" w:sz="1" w:space="0" w:color="000000"/>
+            <w:bottom w:val="single" w:sz="1" w:space="0" w:color="000000"/>
           </w:tcBorders>
           <w:shd w:val="clear" w:color="auto" w:fill="auto"/>
           <w:vAlign w:val="center"/>
@@ -5039,10 +4203,10 @@
         <w:tcPr>
           <w:tcW w:w="7829" w:type="dxa"/>
           <w:tcBorders>
-            <w:top w:val="single" w:color="000000" w:sz="1" w:space="0"/>
-            <w:left w:val="none" w:color="000000" w:sz="1" w:space="0"/>
-            <w:bottom w:val="single" w:color="000000" w:sz="4" w:space="0"/>
-            <w:right w:val="single" w:color="000000" w:sz="1" w:space="0"/>
+            <w:top w:val="single" w:sz="1" w:space="0" w:color="000000"/>
+            <w:left w:val="none" w:sz="1" w:space="0" w:color="000000"/>
+            <w:bottom w:val="single" w:sz="4" w:space="0" w:color="000000"/>
+            <w:right w:val="single" w:sz="1" w:space="0" w:color="000000"/>
           </w:tcBorders>
           <w:shd w:val="clear" w:color="auto" w:fill="auto"/>
           <w:vAlign w:val="center"/>
@@ -5077,8 +4241,8 @@
           <w:tcW w:w="1843" w:type="dxa"/>
           <w:vMerge/>
           <w:tcBorders>
-            <w:left w:val="single" w:color="000000" w:sz="1" w:space="0"/>
-            <w:bottom w:val="single" w:color="000000" w:sz="1" w:space="0"/>
+            <w:left w:val="single" w:sz="1" w:space="0" w:color="000000"/>
+            <w:bottom w:val="single" w:sz="1" w:space="0" w:color="000000"/>
           </w:tcBorders>
           <w:shd w:val="clear" w:color="auto" w:fill="auto"/>
         </w:tcPr>
@@ -5097,9 +4261,9 @@
         <w:tcPr>
           <w:tcW w:w="7829" w:type="dxa"/>
           <w:tcBorders>
-            <w:left w:val="none" w:color="000000" w:sz="1" w:space="0"/>
-            <w:bottom w:val="single" w:color="000000" w:sz="1" w:space="0"/>
-            <w:right w:val="single" w:color="000000" w:sz="1" w:space="0"/>
+            <w:left w:val="none" w:sz="1" w:space="0" w:color="000000"/>
+            <w:bottom w:val="single" w:sz="1" w:space="0" w:color="000000"/>
+            <w:right w:val="single" w:sz="1" w:space="0" w:color="000000"/>
           </w:tcBorders>
           <w:shd w:val="clear" w:color="auto" w:fill="auto"/>
           <w:vAlign w:val="center"/>
@@ -5140,13 +4304,6 @@
               <w:lang w:val="en-GB"/>
             </w:rPr>
             <w:tab/>
-          </w:r>
-          <w:r>
-            <w:rPr>
-              <w:sz w:val="22"/>
-              <w:szCs w:val="22"/>
-              <w:lang w:val="en-GB"/>
-            </w:rPr>
             <w:t>Electronics a</w:t>
           </w:r>
           <w:r>
@@ -5199,7 +4356,6 @@
               <w:bCs/>
               <w:sz w:val="22"/>
               <w:szCs w:val="22"/>
-              <w:highlight w:val="yellow"/>
               <w:lang w:val="en-GB"/>
             </w:rPr>
             <w:t>Embedded Systems / Wireless Systems</w:t>
@@ -5219,7 +4375,7 @@
 </w:hdr>
 </file>
 
-<file path=word/header5.xml><?xml version="1.0" encoding="utf-8"?>
+<file path=word/header8.xml><?xml version="1.0" encoding="utf-8"?>
 <w:hdr xmlns:wpc="http://schemas.microsoft.com/office/word/2010/wordprocessingCanvas" xmlns:cx="http://schemas.microsoft.com/office/drawing/2014/chartex" xmlns:cx1="http://schemas.microsoft.com/office/drawing/2015/9/8/chartex" xmlns:cx2="http://schemas.microsoft.com/office/drawing/2015/10/21/chartex" xmlns:cx3="http://schemas.microsoft.com/office/drawing/2016/5/9/chartex" xmlns:cx4="http://schemas.microsoft.com/office/drawing/2016/5/10/chartex" xmlns:cx5="http://schemas.microsoft.com/office/drawing/2016/5/11/chartex" xmlns:cx6="http://schemas.microsoft.com/office/drawing/2016/5/12/chartex" xmlns:cx7="http://schemas.microsoft.com/office/drawing/2016/5/13/chartex" xmlns:cx8="http://schemas.microsoft.com/office/drawing/2016/5/14/chartex" xmlns:mc="http://schemas.openxmlformats.org/markup-compatibility/2006" xmlns:aink="http://schemas.microsoft.com/office/drawing/2016/ink" xmlns:am3d="http://schemas.microsoft.com/office/drawing/2017/model3d" xmlns:o="urn:schemas-microsoft-com:office:office" xmlns:oel="http://schemas.microsoft.com/office/2019/extlst" xmlns:r="http://schemas.openxmlformats.org/officeDocument/2006/relationships" xmlns:m="http://schemas.openxmlformats.org/officeDocument/2006/math" xmlns:v="urn:schemas-microsoft-com:vml" xmlns:wp14="http://schemas.microsoft.com/office/word/2010/wordprocessingDrawing" xmlns:wp="http://schemas.openxmlformats.org/drawingml/2006/wordprocessingDrawing" xmlns:w10="urn:schemas-microsoft-com:office:word" xmlns:w="http://schemas.openxmlformats.org/wordprocessingml/2006/main" xmlns:w14="http://schemas.microsoft.com/office/word/2010/wordml" xmlns:w15="http://schemas.microsoft.com/office/word/2012/wordml" xmlns:w16cex="http://schemas.microsoft.com/office/word/2018/wordml/cex" xmlns:w16cid="http://schemas.microsoft.com/office/word/2016/wordml/cid" xmlns:w16="http://schemas.microsoft.com/office/word/2018/wordml" xmlns:w16du="http://schemas.microsoft.com/office/word/2023/wordml/word16du" xmlns:w16sdtdh="http://schemas.microsoft.com/office/word/2020/wordml/sdtdatahash" xmlns:w16sdtfl="http://schemas.microsoft.com/office/word/2024/wordml/sdtformatlock" xmlns:w16se="http://schemas.microsoft.com/office/word/2015/wordml/symex" xmlns:wpg="http://schemas.microsoft.com/office/word/2010/wordprocessingGroup" xmlns:wpi="http://schemas.microsoft.com/office/word/2010/wordprocessingInk" xmlns:wne="http://schemas.microsoft.com/office/word/2006/wordml" xmlns:wps="http://schemas.microsoft.com/office/word/2010/wordprocessingShape" mc:Ignorable="w14 w15 w16se w16cid w16 w16cex w16sdtdh w16sdtfl w16du wp14">
   <w:p>
     <w:pPr>
@@ -5229,244 +4385,24 @@
 </w:hdr>
 </file>
 
-<file path=word/header6.xml><?xml version="1.0" encoding="utf-8"?>
+<file path=word/header9.xml><?xml version="1.0" encoding="utf-8"?>
 <w:hdr xmlns:wpc="http://schemas.microsoft.com/office/word/2010/wordprocessingCanvas" xmlns:cx="http://schemas.microsoft.com/office/drawing/2014/chartex" xmlns:cx1="http://schemas.microsoft.com/office/drawing/2015/9/8/chartex" xmlns:cx2="http://schemas.microsoft.com/office/drawing/2015/10/21/chartex" xmlns:cx3="http://schemas.microsoft.com/office/drawing/2016/5/9/chartex" xmlns:cx4="http://schemas.microsoft.com/office/drawing/2016/5/10/chartex" xmlns:cx5="http://schemas.microsoft.com/office/drawing/2016/5/11/chartex" xmlns:cx6="http://schemas.microsoft.com/office/drawing/2016/5/12/chartex" xmlns:cx7="http://schemas.microsoft.com/office/drawing/2016/5/13/chartex" xmlns:cx8="http://schemas.microsoft.com/office/drawing/2016/5/14/chartex" xmlns:mc="http://schemas.openxmlformats.org/markup-compatibility/2006" xmlns:aink="http://schemas.microsoft.com/office/drawing/2016/ink" xmlns:am3d="http://schemas.microsoft.com/office/drawing/2017/model3d" xmlns:o="urn:schemas-microsoft-com:office:office" xmlns:oel="http://schemas.microsoft.com/office/2019/extlst" xmlns:r="http://schemas.openxmlformats.org/officeDocument/2006/relationships" xmlns:m="http://schemas.openxmlformats.org/officeDocument/2006/math" xmlns:v="urn:schemas-microsoft-com:vml" xmlns:wp14="http://schemas.microsoft.com/office/word/2010/wordprocessingDrawing" xmlns:wp="http://schemas.openxmlformats.org/drawingml/2006/wordprocessingDrawing" xmlns:w10="urn:schemas-microsoft-com:office:word" xmlns:w="http://schemas.openxmlformats.org/wordprocessingml/2006/main" xmlns:w14="http://schemas.microsoft.com/office/word/2010/wordml" xmlns:w15="http://schemas.microsoft.com/office/word/2012/wordml" xmlns:w16cex="http://schemas.microsoft.com/office/word/2018/wordml/cex" xmlns:w16cid="http://schemas.microsoft.com/office/word/2016/wordml/cid" xmlns:w16="http://schemas.microsoft.com/office/word/2018/wordml" xmlns:w16du="http://schemas.microsoft.com/office/word/2023/wordml/word16du" xmlns:w16sdtdh="http://schemas.microsoft.com/office/word/2020/wordml/sdtdatahash" xmlns:w16sdtfl="http://schemas.microsoft.com/office/word/2024/wordml/sdtformatlock" xmlns:w16se="http://schemas.microsoft.com/office/word/2015/wordml/symex" xmlns:wpg="http://schemas.microsoft.com/office/word/2010/wordprocessingGroup" xmlns:wpi="http://schemas.microsoft.com/office/word/2010/wordprocessingInk" xmlns:wne="http://schemas.microsoft.com/office/word/2006/wordml" xmlns:wps="http://schemas.microsoft.com/office/word/2010/wordprocessingShape" mc:Ignorable="w14 w15 w16se w16cid w16 w16cex w16sdtdh w16sdtfl w16du wp14">
   <w:p>
     <w:pPr>
       <w:pStyle w:val="Kopfzeile"/>
       <w:pBdr>
-        <w:bottom w:val="single" w:color="auto" w:sz="12" w:space="1"/>
+        <w:bottom w:val="single" w:sz="12" w:space="1" w:color="auto"/>
       </w:pBdr>
     </w:pPr>
     <w:r>
       <w:fldChar w:fldCharType="begin"/>
     </w:r>
     <w:r>
-      <w:instrText> STYLEREF  "Überschrift 1"  \* MERGEFORMAT </w:instrText>
-    </w:r>
-    <w:r>
-      <w:fldChar w:fldCharType="separate"/>
-    </w:r>
-    <w:r>
-      <w:rPr>
-        <w:noProof/>
-      </w:rPr>
-      <w:t>Inhaltsverzeichnis</w:t>
+      <w:instrText>STYLEREF  "Überschrift 1"  \* MERGEFORMAT</w:instrText>
     </w:r>
     <w:r>
       <w:fldChar w:fldCharType="end"/>
     </w:r>
-  </w:p>
-</w:hdr>
-</file>
-
-<file path=word/header7.xml><?xml version="1.0" encoding="utf-8"?>
-<w:hdr xmlns:wpc="http://schemas.microsoft.com/office/word/2010/wordprocessingCanvas" xmlns:cx="http://schemas.microsoft.com/office/drawing/2014/chartex" xmlns:cx1="http://schemas.microsoft.com/office/drawing/2015/9/8/chartex" xmlns:cx2="http://schemas.microsoft.com/office/drawing/2015/10/21/chartex" xmlns:cx3="http://schemas.microsoft.com/office/drawing/2016/5/9/chartex" xmlns:cx4="http://schemas.microsoft.com/office/drawing/2016/5/10/chartex" xmlns:cx5="http://schemas.microsoft.com/office/drawing/2016/5/11/chartex" xmlns:cx6="http://schemas.microsoft.com/office/drawing/2016/5/12/chartex" xmlns:cx7="http://schemas.microsoft.com/office/drawing/2016/5/13/chartex" xmlns:cx8="http://schemas.microsoft.com/office/drawing/2016/5/14/chartex" xmlns:mc="http://schemas.openxmlformats.org/markup-compatibility/2006" xmlns:aink="http://schemas.microsoft.com/office/drawing/2016/ink" xmlns:am3d="http://schemas.microsoft.com/office/drawing/2017/model3d" xmlns:o="urn:schemas-microsoft-com:office:office" xmlns:oel="http://schemas.microsoft.com/office/2019/extlst" xmlns:r="http://schemas.openxmlformats.org/officeDocument/2006/relationships" xmlns:m="http://schemas.openxmlformats.org/officeDocument/2006/math" xmlns:v="urn:schemas-microsoft-com:vml" xmlns:wp14="http://schemas.microsoft.com/office/word/2010/wordprocessingDrawing" xmlns:wp="http://schemas.openxmlformats.org/drawingml/2006/wordprocessingDrawing" xmlns:w10="urn:schemas-microsoft-com:office:word" xmlns:w="http://schemas.openxmlformats.org/wordprocessingml/2006/main" xmlns:w14="http://schemas.microsoft.com/office/word/2010/wordml" xmlns:w15="http://schemas.microsoft.com/office/word/2012/wordml" xmlns:w16cex="http://schemas.microsoft.com/office/word/2018/wordml/cex" xmlns:w16cid="http://schemas.microsoft.com/office/word/2016/wordml/cid" xmlns:w16="http://schemas.microsoft.com/office/word/2018/wordml" xmlns:w16du="http://schemas.microsoft.com/office/word/2023/wordml/word16du" xmlns:w16sdtdh="http://schemas.microsoft.com/office/word/2020/wordml/sdtdatahash" xmlns:w16sdtfl="http://schemas.microsoft.com/office/word/2024/wordml/sdtformatlock" xmlns:w16se="http://schemas.microsoft.com/office/word/2015/wordml/symex" xmlns:wpg="http://schemas.microsoft.com/office/word/2010/wordprocessingGroup" xmlns:wpi="http://schemas.microsoft.com/office/word/2010/wordprocessingInk" xmlns:wne="http://schemas.microsoft.com/office/word/2006/wordml" xmlns:wps="http://schemas.microsoft.com/office/word/2010/wordprocessingShape" mc:Ignorable="w14 w15 w16se w16cid w16 w16cex w16sdtdh w16sdtfl w16du wp14">
-  <w:p>
-    <w:pPr>
-      <w:pStyle w:val="Kopfzeile"/>
-      <w:pBdr>
-        <w:bottom w:val="single" w:color="auto" w:sz="12" w:space="1"/>
-      </w:pBdr>
-    </w:pPr>
-    <w:r>
-      <w:fldChar w:fldCharType="begin"/>
-    </w:r>
-    <w:r>
-      <w:instrText> STYLEREF  "Überschrift 1"  \* MERGEFORMAT </w:instrText>
-    </w:r>
-    <w:r>
-      <w:fldChar w:fldCharType="separate"/>
-    </w:r>
-    <w:r>
-      <w:rPr>
-        <w:noProof/>
-      </w:rPr>
-      <w:t>Bearbeitung der Aufgabenstellung (sinnvollen Namen wählen)</w:t>
-    </w:r>
-    <w:r>
-      <w:fldChar w:fldCharType="end"/>
-    </w:r>
-  </w:p>
-</w:hdr>
-</file>
-
-<file path=word/header8.xml><?xml version="1.0" encoding="utf-8"?>
-<w:hdr xmlns:wpc="http://schemas.microsoft.com/office/word/2010/wordprocessingCanvas" xmlns:cx="http://schemas.microsoft.com/office/drawing/2014/chartex" xmlns:cx1="http://schemas.microsoft.com/office/drawing/2015/9/8/chartex" xmlns:cx2="http://schemas.microsoft.com/office/drawing/2015/10/21/chartex" xmlns:cx3="http://schemas.microsoft.com/office/drawing/2016/5/9/chartex" xmlns:cx4="http://schemas.microsoft.com/office/drawing/2016/5/10/chartex" xmlns:cx5="http://schemas.microsoft.com/office/drawing/2016/5/11/chartex" xmlns:cx6="http://schemas.microsoft.com/office/drawing/2016/5/12/chartex" xmlns:cx7="http://schemas.microsoft.com/office/drawing/2016/5/13/chartex" xmlns:cx8="http://schemas.microsoft.com/office/drawing/2016/5/14/chartex" xmlns:mc="http://schemas.openxmlformats.org/markup-compatibility/2006" xmlns:aink="http://schemas.microsoft.com/office/drawing/2016/ink" xmlns:am3d="http://schemas.microsoft.com/office/drawing/2017/model3d" xmlns:o="urn:schemas-microsoft-com:office:office" xmlns:oel="http://schemas.microsoft.com/office/2019/extlst" xmlns:r="http://schemas.openxmlformats.org/officeDocument/2006/relationships" xmlns:m="http://schemas.openxmlformats.org/officeDocument/2006/math" xmlns:v="urn:schemas-microsoft-com:vml" xmlns:wp14="http://schemas.microsoft.com/office/word/2010/wordprocessingDrawing" xmlns:wp="http://schemas.openxmlformats.org/drawingml/2006/wordprocessingDrawing" xmlns:w10="urn:schemas-microsoft-com:office:word" xmlns:w="http://schemas.openxmlformats.org/wordprocessingml/2006/main" xmlns:w14="http://schemas.microsoft.com/office/word/2010/wordml" xmlns:w15="http://schemas.microsoft.com/office/word/2012/wordml" xmlns:w16cex="http://schemas.microsoft.com/office/word/2018/wordml/cex" xmlns:w16cid="http://schemas.microsoft.com/office/word/2016/wordml/cid" xmlns:w16="http://schemas.microsoft.com/office/word/2018/wordml" xmlns:w16du="http://schemas.microsoft.com/office/word/2023/wordml/word16du" xmlns:w16sdtdh="http://schemas.microsoft.com/office/word/2020/wordml/sdtdatahash" xmlns:w16sdtfl="http://schemas.microsoft.com/office/word/2024/wordml/sdtformatlock" xmlns:w16se="http://schemas.microsoft.com/office/word/2015/wordml/symex" xmlns:wpg="http://schemas.microsoft.com/office/word/2010/wordprocessingGroup" xmlns:wpi="http://schemas.microsoft.com/office/word/2010/wordprocessingInk" xmlns:wne="http://schemas.microsoft.com/office/word/2006/wordml" xmlns:wps="http://schemas.microsoft.com/office/word/2010/wordprocessingShape" mc:Ignorable="w14 w15 w16se w16cid w16 w16cex w16sdtdh w16sdtfl w16du wp14">
-  <w:p>
-    <w:pPr>
-      <w:pStyle w:val="Kopfzeile"/>
-      <w:pBdr>
-        <w:bottom w:val="single" w:color="auto" w:sz="12" w:space="1"/>
-      </w:pBdr>
-      <w:jc w:val="right"/>
-    </w:pPr>
-    <w:r>
-      <w:fldChar w:fldCharType="begin"/>
-    </w:r>
-    <w:r>
-      <w:instrText> STYLEREF  "Überschrift 1"  \* MERGEFORMAT </w:instrText>
-    </w:r>
-    <w:r>
-      <w:fldChar w:fldCharType="separate"/>
-    </w:r>
-    <w:r>
-      <w:rPr>
-        <w:noProof/>
-      </w:rPr>
-      <w:t>Bearbeitung der Aufgabenstellung (sinnvollen Namen wählen)</w:t>
-    </w:r>
-    <w:r>
-      <w:fldChar w:fldCharType="end"/>
-    </w:r>
-  </w:p>
-</w:hdr>
-</file>
-
-<file path=word/header9.xml><?xml version="1.0" encoding="utf-8"?>
-<w:hdr xmlns:wpc="http://schemas.microsoft.com/office/word/2010/wordprocessingCanvas" xmlns:cx="http://schemas.microsoft.com/office/drawing/2014/chartex" xmlns:cx1="http://schemas.microsoft.com/office/drawing/2015/9/8/chartex" xmlns:cx2="http://schemas.microsoft.com/office/drawing/2015/10/21/chartex" xmlns:cx3="http://schemas.microsoft.com/office/drawing/2016/5/9/chartex" xmlns:cx4="http://schemas.microsoft.com/office/drawing/2016/5/10/chartex" xmlns:cx5="http://schemas.microsoft.com/office/drawing/2016/5/11/chartex" xmlns:cx6="http://schemas.microsoft.com/office/drawing/2016/5/12/chartex" xmlns:cx7="http://schemas.microsoft.com/office/drawing/2016/5/13/chartex" xmlns:cx8="http://schemas.microsoft.com/office/drawing/2016/5/14/chartex" xmlns:mc="http://schemas.openxmlformats.org/markup-compatibility/2006" xmlns:aink="http://schemas.microsoft.com/office/drawing/2016/ink" xmlns:am3d="http://schemas.microsoft.com/office/drawing/2017/model3d" xmlns:o="urn:schemas-microsoft-com:office:office" xmlns:oel="http://schemas.microsoft.com/office/2019/extlst" xmlns:r="http://schemas.openxmlformats.org/officeDocument/2006/relationships" xmlns:m="http://schemas.openxmlformats.org/officeDocument/2006/math" xmlns:v="urn:schemas-microsoft-com:vml" xmlns:wp14="http://schemas.microsoft.com/office/word/2010/wordprocessingDrawing" xmlns:wp="http://schemas.openxmlformats.org/drawingml/2006/wordprocessingDrawing" xmlns:w10="urn:schemas-microsoft-com:office:word" xmlns:w="http://schemas.openxmlformats.org/wordprocessingml/2006/main" xmlns:w14="http://schemas.microsoft.com/office/word/2010/wordml" xmlns:w15="http://schemas.microsoft.com/office/word/2012/wordml" xmlns:w16cex="http://schemas.microsoft.com/office/word/2018/wordml/cex" xmlns:w16cid="http://schemas.microsoft.com/office/word/2016/wordml/cid" xmlns:w16="http://schemas.microsoft.com/office/word/2018/wordml" xmlns:w16du="http://schemas.microsoft.com/office/word/2023/wordml/word16du" xmlns:w16sdtdh="http://schemas.microsoft.com/office/word/2020/wordml/sdtdatahash" xmlns:w16sdtfl="http://schemas.microsoft.com/office/word/2024/wordml/sdtformatlock" xmlns:w16se="http://schemas.microsoft.com/office/word/2015/wordml/symex" xmlns:wpg="http://schemas.microsoft.com/office/word/2010/wordprocessingGroup" xmlns:wpi="http://schemas.microsoft.com/office/word/2010/wordprocessingInk" xmlns:wne="http://schemas.microsoft.com/office/word/2006/wordml" xmlns:wps="http://schemas.microsoft.com/office/word/2010/wordprocessingShape" mc:Ignorable="w14 w15 w16se w16cid w16 w16cex w16sdtdh w16sdtfl w16du wp14">
-  <w:p/>
-</w:hdr>
-</file>
-
-<file path=word/headera.xml><?xml version="1.0" encoding="utf-8"?>
-<w:hdr xmlns:w14="http://schemas.microsoft.com/office/word/2010/wordml" xmlns:w="http://schemas.openxmlformats.org/wordprocessingml/2006/main">
-  <w:tbl>
-    <w:tblPr>
-      <w:tblStyle w:val="NormaleTabelle"/>
-      <w:bidiVisual w:val="0"/>
-      <w:tblW w:w="0" w:type="auto"/>
-      <w:tblLayout w:type="fixed"/>
-      <w:tblLook w:val="06A0" w:firstRow="1" w:lastRow="0" w:firstColumn="1" w:lastColumn="0" w:noHBand="1" w:noVBand="1"/>
-    </w:tblPr>
-    <w:tblGrid>
-      <w:gridCol w:w="3210"/>
-      <w:gridCol w:w="3210"/>
-      <w:gridCol w:w="3210"/>
-    </w:tblGrid>
-    <w:tr>
-      <w:trPr>
-        <w:trHeight w:val="300"/>
-      </w:trPr>
-      <w:tc>
-        <w:tcPr>
-          <w:tcW w:w="3210" w:type="dxa"/>
-          <w:tcMar/>
-        </w:tcPr>
-        <w:p>
-          <w:pPr>
-            <w:pStyle w:val="Kopfzeile"/>
-            <w:bidi w:val="0"/>
-            <w:ind w:left="-115"/>
-            <w:jc w:val="left"/>
-          </w:pPr>
-        </w:p>
-      </w:tc>
-      <w:tc>
-        <w:tcPr>
-          <w:tcW w:w="3210" w:type="dxa"/>
-          <w:tcMar/>
-        </w:tcPr>
-        <w:p>
-          <w:pPr>
-            <w:pStyle w:val="Kopfzeile"/>
-            <w:bidi w:val="0"/>
-            <w:jc w:val="center"/>
-          </w:pPr>
-        </w:p>
-      </w:tc>
-      <w:tc>
-        <w:tcPr>
-          <w:tcW w:w="3210" w:type="dxa"/>
-          <w:tcMar/>
-        </w:tcPr>
-        <w:p>
-          <w:pPr>
-            <w:pStyle w:val="Kopfzeile"/>
-            <w:bidi w:val="0"/>
-            <w:ind w:right="-115"/>
-            <w:jc w:val="right"/>
-          </w:pPr>
-        </w:p>
-      </w:tc>
-    </w:tr>
-  </w:tbl>
-  <w:p>
-    <w:pPr>
-      <w:pStyle w:val="Kopfzeile"/>
-      <w:bidi w:val="0"/>
-    </w:pPr>
-  </w:p>
-</w:hdr>
-</file>
-
-<file path=word/headerb.xml><?xml version="1.0" encoding="utf-8"?>
-<w:hdr xmlns:w14="http://schemas.microsoft.com/office/word/2010/wordml" xmlns:w="http://schemas.openxmlformats.org/wordprocessingml/2006/main">
-  <w:tbl>
-    <w:tblPr>
-      <w:tblStyle w:val="NormaleTabelle"/>
-      <w:bidiVisual w:val="0"/>
-      <w:tblW w:w="0" w:type="auto"/>
-      <w:tblLayout w:type="fixed"/>
-      <w:tblLook w:val="06A0" w:firstRow="1" w:lastRow="0" w:firstColumn="1" w:lastColumn="0" w:noHBand="1" w:noVBand="1"/>
-    </w:tblPr>
-    <w:tblGrid>
-      <w:gridCol w:w="3210"/>
-      <w:gridCol w:w="3210"/>
-      <w:gridCol w:w="3210"/>
-    </w:tblGrid>
-    <w:tr>
-      <w:trPr>
-        <w:trHeight w:val="300"/>
-      </w:trPr>
-      <w:tc>
-        <w:tcPr>
-          <w:tcW w:w="3210" w:type="dxa"/>
-          <w:tcMar/>
-        </w:tcPr>
-        <w:p>
-          <w:pPr>
-            <w:pStyle w:val="Kopfzeile"/>
-            <w:bidi w:val="0"/>
-            <w:ind w:left="-115"/>
-            <w:jc w:val="left"/>
-          </w:pPr>
-        </w:p>
-      </w:tc>
-      <w:tc>
-        <w:tcPr>
-          <w:tcW w:w="3210" w:type="dxa"/>
-          <w:tcMar/>
-        </w:tcPr>
-        <w:p>
-          <w:pPr>
-            <w:pStyle w:val="Kopfzeile"/>
-            <w:bidi w:val="0"/>
-            <w:jc w:val="center"/>
-          </w:pPr>
-        </w:p>
-      </w:tc>
-      <w:tc>
-        <w:tcPr>
-          <w:tcW w:w="3210" w:type="dxa"/>
-          <w:tcMar/>
-        </w:tcPr>
-        <w:p>
-          <w:pPr>
-            <w:pStyle w:val="Kopfzeile"/>
-            <w:bidi w:val="0"/>
-            <w:ind w:right="-115"/>
-            <w:jc w:val="right"/>
-          </w:pPr>
-        </w:p>
-      </w:tc>
-    </w:tr>
-  </w:tbl>
-  <w:p>
-    <w:pPr>
-      <w:pStyle w:val="Kopfzeile"/>
-      <w:bidi w:val="0"/>
-    </w:pPr>
   </w:p>
 </w:hdr>
 </file>
@@ -5746,7 +4682,7 @@
         <w:ind w:left="720" w:hanging="360"/>
       </w:pPr>
       <w:rPr>
-        <w:rFonts w:hint="default" w:ascii="Symbol" w:hAnsi="Symbol"/>
+        <w:rFonts w:ascii="Symbol" w:hAnsi="Symbol" w:hint="default"/>
       </w:rPr>
     </w:lvl>
     <w:lvl w:ilvl="1" w:tplc="04070003" w:tentative="1">
@@ -5758,7 +4694,7 @@
         <w:ind w:left="1440" w:hanging="360"/>
       </w:pPr>
       <w:rPr>
-        <w:rFonts w:hint="default" w:ascii="Courier New" w:hAnsi="Courier New" w:cs="Courier New"/>
+        <w:rFonts w:ascii="Courier New" w:hAnsi="Courier New" w:cs="Courier New" w:hint="default"/>
       </w:rPr>
     </w:lvl>
     <w:lvl w:ilvl="2" w:tplc="04070005" w:tentative="1">
@@ -5770,7 +4706,7 @@
         <w:ind w:left="2160" w:hanging="360"/>
       </w:pPr>
       <w:rPr>
-        <w:rFonts w:hint="default" w:ascii="Wingdings" w:hAnsi="Wingdings"/>
+        <w:rFonts w:ascii="Wingdings" w:hAnsi="Wingdings" w:hint="default"/>
       </w:rPr>
     </w:lvl>
     <w:lvl w:ilvl="3" w:tplc="04070001" w:tentative="1">
@@ -5782,7 +4718,7 @@
         <w:ind w:left="2880" w:hanging="360"/>
       </w:pPr>
       <w:rPr>
-        <w:rFonts w:hint="default" w:ascii="Symbol" w:hAnsi="Symbol"/>
+        <w:rFonts w:ascii="Symbol" w:hAnsi="Symbol" w:hint="default"/>
       </w:rPr>
     </w:lvl>
     <w:lvl w:ilvl="4" w:tplc="04070003" w:tentative="1">
@@ -5794,7 +4730,7 @@
         <w:ind w:left="3600" w:hanging="360"/>
       </w:pPr>
       <w:rPr>
-        <w:rFonts w:hint="default" w:ascii="Courier New" w:hAnsi="Courier New" w:cs="Courier New"/>
+        <w:rFonts w:ascii="Courier New" w:hAnsi="Courier New" w:cs="Courier New" w:hint="default"/>
       </w:rPr>
     </w:lvl>
     <w:lvl w:ilvl="5" w:tplc="04070005" w:tentative="1">
@@ -5806,7 +4742,7 @@
         <w:ind w:left="4320" w:hanging="360"/>
       </w:pPr>
       <w:rPr>
-        <w:rFonts w:hint="default" w:ascii="Wingdings" w:hAnsi="Wingdings"/>
+        <w:rFonts w:ascii="Wingdings" w:hAnsi="Wingdings" w:hint="default"/>
       </w:rPr>
     </w:lvl>
     <w:lvl w:ilvl="6" w:tplc="04070001" w:tentative="1">
@@ -5818,7 +4754,7 @@
         <w:ind w:left="5040" w:hanging="360"/>
       </w:pPr>
       <w:rPr>
-        <w:rFonts w:hint="default" w:ascii="Symbol" w:hAnsi="Symbol"/>
+        <w:rFonts w:ascii="Symbol" w:hAnsi="Symbol" w:hint="default"/>
       </w:rPr>
     </w:lvl>
     <w:lvl w:ilvl="7" w:tplc="04070003" w:tentative="1">
@@ -5830,7 +4766,7 @@
         <w:ind w:left="5760" w:hanging="360"/>
       </w:pPr>
       <w:rPr>
-        <w:rFonts w:hint="default" w:ascii="Courier New" w:hAnsi="Courier New" w:cs="Courier New"/>
+        <w:rFonts w:ascii="Courier New" w:hAnsi="Courier New" w:cs="Courier New" w:hint="default"/>
       </w:rPr>
     </w:lvl>
     <w:lvl w:ilvl="8" w:tplc="04070005" w:tentative="1">
@@ -5842,7 +4778,7 @@
         <w:ind w:left="6480" w:hanging="360"/>
       </w:pPr>
       <w:rPr>
-        <w:rFonts w:hint="default" w:ascii="Wingdings" w:hAnsi="Wingdings"/>
+        <w:rFonts w:ascii="Wingdings" w:hAnsi="Wingdings" w:hint="default"/>
       </w:rPr>
     </w:lvl>
   </w:abstractNum>
@@ -5945,7 +4881,7 @@
         <w:ind w:left="720" w:hanging="360"/>
       </w:pPr>
       <w:rPr>
-        <w:rFonts w:hint="default" w:ascii="Symbol" w:hAnsi="Symbol"/>
+        <w:rFonts w:ascii="Symbol" w:hAnsi="Symbol" w:hint="default"/>
       </w:rPr>
     </w:lvl>
     <w:lvl w:ilvl="1" w:tplc="0C070003" w:tentative="1">
@@ -5957,7 +4893,7 @@
         <w:ind w:left="1440" w:hanging="360"/>
       </w:pPr>
       <w:rPr>
-        <w:rFonts w:hint="default" w:ascii="Courier New" w:hAnsi="Courier New" w:cs="Courier New"/>
+        <w:rFonts w:ascii="Courier New" w:hAnsi="Courier New" w:cs="Courier New" w:hint="default"/>
       </w:rPr>
     </w:lvl>
     <w:lvl w:ilvl="2" w:tplc="0C070005" w:tentative="1">
@@ -5969,7 +4905,7 @@
         <w:ind w:left="2160" w:hanging="360"/>
       </w:pPr>
       <w:rPr>
-        <w:rFonts w:hint="default" w:ascii="Wingdings" w:hAnsi="Wingdings"/>
+        <w:rFonts w:ascii="Wingdings" w:hAnsi="Wingdings" w:hint="default"/>
       </w:rPr>
     </w:lvl>
     <w:lvl w:ilvl="3" w:tplc="0C070001" w:tentative="1">
@@ -5981,7 +4917,7 @@
         <w:ind w:left="2880" w:hanging="360"/>
       </w:pPr>
       <w:rPr>
-        <w:rFonts w:hint="default" w:ascii="Symbol" w:hAnsi="Symbol"/>
+        <w:rFonts w:ascii="Symbol" w:hAnsi="Symbol" w:hint="default"/>
       </w:rPr>
     </w:lvl>
     <w:lvl w:ilvl="4" w:tplc="0C070003" w:tentative="1">
@@ -5993,7 +4929,7 @@
         <w:ind w:left="3600" w:hanging="360"/>
       </w:pPr>
       <w:rPr>
-        <w:rFonts w:hint="default" w:ascii="Courier New" w:hAnsi="Courier New" w:cs="Courier New"/>
+        <w:rFonts w:ascii="Courier New" w:hAnsi="Courier New" w:cs="Courier New" w:hint="default"/>
       </w:rPr>
     </w:lvl>
     <w:lvl w:ilvl="5" w:tplc="0C070005" w:tentative="1">
@@ -6005,7 +4941,7 @@
         <w:ind w:left="4320" w:hanging="360"/>
       </w:pPr>
       <w:rPr>
-        <w:rFonts w:hint="default" w:ascii="Wingdings" w:hAnsi="Wingdings"/>
+        <w:rFonts w:ascii="Wingdings" w:hAnsi="Wingdings" w:hint="default"/>
       </w:rPr>
     </w:lvl>
     <w:lvl w:ilvl="6" w:tplc="0C070001" w:tentative="1">
@@ -6017,7 +4953,7 @@
         <w:ind w:left="5040" w:hanging="360"/>
       </w:pPr>
       <w:rPr>
-        <w:rFonts w:hint="default" w:ascii="Symbol" w:hAnsi="Symbol"/>
+        <w:rFonts w:ascii="Symbol" w:hAnsi="Symbol" w:hint="default"/>
       </w:rPr>
     </w:lvl>
     <w:lvl w:ilvl="7" w:tplc="0C070003" w:tentative="1">
@@ -6029,7 +4965,7 @@
         <w:ind w:left="5760" w:hanging="360"/>
       </w:pPr>
       <w:rPr>
-        <w:rFonts w:hint="default" w:ascii="Courier New" w:hAnsi="Courier New" w:cs="Courier New"/>
+        <w:rFonts w:ascii="Courier New" w:hAnsi="Courier New" w:cs="Courier New" w:hint="default"/>
       </w:rPr>
     </w:lvl>
     <w:lvl w:ilvl="8" w:tplc="0C070005" w:tentative="1">
@@ -6041,7 +4977,7 @@
         <w:ind w:left="6480" w:hanging="360"/>
       </w:pPr>
       <w:rPr>
-        <w:rFonts w:hint="default" w:ascii="Wingdings" w:hAnsi="Wingdings"/>
+        <w:rFonts w:ascii="Wingdings" w:hAnsi="Wingdings" w:hint="default"/>
       </w:rPr>
     </w:lvl>
   </w:abstractNum>
@@ -6058,7 +4994,7 @@
         <w:ind w:left="720" w:hanging="360"/>
       </w:pPr>
       <w:rPr>
-        <w:rFonts w:hint="default" w:ascii="Symbol" w:hAnsi="Symbol"/>
+        <w:rFonts w:ascii="Symbol" w:hAnsi="Symbol" w:hint="default"/>
       </w:rPr>
     </w:lvl>
     <w:lvl w:ilvl="1" w:tplc="0C070003" w:tentative="1">
@@ -6070,7 +5006,7 @@
         <w:ind w:left="1440" w:hanging="360"/>
       </w:pPr>
       <w:rPr>
-        <w:rFonts w:hint="default" w:ascii="Courier New" w:hAnsi="Courier New" w:cs="Courier New"/>
+        <w:rFonts w:ascii="Courier New" w:hAnsi="Courier New" w:cs="Courier New" w:hint="default"/>
       </w:rPr>
     </w:lvl>
     <w:lvl w:ilvl="2" w:tplc="0C070005" w:tentative="1">
@@ -6082,7 +5018,7 @@
         <w:ind w:left="2160" w:hanging="360"/>
       </w:pPr>
       <w:rPr>
-        <w:rFonts w:hint="default" w:ascii="Wingdings" w:hAnsi="Wingdings"/>
+        <w:rFonts w:ascii="Wingdings" w:hAnsi="Wingdings" w:hint="default"/>
       </w:rPr>
     </w:lvl>
     <w:lvl w:ilvl="3" w:tplc="0C070001" w:tentative="1">
@@ -6094,7 +5030,7 @@
         <w:ind w:left="2880" w:hanging="360"/>
       </w:pPr>
       <w:rPr>
-        <w:rFonts w:hint="default" w:ascii="Symbol" w:hAnsi="Symbol"/>
+        <w:rFonts w:ascii="Symbol" w:hAnsi="Symbol" w:hint="default"/>
       </w:rPr>
     </w:lvl>
     <w:lvl w:ilvl="4" w:tplc="0C070003" w:tentative="1">
@@ -6106,7 +5042,7 @@
         <w:ind w:left="3600" w:hanging="360"/>
       </w:pPr>
       <w:rPr>
-        <w:rFonts w:hint="default" w:ascii="Courier New" w:hAnsi="Courier New" w:cs="Courier New"/>
+        <w:rFonts w:ascii="Courier New" w:hAnsi="Courier New" w:cs="Courier New" w:hint="default"/>
       </w:rPr>
     </w:lvl>
     <w:lvl w:ilvl="5" w:tplc="0C070005" w:tentative="1">
@@ -6118,7 +5054,7 @@
         <w:ind w:left="4320" w:hanging="360"/>
       </w:pPr>
       <w:rPr>
-        <w:rFonts w:hint="default" w:ascii="Wingdings" w:hAnsi="Wingdings"/>
+        <w:rFonts w:ascii="Wingdings" w:hAnsi="Wingdings" w:hint="default"/>
       </w:rPr>
     </w:lvl>
     <w:lvl w:ilvl="6" w:tplc="0C070001" w:tentative="1">
@@ -6130,7 +5066,7 @@
         <w:ind w:left="5040" w:hanging="360"/>
       </w:pPr>
       <w:rPr>
-        <w:rFonts w:hint="default" w:ascii="Symbol" w:hAnsi="Symbol"/>
+        <w:rFonts w:ascii="Symbol" w:hAnsi="Symbol" w:hint="default"/>
       </w:rPr>
     </w:lvl>
     <w:lvl w:ilvl="7" w:tplc="0C070003" w:tentative="1">
@@ -6142,7 +5078,7 @@
         <w:ind w:left="5760" w:hanging="360"/>
       </w:pPr>
       <w:rPr>
-        <w:rFonts w:hint="default" w:ascii="Courier New" w:hAnsi="Courier New" w:cs="Courier New"/>
+        <w:rFonts w:ascii="Courier New" w:hAnsi="Courier New" w:cs="Courier New" w:hint="default"/>
       </w:rPr>
     </w:lvl>
     <w:lvl w:ilvl="8" w:tplc="0C070005" w:tentative="1">
@@ -6154,7 +5090,7 @@
         <w:ind w:left="6480" w:hanging="360"/>
       </w:pPr>
       <w:rPr>
-        <w:rFonts w:hint="default" w:ascii="Wingdings" w:hAnsi="Wingdings"/>
+        <w:rFonts w:ascii="Wingdings" w:hAnsi="Wingdings" w:hint="default"/>
       </w:rPr>
     </w:lvl>
   </w:abstractNum>
@@ -6171,7 +5107,7 @@
         <w:ind w:left="720" w:hanging="360"/>
       </w:pPr>
       <w:rPr>
-        <w:rFonts w:hint="default" w:ascii="Symbol" w:hAnsi="Symbol"/>
+        <w:rFonts w:ascii="Symbol" w:hAnsi="Symbol" w:hint="default"/>
       </w:rPr>
     </w:lvl>
     <w:lvl w:ilvl="1" w:tplc="0C070003" w:tentative="1">
@@ -6183,7 +5119,7 @@
         <w:ind w:left="1440" w:hanging="360"/>
       </w:pPr>
       <w:rPr>
-        <w:rFonts w:hint="default" w:ascii="Courier New" w:hAnsi="Courier New" w:cs="Courier New"/>
+        <w:rFonts w:ascii="Courier New" w:hAnsi="Courier New" w:cs="Courier New" w:hint="default"/>
       </w:rPr>
     </w:lvl>
     <w:lvl w:ilvl="2" w:tplc="0C070005" w:tentative="1">
@@ -6195,7 +5131,7 @@
         <w:ind w:left="2160" w:hanging="360"/>
       </w:pPr>
       <w:rPr>
-        <w:rFonts w:hint="default" w:ascii="Wingdings" w:hAnsi="Wingdings"/>
+        <w:rFonts w:ascii="Wingdings" w:hAnsi="Wingdings" w:hint="default"/>
       </w:rPr>
     </w:lvl>
     <w:lvl w:ilvl="3" w:tplc="0C070001" w:tentative="1">
@@ -6207,7 +5143,7 @@
         <w:ind w:left="2880" w:hanging="360"/>
       </w:pPr>
       <w:rPr>
-        <w:rFonts w:hint="default" w:ascii="Symbol" w:hAnsi="Symbol"/>
+        <w:rFonts w:ascii="Symbol" w:hAnsi="Symbol" w:hint="default"/>
       </w:rPr>
     </w:lvl>
     <w:lvl w:ilvl="4" w:tplc="0C070003" w:tentative="1">
@@ -6219,7 +5155,7 @@
         <w:ind w:left="3600" w:hanging="360"/>
       </w:pPr>
       <w:rPr>
-        <w:rFonts w:hint="default" w:ascii="Courier New" w:hAnsi="Courier New" w:cs="Courier New"/>
+        <w:rFonts w:ascii="Courier New" w:hAnsi="Courier New" w:cs="Courier New" w:hint="default"/>
       </w:rPr>
     </w:lvl>
     <w:lvl w:ilvl="5" w:tplc="0C070005" w:tentative="1">
@@ -6231,7 +5167,7 @@
         <w:ind w:left="4320" w:hanging="360"/>
       </w:pPr>
       <w:rPr>
-        <w:rFonts w:hint="default" w:ascii="Wingdings" w:hAnsi="Wingdings"/>
+        <w:rFonts w:ascii="Wingdings" w:hAnsi="Wingdings" w:hint="default"/>
       </w:rPr>
     </w:lvl>
     <w:lvl w:ilvl="6" w:tplc="0C070001" w:tentative="1">
@@ -6243,7 +5179,7 @@
         <w:ind w:left="5040" w:hanging="360"/>
       </w:pPr>
       <w:rPr>
-        <w:rFonts w:hint="default" w:ascii="Symbol" w:hAnsi="Symbol"/>
+        <w:rFonts w:ascii="Symbol" w:hAnsi="Symbol" w:hint="default"/>
       </w:rPr>
     </w:lvl>
     <w:lvl w:ilvl="7" w:tplc="0C070003" w:tentative="1">
@@ -6255,7 +5191,7 @@
         <w:ind w:left="5760" w:hanging="360"/>
       </w:pPr>
       <w:rPr>
-        <w:rFonts w:hint="default" w:ascii="Courier New" w:hAnsi="Courier New" w:cs="Courier New"/>
+        <w:rFonts w:ascii="Courier New" w:hAnsi="Courier New" w:cs="Courier New" w:hint="default"/>
       </w:rPr>
     </w:lvl>
     <w:lvl w:ilvl="8" w:tplc="0C070005" w:tentative="1">
@@ -6267,7 +5203,7 @@
         <w:ind w:left="6480" w:hanging="360"/>
       </w:pPr>
       <w:rPr>
-        <w:rFonts w:hint="default" w:ascii="Wingdings" w:hAnsi="Wingdings"/>
+        <w:rFonts w:ascii="Wingdings" w:hAnsi="Wingdings" w:hint="default"/>
       </w:rPr>
     </w:lvl>
   </w:abstractNum>
@@ -6388,11 +5324,11 @@
 </file>
 
 <file path=word/styles.xml><?xml version="1.0" encoding="utf-8"?>
-<w:styles xmlns:wp14="http://schemas.microsoft.com/office/word/2010/wordprocessingDrawing" xmlns:mc="http://schemas.openxmlformats.org/markup-compatibility/2006" xmlns:r="http://schemas.openxmlformats.org/officeDocument/2006/relationships" xmlns:w="http://schemas.openxmlformats.org/wordprocessingml/2006/main" xmlns:w14="http://schemas.microsoft.com/office/word/2010/wordml" xmlns:w15="http://schemas.microsoft.com/office/word/2012/wordml" xmlns:w16cex="http://schemas.microsoft.com/office/word/2018/wordml/cex" xmlns:w16cid="http://schemas.microsoft.com/office/word/2016/wordml/cid" xmlns:w16="http://schemas.microsoft.com/office/word/2018/wordml" xmlns:w16du="http://schemas.microsoft.com/office/word/2023/wordml/word16du" xmlns:w16sdtdh="http://schemas.microsoft.com/office/word/2020/wordml/sdtdatahash" xmlns:w16sdtfl="http://schemas.microsoft.com/office/word/2024/wordml/sdtformatlock" xmlns:w16se="http://schemas.microsoft.com/office/word/2015/wordml/symex" mc:Ignorable="w14 w15 w16se w16cid w16 w16cex w16sdtdh w16sdtfl w16du wp14">
+<w:styles xmlns:mc="http://schemas.openxmlformats.org/markup-compatibility/2006" xmlns:r="http://schemas.openxmlformats.org/officeDocument/2006/relationships" xmlns:w="http://schemas.openxmlformats.org/wordprocessingml/2006/main" xmlns:w14="http://schemas.microsoft.com/office/word/2010/wordml" xmlns:w15="http://schemas.microsoft.com/office/word/2012/wordml" xmlns:w16cex="http://schemas.microsoft.com/office/word/2018/wordml/cex" xmlns:w16cid="http://schemas.microsoft.com/office/word/2016/wordml/cid" xmlns:w16="http://schemas.microsoft.com/office/word/2018/wordml" xmlns:w16du="http://schemas.microsoft.com/office/word/2023/wordml/word16du" xmlns:w16sdtdh="http://schemas.microsoft.com/office/word/2020/wordml/sdtdatahash" xmlns:w16sdtfl="http://schemas.microsoft.com/office/word/2024/wordml/sdtformatlock" xmlns:w16se="http://schemas.microsoft.com/office/word/2015/wordml/symex" mc:Ignorable="w14 w15 w16se w16cid w16 w16cex w16sdtdh w16sdtfl w16du">
   <w:docDefaults>
     <w:rPrDefault>
       <w:rPr>
-        <w:rFonts w:asciiTheme="minorHAnsi" w:hAnsiTheme="minorHAnsi" w:eastAsiaTheme="minorHAnsi" w:cstheme="minorBidi"/>
+        <w:rFonts w:asciiTheme="minorHAnsi" w:eastAsiaTheme="minorHAnsi" w:hAnsiTheme="minorHAnsi" w:cstheme="minorBidi"/>
         <w:sz w:val="22"/>
         <w:szCs w:val="22"/>
         <w:lang w:val="de-DE" w:eastAsia="en-US" w:bidi="ar-SA"/>
@@ -6407,14 +5343,14 @@
   <w:latentStyles w:defLockedState="0" w:defUIPriority="99" w:defSemiHidden="0" w:defUnhideWhenUsed="0" w:defQFormat="0" w:count="376">
     <w:lsdException w:name="Normal" w:uiPriority="0" w:qFormat="1"/>
     <w:lsdException w:name="heading 1" w:uiPriority="0" w:qFormat="1"/>
-    <w:lsdException w:name="heading 2" w:uiPriority="9" w:semiHidden="1" w:unhideWhenUsed="1" w:qFormat="1"/>
-    <w:lsdException w:name="heading 3" w:uiPriority="9" w:semiHidden="1" w:unhideWhenUsed="1" w:qFormat="1"/>
-    <w:lsdException w:name="heading 4" w:uiPriority="9" w:semiHidden="1" w:unhideWhenUsed="1" w:qFormat="1"/>
-    <w:lsdException w:name="heading 5" w:uiPriority="9" w:semiHidden="1" w:unhideWhenUsed="1" w:qFormat="1"/>
-    <w:lsdException w:name="heading 6" w:uiPriority="9" w:semiHidden="1" w:unhideWhenUsed="1" w:qFormat="1"/>
-    <w:lsdException w:name="heading 7" w:uiPriority="9" w:semiHidden="1" w:unhideWhenUsed="1" w:qFormat="1"/>
-    <w:lsdException w:name="heading 8" w:uiPriority="9" w:semiHidden="1" w:unhideWhenUsed="1" w:qFormat="1"/>
-    <w:lsdException w:name="heading 9" w:uiPriority="9" w:semiHidden="1" w:unhideWhenUsed="1" w:qFormat="1"/>
+    <w:lsdException w:name="heading 2" w:semiHidden="1" w:uiPriority="9" w:unhideWhenUsed="1" w:qFormat="1"/>
+    <w:lsdException w:name="heading 3" w:semiHidden="1" w:uiPriority="9" w:unhideWhenUsed="1" w:qFormat="1"/>
+    <w:lsdException w:name="heading 4" w:semiHidden="1" w:uiPriority="9" w:unhideWhenUsed="1" w:qFormat="1"/>
+    <w:lsdException w:name="heading 5" w:semiHidden="1" w:uiPriority="9" w:unhideWhenUsed="1" w:qFormat="1"/>
+    <w:lsdException w:name="heading 6" w:semiHidden="1" w:uiPriority="9" w:unhideWhenUsed="1" w:qFormat="1"/>
+    <w:lsdException w:name="heading 7" w:semiHidden="1" w:uiPriority="9" w:unhideWhenUsed="1" w:qFormat="1"/>
+    <w:lsdException w:name="heading 8" w:semiHidden="1" w:uiPriority="9" w:unhideWhenUsed="1" w:qFormat="1"/>
+    <w:lsdException w:name="heading 9" w:semiHidden="1" w:uiPriority="9" w:unhideWhenUsed="1" w:qFormat="1"/>
     <w:lsdException w:name="index 1" w:semiHidden="1" w:unhideWhenUsed="1"/>
     <w:lsdException w:name="index 2" w:semiHidden="1" w:unhideWhenUsed="1"/>
     <w:lsdException w:name="index 3" w:semiHidden="1" w:unhideWhenUsed="1"/>
@@ -6424,22 +5360,22 @@
     <w:lsdException w:name="index 7" w:semiHidden="1" w:unhideWhenUsed="1"/>
     <w:lsdException w:name="index 8" w:semiHidden="1" w:unhideWhenUsed="1"/>
     <w:lsdException w:name="index 9" w:semiHidden="1" w:unhideWhenUsed="1"/>
-    <w:lsdException w:name="toc 1" w:uiPriority="39" w:semiHidden="1" w:unhideWhenUsed="1"/>
-    <w:lsdException w:name="toc 2" w:uiPriority="39" w:semiHidden="1" w:unhideWhenUsed="1"/>
-    <w:lsdException w:name="toc 3" w:uiPriority="39" w:semiHidden="1" w:unhideWhenUsed="1"/>
-    <w:lsdException w:name="toc 4" w:uiPriority="39" w:semiHidden="1" w:unhideWhenUsed="1"/>
-    <w:lsdException w:name="toc 5" w:uiPriority="39" w:semiHidden="1" w:unhideWhenUsed="1"/>
-    <w:lsdException w:name="toc 6" w:uiPriority="39" w:semiHidden="1" w:unhideWhenUsed="1"/>
-    <w:lsdException w:name="toc 7" w:uiPriority="39" w:semiHidden="1" w:unhideWhenUsed="1"/>
-    <w:lsdException w:name="toc 8" w:uiPriority="39" w:semiHidden="1" w:unhideWhenUsed="1"/>
-    <w:lsdException w:name="toc 9" w:uiPriority="39" w:semiHidden="1" w:unhideWhenUsed="1"/>
+    <w:lsdException w:name="toc 1" w:semiHidden="1" w:uiPriority="39" w:unhideWhenUsed="1"/>
+    <w:lsdException w:name="toc 2" w:semiHidden="1" w:uiPriority="39" w:unhideWhenUsed="1"/>
+    <w:lsdException w:name="toc 3" w:semiHidden="1" w:uiPriority="39" w:unhideWhenUsed="1"/>
+    <w:lsdException w:name="toc 4" w:semiHidden="1" w:uiPriority="39" w:unhideWhenUsed="1"/>
+    <w:lsdException w:name="toc 5" w:semiHidden="1" w:uiPriority="39" w:unhideWhenUsed="1"/>
+    <w:lsdException w:name="toc 6" w:semiHidden="1" w:uiPriority="39" w:unhideWhenUsed="1"/>
+    <w:lsdException w:name="toc 7" w:semiHidden="1" w:uiPriority="39" w:unhideWhenUsed="1"/>
+    <w:lsdException w:name="toc 8" w:semiHidden="1" w:uiPriority="39" w:unhideWhenUsed="1"/>
+    <w:lsdException w:name="toc 9" w:semiHidden="1" w:uiPriority="39" w:unhideWhenUsed="1"/>
     <w:lsdException w:name="Normal Indent" w:semiHidden="1" w:unhideWhenUsed="1"/>
     <w:lsdException w:name="footnote text" w:semiHidden="1" w:unhideWhenUsed="1"/>
     <w:lsdException w:name="annotation text" w:semiHidden="1" w:unhideWhenUsed="1"/>
-    <w:lsdException w:name="header" w:uiPriority="0" w:semiHidden="1" w:unhideWhenUsed="1"/>
-    <w:lsdException w:name="footer" w:uiPriority="0" w:semiHidden="1" w:unhideWhenUsed="1"/>
+    <w:lsdException w:name="header" w:semiHidden="1" w:uiPriority="0" w:unhideWhenUsed="1"/>
+    <w:lsdException w:name="footer" w:semiHidden="1" w:uiPriority="0" w:unhideWhenUsed="1"/>
     <w:lsdException w:name="index heading" w:semiHidden="1" w:unhideWhenUsed="1"/>
-    <w:lsdException w:name="caption" w:uiPriority="35" w:semiHidden="1" w:unhideWhenUsed="1" w:qFormat="1"/>
+    <w:lsdException w:name="caption" w:semiHidden="1" w:uiPriority="35" w:unhideWhenUsed="1" w:qFormat="1"/>
     <w:lsdException w:name="table of figures" w:semiHidden="1" w:unhideWhenUsed="1"/>
     <w:lsdException w:name="envelope address" w:semiHidden="1" w:unhideWhenUsed="1"/>
     <w:lsdException w:name="envelope return" w:semiHidden="1" w:unhideWhenUsed="1"/>
@@ -6470,8 +5406,8 @@
     <w:lsdException w:name="Title" w:uiPriority="10" w:qFormat="1"/>
     <w:lsdException w:name="Closing" w:semiHidden="1" w:unhideWhenUsed="1"/>
     <w:lsdException w:name="Signature" w:semiHidden="1" w:unhideWhenUsed="1"/>
-    <w:lsdException w:name="Default Paragraph Font" w:uiPriority="1" w:semiHidden="1" w:unhideWhenUsed="1"/>
-    <w:lsdException w:name="Body Text" w:uiPriority="0" w:semiHidden="1" w:unhideWhenUsed="1"/>
+    <w:lsdException w:name="Default Paragraph Font" w:semiHidden="1" w:uiPriority="1" w:unhideWhenUsed="1"/>
+    <w:lsdException w:name="Body Text" w:semiHidden="1" w:uiPriority="0" w:unhideWhenUsed="1"/>
     <w:lsdException w:name="Body Text Indent" w:semiHidden="1" w:unhideWhenUsed="1"/>
     <w:lsdException w:name="List Continue" w:semiHidden="1" w:unhideWhenUsed="1"/>
     <w:lsdException w:name="List Continue 2" w:semiHidden="1" w:unhideWhenUsed="1"/>
@@ -6670,8 +5606,8 @@
     <w:lsdException w:name="Subtle Reference" w:uiPriority="31" w:qFormat="1"/>
     <w:lsdException w:name="Intense Reference" w:uiPriority="32" w:qFormat="1"/>
     <w:lsdException w:name="Book Title" w:uiPriority="33" w:qFormat="1"/>
-    <w:lsdException w:name="Bibliography" w:uiPriority="37" w:semiHidden="1" w:unhideWhenUsed="1"/>
-    <w:lsdException w:name="TOC Heading" w:uiPriority="39" w:semiHidden="1" w:unhideWhenUsed="1" w:qFormat="1"/>
+    <w:lsdException w:name="Bibliography" w:semiHidden="1" w:uiPriority="37" w:unhideWhenUsed="1"/>
+    <w:lsdException w:name="TOC Heading" w:semiHidden="1" w:uiPriority="39" w:unhideWhenUsed="1" w:qFormat="1"/>
     <w:lsdException w:name="Plain Table 1" w:uiPriority="41"/>
     <w:lsdException w:name="Plain Table 2" w:uiPriority="42"/>
     <w:lsdException w:name="Plain Table 3" w:uiPriority="43"/>
@@ -6782,7 +5718,7 @@
     <w:lsdException w:name="Unresolved Mention" w:semiHidden="1" w:unhideWhenUsed="1"/>
     <w:lsdException w:name="Smart Link" w:semiHidden="1" w:unhideWhenUsed="1"/>
   </w:latentStyles>
-  <w:style w:type="paragraph" w:styleId="Standard" w:default="1">
+  <w:style w:type="paragraph" w:default="1" w:styleId="Standard">
     <w:name w:val="Normal"/>
     <w:qFormat/>
     <w:rsid w:val="00E07A39"/>
@@ -6791,7 +5727,7 @@
       <w:spacing w:after="0" w:line="240" w:lineRule="auto"/>
     </w:pPr>
     <w:rPr>
-      <w:rFonts w:ascii="Source Sans Pro" w:hAnsi="Source Sans Pro" w:eastAsia="Times New Roman" w:cs="Times New Roman"/>
+      <w:rFonts w:ascii="Source Sans Pro" w:eastAsia="Times New Roman" w:hAnsi="Source Sans Pro" w:cs="Times New Roman"/>
       <w:sz w:val="24"/>
       <w:szCs w:val="24"/>
       <w:lang w:val="de-AT" w:eastAsia="zh-CN"/>
@@ -6886,13 +5822,13 @@
       <w:sz w:val="22"/>
     </w:rPr>
   </w:style>
-  <w:style w:type="character" w:styleId="Absatz-Standardschriftart" w:default="1">
+  <w:style w:type="character" w:default="1" w:styleId="Absatz-Standardschriftart">
     <w:name w:val="Default Paragraph Font"/>
     <w:uiPriority w:val="1"/>
     <w:semiHidden/>
     <w:unhideWhenUsed/>
   </w:style>
-  <w:style w:type="table" w:styleId="NormaleTabelle" w:default="1">
+  <w:style w:type="table" w:default="1" w:styleId="NormaleTabelle">
     <w:name w:val="Normal Table"/>
     <w:uiPriority w:val="99"/>
     <w:semiHidden/>
@@ -6907,7 +5843,7 @@
       </w:tblCellMar>
     </w:tblPr>
   </w:style>
-  <w:style w:type="numbering" w:styleId="KeineListe" w:default="1">
+  <w:style w:type="numbering" w:default="1" w:styleId="KeineListe">
     <w:name w:val="No List"/>
     <w:uiPriority w:val="99"/>
     <w:semiHidden/>
@@ -6932,7 +5868,7 @@
       <w:szCs w:val="36"/>
     </w:rPr>
   </w:style>
-  <w:style w:type="character" w:styleId="TitelZchn" w:customStyle="1">
+  <w:style w:type="character" w:customStyle="1" w:styleId="TitelZchn">
     <w:name w:val="Titel Zchn"/>
     <w:basedOn w:val="Absatz-Standardschriftart"/>
     <w:link w:val="Titel"/>
@@ -6945,7 +5881,7 @@
       <w:szCs w:val="36"/>
     </w:rPr>
   </w:style>
-  <w:style w:type="character" w:styleId="berschrift1Zchn" w:customStyle="1">
+  <w:style w:type="character" w:customStyle="1" w:styleId="berschrift1Zchn">
     <w:name w:val="Überschrift 1 Zchn"/>
     <w:basedOn w:val="Absatz-Standardschriftart"/>
     <w:link w:val="berschrift1"/>
@@ -6958,7 +5894,7 @@
       <w:lang w:val="de-AT" w:eastAsia="zh-CN"/>
     </w:rPr>
   </w:style>
-  <w:style w:type="character" w:styleId="berschrift2Zchn" w:customStyle="1">
+  <w:style w:type="character" w:customStyle="1" w:styleId="berschrift2Zchn">
     <w:name w:val="Überschrift 2 Zchn"/>
     <w:basedOn w:val="Absatz-Standardschriftart"/>
     <w:link w:val="berschrift2"/>
@@ -6972,7 +5908,7 @@
       <w:lang w:val="de-AT" w:eastAsia="zh-CN"/>
     </w:rPr>
   </w:style>
-  <w:style w:type="character" w:styleId="berschrift3Zchn" w:customStyle="1">
+  <w:style w:type="character" w:customStyle="1" w:styleId="berschrift3Zchn">
     <w:name w:val="Überschrift 3 Zchn"/>
     <w:basedOn w:val="Absatz-Standardschriftart"/>
     <w:link w:val="berschrift3"/>
@@ -6997,7 +5933,7 @@
       <w:contextualSpacing/>
     </w:pPr>
   </w:style>
-  <w:style w:type="paragraph" w:styleId="Text" w:customStyle="1">
+  <w:style w:type="paragraph" w:customStyle="1" w:styleId="Text">
     <w:name w:val="Text"/>
     <w:basedOn w:val="Standard"/>
     <w:qFormat/>
@@ -7007,7 +5943,7 @@
       <w:jc w:val="both"/>
     </w:pPr>
   </w:style>
-  <w:style w:type="character" w:styleId="berschrift4Zchn" w:customStyle="1">
+  <w:style w:type="character" w:customStyle="1" w:styleId="berschrift4Zchn">
     <w:name w:val="Überschrift 4 Zchn"/>
     <w:basedOn w:val="Absatz-Standardschriftart"/>
     <w:link w:val="berschrift4"/>
@@ -7030,13 +5966,13 @@
       <w:spacing w:after="120"/>
     </w:pPr>
   </w:style>
-  <w:style w:type="character" w:styleId="TextkrperZchn" w:customStyle="1">
+  <w:style w:type="character" w:customStyle="1" w:styleId="TextkrperZchn">
     <w:name w:val="Textkörper Zchn"/>
     <w:basedOn w:val="Absatz-Standardschriftart"/>
     <w:link w:val="Textkrper"/>
     <w:rsid w:val="006A7E9C"/>
     <w:rPr>
-      <w:rFonts w:ascii="Times New Roman" w:hAnsi="Times New Roman" w:eastAsia="Times New Roman" w:cs="Times New Roman"/>
+      <w:rFonts w:ascii="Times New Roman" w:eastAsia="Times New Roman" w:hAnsi="Times New Roman" w:cs="Times New Roman"/>
       <w:sz w:val="24"/>
       <w:szCs w:val="24"/>
       <w:lang w:val="de-AT" w:eastAsia="zh-CN"/>
@@ -7058,7 +5994,7 @@
       <w:lang w:val="de-DE"/>
     </w:rPr>
   </w:style>
-  <w:style w:type="character" w:styleId="KopfzeileZchn" w:customStyle="1">
+  <w:style w:type="character" w:customStyle="1" w:styleId="KopfzeileZchn">
     <w:name w:val="Kopfzeile Zchn"/>
     <w:basedOn w:val="Absatz-Standardschriftart"/>
     <w:link w:val="Kopfzeile"/>
@@ -7083,7 +6019,7 @@
       </w:tabs>
     </w:pPr>
   </w:style>
-  <w:style w:type="character" w:styleId="FuzeileZchn" w:customStyle="1">
+  <w:style w:type="character" w:customStyle="1" w:styleId="FuzeileZchn">
     <w:name w:val="Fußzeile Zchn"/>
     <w:basedOn w:val="Absatz-Standardschriftart"/>
     <w:link w:val="Fuzeile"/>
@@ -7096,7 +6032,7 @@
       <w:lang w:val="de-AT" w:eastAsia="zh-CN"/>
     </w:rPr>
   </w:style>
-  <w:style w:type="paragraph" w:styleId="TextAbschnitt2" w:customStyle="1">
+  <w:style w:type="paragraph" w:customStyle="1" w:styleId="TextAbschnitt2">
     <w:name w:val="Text_Abschnitt2"/>
     <w:basedOn w:val="Text"/>
     <w:qFormat/>
@@ -7138,7 +6074,7 @@
       <w:szCs w:val="20"/>
     </w:rPr>
   </w:style>
-  <w:style w:type="character" w:styleId="KommentartextZchn" w:customStyle="1">
+  <w:style w:type="character" w:customStyle="1" w:styleId="KommentartextZchn">
     <w:name w:val="Kommentartext Zchn"/>
     <w:basedOn w:val="Absatz-Standardschriftart"/>
     <w:link w:val="Kommentartext"/>
@@ -7165,7 +6101,7 @@
       <w:bCs/>
     </w:rPr>
   </w:style>
-  <w:style w:type="character" w:styleId="KommentarthemaZchn" w:customStyle="1">
+  <w:style w:type="character" w:customStyle="1" w:styleId="KommentarthemaZchn">
     <w:name w:val="Kommentarthema Zchn"/>
     <w:basedOn w:val="KommentartextZchn"/>
     <w:link w:val="Kommentarthema"/>
@@ -7190,7 +6126,7 @@
       <w:spacing w:after="240"/>
     </w:pPr>
     <w:rPr>
-      <w:rFonts w:ascii="Arial" w:hAnsi="Arial" w:eastAsia="Calibri" w:cs="Arial"/>
+      <w:rFonts w:ascii="Arial" w:eastAsia="Calibri" w:hAnsi="Arial" w:cs="Arial"/>
       <w:szCs w:val="22"/>
     </w:rPr>
   </w:style>
@@ -7204,7 +6140,7 @@
       <w:spacing w:after="100"/>
     </w:pPr>
     <w:rPr>
-      <w:rFonts w:ascii="Arial" w:hAnsi="Arial" w:eastAsia="Calibri" w:cs="Arial"/>
+      <w:rFonts w:ascii="Arial" w:eastAsia="Calibri" w:hAnsi="Arial" w:cs="Arial"/>
       <w:szCs w:val="22"/>
     </w:rPr>
   </w:style>
@@ -7219,7 +6155,7 @@
       <w:ind w:left="240"/>
     </w:pPr>
     <w:rPr>
-      <w:rFonts w:ascii="Arial" w:hAnsi="Arial" w:eastAsia="Calibri" w:cs="Arial"/>
+      <w:rFonts w:ascii="Arial" w:eastAsia="Calibri" w:hAnsi="Arial" w:cs="Arial"/>
       <w:szCs w:val="22"/>
     </w:rPr>
   </w:style>
@@ -7234,7 +6170,7 @@
       <w:ind w:left="480"/>
     </w:pPr>
     <w:rPr>
-      <w:rFonts w:ascii="Arial" w:hAnsi="Arial" w:eastAsia="Calibri" w:cs="Arial"/>
+      <w:rFonts w:ascii="Arial" w:eastAsia="Calibri" w:hAnsi="Arial" w:cs="Arial"/>
       <w:szCs w:val="22"/>
     </w:rPr>
   </w:style>
@@ -7260,16 +6196,16 @@
     </w:pPr>
     <w:tblPr>
       <w:tblBorders>
-        <w:top w:val="single" w:color="auto" w:sz="4" w:space="0"/>
-        <w:left w:val="single" w:color="auto" w:sz="4" w:space="0"/>
-        <w:bottom w:val="single" w:color="auto" w:sz="4" w:space="0"/>
-        <w:right w:val="single" w:color="auto" w:sz="4" w:space="0"/>
-        <w:insideH w:val="single" w:color="auto" w:sz="4" w:space="0"/>
-        <w:insideV w:val="single" w:color="auto" w:sz="4" w:space="0"/>
+        <w:top w:val="single" w:sz="4" w:space="0" w:color="auto"/>
+        <w:left w:val="single" w:sz="4" w:space="0" w:color="auto"/>
+        <w:bottom w:val="single" w:sz="4" w:space="0" w:color="auto"/>
+        <w:right w:val="single" w:sz="4" w:space="0" w:color="auto"/>
+        <w:insideH w:val="single" w:sz="4" w:space="0" w:color="auto"/>
+        <w:insideV w:val="single" w:sz="4" w:space="0" w:color="auto"/>
       </w:tblBorders>
     </w:tblPr>
   </w:style>
-  <w:style w:type="paragraph" w:styleId="Tabelle" w:customStyle="1">
+  <w:style w:type="paragraph" w:customStyle="1" w:styleId="Tabelle">
     <w:name w:val="Tabelle"/>
     <w:basedOn w:val="Standard"/>
     <w:qFormat/>
@@ -7742,18 +6678,18 @@
 </file>
 
 <file path=customXml/item3.xml><?xml version="1.0" encoding="utf-8"?>
+<p:properties xmlns:p="http://schemas.microsoft.com/office/2006/metadata/properties" xmlns:xsi="http://www.w3.org/2001/XMLSchema-instance" xmlns:pc="http://schemas.microsoft.com/office/infopath/2007/PartnerControls">
+  <documentManagement/>
+</p:properties>
+</file>
+
+<file path=customXml/item4.xml><?xml version="1.0" encoding="utf-8"?>
 <?mso-contentType ?>
 <FormTemplates xmlns="http://schemas.microsoft.com/sharepoint/v3/contenttype/forms">
   <Display>DocumentLibraryForm</Display>
   <Edit>DocumentLibraryForm</Edit>
   <New>DocumentLibraryForm</New>
 </FormTemplates>
-</file>
-
-<file path=customXml/item4.xml><?xml version="1.0" encoding="utf-8"?>
-<p:properties xmlns:p="http://schemas.microsoft.com/office/2006/metadata/properties" xmlns:xsi="http://www.w3.org/2001/XMLSchema-instance" xmlns:pc="http://schemas.microsoft.com/office/infopath/2007/PartnerControls">
-  <documentManagement/>
-</p:properties>
 </file>
 
 <file path=customXml/itemProps1.xml><?xml version="1.0" encoding="utf-8"?>
@@ -7765,13 +6701,36 @@
 </file>
 
 <file path=customXml/itemProps2.xml><?xml version="1.0" encoding="utf-8"?>
-<ds:datastoreItem xmlns:ds="http://schemas.openxmlformats.org/officeDocument/2006/customXml" ds:itemID="{2B3014B5-DF89-491E-9A7D-49EE47BAA3C9}"/>
+<ds:datastoreItem xmlns:ds="http://schemas.openxmlformats.org/officeDocument/2006/customXml" ds:itemID="{2B3014B5-DF89-491E-9A7D-49EE47BAA3C9}">
+  <ds:schemaRefs>
+    <ds:schemaRef ds:uri="http://schemas.microsoft.com/office/2006/metadata/contentType"/>
+    <ds:schemaRef ds:uri="http://schemas.microsoft.com/office/2006/metadata/properties/metaAttributes"/>
+    <ds:schemaRef ds:uri="http://www.w3.org/2001/XMLSchema"/>
+    <ds:schemaRef ds:uri="http://schemas.microsoft.com/office/2006/metadata/properties"/>
+    <ds:schemaRef ds:uri="3eb2e909-e0be-4e02-b68a-d4092ef96502"/>
+    <ds:schemaRef ds:uri="http://schemas.microsoft.com/office/2006/documentManagement/types"/>
+    <ds:schemaRef ds:uri="http://schemas.microsoft.com/office/infopath/2007/PartnerControls"/>
+    <ds:schemaRef ds:uri="http://schemas.openxmlformats.org/package/2006/metadata/core-properties"/>
+    <ds:schemaRef ds:uri="http://purl.org/dc/elements/1.1/"/>
+    <ds:schemaRef ds:uri="http://purl.org/dc/terms/"/>
+    <ds:schemaRef ds:uri="http://schemas.microsoft.com/internal/obd"/>
+  </ds:schemaRefs>
+</ds:datastoreItem>
 </file>
 
 <file path=customXml/itemProps3.xml><?xml version="1.0" encoding="utf-8"?>
-<ds:datastoreItem xmlns:ds="http://schemas.openxmlformats.org/officeDocument/2006/customXml" ds:itemID="{23A2677C-F5ED-4331-A2E8-03A6A7F4846C}"/>
+<ds:datastoreItem xmlns:ds="http://schemas.openxmlformats.org/officeDocument/2006/customXml" ds:itemID="{A7C9CFD6-C22A-405A-9312-EBB6AC478362}">
+  <ds:schemaRefs>
+    <ds:schemaRef ds:uri="http://schemas.microsoft.com/office/2006/metadata/properties"/>
+    <ds:schemaRef ds:uri="http://schemas.microsoft.com/office/infopath/2007/PartnerControls"/>
+  </ds:schemaRefs>
+</ds:datastoreItem>
 </file>
 
 <file path=customXml/itemProps4.xml><?xml version="1.0" encoding="utf-8"?>
-<ds:datastoreItem xmlns:ds="http://schemas.openxmlformats.org/officeDocument/2006/customXml" ds:itemID="{A7C9CFD6-C22A-405A-9312-EBB6AC478362}"/>
+<ds:datastoreItem xmlns:ds="http://schemas.openxmlformats.org/officeDocument/2006/customXml" ds:itemID="{23A2677C-F5ED-4331-A2E8-03A6A7F4846C}">
+  <ds:schemaRefs>
+    <ds:schemaRef ds:uri="http://schemas.microsoft.com/sharepoint/v3/contenttype/forms"/>
+  </ds:schemaRefs>
+</ds:datastoreItem>
 </file>
--- a/Diplomarbeit/topics/template/Diplomarbeitsvorlage_V4.docx
+++ b/Diplomarbeit/topics/template/Diplomarbeitsvorlage_V4.docx
@@ -1,29 +1,28 @@
 
 <file path=word/document.xml><?xml version="1.0" encoding="utf-8"?>
-<w:document xmlns:wpc="http://schemas.microsoft.com/office/word/2010/wordprocessingCanvas" xmlns:cx="http://schemas.microsoft.com/office/drawing/2014/chartex" xmlns:cx1="http://schemas.microsoft.com/office/drawing/2015/9/8/chartex" xmlns:cx2="http://schemas.microsoft.com/office/drawing/2015/10/21/chartex" xmlns:cx3="http://schemas.microsoft.com/office/drawing/2016/5/9/chartex" xmlns:cx4="http://schemas.microsoft.com/office/drawing/2016/5/10/chartex" xmlns:cx5="http://schemas.microsoft.com/office/drawing/2016/5/11/chartex" xmlns:cx6="http://schemas.microsoft.com/office/drawing/2016/5/12/chartex" xmlns:cx7="http://schemas.microsoft.com/office/drawing/2016/5/13/chartex" xmlns:cx8="http://schemas.microsoft.com/office/drawing/2016/5/14/chartex" xmlns:mc="http://schemas.openxmlformats.org/markup-compatibility/2006" xmlns:aink="http://schemas.microsoft.com/office/drawing/2016/ink" xmlns:am3d="http://schemas.microsoft.com/office/drawing/2017/model3d" xmlns:o="urn:schemas-microsoft-com:office:office" xmlns:oel="http://schemas.microsoft.com/office/2019/extlst" xmlns:r="http://schemas.openxmlformats.org/officeDocument/2006/relationships" xmlns:m="http://schemas.openxmlformats.org/officeDocument/2006/math" xmlns:v="urn:schemas-microsoft-com:vml" xmlns:wp14="http://schemas.microsoft.com/office/word/2010/wordprocessingDrawing" xmlns:wp="http://schemas.openxmlformats.org/drawingml/2006/wordprocessingDrawing" xmlns:w10="urn:schemas-microsoft-com:office:word" xmlns:w="http://schemas.openxmlformats.org/wordprocessingml/2006/main" xmlns:w14="http://schemas.microsoft.com/office/word/2010/wordml" xmlns:w15="http://schemas.microsoft.com/office/word/2012/wordml" xmlns:w16cex="http://schemas.microsoft.com/office/word/2018/wordml/cex" xmlns:w16cid="http://schemas.microsoft.com/office/word/2016/wordml/cid" xmlns:w16="http://schemas.microsoft.com/office/word/2018/wordml" xmlns:w16du="http://schemas.microsoft.com/office/word/2023/wordml/word16du" xmlns:w16sdtdh="http://schemas.microsoft.com/office/word/2020/wordml/sdtdatahash" xmlns:w16sdtfl="http://schemas.microsoft.com/office/word/2024/wordml/sdtformatlock" xmlns:w16se="http://schemas.microsoft.com/office/word/2015/wordml/symex" xmlns:wpg="http://schemas.microsoft.com/office/word/2010/wordprocessingGroup" xmlns:wpi="http://schemas.microsoft.com/office/word/2010/wordprocessingInk" xmlns:wne="http://schemas.microsoft.com/office/word/2006/wordml" xmlns:wps="http://schemas.microsoft.com/office/word/2010/wordprocessingShape" mc:Ignorable="w14 w15 w16se w16cid w16 w16cex w16sdtdh w16sdtfl w16du wp14">
+<w:document xmlns:wpc="http://schemas.microsoft.com/office/word/2010/wordprocessingCanvas" xmlns:cx="http://schemas.microsoft.com/office/drawing/2014/chartex" xmlns:cx1="http://schemas.microsoft.com/office/drawing/2015/9/8/chartex" xmlns:cx2="http://schemas.microsoft.com/office/drawing/2015/10/21/chartex" xmlns:cx3="http://schemas.microsoft.com/office/drawing/2016/5/9/chartex" xmlns:cx4="http://schemas.microsoft.com/office/drawing/2016/5/10/chartex" xmlns:cx5="http://schemas.microsoft.com/office/drawing/2016/5/11/chartex" xmlns:cx6="http://schemas.microsoft.com/office/drawing/2016/5/12/chartex" xmlns:cx7="http://schemas.microsoft.com/office/drawing/2016/5/13/chartex" xmlns:cx8="http://schemas.microsoft.com/office/drawing/2016/5/14/chartex" xmlns:mc="http://schemas.openxmlformats.org/markup-compatibility/2006" xmlns:aink="http://schemas.microsoft.com/office/drawing/2016/ink" xmlns:am3d="http://schemas.microsoft.com/office/drawing/2017/model3d" xmlns:o="urn:schemas-microsoft-com:office:office" xmlns:oel="http://schemas.microsoft.com/office/2019/extlst" xmlns:r="http://schemas.openxmlformats.org/officeDocument/2006/relationships" xmlns:m="http://schemas.openxmlformats.org/officeDocument/2006/math" xmlns:v="urn:schemas-microsoft-com:vml" xmlns:wp14="http://schemas.microsoft.com/office/word/2010/wordprocessingDrawing" xmlns:wp="http://schemas.openxmlformats.org/drawingml/2006/wordprocessingDrawing" xmlns:w10="urn:schemas-microsoft-com:office:word" xmlns:w="http://schemas.openxmlformats.org/wordprocessingml/2006/main" xmlns:w14="http://schemas.microsoft.com/office/word/2010/wordml" xmlns:w15="http://schemas.microsoft.com/office/word/2012/wordml" xmlns:w16cex="http://schemas.microsoft.com/office/word/2018/wordml/cex" xmlns:w16cid="http://schemas.microsoft.com/office/word/2016/wordml/cid" xmlns:w16="http://schemas.microsoft.com/office/word/2018/wordml" xmlns:w16du="http://schemas.microsoft.com/office/word/2023/wordml/word16du" xmlns:w16sdtdh="http://schemas.microsoft.com/office/word/2020/wordml/sdtdatahash" xmlns:w16sdtfl="http://schemas.microsoft.com/office/word/2024/wordml/sdtformatlock" xmlns:w16se="http://schemas.microsoft.com/office/word/2015/wordml/symex" xmlns:wpg="http://schemas.microsoft.com/office/word/2010/wordprocessingGroup" xmlns:wpi="http://schemas.microsoft.com/office/word/2010/wordprocessingInk" xmlns:wne="http://schemas.microsoft.com/office/word/2006/wordml" xmlns:wps="http://schemas.microsoft.com/office/word/2010/wordprocessingShape" xmlns:a="http://schemas.openxmlformats.org/drawingml/2006/main" xmlns:pic="http://schemas.openxmlformats.org/drawingml/2006/picture" xmlns:a14="http://schemas.microsoft.com/office/drawing/2010/main" mc:Ignorable="w14 w15 w16se w16cid w16 w16cex w16sdtdh w16sdtfl w16du wp14">
   <w:body>
     <w:p>
       <w:pPr>
+        <w:pStyle w:val="Standard"/>
         <w:rPr>
-          <w:rFonts w:cstheme="minorBidi"/>
-          <w:b/>
-          <w:bCs/>
+          <w:rFonts w:cs="Calibri" w:cstheme="minorAscii"/>
+          <w:b w:val="1"/>
+          <w:bCs w:val="1"/>
           <w:sz w:val="36"/>
           <w:szCs w:val="36"/>
           <w:lang w:val="de-DE"/>
         </w:rPr>
         <w:sectPr>
-          <w:headerReference w:type="even" r:id="rId11"/>
-          <w:headerReference w:type="default" r:id="rId12"/>
-          <w:footerReference w:type="even" r:id="rId13"/>
-          <w:footerReference w:type="default" r:id="rId14"/>
-          <w:headerReference w:type="first" r:id="rId15"/>
-          <w:footerReference w:type="first" r:id="rId16"/>
           <w:type w:val="continuous"/>
-          <w:pgSz w:w="11906" w:h="16838"/>
+          <w:pgSz w:w="11906" w:h="16838" w:orient="portrait"/>
           <w:pgMar w:top="1134" w:right="1134" w:bottom="1134" w:left="1134" w:header="737" w:footer="737" w:gutter="567"/>
           <w:cols w:space="720"/>
           <w:docGrid w:linePitch="360"/>
+          <w:headerReference w:type="default" r:id="Rb751c4e0e9de45db"/>
+          <w:headerReference w:type="even" r:id="R70c119ef2ab44ac5"/>
+          <w:footerReference w:type="default" r:id="R502b2da3959c427d"/>
+          <w:footerReference w:type="even" r:id="Re18de700808148c2"/>
         </w:sectPr>
       </w:pPr>
     </w:p>
@@ -45,7 +44,6 @@
           <w:sz w:val="40"/>
           <w:szCs w:val="40"/>
         </w:rPr>
-        <w:lastRenderedPageBreak/>
         <w:t>DIPLOMARBEIT</w:t>
       </w:r>
     </w:p>
@@ -89,11 +87,12 @@
           <w:tcPr>
             <w:tcW w:w="2716" w:type="dxa"/>
             <w:tcBorders>
-              <w:top w:val="single" w:sz="4" w:space="0" w:color="000000" w:themeColor="text1"/>
-              <w:left w:val="single" w:sz="4" w:space="0" w:color="000000" w:themeColor="text1"/>
-              <w:bottom w:val="single" w:sz="4" w:space="0" w:color="000000" w:themeColor="text1"/>
+              <w:top w:val="single" w:color="000000" w:themeColor="text1" w:sz="4" w:space="0"/>
+              <w:left w:val="single" w:color="000000" w:themeColor="text1" w:sz="4" w:space="0"/>
+              <w:bottom w:val="single" w:color="000000" w:themeColor="text1" w:sz="4" w:space="0"/>
             </w:tcBorders>
             <w:shd w:val="clear" w:color="auto" w:fill="auto"/>
+            <w:tcMar/>
             <w:vAlign w:val="center"/>
           </w:tcPr>
           <w:p>
@@ -119,19 +118,26 @@
           <w:tcPr>
             <w:tcW w:w="6923" w:type="dxa"/>
             <w:tcBorders>
-              <w:top w:val="single" w:sz="4" w:space="0" w:color="000000" w:themeColor="text1"/>
-              <w:left w:val="single" w:sz="4" w:space="0" w:color="000000" w:themeColor="text1"/>
-              <w:bottom w:val="single" w:sz="4" w:space="0" w:color="000000" w:themeColor="text1"/>
-              <w:right w:val="single" w:sz="4" w:space="0" w:color="000000" w:themeColor="text1"/>
+              <w:top w:val="single" w:color="000000" w:themeColor="text1" w:sz="4" w:space="0"/>
+              <w:left w:val="single" w:color="000000" w:themeColor="text1" w:sz="4" w:space="0"/>
+              <w:bottom w:val="single" w:color="000000" w:themeColor="text1" w:sz="4" w:space="0"/>
+              <w:right w:val="single" w:color="000000" w:themeColor="text1" w:sz="4" w:space="0"/>
             </w:tcBorders>
             <w:shd w:val="clear" w:color="auto" w:fill="auto"/>
+            <w:tcMar/>
             <w:vAlign w:val="center"/>
           </w:tcPr>
           <w:p>
             <w:pPr>
               <w:pStyle w:val="TextAbschnitt2"/>
-            </w:pPr>
-            <w:r>
+              <w:suppressLineNumbers w:val="0"/>
+              <w:bidi w:val="0"/>
+              <w:spacing w:before="0" w:beforeAutospacing="off" w:after="0" w:afterAutospacing="off" w:line="240" w:lineRule="auto"/>
+              <w:ind w:left="0" w:right="0"/>
+              <w:jc w:val="both"/>
+            </w:pPr>
+            <w:r>
+              <w:rPr/>
               <w:t>Fabian Schätzschock / Richard Krammer</w:t>
             </w:r>
           </w:p>
@@ -145,11 +151,12 @@
           <w:tcPr>
             <w:tcW w:w="2716" w:type="dxa"/>
             <w:tcBorders>
-              <w:top w:val="single" w:sz="4" w:space="0" w:color="000000" w:themeColor="text1"/>
-              <w:left w:val="single" w:sz="4" w:space="0" w:color="000000" w:themeColor="text1"/>
-              <w:bottom w:val="single" w:sz="4" w:space="0" w:color="000000" w:themeColor="text1"/>
+              <w:top w:val="single" w:color="000000" w:themeColor="text1" w:sz="4" w:space="0"/>
+              <w:left w:val="single" w:color="000000" w:themeColor="text1" w:sz="4" w:space="0"/>
+              <w:bottom w:val="single" w:color="000000" w:themeColor="text1" w:sz="4" w:space="0"/>
             </w:tcBorders>
             <w:shd w:val="clear" w:color="auto" w:fill="auto"/>
+            <w:tcMar/>
             <w:vAlign w:val="center"/>
           </w:tcPr>
           <w:p>
@@ -175,12 +182,13 @@
           <w:tcPr>
             <w:tcW w:w="6923" w:type="dxa"/>
             <w:tcBorders>
-              <w:top w:val="single" w:sz="4" w:space="0" w:color="000000" w:themeColor="text1"/>
-              <w:left w:val="single" w:sz="4" w:space="0" w:color="000000" w:themeColor="text1"/>
-              <w:bottom w:val="single" w:sz="4" w:space="0" w:color="000000" w:themeColor="text1"/>
-              <w:right w:val="single" w:sz="4" w:space="0" w:color="000000" w:themeColor="text1"/>
+              <w:top w:val="single" w:color="000000" w:themeColor="text1" w:sz="4" w:space="0"/>
+              <w:left w:val="single" w:color="000000" w:themeColor="text1" w:sz="4" w:space="0"/>
+              <w:bottom w:val="single" w:color="000000" w:themeColor="text1" w:sz="4" w:space="0"/>
+              <w:right w:val="single" w:color="000000" w:themeColor="text1" w:sz="4" w:space="0"/>
             </w:tcBorders>
             <w:shd w:val="clear" w:color="auto" w:fill="auto"/>
+            <w:tcMar/>
             <w:vAlign w:val="center"/>
           </w:tcPr>
           <w:p>
@@ -188,18 +196,23 @@
               <w:pStyle w:val="TextAbschnitt2"/>
             </w:pPr>
             <w:r>
+              <w:rPr/>
               <w:t>5</w:t>
             </w:r>
             <w:r>
+              <w:rPr/>
               <w:t xml:space="preserve">BHELS </w:t>
             </w:r>
             <w:r>
+              <w:rPr/>
               <w:t>/ 2024</w:t>
             </w:r>
             <w:r>
+              <w:rPr/>
               <w:t>/20</w:t>
             </w:r>
             <w:r>
+              <w:rPr/>
               <w:t>25</w:t>
             </w:r>
           </w:p>
@@ -213,11 +226,12 @@
           <w:tcPr>
             <w:tcW w:w="2716" w:type="dxa"/>
             <w:tcBorders>
-              <w:top w:val="single" w:sz="4" w:space="0" w:color="000000" w:themeColor="text1"/>
-              <w:left w:val="single" w:sz="4" w:space="0" w:color="000000" w:themeColor="text1"/>
-              <w:bottom w:val="single" w:sz="4" w:space="0" w:color="000000" w:themeColor="text1"/>
+              <w:top w:val="single" w:color="000000" w:themeColor="text1" w:sz="4" w:space="0"/>
+              <w:left w:val="single" w:color="000000" w:themeColor="text1" w:sz="4" w:space="0"/>
+              <w:bottom w:val="single" w:color="000000" w:themeColor="text1" w:sz="4" w:space="0"/>
             </w:tcBorders>
             <w:shd w:val="clear" w:color="auto" w:fill="auto"/>
+            <w:tcMar/>
             <w:vAlign w:val="center"/>
           </w:tcPr>
           <w:p>
@@ -234,25 +248,34 @@
           <w:tcPr>
             <w:tcW w:w="6923" w:type="dxa"/>
             <w:tcBorders>
-              <w:top w:val="single" w:sz="4" w:space="0" w:color="000000" w:themeColor="text1"/>
-              <w:left w:val="single" w:sz="4" w:space="0" w:color="000000" w:themeColor="text1"/>
-              <w:bottom w:val="single" w:sz="4" w:space="0" w:color="000000" w:themeColor="text1"/>
-              <w:right w:val="single" w:sz="4" w:space="0" w:color="000000" w:themeColor="text1"/>
+              <w:top w:val="single" w:color="000000" w:themeColor="text1" w:sz="4" w:space="0"/>
+              <w:left w:val="single" w:color="000000" w:themeColor="text1" w:sz="4" w:space="0"/>
+              <w:bottom w:val="single" w:color="000000" w:themeColor="text1" w:sz="4" w:space="0"/>
+              <w:right w:val="single" w:color="000000" w:themeColor="text1" w:sz="4" w:space="0"/>
             </w:tcBorders>
             <w:shd w:val="clear" w:color="auto" w:fill="auto"/>
+            <w:tcMar/>
             <w:vAlign w:val="center"/>
           </w:tcPr>
           <w:p>
             <w:pPr>
               <w:pStyle w:val="TextAbschnitt2"/>
-            </w:pPr>
-            <w:r>
+              <w:suppressLineNumbers w:val="0"/>
+              <w:bidi w:val="0"/>
+              <w:spacing w:before="0" w:beforeAutospacing="off" w:after="0" w:afterAutospacing="off" w:line="240" w:lineRule="auto"/>
+              <w:ind w:left="0" w:right="0"/>
+              <w:jc w:val="both"/>
+            </w:pPr>
+            <w:r>
+              <w:rPr/>
               <w:t>Modular Smar</w:t>
             </w:r>
             <w:r>
+              <w:rPr/>
               <w:t>t H</w:t>
             </w:r>
             <w:r>
+              <w:rPr/>
               <w:t>ome System</w:t>
             </w:r>
           </w:p>
@@ -266,11 +289,12 @@
           <w:tcPr>
             <w:tcW w:w="2716" w:type="dxa"/>
             <w:tcBorders>
-              <w:top w:val="single" w:sz="4" w:space="0" w:color="000000" w:themeColor="text1"/>
-              <w:left w:val="single" w:sz="4" w:space="0" w:color="000000" w:themeColor="text1"/>
-              <w:bottom w:val="single" w:sz="4" w:space="0" w:color="000000" w:themeColor="text1"/>
+              <w:top w:val="single" w:color="000000" w:themeColor="text1" w:sz="4" w:space="0"/>
+              <w:left w:val="single" w:color="000000" w:themeColor="text1" w:sz="4" w:space="0"/>
+              <w:bottom w:val="single" w:color="000000" w:themeColor="text1" w:sz="4" w:space="0"/>
             </w:tcBorders>
             <w:shd w:val="clear" w:color="auto" w:fill="auto"/>
+            <w:tcMar/>
             <w:vAlign w:val="center"/>
           </w:tcPr>
           <w:p>
@@ -287,12 +311,13 @@
           <w:tcPr>
             <w:tcW w:w="6923" w:type="dxa"/>
             <w:tcBorders>
-              <w:top w:val="single" w:sz="4" w:space="0" w:color="000000" w:themeColor="text1"/>
-              <w:left w:val="single" w:sz="4" w:space="0" w:color="000000" w:themeColor="text1"/>
-              <w:bottom w:val="single" w:sz="4" w:space="0" w:color="000000" w:themeColor="text1"/>
-              <w:right w:val="single" w:sz="4" w:space="0" w:color="000000" w:themeColor="text1"/>
+              <w:top w:val="single" w:color="000000" w:themeColor="text1" w:sz="4" w:space="0"/>
+              <w:left w:val="single" w:color="000000" w:themeColor="text1" w:sz="4" w:space="0"/>
+              <w:bottom w:val="single" w:color="000000" w:themeColor="text1" w:sz="4" w:space="0"/>
+              <w:right w:val="single" w:color="000000" w:themeColor="text1" w:sz="4" w:space="0"/>
             </w:tcBorders>
             <w:shd w:val="clear" w:color="auto" w:fill="auto"/>
+            <w:tcMar/>
             <w:vAlign w:val="center"/>
           </w:tcPr>
           <w:p>
@@ -340,11 +365,12 @@
           <w:tcPr>
             <w:tcW w:w="2716" w:type="dxa"/>
             <w:tcBorders>
-              <w:top w:val="single" w:sz="4" w:space="0" w:color="000000" w:themeColor="text1"/>
-              <w:left w:val="single" w:sz="4" w:space="0" w:color="000000" w:themeColor="text1"/>
-              <w:bottom w:val="single" w:sz="4" w:space="0" w:color="000000" w:themeColor="text1"/>
+              <w:top w:val="single" w:color="000000" w:themeColor="text1" w:sz="4" w:space="0"/>
+              <w:left w:val="single" w:color="000000" w:themeColor="text1" w:sz="4" w:space="0"/>
+              <w:bottom w:val="single" w:color="000000" w:themeColor="text1" w:sz="4" w:space="0"/>
             </w:tcBorders>
             <w:shd w:val="clear" w:color="auto" w:fill="auto"/>
+            <w:tcMar/>
             <w:vAlign w:val="center"/>
           </w:tcPr>
           <w:p>
@@ -361,34 +387,46 @@
           <w:tcPr>
             <w:tcW w:w="6923" w:type="dxa"/>
             <w:tcBorders>
-              <w:top w:val="single" w:sz="4" w:space="0" w:color="000000" w:themeColor="text1"/>
-              <w:left w:val="single" w:sz="4" w:space="0" w:color="000000" w:themeColor="text1"/>
-              <w:bottom w:val="single" w:sz="4" w:space="0" w:color="000000" w:themeColor="text1"/>
-              <w:right w:val="single" w:sz="4" w:space="0" w:color="000000" w:themeColor="text1"/>
+              <w:top w:val="single" w:color="000000" w:themeColor="text1" w:sz="4" w:space="0"/>
+              <w:left w:val="single" w:color="000000" w:themeColor="text1" w:sz="4" w:space="0"/>
+              <w:bottom w:val="single" w:color="000000" w:themeColor="text1" w:sz="4" w:space="0"/>
+              <w:right w:val="single" w:color="000000" w:themeColor="text1" w:sz="4" w:space="0"/>
             </w:tcBorders>
             <w:shd w:val="clear" w:color="auto" w:fill="auto"/>
+            <w:tcMar/>
             <w:vAlign w:val="center"/>
           </w:tcPr>
           <w:p>
             <w:pPr>
               <w:pStyle w:val="TextAbschnitt2"/>
-            </w:pPr>
-            <w:r>
+              <w:suppressLineNumbers w:val="0"/>
+              <w:bidi w:val="0"/>
+              <w:spacing w:before="0" w:beforeAutospacing="off" w:after="0" w:afterAutospacing="off" w:line="240" w:lineRule="auto"/>
+              <w:ind w:left="0" w:right="0"/>
+              <w:jc w:val="both"/>
+            </w:pPr>
+            <w:r>
+              <w:rPr/>
               <w:t xml:space="preserve">Da viele Smart Home Lösungen auf dem Markt </w:t>
             </w:r>
             <w:r>
+              <w:rPr/>
               <w:t>proprietär und wenig anpassungsfähig sind, soll</w:t>
             </w:r>
             <w:r>
+              <w:rPr/>
               <w:t xml:space="preserve"> ein Konzept eines Smart Homes gebaut werden, welches open source und einfach anpassbar ist.</w:t>
             </w:r>
             <w:r>
+              <w:rPr/>
               <w:t xml:space="preserve"> Das Hauptmerkmal </w:t>
             </w:r>
             <w:r>
+              <w:rPr/>
               <w:t>des Systems ist die Modularität, dass bedeutet</w:t>
             </w:r>
             <w:r>
+              <w:rPr/>
               <w:t xml:space="preserve"> Module mit unterschiedlichen Funktionen sollen austauschbar sein.</w:t>
             </w:r>
           </w:p>
@@ -402,33 +440,43 @@
               <w:pStyle w:val="TextAbschnitt2"/>
             </w:pPr>
             <w:r>
+              <w:rPr/>
               <w:t xml:space="preserve">Die Tools und </w:t>
             </w:r>
             <w:r>
+              <w:rPr/>
               <w:t>Technologien,</w:t>
             </w:r>
             <w:r>
+              <w:rPr/>
               <w:t xml:space="preserve"> die in diesem Projekt nötig sind</w:t>
             </w:r>
             <w:r>
+              <w:rPr/>
               <w:t>, sollten für jeden Interessenten einfach und gratis verfügbar sein.</w:t>
             </w:r>
             <w:r>
+              <w:rPr/>
               <w:t xml:space="preserve"> </w:t>
             </w:r>
             <w:r>
+              <w:rPr/>
               <w:t>Zum Erweitern</w:t>
             </w:r>
             <w:r>
+              <w:rPr/>
               <w:t xml:space="preserve"> des Systems soll eine </w:t>
             </w:r>
             <w:r>
+              <w:rPr/>
               <w:t xml:space="preserve">Library zur einfachen </w:t>
             </w:r>
             <w:r>
+              <w:rPr/>
               <w:t>Verwendung</w:t>
             </w:r>
             <w:r>
+              <w:rPr/>
               <w:t xml:space="preserve"> der relevanten Funktionalitäten verfügbar sein.</w:t>
             </w:r>
           </w:p>
@@ -462,11 +510,12 @@
           <w:tcPr>
             <w:tcW w:w="2716" w:type="dxa"/>
             <w:tcBorders>
-              <w:top w:val="single" w:sz="4" w:space="0" w:color="000000" w:themeColor="text1"/>
-              <w:left w:val="single" w:sz="4" w:space="0" w:color="000000" w:themeColor="text1"/>
-              <w:bottom w:val="single" w:sz="4" w:space="0" w:color="000000" w:themeColor="text1"/>
+              <w:top w:val="single" w:color="000000" w:themeColor="text1" w:sz="4" w:space="0"/>
+              <w:left w:val="single" w:color="000000" w:themeColor="text1" w:sz="4" w:space="0"/>
+              <w:bottom w:val="single" w:color="000000" w:themeColor="text1" w:sz="4" w:space="0"/>
             </w:tcBorders>
             <w:shd w:val="clear" w:color="auto" w:fill="auto"/>
+            <w:tcMar/>
             <w:vAlign w:val="center"/>
           </w:tcPr>
           <w:p>
@@ -487,65 +536,96 @@
           <w:tcPr>
             <w:tcW w:w="6923" w:type="dxa"/>
             <w:tcBorders>
-              <w:top w:val="single" w:sz="4" w:space="0" w:color="000000" w:themeColor="text1"/>
-              <w:left w:val="single" w:sz="4" w:space="0" w:color="000000" w:themeColor="text1"/>
-              <w:bottom w:val="single" w:sz="4" w:space="0" w:color="000000" w:themeColor="text1"/>
-              <w:right w:val="single" w:sz="4" w:space="0" w:color="000000" w:themeColor="text1"/>
+              <w:top w:val="single" w:color="000000" w:themeColor="text1" w:sz="4" w:space="0"/>
+              <w:left w:val="single" w:color="000000" w:themeColor="text1" w:sz="4" w:space="0"/>
+              <w:bottom w:val="single" w:color="000000" w:themeColor="text1" w:sz="4" w:space="0"/>
+              <w:right w:val="single" w:color="000000" w:themeColor="text1" w:sz="4" w:space="0"/>
             </w:tcBorders>
             <w:shd w:val="clear" w:color="auto" w:fill="auto"/>
+            <w:tcMar/>
             <w:vAlign w:val="center"/>
           </w:tcPr>
           <w:p>
             <w:pPr>
               <w:pStyle w:val="TextAbschnitt2"/>
-            </w:pPr>
-            <w:r>
+              <w:suppressLineNumbers w:val="0"/>
+              <w:bidi w:val="0"/>
+              <w:spacing w:before="0" w:beforeAutospacing="off" w:after="0" w:afterAutospacing="off" w:line="240" w:lineRule="auto"/>
+              <w:ind w:left="0" w:right="0"/>
+              <w:jc w:val="both"/>
+            </w:pPr>
+            <w:r>
+              <w:rPr/>
               <w:t>Das Smart Home System hat drei Komponentenarten:</w:t>
             </w:r>
           </w:p>
           <w:p>
             <w:pPr>
               <w:pStyle w:val="TextAbschnitt2"/>
-            </w:pPr>
-            <w:r>
-              <w:rPr>
-                <w:b/>
-                <w:bCs/>
-              </w:rPr>
-              <w:t>Server:</w:t>
-            </w:r>
-          </w:p>
-          <w:p>
-            <w:pPr>
-              <w:pStyle w:val="TextAbschnitt2"/>
-            </w:pPr>
-            <w:r>
+              <w:suppressLineNumbers w:val="0"/>
+              <w:bidi w:val="0"/>
+              <w:spacing w:before="0" w:beforeAutospacing="off" w:after="0" w:afterAutospacing="off" w:line="240" w:lineRule="auto"/>
+              <w:ind w:left="0" w:right="0"/>
+              <w:jc w:val="both"/>
+            </w:pPr>
+            <w:r>
+              <w:rPr>
+                <w:b w:val="1"/>
+                <w:bCs w:val="1"/>
+              </w:rPr>
+              <w:t>Server</w:t>
+            </w:r>
+            <w:r>
+              <w:rPr>
+                <w:b w:val="1"/>
+                <w:bCs w:val="1"/>
+              </w:rPr>
+              <w:t>:</w:t>
+            </w:r>
+          </w:p>
+          <w:p>
+            <w:pPr>
+              <w:pStyle w:val="TextAbschnitt2"/>
+              <w:suppressLineNumbers w:val="0"/>
+              <w:bidi w:val="0"/>
+              <w:spacing w:before="0" w:beforeAutospacing="off" w:after="0" w:afterAutospacing="off" w:line="240" w:lineRule="auto"/>
+              <w:ind w:left="0" w:right="0"/>
+              <w:jc w:val="both"/>
+            </w:pPr>
+            <w:r>
+              <w:rPr/>
               <w:t xml:space="preserve">Ein Raspberry Pi 4, der als Webserver und </w:t>
             </w:r>
-            <w:proofErr w:type="spellStart"/>
-            <w:r>
+            <w:r>
+              <w:rPr/>
               <w:t>Userschnitstelle</w:t>
             </w:r>
-            <w:proofErr w:type="spellEnd"/>
-            <w:r>
+            <w:r>
+              <w:rPr/>
               <w:t xml:space="preserve"> fungiert</w:t>
             </w:r>
             <w:r>
+              <w:rPr/>
               <w:t>.</w:t>
             </w:r>
           </w:p>
           <w:p>
             <w:pPr>
               <w:pStyle w:val="TextAbschnitt2"/>
-              <w:rPr>
-                <w:b/>
-                <w:bCs/>
-              </w:rPr>
-            </w:pPr>
-            <w:r>
-              <w:rPr>
-                <w:b/>
-                <w:bCs/>
+              <w:suppressLineNumbers w:val="0"/>
+              <w:bidi w:val="0"/>
+              <w:spacing w:before="0" w:beforeAutospacing="off" w:after="0" w:afterAutospacing="off" w:line="240" w:lineRule="auto"/>
+              <w:ind w:left="0" w:right="0"/>
+              <w:jc w:val="both"/>
+              <w:rPr>
+                <w:b w:val="1"/>
+                <w:bCs w:val="1"/>
+              </w:rPr>
+            </w:pPr>
+            <w:r>
+              <w:rPr>
+                <w:b w:val="1"/>
+                <w:bCs w:val="1"/>
               </w:rPr>
               <w:t>Bridge Node:</w:t>
             </w:r>
@@ -553,29 +633,42 @@
           <w:p>
             <w:pPr>
               <w:pStyle w:val="TextAbschnitt2"/>
-            </w:pPr>
-            <w:r>
+              <w:suppressLineNumbers w:val="0"/>
+              <w:bidi w:val="0"/>
+              <w:spacing w:before="0" w:beforeAutospacing="off" w:after="0" w:afterAutospacing="off" w:line="240" w:lineRule="auto"/>
+              <w:ind w:left="0" w:right="0"/>
+              <w:jc w:val="both"/>
+            </w:pPr>
+            <w:r>
+              <w:rPr/>
               <w:t>Ein ESP32-S3 Dev-Modul mit Ethernet Buchse und eine</w:t>
             </w:r>
             <w:r>
+              <w:rPr/>
               <w:t>m Anschluss für eine Antenne, welches als Schnittstelle aller Nodes und dem Webserver fungiert</w:t>
             </w:r>
             <w:r>
+              <w:rPr/>
               <w:t>.</w:t>
             </w:r>
           </w:p>
           <w:p>
             <w:pPr>
               <w:pStyle w:val="TextAbschnitt2"/>
-              <w:rPr>
-                <w:b/>
-                <w:bCs/>
-              </w:rPr>
-            </w:pPr>
-            <w:r>
-              <w:rPr>
-                <w:b/>
-                <w:bCs/>
+              <w:suppressLineNumbers w:val="0"/>
+              <w:bidi w:val="0"/>
+              <w:spacing w:before="0" w:beforeAutospacing="off" w:after="0" w:afterAutospacing="off" w:line="240" w:lineRule="auto"/>
+              <w:ind w:left="0" w:right="0"/>
+              <w:jc w:val="both"/>
+              <w:rPr>
+                <w:b w:val="1"/>
+                <w:bCs w:val="1"/>
+              </w:rPr>
+            </w:pPr>
+            <w:r>
+              <w:rPr>
+                <w:b w:val="1"/>
+                <w:bCs w:val="1"/>
               </w:rPr>
               <w:t>Slave Nodes:</w:t>
             </w:r>
@@ -583,31 +676,37 @@
           <w:p>
             <w:pPr>
               <w:pStyle w:val="TextAbschnitt2"/>
-            </w:pPr>
-            <w:r>
+              <w:suppressLineNumbers w:val="0"/>
+              <w:bidi w:val="0"/>
+              <w:spacing w:before="0" w:beforeAutospacing="off" w:after="0" w:afterAutospacing="off" w:line="240" w:lineRule="auto"/>
+              <w:ind w:left="0" w:right="0"/>
+              <w:jc w:val="both"/>
+            </w:pPr>
+            <w:r>
+              <w:rPr/>
               <w:t>Ein Teil des Sm</w:t>
             </w:r>
             <w:r>
+              <w:rPr/>
               <w:t xml:space="preserve">art Homes bestehend aus einem Basis-Modul und einem Modul mit beliebiger Funktionalität welches einfach </w:t>
             </w:r>
             <w:r>
+              <w:rPr/>
               <w:t>angesteckt werden kann. Eine Slave-Node misst Daten oder kontrolliert Aktoren.</w:t>
             </w:r>
             <w:r>
-              <w:t xml:space="preserve"> Im Rahmen dieser Arbeit wurden zwei </w:t>
-            </w:r>
-            <w:proofErr w:type="spellStart"/>
-            <w:r>
-              <w:t>Zustatzmodule</w:t>
-            </w:r>
-            <w:proofErr w:type="spellEnd"/>
-            <w:r>
-              <w:t xml:space="preserve"> entwickelt.</w:t>
-            </w:r>
-          </w:p>
-          <w:p>
-            <w:pPr>
-              <w:pStyle w:val="TextAbschnitt2"/>
+              <w:rPr/>
+              <w:t xml:space="preserve"> Im Rahmen dieser Arbeit wurden zwei Zustatzmodule entwickelt.</w:t>
+            </w:r>
+          </w:p>
+          <w:p>
+            <w:pPr>
+              <w:pStyle w:val="TextAbschnitt2"/>
+              <w:suppressLineNumbers w:val="0"/>
+              <w:bidi w:val="0"/>
+              <w:spacing w:before="0" w:beforeAutospacing="off" w:after="0" w:afterAutospacing="off" w:line="240" w:lineRule="auto"/>
+              <w:ind w:left="0" w:right="0"/>
+              <w:jc w:val="both"/>
             </w:pPr>
           </w:p>
         </w:tc>
@@ -640,11 +739,12 @@
           <w:tcPr>
             <w:tcW w:w="2716" w:type="dxa"/>
             <w:tcBorders>
-              <w:top w:val="single" w:sz="4" w:space="0" w:color="000000" w:themeColor="text1"/>
-              <w:left w:val="single" w:sz="4" w:space="0" w:color="000000" w:themeColor="text1"/>
-              <w:bottom w:val="single" w:sz="4" w:space="0" w:color="000000" w:themeColor="text1"/>
+              <w:top w:val="single" w:color="000000" w:themeColor="text1" w:sz="4" w:space="0"/>
+              <w:left w:val="single" w:color="000000" w:themeColor="text1" w:sz="4" w:space="0"/>
+              <w:bottom w:val="single" w:color="000000" w:themeColor="text1" w:sz="4" w:space="0"/>
             </w:tcBorders>
             <w:shd w:val="clear" w:color="auto" w:fill="auto"/>
+            <w:tcMar/>
             <w:vAlign w:val="center"/>
           </w:tcPr>
           <w:p>
@@ -669,12 +769,13 @@
           <w:tcPr>
             <w:tcW w:w="6923" w:type="dxa"/>
             <w:tcBorders>
-              <w:top w:val="single" w:sz="4" w:space="0" w:color="000000" w:themeColor="text1"/>
-              <w:left w:val="single" w:sz="4" w:space="0" w:color="000000" w:themeColor="text1"/>
-              <w:bottom w:val="single" w:sz="4" w:space="0" w:color="000000" w:themeColor="text1"/>
-              <w:right w:val="single" w:sz="4" w:space="0" w:color="000000" w:themeColor="text1"/>
+              <w:top w:val="single" w:color="000000" w:themeColor="text1" w:sz="4" w:space="0"/>
+              <w:left w:val="single" w:color="000000" w:themeColor="text1" w:sz="4" w:space="0"/>
+              <w:bottom w:val="single" w:color="000000" w:themeColor="text1" w:sz="4" w:space="0"/>
+              <w:right w:val="single" w:color="000000" w:themeColor="text1" w:sz="4" w:space="0"/>
             </w:tcBorders>
             <w:shd w:val="clear" w:color="auto" w:fill="auto"/>
+            <w:tcMar/>
             <w:vAlign w:val="center"/>
           </w:tcPr>
           <w:p>
@@ -685,57 +786,86 @@
           <w:p>
             <w:pPr>
               <w:pStyle w:val="TextAbschnitt2"/>
-            </w:pPr>
-            <w:r>
+              <w:suppressLineNumbers w:val="0"/>
+              <w:bidi w:val="0"/>
+              <w:spacing w:before="0" w:beforeAutospacing="off" w:after="0" w:afterAutospacing="off" w:line="240" w:lineRule="auto"/>
+              <w:ind w:left="0" w:right="0"/>
+              <w:jc w:val="both"/>
+            </w:pPr>
+            <w:r>
+              <w:rPr/>
               <w:t xml:space="preserve">Die Hardware, Kommunikationswege und </w:t>
             </w:r>
             <w:r>
+              <w:rPr/>
               <w:t>Node-Funktionalitäten wurden erfolgreich entwickelt.</w:t>
             </w:r>
           </w:p>
           <w:p>
             <w:pPr>
               <w:pStyle w:val="TextAbschnitt2"/>
-            </w:pPr>
-            <w:r>
+              <w:suppressLineNumbers w:val="0"/>
+              <w:bidi w:val="0"/>
+              <w:spacing w:before="0" w:beforeAutospacing="off" w:after="0" w:afterAutospacing="off" w:line="240" w:lineRule="auto"/>
+              <w:ind w:left="0" w:right="0"/>
+              <w:jc w:val="both"/>
+            </w:pPr>
+            <w:r>
+              <w:rPr/>
               <w:t xml:space="preserve">Ein funktionsfähiges Beispiel eines </w:t>
             </w:r>
             <w:r>
+              <w:rPr/>
               <w:t>Informationsaustausch</w:t>
             </w:r>
             <w:r>
+              <w:rPr/>
               <w:t>es</w:t>
             </w:r>
             <w:r>
+              <w:rPr/>
               <w:t xml:space="preserve"> wurde getestet.</w:t>
             </w:r>
           </w:p>
           <w:p>
             <w:pPr>
               <w:pStyle w:val="TextAbschnitt2"/>
-            </w:pPr>
-            <w:r>
+              <w:suppressLineNumbers w:val="0"/>
+              <w:bidi w:val="0"/>
+              <w:spacing w:before="0" w:beforeAutospacing="off" w:after="0" w:afterAutospacing="off" w:line="240" w:lineRule="auto"/>
+              <w:ind w:left="0" w:right="0"/>
+              <w:jc w:val="both"/>
+            </w:pPr>
+            <w:r>
+              <w:rPr/>
               <w:t>Ein Prototyp eines Webinterfaces welches Daten anfordert wurde realisiert</w:t>
             </w:r>
             <w:r>
+              <w:rPr/>
               <w:t xml:space="preserve"> </w:t>
             </w:r>
             <w:r>
+              <w:rPr/>
               <w:t xml:space="preserve">inklusive </w:t>
             </w:r>
             <w:r>
+              <w:rPr/>
               <w:t>d</w:t>
             </w:r>
             <w:r>
+              <w:rPr/>
               <w:t xml:space="preserve">es </w:t>
             </w:r>
             <w:r>
+              <w:rPr/>
               <w:t xml:space="preserve">Networking- und ESP-NOW-Discovery </w:t>
             </w:r>
             <w:r>
+              <w:rPr/>
               <w:t>Prozesses</w:t>
             </w:r>
             <w:r>
+              <w:rPr/>
               <w:t>.</w:t>
             </w:r>
           </w:p>
@@ -779,11 +909,12 @@
           <w:tcPr>
             <w:tcW w:w="2715" w:type="dxa"/>
             <w:tcBorders>
-              <w:top w:val="single" w:sz="4" w:space="0" w:color="000000" w:themeColor="text1"/>
-              <w:left w:val="single" w:sz="4" w:space="0" w:color="000000" w:themeColor="text1"/>
-              <w:bottom w:val="single" w:sz="4" w:space="0" w:color="000000" w:themeColor="text1"/>
+              <w:top w:val="single" w:color="000000" w:themeColor="text1" w:sz="4" w:space="0"/>
+              <w:left w:val="single" w:color="000000" w:themeColor="text1" w:sz="4" w:space="0"/>
+              <w:bottom w:val="single" w:color="000000" w:themeColor="text1" w:sz="4" w:space="0"/>
             </w:tcBorders>
             <w:shd w:val="clear" w:color="auto" w:fill="auto"/>
+            <w:tcMar/>
             <w:vAlign w:val="center"/>
           </w:tcPr>
           <w:p>
@@ -817,52 +948,50 @@
           <w:tcPr>
             <w:tcW w:w="6924" w:type="dxa"/>
             <w:tcBorders>
-              <w:top w:val="single" w:sz="4" w:space="0" w:color="000000" w:themeColor="text1"/>
-              <w:left w:val="single" w:sz="4" w:space="0" w:color="000000" w:themeColor="text1"/>
-              <w:bottom w:val="single" w:sz="4" w:space="0" w:color="000000" w:themeColor="text1"/>
-              <w:right w:val="single" w:sz="4" w:space="0" w:color="000000" w:themeColor="text1"/>
+              <w:top w:val="single" w:color="000000" w:themeColor="text1" w:sz="4" w:space="0"/>
+              <w:left w:val="single" w:color="000000" w:themeColor="text1" w:sz="4" w:space="0"/>
+              <w:bottom w:val="single" w:color="000000" w:themeColor="text1" w:sz="4" w:space="0"/>
+              <w:right w:val="single" w:color="000000" w:themeColor="text1" w:sz="4" w:space="0"/>
             </w:tcBorders>
             <w:shd w:val="clear" w:color="auto" w:fill="auto"/>
+            <w:tcMar/>
             <w:vAlign w:val="center"/>
           </w:tcPr>
-          <w:p>
-            <w:pPr>
-              <w:pStyle w:val="TextAbschnitt2"/>
-            </w:pPr>
-          </w:p>
-          <w:p>
-            <w:pPr>
-              <w:pStyle w:val="TextAbschnitt2"/>
-            </w:pPr>
-          </w:p>
-          <w:p>
-            <w:pPr>
-              <w:pStyle w:val="TextAbschnitt2"/>
-            </w:pPr>
-            <w:r>
-              <w:rPr>
-                <w:noProof/>
-              </w:rPr>
+          <w:p w14:noSpellErr="1">
+            <w:pPr>
+              <w:pStyle w:val="TextAbschnitt2"/>
+            </w:pPr>
+          </w:p>
+          <w:p>
+            <w:pPr>
+              <w:pStyle w:val="TextAbschnitt2"/>
+            </w:pPr>
+          </w:p>
+          <w:p>
+            <w:pPr>
+              <w:pStyle w:val="TextAbschnitt2"/>
+            </w:pPr>
+            <w:r>
               <w:drawing>
-                <wp:inline distT="0" distB="0" distL="0" distR="0" wp14:anchorId="42F6D5F1" wp14:editId="6D6BAF24">
+                <wp:inline wp14:editId="6D6BAF24" wp14:anchorId="42F6D5F1">
                   <wp:extent cx="4248150" cy="2533650"/>
                   <wp:effectExtent l="0" t="0" r="0" b="0"/>
-                  <wp:docPr id="1415808972" name="Grafik 1415808972"/>
+                  <wp:docPr id="1415808972" name="" title=""/>
                   <wp:cNvGraphicFramePr>
-                    <a:graphicFrameLocks xmlns:a="http://schemas.openxmlformats.org/drawingml/2006/main" noChangeAspect="1"/>
+                    <a:graphicFrameLocks noChangeAspect="1"/>
                   </wp:cNvGraphicFramePr>
-                  <a:graphic xmlns:a="http://schemas.openxmlformats.org/drawingml/2006/main">
+                  <a:graphic>
                     <a:graphicData uri="http://schemas.openxmlformats.org/drawingml/2006/picture">
-                      <pic:pic xmlns:pic="http://schemas.openxmlformats.org/drawingml/2006/picture">
+                      <pic:pic>
                         <pic:nvPicPr>
                           <pic:cNvPr id="0" name=""/>
                           <pic:cNvPicPr/>
                         </pic:nvPicPr>
                         <pic:blipFill>
-                          <a:blip r:embed="rId17">
+                          <a:blip r:embed="R28d228772321499e">
                             <a:extLst>
-                              <a:ext uri="{28A0092B-C50C-407E-A947-70E740481C1C}">
-                                <a14:useLocalDpi xmlns:a14="http://schemas.microsoft.com/office/drawing/2010/main" val="0"/>
+                              <a:ext xmlns:a="http://schemas.openxmlformats.org/drawingml/2006/main" uri="{28A0092B-C50C-407E-A947-70E740481C1C}">
+                                <a14:useLocalDpi val="0"/>
                               </a:ext>
                             </a:extLst>
                           </a:blip>
@@ -906,15 +1035,19 @@
               <w:pStyle w:val="TextAbschnitt2"/>
             </w:pPr>
             <w:r>
+              <w:rPr/>
               <w:t>Konzept d</w:t>
             </w:r>
             <w:r>
+              <w:rPr/>
               <w:t>es Smart Home Systems</w:t>
             </w:r>
             <w:r>
+              <w:rPr/>
               <w:t xml:space="preserve"> und dessen Kommunikation</w:t>
             </w:r>
             <w:r>
+              <w:rPr/>
               <w:t xml:space="preserve">. </w:t>
             </w:r>
           </w:p>
@@ -926,7 +1059,7 @@
         </w:tc>
       </w:tr>
     </w:tbl>
-    <w:p>
+    <w:p w14:noSpellErr="1">
       <w:pPr>
         <w:pStyle w:val="TextAbschnitt2"/>
         <w:rPr>
@@ -953,11 +1086,12 @@
           <w:tcPr>
             <w:tcW w:w="2715" w:type="dxa"/>
             <w:tcBorders>
-              <w:top w:val="single" w:sz="4" w:space="0" w:color="000000" w:themeColor="text1"/>
-              <w:left w:val="single" w:sz="4" w:space="0" w:color="000000" w:themeColor="text1"/>
-              <w:bottom w:val="single" w:sz="4" w:space="0" w:color="000000" w:themeColor="text1"/>
+              <w:top w:val="single" w:color="000000" w:themeColor="text1" w:sz="4" w:space="0"/>
+              <w:left w:val="single" w:color="000000" w:themeColor="text1" w:sz="4" w:space="0"/>
+              <w:bottom w:val="single" w:color="000000" w:themeColor="text1" w:sz="4" w:space="0"/>
             </w:tcBorders>
             <w:shd w:val="clear" w:color="auto" w:fill="auto"/>
+            <w:tcMar/>
             <w:vAlign w:val="center"/>
           </w:tcPr>
           <w:p>
@@ -978,47 +1112,70 @@
           <w:tcPr>
             <w:tcW w:w="6924" w:type="dxa"/>
             <w:tcBorders>
-              <w:top w:val="single" w:sz="4" w:space="0" w:color="000000" w:themeColor="text1"/>
-              <w:left w:val="single" w:sz="4" w:space="0" w:color="000000" w:themeColor="text1"/>
-              <w:bottom w:val="single" w:sz="4" w:space="0" w:color="000000" w:themeColor="text1"/>
-              <w:right w:val="single" w:sz="4" w:space="0" w:color="000000" w:themeColor="text1"/>
+              <w:top w:val="single" w:color="000000" w:themeColor="text1" w:sz="4" w:space="0"/>
+              <w:left w:val="single" w:color="000000" w:themeColor="text1" w:sz="4" w:space="0"/>
+              <w:bottom w:val="single" w:color="000000" w:themeColor="text1" w:sz="4" w:space="0"/>
+              <w:right w:val="single" w:color="000000" w:themeColor="text1" w:sz="4" w:space="0"/>
             </w:tcBorders>
             <w:shd w:val="clear" w:color="auto" w:fill="auto"/>
+            <w:tcMar/>
             <w:vAlign w:val="center"/>
           </w:tcPr>
           <w:p>
             <w:pPr>
               <w:pStyle w:val="TextAbschnitt2"/>
-            </w:pPr>
-            <w:r>
+              <w:suppressLineNumbers w:val="0"/>
+              <w:bidi w:val="0"/>
+              <w:spacing w:before="0" w:beforeAutospacing="off" w:after="0" w:afterAutospacing="off" w:line="240" w:lineRule="auto"/>
+              <w:ind w:left="0" w:right="0"/>
+              <w:jc w:val="both"/>
+            </w:pPr>
+            <w:r>
+              <w:rPr/>
               <w:t xml:space="preserve">Die Diplomarbeit ist </w:t>
             </w:r>
             <w:r>
+              <w:rPr/>
               <w:t xml:space="preserve">nicht gesperrt. Sie kann an der </w:t>
             </w:r>
           </w:p>
           <w:p>
             <w:pPr>
               <w:pStyle w:val="TextAbschnitt2"/>
-            </w:pPr>
-            <w:r>
-              <w:t>HTL St. Pölten, Waldstr</w:t>
-            </w:r>
-            <w:r>
-              <w:t>a</w:t>
-            </w:r>
-            <w:r>
-              <w:t>ße 3</w:t>
-            </w:r>
-            <w:r>
+              <w:suppressLineNumbers w:val="0"/>
+              <w:bidi w:val="0"/>
+              <w:spacing w:before="0" w:beforeAutospacing="off" w:after="0" w:afterAutospacing="off" w:line="240" w:lineRule="auto"/>
+              <w:ind w:left="0" w:right="0"/>
+              <w:jc w:val="both"/>
+            </w:pPr>
+            <w:r>
+              <w:rPr/>
+              <w:t xml:space="preserve">HTL St. Pölten, </w:t>
+            </w:r>
+            <w:r>
+              <w:rPr/>
+              <w:t>Waldstarße</w:t>
+            </w:r>
+            <w:r>
+              <w:rPr/>
+              <w:t xml:space="preserve"> 3</w:t>
+            </w:r>
+            <w:r>
+              <w:rPr/>
               <w:t>, 3100 St. Pölten</w:t>
             </w:r>
           </w:p>
           <w:p>
             <w:pPr>
               <w:pStyle w:val="TextAbschnitt2"/>
-            </w:pPr>
-            <w:r>
+              <w:suppressLineNumbers w:val="0"/>
+              <w:bidi w:val="0"/>
+              <w:spacing w:before="0" w:beforeAutospacing="off" w:after="0" w:afterAutospacing="off" w:line="240" w:lineRule="auto"/>
+              <w:ind w:left="0" w:right="0"/>
+              <w:jc w:val="both"/>
+            </w:pPr>
+            <w:r>
+              <w:rPr/>
               <w:t>Eingesehen werden</w:t>
             </w:r>
           </w:p>
@@ -1053,9 +1210,9 @@
           <w:tcPr>
             <w:tcW w:w="2722" w:type="dxa"/>
             <w:tcBorders>
-              <w:top w:val="single" w:sz="4" w:space="0" w:color="000000"/>
-              <w:left w:val="single" w:sz="4" w:space="0" w:color="000000"/>
-              <w:bottom w:val="single" w:sz="4" w:space="0" w:color="000000"/>
+              <w:top w:val="single" w:color="000000" w:sz="4" w:space="0"/>
+              <w:left w:val="single" w:color="000000" w:sz="4" w:space="0"/>
+              <w:bottom w:val="single" w:color="000000" w:sz="4" w:space="0"/>
             </w:tcBorders>
             <w:shd w:val="clear" w:color="auto" w:fill="auto"/>
             <w:vAlign w:val="center"/>
@@ -1087,9 +1244,9 @@
           <w:tcPr>
             <w:tcW w:w="3544" w:type="dxa"/>
             <w:tcBorders>
-              <w:top w:val="single" w:sz="4" w:space="0" w:color="000000"/>
-              <w:left w:val="single" w:sz="4" w:space="0" w:color="000000"/>
-              <w:bottom w:val="single" w:sz="4" w:space="0" w:color="000000"/>
+              <w:top w:val="single" w:color="000000" w:sz="4" w:space="0"/>
+              <w:left w:val="single" w:color="000000" w:sz="4" w:space="0"/>
+              <w:bottom w:val="single" w:color="000000" w:sz="4" w:space="0"/>
             </w:tcBorders>
             <w:shd w:val="clear" w:color="auto" w:fill="auto"/>
           </w:tcPr>
@@ -1145,10 +1302,10 @@
           <w:tcPr>
             <w:tcW w:w="3450" w:type="dxa"/>
             <w:tcBorders>
-              <w:top w:val="single" w:sz="4" w:space="0" w:color="000000"/>
-              <w:left w:val="single" w:sz="4" w:space="0" w:color="000000"/>
-              <w:bottom w:val="single" w:sz="4" w:space="0" w:color="000000"/>
-              <w:right w:val="single" w:sz="4" w:space="0" w:color="000000"/>
+              <w:top w:val="single" w:color="000000" w:sz="4" w:space="0"/>
+              <w:left w:val="single" w:color="000000" w:sz="4" w:space="0"/>
+              <w:bottom w:val="single" w:color="000000" w:sz="4" w:space="0"/>
+              <w:right w:val="single" w:color="000000" w:sz="4" w:space="0"/>
             </w:tcBorders>
             <w:shd w:val="clear" w:color="auto" w:fill="auto"/>
           </w:tcPr>
@@ -1199,15 +1356,15 @@
         </w:tc>
       </w:tr>
     </w:tbl>
-    <w:p>
+    <w:p w14:noSpellErr="1">
       <w:pPr>
         <w:pStyle w:val="TextAbschnitt2"/>
         <w:sectPr>
-          <w:headerReference w:type="even" r:id="rId18"/>
-          <w:headerReference w:type="default" r:id="rId19"/>
-          <w:footerReference w:type="even" r:id="rId20"/>
-          <w:footerReference w:type="default" r:id="rId21"/>
-          <w:pgSz w:w="11906" w:h="16838" w:code="9"/>
+          <w:headerReference w:type="even" r:id="rId13"/>
+          <w:headerReference w:type="default" r:id="rId14"/>
+          <w:footerReference w:type="even" r:id="rId15"/>
+          <w:footerReference w:type="default" r:id="rId16"/>
+          <w:pgSz w:w="11906" w:h="16838" w:orient="portrait" w:code="9"/>
           <w:pgMar w:top="1418" w:right="1134" w:bottom="1418" w:left="1134" w:header="709" w:footer="709" w:gutter="0"/>
           <w:pgNumType w:start="1"/>
           <w:cols w:space="720"/>
@@ -1234,7 +1391,6 @@
           <w:szCs w:val="40"/>
           <w:lang w:val="en-GB"/>
         </w:rPr>
-        <w:lastRenderedPageBreak/>
         <w:t>DIPLOMA THESIS</w:t>
       </w:r>
     </w:p>
@@ -1283,11 +1439,12 @@
           <w:tcPr>
             <w:tcW w:w="2722" w:type="dxa"/>
             <w:tcBorders>
-              <w:top w:val="single" w:sz="4" w:space="0" w:color="000000" w:themeColor="text1"/>
-              <w:left w:val="single" w:sz="4" w:space="0" w:color="000000" w:themeColor="text1"/>
-              <w:bottom w:val="single" w:sz="4" w:space="0" w:color="000000" w:themeColor="text1"/>
+              <w:top w:val="single" w:color="000000" w:themeColor="text1" w:sz="4" w:space="0"/>
+              <w:left w:val="single" w:color="000000" w:themeColor="text1" w:sz="4" w:space="0"/>
+              <w:bottom w:val="single" w:color="000000" w:themeColor="text1" w:sz="4" w:space="0"/>
             </w:tcBorders>
             <w:shd w:val="clear" w:color="auto" w:fill="auto"/>
+            <w:tcMar/>
             <w:vAlign w:val="center"/>
           </w:tcPr>
           <w:p>
@@ -1309,19 +1466,26 @@
           <w:tcPr>
             <w:tcW w:w="7034" w:type="dxa"/>
             <w:tcBorders>
-              <w:top w:val="single" w:sz="4" w:space="0" w:color="000000" w:themeColor="text1"/>
-              <w:left w:val="single" w:sz="4" w:space="0" w:color="000000" w:themeColor="text1"/>
-              <w:bottom w:val="single" w:sz="4" w:space="0" w:color="000000" w:themeColor="text1"/>
-              <w:right w:val="single" w:sz="4" w:space="0" w:color="000000" w:themeColor="text1"/>
+              <w:top w:val="single" w:color="000000" w:themeColor="text1" w:sz="4" w:space="0"/>
+              <w:left w:val="single" w:color="000000" w:themeColor="text1" w:sz="4" w:space="0"/>
+              <w:bottom w:val="single" w:color="000000" w:themeColor="text1" w:sz="4" w:space="0"/>
+              <w:right w:val="single" w:color="000000" w:themeColor="text1" w:sz="4" w:space="0"/>
             </w:tcBorders>
             <w:shd w:val="clear" w:color="auto" w:fill="auto"/>
+            <w:tcMar/>
             <w:vAlign w:val="center"/>
           </w:tcPr>
           <w:p>
             <w:pPr>
               <w:pStyle w:val="TextAbschnitt2"/>
-            </w:pPr>
-            <w:r>
+              <w:suppressLineNumbers w:val="0"/>
+              <w:bidi w:val="0"/>
+              <w:spacing w:before="0" w:beforeAutospacing="off" w:after="0" w:afterAutospacing="off" w:line="240" w:lineRule="auto"/>
+              <w:ind w:left="0" w:right="0"/>
+              <w:jc w:val="both"/>
+            </w:pPr>
+            <w:r>
+              <w:rPr/>
               <w:t>Fabian Schätzschock / Richard Krammer</w:t>
             </w:r>
           </w:p>
@@ -1335,11 +1499,12 @@
           <w:tcPr>
             <w:tcW w:w="2722" w:type="dxa"/>
             <w:tcBorders>
-              <w:top w:val="single" w:sz="4" w:space="0" w:color="000000" w:themeColor="text1"/>
-              <w:left w:val="single" w:sz="4" w:space="0" w:color="000000" w:themeColor="text1"/>
-              <w:bottom w:val="single" w:sz="4" w:space="0" w:color="000000" w:themeColor="text1"/>
+              <w:top w:val="single" w:color="000000" w:themeColor="text1" w:sz="4" w:space="0"/>
+              <w:left w:val="single" w:color="000000" w:themeColor="text1" w:sz="4" w:space="0"/>
+              <w:bottom w:val="single" w:color="000000" w:themeColor="text1" w:sz="4" w:space="0"/>
             </w:tcBorders>
             <w:shd w:val="clear" w:color="auto" w:fill="auto"/>
+            <w:tcMar/>
             <w:vAlign w:val="center"/>
           </w:tcPr>
           <w:p>
@@ -1375,12 +1540,13 @@
           <w:tcPr>
             <w:tcW w:w="7034" w:type="dxa"/>
             <w:tcBorders>
-              <w:top w:val="single" w:sz="4" w:space="0" w:color="000000" w:themeColor="text1"/>
-              <w:left w:val="single" w:sz="4" w:space="0" w:color="000000" w:themeColor="text1"/>
-              <w:bottom w:val="single" w:sz="4" w:space="0" w:color="000000" w:themeColor="text1"/>
-              <w:right w:val="single" w:sz="4" w:space="0" w:color="000000" w:themeColor="text1"/>
+              <w:top w:val="single" w:color="000000" w:themeColor="text1" w:sz="4" w:space="0"/>
+              <w:left w:val="single" w:color="000000" w:themeColor="text1" w:sz="4" w:space="0"/>
+              <w:bottom w:val="single" w:color="000000" w:themeColor="text1" w:sz="4" w:space="0"/>
+              <w:right w:val="single" w:color="000000" w:themeColor="text1" w:sz="4" w:space="0"/>
             </w:tcBorders>
             <w:shd w:val="clear" w:color="auto" w:fill="auto"/>
+            <w:tcMar/>
             <w:vAlign w:val="center"/>
           </w:tcPr>
           <w:p>
@@ -1428,11 +1594,12 @@
           <w:tcPr>
             <w:tcW w:w="2722" w:type="dxa"/>
             <w:tcBorders>
-              <w:top w:val="single" w:sz="4" w:space="0" w:color="000000" w:themeColor="text1"/>
-              <w:left w:val="single" w:sz="4" w:space="0" w:color="000000" w:themeColor="text1"/>
-              <w:bottom w:val="single" w:sz="4" w:space="0" w:color="000000" w:themeColor="text1"/>
+              <w:top w:val="single" w:color="000000" w:themeColor="text1" w:sz="4" w:space="0"/>
+              <w:left w:val="single" w:color="000000" w:themeColor="text1" w:sz="4" w:space="0"/>
+              <w:bottom w:val="single" w:color="000000" w:themeColor="text1" w:sz="4" w:space="0"/>
             </w:tcBorders>
             <w:shd w:val="clear" w:color="auto" w:fill="auto"/>
+            <w:tcMar/>
             <w:vAlign w:val="center"/>
           </w:tcPr>
           <w:p>
@@ -1454,19 +1621,26 @@
           <w:tcPr>
             <w:tcW w:w="7034" w:type="dxa"/>
             <w:tcBorders>
-              <w:top w:val="single" w:sz="4" w:space="0" w:color="000000" w:themeColor="text1"/>
-              <w:left w:val="single" w:sz="4" w:space="0" w:color="000000" w:themeColor="text1"/>
-              <w:bottom w:val="single" w:sz="4" w:space="0" w:color="000000" w:themeColor="text1"/>
-              <w:right w:val="single" w:sz="4" w:space="0" w:color="000000" w:themeColor="text1"/>
+              <w:top w:val="single" w:color="000000" w:themeColor="text1" w:sz="4" w:space="0"/>
+              <w:left w:val="single" w:color="000000" w:themeColor="text1" w:sz="4" w:space="0"/>
+              <w:bottom w:val="single" w:color="000000" w:themeColor="text1" w:sz="4" w:space="0"/>
+              <w:right w:val="single" w:color="000000" w:themeColor="text1" w:sz="4" w:space="0"/>
             </w:tcBorders>
             <w:shd w:val="clear" w:color="auto" w:fill="auto"/>
+            <w:tcMar/>
             <w:vAlign w:val="center"/>
           </w:tcPr>
           <w:p>
             <w:pPr>
               <w:pStyle w:val="TextAbschnitt2"/>
-            </w:pPr>
-            <w:r>
+              <w:suppressLineNumbers w:val="0"/>
+              <w:bidi w:val="0"/>
+              <w:spacing w:before="0" w:beforeAutospacing="off" w:after="0" w:afterAutospacing="off" w:line="240" w:lineRule="auto"/>
+              <w:ind w:left="0" w:right="0"/>
+              <w:jc w:val="both"/>
+            </w:pPr>
+            <w:r>
+              <w:rPr/>
               <w:t>Modular Smart Home System</w:t>
             </w:r>
           </w:p>
@@ -1480,11 +1654,12 @@
           <w:tcPr>
             <w:tcW w:w="2722" w:type="dxa"/>
             <w:tcBorders>
-              <w:top w:val="single" w:sz="4" w:space="0" w:color="000000" w:themeColor="text1"/>
-              <w:left w:val="single" w:sz="4" w:space="0" w:color="000000" w:themeColor="text1"/>
-              <w:bottom w:val="single" w:sz="4" w:space="0" w:color="000000" w:themeColor="text1"/>
+              <w:top w:val="single" w:color="000000" w:themeColor="text1" w:sz="4" w:space="0"/>
+              <w:left w:val="single" w:color="000000" w:themeColor="text1" w:sz="4" w:space="0"/>
+              <w:bottom w:val="single" w:color="000000" w:themeColor="text1" w:sz="4" w:space="0"/>
             </w:tcBorders>
             <w:shd w:val="clear" w:color="auto" w:fill="auto"/>
+            <w:tcMar/>
             <w:vAlign w:val="center"/>
           </w:tcPr>
           <w:p>
@@ -1506,12 +1681,13 @@
           <w:tcPr>
             <w:tcW w:w="7034" w:type="dxa"/>
             <w:tcBorders>
-              <w:top w:val="single" w:sz="4" w:space="0" w:color="000000" w:themeColor="text1"/>
-              <w:left w:val="single" w:sz="4" w:space="0" w:color="000000" w:themeColor="text1"/>
-              <w:bottom w:val="single" w:sz="4" w:space="0" w:color="000000" w:themeColor="text1"/>
-              <w:right w:val="single" w:sz="4" w:space="0" w:color="000000" w:themeColor="text1"/>
+              <w:top w:val="single" w:color="000000" w:themeColor="text1" w:sz="4" w:space="0"/>
+              <w:left w:val="single" w:color="000000" w:themeColor="text1" w:sz="4" w:space="0"/>
+              <w:bottom w:val="single" w:color="000000" w:themeColor="text1" w:sz="4" w:space="0"/>
+              <w:right w:val="single" w:color="000000" w:themeColor="text1" w:sz="4" w:space="0"/>
             </w:tcBorders>
             <w:shd w:val="clear" w:color="auto" w:fill="auto"/>
+            <w:tcMar/>
             <w:vAlign w:val="center"/>
           </w:tcPr>
           <w:p>
@@ -1519,6 +1695,7 @@
               <w:pStyle w:val="TextAbschnitt2"/>
             </w:pPr>
             <w:r>
+              <w:rPr/>
               <w:t>-</w:t>
             </w:r>
           </w:p>
@@ -1552,11 +1729,12 @@
           <w:tcPr>
             <w:tcW w:w="2722" w:type="dxa"/>
             <w:tcBorders>
-              <w:top w:val="single" w:sz="4" w:space="0" w:color="000000" w:themeColor="text1"/>
-              <w:left w:val="single" w:sz="4" w:space="0" w:color="000000" w:themeColor="text1"/>
-              <w:bottom w:val="single" w:sz="4" w:space="0" w:color="000000" w:themeColor="text1"/>
+              <w:top w:val="single" w:color="000000" w:themeColor="text1" w:sz="4" w:space="0"/>
+              <w:left w:val="single" w:color="000000" w:themeColor="text1" w:sz="4" w:space="0"/>
+              <w:bottom w:val="single" w:color="000000" w:themeColor="text1" w:sz="4" w:space="0"/>
             </w:tcBorders>
             <w:shd w:val="clear" w:color="auto" w:fill="auto"/>
+            <w:tcMar/>
             <w:vAlign w:val="center"/>
           </w:tcPr>
           <w:p>
@@ -1630,40 +1808,864 @@
           <w:tcPr>
             <w:tcW w:w="7034" w:type="dxa"/>
             <w:tcBorders>
-              <w:top w:val="single" w:sz="4" w:space="0" w:color="000000" w:themeColor="text1"/>
-              <w:left w:val="single" w:sz="4" w:space="0" w:color="000000" w:themeColor="text1"/>
-              <w:bottom w:val="single" w:sz="4" w:space="0" w:color="000000" w:themeColor="text1"/>
-              <w:right w:val="single" w:sz="4" w:space="0" w:color="000000" w:themeColor="text1"/>
+              <w:top w:val="single" w:color="000000" w:themeColor="text1" w:sz="4" w:space="0"/>
+              <w:left w:val="single" w:color="000000" w:themeColor="text1" w:sz="4" w:space="0"/>
+              <w:bottom w:val="single" w:color="000000" w:themeColor="text1" w:sz="4" w:space="0"/>
+              <w:right w:val="single" w:color="000000" w:themeColor="text1" w:sz="4" w:space="0"/>
             </w:tcBorders>
             <w:shd w:val="clear" w:color="auto" w:fill="auto"/>
+            <w:tcMar/>
             <w:vAlign w:val="center"/>
           </w:tcPr>
           <w:p>
             <w:pPr>
-              <w:spacing w:after="240"/>
-              <w:rPr>
-                <w:lang w:val="en-US"/>
-              </w:rPr>
-            </w:pPr>
-            <w:r>
-              <w:rPr>
-                <w:lang w:val="en-US"/>
-              </w:rPr>
-              <w:t>Since many smart home solutions on the market are proprietary and lack adaptability, a concept for a smart home will be developed that is open-source and easily customizable. The main feature of the system is modularity, meaning that modules with different functions should be interchangeable.</w:t>
-            </w:r>
-          </w:p>
-          <w:p>
-            <w:pPr>
-              <w:spacing w:before="240" w:after="240"/>
-              <w:rPr>
-                <w:lang w:val="en-US"/>
-              </w:rPr>
-            </w:pPr>
-            <w:r>
-              <w:rPr>
-                <w:lang w:val="en-US"/>
-              </w:rPr>
-              <w:t>The tools and technologies required for this project should be easily accessible and free for anyone interested. To facilitate system expansion, a library will be available to simplify the use of relevant functionalities.</w:t>
+              <w:spacing w:before="0" w:beforeAutospacing="off" w:after="240" w:afterAutospacing="off"/>
+              <w:rPr>
+                <w:noProof w:val="0"/>
+                <w:lang w:val="en-US"/>
+              </w:rPr>
+            </w:pPr>
+            <w:r>
+              <w:rPr>
+                <w:noProof w:val="0"/>
+                <w:lang w:val="en-US"/>
+              </w:rPr>
+              <w:t>Since</w:t>
+            </w:r>
+            <w:r>
+              <w:rPr>
+                <w:noProof w:val="0"/>
+                <w:lang w:val="en-US"/>
+              </w:rPr>
+              <w:t xml:space="preserve"> </w:t>
+            </w:r>
+            <w:r>
+              <w:rPr>
+                <w:noProof w:val="0"/>
+                <w:lang w:val="en-US"/>
+              </w:rPr>
+              <w:t>many</w:t>
+            </w:r>
+            <w:r>
+              <w:rPr>
+                <w:noProof w:val="0"/>
+                <w:lang w:val="en-US"/>
+              </w:rPr>
+              <w:t xml:space="preserve"> smart </w:t>
+            </w:r>
+            <w:r>
+              <w:rPr>
+                <w:noProof w:val="0"/>
+                <w:lang w:val="en-US"/>
+              </w:rPr>
+              <w:t>home</w:t>
+            </w:r>
+            <w:r>
+              <w:rPr>
+                <w:noProof w:val="0"/>
+                <w:lang w:val="en-US"/>
+              </w:rPr>
+              <w:t xml:space="preserve"> </w:t>
+            </w:r>
+            <w:r>
+              <w:rPr>
+                <w:noProof w:val="0"/>
+                <w:lang w:val="en-US"/>
+              </w:rPr>
+              <w:t>solutions</w:t>
+            </w:r>
+            <w:r>
+              <w:rPr>
+                <w:noProof w:val="0"/>
+                <w:lang w:val="en-US"/>
+              </w:rPr>
+              <w:t xml:space="preserve"> on </w:t>
+            </w:r>
+            <w:r>
+              <w:rPr>
+                <w:noProof w:val="0"/>
+                <w:lang w:val="en-US"/>
+              </w:rPr>
+              <w:t>the</w:t>
+            </w:r>
+            <w:r>
+              <w:rPr>
+                <w:noProof w:val="0"/>
+                <w:lang w:val="en-US"/>
+              </w:rPr>
+              <w:t xml:space="preserve"> </w:t>
+            </w:r>
+            <w:r>
+              <w:rPr>
+                <w:noProof w:val="0"/>
+                <w:lang w:val="en-US"/>
+              </w:rPr>
+              <w:t>market</w:t>
+            </w:r>
+            <w:r>
+              <w:rPr>
+                <w:noProof w:val="0"/>
+                <w:lang w:val="en-US"/>
+              </w:rPr>
+              <w:t xml:space="preserve"> </w:t>
+            </w:r>
+            <w:r>
+              <w:rPr>
+                <w:noProof w:val="0"/>
+                <w:lang w:val="en-US"/>
+              </w:rPr>
+              <w:t>are</w:t>
+            </w:r>
+            <w:r>
+              <w:rPr>
+                <w:noProof w:val="0"/>
+                <w:lang w:val="en-US"/>
+              </w:rPr>
+              <w:t xml:space="preserve"> </w:t>
+            </w:r>
+            <w:r>
+              <w:rPr>
+                <w:noProof w:val="0"/>
+                <w:lang w:val="en-US"/>
+              </w:rPr>
+              <w:t>proprietary</w:t>
+            </w:r>
+            <w:r>
+              <w:rPr>
+                <w:noProof w:val="0"/>
+                <w:lang w:val="en-US"/>
+              </w:rPr>
+              <w:t xml:space="preserve"> and lack </w:t>
+            </w:r>
+            <w:r>
+              <w:rPr>
+                <w:noProof w:val="0"/>
+                <w:lang w:val="en-US"/>
+              </w:rPr>
+              <w:t>adaptability</w:t>
+            </w:r>
+            <w:r>
+              <w:rPr>
+                <w:noProof w:val="0"/>
+                <w:lang w:val="en-US"/>
+              </w:rPr>
+              <w:t xml:space="preserve">, a </w:t>
+            </w:r>
+            <w:r>
+              <w:rPr>
+                <w:noProof w:val="0"/>
+                <w:lang w:val="en-US"/>
+              </w:rPr>
+              <w:t>concept</w:t>
+            </w:r>
+            <w:r>
+              <w:rPr>
+                <w:noProof w:val="0"/>
+                <w:lang w:val="en-US"/>
+              </w:rPr>
+              <w:t xml:space="preserve"> </w:t>
+            </w:r>
+            <w:r>
+              <w:rPr>
+                <w:noProof w:val="0"/>
+                <w:lang w:val="en-US"/>
+              </w:rPr>
+              <w:t>for</w:t>
+            </w:r>
+            <w:r>
+              <w:rPr>
+                <w:noProof w:val="0"/>
+                <w:lang w:val="en-US"/>
+              </w:rPr>
+              <w:t xml:space="preserve"> a smart </w:t>
+            </w:r>
+            <w:r>
+              <w:rPr>
+                <w:noProof w:val="0"/>
+                <w:lang w:val="en-US"/>
+              </w:rPr>
+              <w:t>home</w:t>
+            </w:r>
+            <w:r>
+              <w:rPr>
+                <w:noProof w:val="0"/>
+                <w:lang w:val="en-US"/>
+              </w:rPr>
+              <w:t xml:space="preserve"> will </w:t>
+            </w:r>
+            <w:r>
+              <w:rPr>
+                <w:noProof w:val="0"/>
+                <w:lang w:val="en-US"/>
+              </w:rPr>
+              <w:t>be</w:t>
+            </w:r>
+            <w:r>
+              <w:rPr>
+                <w:noProof w:val="0"/>
+                <w:lang w:val="en-US"/>
+              </w:rPr>
+              <w:t xml:space="preserve"> </w:t>
+            </w:r>
+            <w:r>
+              <w:rPr>
+                <w:noProof w:val="0"/>
+                <w:lang w:val="en-US"/>
+              </w:rPr>
+              <w:t>developed</w:t>
+            </w:r>
+            <w:r>
+              <w:rPr>
+                <w:noProof w:val="0"/>
+                <w:lang w:val="en-US"/>
+              </w:rPr>
+              <w:t xml:space="preserve"> </w:t>
+            </w:r>
+            <w:r>
+              <w:rPr>
+                <w:noProof w:val="0"/>
+                <w:lang w:val="en-US"/>
+              </w:rPr>
+              <w:t>that</w:t>
+            </w:r>
+            <w:r>
+              <w:rPr>
+                <w:noProof w:val="0"/>
+                <w:lang w:val="en-US"/>
+              </w:rPr>
+              <w:t xml:space="preserve"> </w:t>
+            </w:r>
+            <w:r>
+              <w:rPr>
+                <w:noProof w:val="0"/>
+                <w:lang w:val="en-US"/>
+              </w:rPr>
+              <w:t>is</w:t>
+            </w:r>
+            <w:r>
+              <w:rPr>
+                <w:noProof w:val="0"/>
+                <w:lang w:val="en-US"/>
+              </w:rPr>
+              <w:t xml:space="preserve"> open-source and </w:t>
+            </w:r>
+            <w:r>
+              <w:rPr>
+                <w:noProof w:val="0"/>
+                <w:lang w:val="en-US"/>
+              </w:rPr>
+              <w:t>easily</w:t>
+            </w:r>
+            <w:r>
+              <w:rPr>
+                <w:noProof w:val="0"/>
+                <w:lang w:val="en-US"/>
+              </w:rPr>
+              <w:t xml:space="preserve"> </w:t>
+            </w:r>
+            <w:r>
+              <w:rPr>
+                <w:noProof w:val="0"/>
+                <w:lang w:val="en-US"/>
+              </w:rPr>
+              <w:t>customizable</w:t>
+            </w:r>
+            <w:r>
+              <w:rPr>
+                <w:noProof w:val="0"/>
+                <w:lang w:val="en-US"/>
+              </w:rPr>
+              <w:t xml:space="preserve">. The </w:t>
+            </w:r>
+            <w:r>
+              <w:rPr>
+                <w:noProof w:val="0"/>
+                <w:lang w:val="en-US"/>
+              </w:rPr>
+              <w:t>main</w:t>
+            </w:r>
+            <w:r>
+              <w:rPr>
+                <w:noProof w:val="0"/>
+                <w:lang w:val="en-US"/>
+              </w:rPr>
+              <w:t xml:space="preserve"> feature </w:t>
+            </w:r>
+            <w:r>
+              <w:rPr>
+                <w:noProof w:val="0"/>
+                <w:lang w:val="en-US"/>
+              </w:rPr>
+              <w:t>of</w:t>
+            </w:r>
+            <w:r>
+              <w:rPr>
+                <w:noProof w:val="0"/>
+                <w:lang w:val="en-US"/>
+              </w:rPr>
+              <w:t xml:space="preserve"> </w:t>
+            </w:r>
+            <w:r>
+              <w:rPr>
+                <w:noProof w:val="0"/>
+                <w:lang w:val="en-US"/>
+              </w:rPr>
+              <w:t>the</w:t>
+            </w:r>
+            <w:r>
+              <w:rPr>
+                <w:noProof w:val="0"/>
+                <w:lang w:val="en-US"/>
+              </w:rPr>
+              <w:t xml:space="preserve"> </w:t>
+            </w:r>
+            <w:r>
+              <w:rPr>
+                <w:noProof w:val="0"/>
+                <w:lang w:val="en-US"/>
+              </w:rPr>
+              <w:t>system</w:t>
+            </w:r>
+            <w:r>
+              <w:rPr>
+                <w:noProof w:val="0"/>
+                <w:lang w:val="en-US"/>
+              </w:rPr>
+              <w:t xml:space="preserve"> </w:t>
+            </w:r>
+            <w:r>
+              <w:rPr>
+                <w:noProof w:val="0"/>
+                <w:lang w:val="en-US"/>
+              </w:rPr>
+              <w:t>is</w:t>
+            </w:r>
+            <w:r>
+              <w:rPr>
+                <w:noProof w:val="0"/>
+                <w:lang w:val="en-US"/>
+              </w:rPr>
+              <w:t xml:space="preserve"> </w:t>
+            </w:r>
+            <w:r>
+              <w:rPr>
+                <w:noProof w:val="0"/>
+                <w:lang w:val="en-US"/>
+              </w:rPr>
+              <w:t>modularity</w:t>
+            </w:r>
+            <w:r>
+              <w:rPr>
+                <w:noProof w:val="0"/>
+                <w:lang w:val="en-US"/>
+              </w:rPr>
+              <w:t xml:space="preserve">, </w:t>
+            </w:r>
+            <w:r>
+              <w:rPr>
+                <w:noProof w:val="0"/>
+                <w:lang w:val="en-US"/>
+              </w:rPr>
+              <w:t>meaning</w:t>
+            </w:r>
+            <w:r>
+              <w:rPr>
+                <w:noProof w:val="0"/>
+                <w:lang w:val="en-US"/>
+              </w:rPr>
+              <w:t xml:space="preserve"> </w:t>
+            </w:r>
+            <w:r>
+              <w:rPr>
+                <w:noProof w:val="0"/>
+                <w:lang w:val="en-US"/>
+              </w:rPr>
+              <w:t>that</w:t>
+            </w:r>
+            <w:r>
+              <w:rPr>
+                <w:noProof w:val="0"/>
+                <w:lang w:val="en-US"/>
+              </w:rPr>
+              <w:t xml:space="preserve"> </w:t>
+            </w:r>
+            <w:r>
+              <w:rPr>
+                <w:noProof w:val="0"/>
+                <w:lang w:val="en-US"/>
+              </w:rPr>
+              <w:t>modules</w:t>
+            </w:r>
+            <w:r>
+              <w:rPr>
+                <w:noProof w:val="0"/>
+                <w:lang w:val="en-US"/>
+              </w:rPr>
+              <w:t xml:space="preserve"> </w:t>
+            </w:r>
+            <w:r>
+              <w:rPr>
+                <w:noProof w:val="0"/>
+                <w:lang w:val="en-US"/>
+              </w:rPr>
+              <w:t>with</w:t>
+            </w:r>
+            <w:r>
+              <w:rPr>
+                <w:noProof w:val="0"/>
+                <w:lang w:val="en-US"/>
+              </w:rPr>
+              <w:t xml:space="preserve"> different </w:t>
+            </w:r>
+            <w:r>
+              <w:rPr>
+                <w:noProof w:val="0"/>
+                <w:lang w:val="en-US"/>
+              </w:rPr>
+              <w:t>functions</w:t>
+            </w:r>
+            <w:r>
+              <w:rPr>
+                <w:noProof w:val="0"/>
+                <w:lang w:val="en-US"/>
+              </w:rPr>
+              <w:t xml:space="preserve"> </w:t>
+            </w:r>
+            <w:r>
+              <w:rPr>
+                <w:noProof w:val="0"/>
+                <w:lang w:val="en-US"/>
+              </w:rPr>
+              <w:t>should</w:t>
+            </w:r>
+            <w:r>
+              <w:rPr>
+                <w:noProof w:val="0"/>
+                <w:lang w:val="en-US"/>
+              </w:rPr>
+              <w:t xml:space="preserve"> </w:t>
+            </w:r>
+            <w:r>
+              <w:rPr>
+                <w:noProof w:val="0"/>
+                <w:lang w:val="en-US"/>
+              </w:rPr>
+              <w:t>be</w:t>
+            </w:r>
+            <w:r>
+              <w:rPr>
+                <w:noProof w:val="0"/>
+                <w:lang w:val="en-US"/>
+              </w:rPr>
+              <w:t xml:space="preserve"> </w:t>
+            </w:r>
+            <w:r>
+              <w:rPr>
+                <w:noProof w:val="0"/>
+                <w:lang w:val="en-US"/>
+              </w:rPr>
+              <w:t>interchangeable</w:t>
+            </w:r>
+            <w:r>
+              <w:rPr>
+                <w:noProof w:val="0"/>
+                <w:lang w:val="en-US"/>
+              </w:rPr>
+              <w:t>.</w:t>
+            </w:r>
+          </w:p>
+          <w:p>
+            <w:pPr>
+              <w:spacing w:before="240" w:beforeAutospacing="off" w:after="240" w:afterAutospacing="off"/>
+              <w:rPr>
+                <w:noProof w:val="0"/>
+                <w:lang w:val="en-US"/>
+              </w:rPr>
+            </w:pPr>
+            <w:r>
+              <w:rPr>
+                <w:noProof w:val="0"/>
+                <w:lang w:val="en-US"/>
+              </w:rPr>
+              <w:t xml:space="preserve">The </w:t>
+            </w:r>
+            <w:r>
+              <w:rPr>
+                <w:noProof w:val="0"/>
+                <w:lang w:val="en-US"/>
+              </w:rPr>
+              <w:t>tools</w:t>
+            </w:r>
+            <w:r>
+              <w:rPr>
+                <w:noProof w:val="0"/>
+                <w:lang w:val="en-US"/>
+              </w:rPr>
+              <w:t xml:space="preserve"> and </w:t>
+            </w:r>
+            <w:r>
+              <w:rPr>
+                <w:noProof w:val="0"/>
+                <w:lang w:val="en-US"/>
+              </w:rPr>
+              <w:t>technologies</w:t>
+            </w:r>
+            <w:r>
+              <w:rPr>
+                <w:noProof w:val="0"/>
+                <w:lang w:val="en-US"/>
+              </w:rPr>
+              <w:t xml:space="preserve"> </w:t>
+            </w:r>
+            <w:r>
+              <w:rPr>
+                <w:noProof w:val="0"/>
+                <w:lang w:val="en-US"/>
+              </w:rPr>
+              <w:t>required</w:t>
+            </w:r>
+            <w:r>
+              <w:rPr>
+                <w:noProof w:val="0"/>
+                <w:lang w:val="en-US"/>
+              </w:rPr>
+              <w:t xml:space="preserve"> </w:t>
+            </w:r>
+            <w:r>
+              <w:rPr>
+                <w:noProof w:val="0"/>
+                <w:lang w:val="en-US"/>
+              </w:rPr>
+              <w:t>for</w:t>
+            </w:r>
+            <w:r>
+              <w:rPr>
+                <w:noProof w:val="0"/>
+                <w:lang w:val="en-US"/>
+              </w:rPr>
+              <w:t xml:space="preserve"> </w:t>
+            </w:r>
+            <w:r>
+              <w:rPr>
+                <w:noProof w:val="0"/>
+                <w:lang w:val="en-US"/>
+              </w:rPr>
+              <w:t>this</w:t>
+            </w:r>
+            <w:r>
+              <w:rPr>
+                <w:noProof w:val="0"/>
+                <w:lang w:val="en-US"/>
+              </w:rPr>
+              <w:t xml:space="preserve"> </w:t>
+            </w:r>
+            <w:r>
+              <w:rPr>
+                <w:noProof w:val="0"/>
+                <w:lang w:val="en-US"/>
+              </w:rPr>
+              <w:t>project</w:t>
+            </w:r>
+            <w:r>
+              <w:rPr>
+                <w:noProof w:val="0"/>
+                <w:lang w:val="en-US"/>
+              </w:rPr>
+              <w:t xml:space="preserve"> </w:t>
+            </w:r>
+            <w:r>
+              <w:rPr>
+                <w:noProof w:val="0"/>
+                <w:lang w:val="en-US"/>
+              </w:rPr>
+              <w:t>should</w:t>
+            </w:r>
+            <w:r>
+              <w:rPr>
+                <w:noProof w:val="0"/>
+                <w:lang w:val="en-US"/>
+              </w:rPr>
+              <w:t xml:space="preserve"> </w:t>
+            </w:r>
+            <w:r>
+              <w:rPr>
+                <w:noProof w:val="0"/>
+                <w:lang w:val="en-US"/>
+              </w:rPr>
+              <w:t>be</w:t>
+            </w:r>
+            <w:r>
+              <w:rPr>
+                <w:noProof w:val="0"/>
+                <w:lang w:val="en-US"/>
+              </w:rPr>
+              <w:t xml:space="preserve"> </w:t>
+            </w:r>
+            <w:r>
+              <w:rPr>
+                <w:noProof w:val="0"/>
+                <w:lang w:val="en-US"/>
+              </w:rPr>
+              <w:t>easily</w:t>
+            </w:r>
+            <w:r>
+              <w:rPr>
+                <w:noProof w:val="0"/>
+                <w:lang w:val="en-US"/>
+              </w:rPr>
+              <w:t xml:space="preserve"> </w:t>
+            </w:r>
+            <w:r>
+              <w:rPr>
+                <w:noProof w:val="0"/>
+                <w:lang w:val="en-US"/>
+              </w:rPr>
+              <w:t>accessible</w:t>
+            </w:r>
+            <w:r>
+              <w:rPr>
+                <w:noProof w:val="0"/>
+                <w:lang w:val="en-US"/>
+              </w:rPr>
+              <w:t xml:space="preserve"> and </w:t>
+            </w:r>
+            <w:r>
+              <w:rPr>
+                <w:noProof w:val="0"/>
+                <w:lang w:val="en-US"/>
+              </w:rPr>
+              <w:t>free</w:t>
+            </w:r>
+            <w:r>
+              <w:rPr>
+                <w:noProof w:val="0"/>
+                <w:lang w:val="en-US"/>
+              </w:rPr>
+              <w:t xml:space="preserve"> </w:t>
+            </w:r>
+            <w:r>
+              <w:rPr>
+                <w:noProof w:val="0"/>
+                <w:lang w:val="en-US"/>
+              </w:rPr>
+              <w:t>for</w:t>
+            </w:r>
+            <w:r>
+              <w:rPr>
+                <w:noProof w:val="0"/>
+                <w:lang w:val="en-US"/>
+              </w:rPr>
+              <w:t xml:space="preserve"> </w:t>
+            </w:r>
+            <w:r>
+              <w:rPr>
+                <w:noProof w:val="0"/>
+                <w:lang w:val="en-US"/>
+              </w:rPr>
+              <w:t>anyone</w:t>
+            </w:r>
+            <w:r>
+              <w:rPr>
+                <w:noProof w:val="0"/>
+                <w:lang w:val="en-US"/>
+              </w:rPr>
+              <w:t xml:space="preserve"> </w:t>
+            </w:r>
+            <w:r>
+              <w:rPr>
+                <w:noProof w:val="0"/>
+                <w:lang w:val="en-US"/>
+              </w:rPr>
+              <w:t>interested</w:t>
+            </w:r>
+            <w:r>
+              <w:rPr>
+                <w:noProof w:val="0"/>
+                <w:lang w:val="en-US"/>
+              </w:rPr>
+              <w:t xml:space="preserve">. </w:t>
+            </w:r>
+            <w:r>
+              <w:rPr>
+                <w:noProof w:val="0"/>
+                <w:lang w:val="en-US"/>
+              </w:rPr>
+              <w:t>To</w:t>
+            </w:r>
+            <w:r>
+              <w:rPr>
+                <w:noProof w:val="0"/>
+                <w:lang w:val="en-US"/>
+              </w:rPr>
+              <w:t xml:space="preserve"> </w:t>
+            </w:r>
+            <w:r>
+              <w:rPr>
+                <w:noProof w:val="0"/>
+                <w:lang w:val="en-US"/>
+              </w:rPr>
+              <w:t>facilitate</w:t>
+            </w:r>
+            <w:r>
+              <w:rPr>
+                <w:noProof w:val="0"/>
+                <w:lang w:val="en-US"/>
+              </w:rPr>
+              <w:t xml:space="preserve"> </w:t>
+            </w:r>
+            <w:r>
+              <w:rPr>
+                <w:noProof w:val="0"/>
+                <w:lang w:val="en-US"/>
+              </w:rPr>
+              <w:t>system</w:t>
+            </w:r>
+            <w:r>
+              <w:rPr>
+                <w:noProof w:val="0"/>
+                <w:lang w:val="en-US"/>
+              </w:rPr>
+              <w:t xml:space="preserve"> </w:t>
+            </w:r>
+            <w:r>
+              <w:rPr>
+                <w:noProof w:val="0"/>
+                <w:lang w:val="en-US"/>
+              </w:rPr>
+              <w:t>expansion</w:t>
+            </w:r>
+            <w:r>
+              <w:rPr>
+                <w:noProof w:val="0"/>
+                <w:lang w:val="en-US"/>
+              </w:rPr>
+              <w:t xml:space="preserve">, a </w:t>
+            </w:r>
+            <w:r>
+              <w:rPr>
+                <w:noProof w:val="0"/>
+                <w:lang w:val="en-US"/>
+              </w:rPr>
+              <w:t>library</w:t>
+            </w:r>
+            <w:r>
+              <w:rPr>
+                <w:noProof w:val="0"/>
+                <w:lang w:val="en-US"/>
+              </w:rPr>
+              <w:t xml:space="preserve"> will </w:t>
+            </w:r>
+            <w:r>
+              <w:rPr>
+                <w:noProof w:val="0"/>
+                <w:lang w:val="en-US"/>
+              </w:rPr>
+              <w:t>be</w:t>
+            </w:r>
+            <w:r>
+              <w:rPr>
+                <w:noProof w:val="0"/>
+                <w:lang w:val="en-US"/>
+              </w:rPr>
+              <w:t xml:space="preserve"> </w:t>
+            </w:r>
+            <w:r>
+              <w:rPr>
+                <w:noProof w:val="0"/>
+                <w:lang w:val="en-US"/>
+              </w:rPr>
+              <w:t>available</w:t>
+            </w:r>
+            <w:r>
+              <w:rPr>
+                <w:noProof w:val="0"/>
+                <w:lang w:val="en-US"/>
+              </w:rPr>
+              <w:t xml:space="preserve"> </w:t>
+            </w:r>
+            <w:r>
+              <w:rPr>
+                <w:noProof w:val="0"/>
+                <w:lang w:val="en-US"/>
+              </w:rPr>
+              <w:t>to</w:t>
+            </w:r>
+            <w:r>
+              <w:rPr>
+                <w:noProof w:val="0"/>
+                <w:lang w:val="en-US"/>
+              </w:rPr>
+              <w:t xml:space="preserve"> </w:t>
+            </w:r>
+            <w:r>
+              <w:rPr>
+                <w:noProof w:val="0"/>
+                <w:lang w:val="en-US"/>
+              </w:rPr>
+              <w:t>simplify</w:t>
+            </w:r>
+            <w:r>
+              <w:rPr>
+                <w:noProof w:val="0"/>
+                <w:lang w:val="en-US"/>
+              </w:rPr>
+              <w:t xml:space="preserve"> </w:t>
+            </w:r>
+            <w:r>
+              <w:rPr>
+                <w:noProof w:val="0"/>
+                <w:lang w:val="en-US"/>
+              </w:rPr>
+              <w:t>the</w:t>
+            </w:r>
+            <w:r>
+              <w:rPr>
+                <w:noProof w:val="0"/>
+                <w:lang w:val="en-US"/>
+              </w:rPr>
+              <w:t xml:space="preserve"> </w:t>
+            </w:r>
+            <w:r>
+              <w:rPr>
+                <w:noProof w:val="0"/>
+                <w:lang w:val="en-US"/>
+              </w:rPr>
+              <w:t>use</w:t>
+            </w:r>
+            <w:r>
+              <w:rPr>
+                <w:noProof w:val="0"/>
+                <w:lang w:val="en-US"/>
+              </w:rPr>
+              <w:t xml:space="preserve"> </w:t>
+            </w:r>
+            <w:r>
+              <w:rPr>
+                <w:noProof w:val="0"/>
+                <w:lang w:val="en-US"/>
+              </w:rPr>
+              <w:t>of</w:t>
+            </w:r>
+            <w:r>
+              <w:rPr>
+                <w:noProof w:val="0"/>
+                <w:lang w:val="en-US"/>
+              </w:rPr>
+              <w:t xml:space="preserve"> relevant </w:t>
+            </w:r>
+            <w:r>
+              <w:rPr>
+                <w:noProof w:val="0"/>
+                <w:lang w:val="en-US"/>
+              </w:rPr>
+              <w:t>functionalities</w:t>
+            </w:r>
+            <w:r>
+              <w:rPr>
+                <w:noProof w:val="0"/>
+                <w:lang w:val="en-US"/>
+              </w:rPr>
+              <w:t>.</w:t>
             </w:r>
           </w:p>
         </w:tc>
@@ -1675,7 +2677,6 @@
         <w:rPr>
           <w:sz w:val="16"/>
           <w:szCs w:val="16"/>
-          <w:lang w:val="en-GB"/>
         </w:rPr>
       </w:pPr>
     </w:p>
@@ -1697,11 +2698,12 @@
           <w:tcPr>
             <w:tcW w:w="2722" w:type="dxa"/>
             <w:tcBorders>
-              <w:top w:val="single" w:sz="4" w:space="0" w:color="000000" w:themeColor="text1"/>
-              <w:left w:val="single" w:sz="4" w:space="0" w:color="000000" w:themeColor="text1"/>
-              <w:bottom w:val="single" w:sz="4" w:space="0" w:color="000000" w:themeColor="text1"/>
+              <w:top w:val="single" w:color="000000" w:themeColor="text1" w:sz="4" w:space="0"/>
+              <w:left w:val="single" w:color="000000" w:themeColor="text1" w:sz="4" w:space="0"/>
+              <w:bottom w:val="single" w:color="000000" w:themeColor="text1" w:sz="4" w:space="0"/>
             </w:tcBorders>
             <w:shd w:val="clear" w:color="auto" w:fill="auto"/>
+            <w:tcMar/>
             <w:vAlign w:val="center"/>
           </w:tcPr>
           <w:p>
@@ -1723,12 +2725,13 @@
           <w:tcPr>
             <w:tcW w:w="7034" w:type="dxa"/>
             <w:tcBorders>
-              <w:top w:val="single" w:sz="4" w:space="0" w:color="000000" w:themeColor="text1"/>
-              <w:left w:val="single" w:sz="4" w:space="0" w:color="000000" w:themeColor="text1"/>
-              <w:bottom w:val="single" w:sz="4" w:space="0" w:color="000000" w:themeColor="text1"/>
-              <w:right w:val="single" w:sz="4" w:space="0" w:color="000000" w:themeColor="text1"/>
+              <w:top w:val="single" w:color="000000" w:themeColor="text1" w:sz="4" w:space="0"/>
+              <w:left w:val="single" w:color="000000" w:themeColor="text1" w:sz="4" w:space="0"/>
+              <w:bottom w:val="single" w:color="000000" w:themeColor="text1" w:sz="4" w:space="0"/>
+              <w:right w:val="single" w:color="000000" w:themeColor="text1" w:sz="4" w:space="0"/>
             </w:tcBorders>
             <w:shd w:val="clear" w:color="auto" w:fill="auto"/>
+            <w:tcMar/>
             <w:vAlign w:val="center"/>
           </w:tcPr>
           <w:p>
@@ -1741,86 +2744,88 @@
           </w:p>
           <w:p>
             <w:pPr>
-              <w:spacing w:after="240"/>
-              <w:rPr>
+              <w:spacing w:before="0" w:beforeAutospacing="off" w:after="240" w:afterAutospacing="off"/>
+            </w:pPr>
+            <w:r>
+              <w:rPr>
+                <w:b w:val="1"/>
+                <w:bCs w:val="1"/>
+                <w:noProof w:val="0"/>
                 <w:lang w:val="en-GB"/>
               </w:rPr>
-            </w:pPr>
-            <w:r>
-              <w:rPr>
-                <w:b/>
-                <w:bCs/>
+              <w:t>Server:</w:t>
+            </w:r>
+            <w:r>
+              <w:br/>
+            </w:r>
+            <w:r>
+              <w:rPr>
+                <w:noProof w:val="0"/>
                 <w:lang w:val="en-GB"/>
               </w:rPr>
-              <w:t>Server:</w:t>
-            </w:r>
-            <w:r>
-              <w:rPr>
+              <w:t xml:space="preserve"> A Raspberry Pi 4 that functions as a web server and user interface.</w:t>
+            </w:r>
+          </w:p>
+          <w:p>
+            <w:pPr>
+              <w:spacing w:before="240" w:beforeAutospacing="off" w:after="240" w:afterAutospacing="off"/>
+            </w:pPr>
+            <w:r>
+              <w:rPr>
+                <w:b w:val="1"/>
+                <w:bCs w:val="1"/>
+                <w:noProof w:val="0"/>
                 <w:lang w:val="en-GB"/>
               </w:rPr>
+              <w:t>Bridge Node:</w:t>
+            </w:r>
+            <w:r>
               <w:br/>
             </w:r>
             <w:r>
               <w:rPr>
+                <w:noProof w:val="0"/>
                 <w:lang w:val="en-GB"/>
               </w:rPr>
-              <w:t xml:space="preserve"> A Raspberry Pi 4 that functions as a web server and user interface.</w:t>
-            </w:r>
-          </w:p>
-          <w:p>
-            <w:pPr>
-              <w:spacing w:before="240" w:after="240"/>
-              <w:rPr>
+              <w:t xml:space="preserve"> An ESP32-S3 development module with an Ethernet port and an antenna connector, serving as the interface between all nodes and the web server.</w:t>
+            </w:r>
+          </w:p>
+          <w:p>
+            <w:pPr>
+              <w:spacing w:before="240" w:beforeAutospacing="off" w:after="240" w:afterAutospacing="off"/>
+            </w:pPr>
+            <w:r>
+              <w:rPr>
+                <w:b w:val="1"/>
+                <w:bCs w:val="1"/>
+                <w:noProof w:val="0"/>
                 <w:lang w:val="en-GB"/>
               </w:rPr>
-            </w:pPr>
-            <w:r>
-              <w:rPr>
-                <w:b/>
-                <w:bCs/>
+              <w:t>Slave Nodes:</w:t>
+            </w:r>
+            <w:r>
+              <w:br/>
+            </w:r>
+            <w:r>
+              <w:rPr>
+                <w:noProof w:val="0"/>
                 <w:lang w:val="en-GB"/>
               </w:rPr>
-              <w:t>Bridge Node:</w:t>
-            </w:r>
-            <w:r>
-              <w:rPr>
+              <w:t xml:space="preserve"> A part of the smart home system consisting of a base module and an attachable module with any desired functionality. A slave node collects data or controls actuators. As part of this work, two </w:t>
+            </w:r>
+            <w:r>
+              <w:rPr>
+                <w:noProof w:val="0"/>
                 <w:lang w:val="en-GB"/>
               </w:rPr>
-              <w:br/>
-            </w:r>
-            <w:r>
-              <w:rPr>
+              <w:t>additional</w:t>
+            </w:r>
+            <w:r>
+              <w:rPr>
+                <w:noProof w:val="0"/>
                 <w:lang w:val="en-GB"/>
               </w:rPr>
-              <w:t xml:space="preserve"> An ESP32-S3 development module with an Ethernet port and an antenna connector, serving as the interface between all nodes and the web server.</w:t>
-            </w:r>
-          </w:p>
-          <w:p>
-            <w:pPr>
-              <w:spacing w:before="240" w:after="240"/>
-              <w:rPr>
-                <w:lang w:val="en-GB"/>
-              </w:rPr>
-            </w:pPr>
-            <w:r>
-              <w:rPr>
-                <w:b/>
-                <w:bCs/>
-                <w:lang w:val="en-GB"/>
-              </w:rPr>
-              <w:t>Slave Nodes:</w:t>
-            </w:r>
-            <w:r>
-              <w:rPr>
-                <w:lang w:val="en-GB"/>
-              </w:rPr>
-              <w:br/>
-            </w:r>
-            <w:r>
-              <w:rPr>
-                <w:lang w:val="en-GB"/>
-              </w:rPr>
-              <w:t xml:space="preserve"> A part of the smart home system consisting of a base module and an attachable module with any desired functionality. A slave node collects data or controls actuators. As part of this work, two additional modules have been developed.</w:t>
+              <w:t xml:space="preserve"> modules have been developed.</w:t>
             </w:r>
           </w:p>
           <w:p>
@@ -1835,15 +2840,7 @@
       </w:tr>
     </w:tbl>
     <w:p>
-      <w:pPr>
-        <w:rPr>
-          <w:lang w:val="en-GB"/>
-        </w:rPr>
-      </w:pPr>
       <w:r>
-        <w:rPr>
-          <w:lang w:val="en-GB"/>
-        </w:rPr>
         <w:br w:type="page"/>
       </w:r>
     </w:p>
@@ -1853,7 +2850,6 @@
         <w:rPr>
           <w:sz w:val="16"/>
           <w:szCs w:val="16"/>
-          <w:lang w:val="en-GB"/>
         </w:rPr>
       </w:pPr>
     </w:p>
@@ -1875,11 +2871,12 @@
           <w:tcPr>
             <w:tcW w:w="2722" w:type="dxa"/>
             <w:tcBorders>
-              <w:top w:val="single" w:sz="4" w:space="0" w:color="000000" w:themeColor="text1"/>
-              <w:left w:val="single" w:sz="4" w:space="0" w:color="000000" w:themeColor="text1"/>
-              <w:bottom w:val="single" w:sz="4" w:space="0" w:color="000000" w:themeColor="text1"/>
+              <w:top w:val="single" w:color="000000" w:themeColor="text1" w:sz="4" w:space="0"/>
+              <w:left w:val="single" w:color="000000" w:themeColor="text1" w:sz="4" w:space="0"/>
+              <w:bottom w:val="single" w:color="000000" w:themeColor="text1" w:sz="4" w:space="0"/>
             </w:tcBorders>
             <w:shd w:val="clear" w:color="auto" w:fill="auto"/>
+            <w:tcMar/>
             <w:vAlign w:val="center"/>
           </w:tcPr>
           <w:p>
@@ -1901,51 +2898,46 @@
           <w:tcPr>
             <w:tcW w:w="7011" w:type="dxa"/>
             <w:tcBorders>
-              <w:top w:val="single" w:sz="4" w:space="0" w:color="000000" w:themeColor="text1"/>
-              <w:left w:val="single" w:sz="4" w:space="0" w:color="000000" w:themeColor="text1"/>
-              <w:bottom w:val="single" w:sz="4" w:space="0" w:color="000000" w:themeColor="text1"/>
-              <w:right w:val="single" w:sz="4" w:space="0" w:color="000000" w:themeColor="text1"/>
+              <w:top w:val="single" w:color="000000" w:themeColor="text1" w:sz="4" w:space="0"/>
+              <w:left w:val="single" w:color="000000" w:themeColor="text1" w:sz="4" w:space="0"/>
+              <w:bottom w:val="single" w:color="000000" w:themeColor="text1" w:sz="4" w:space="0"/>
+              <w:right w:val="single" w:color="000000" w:themeColor="text1" w:sz="4" w:space="0"/>
             </w:tcBorders>
             <w:shd w:val="clear" w:color="auto" w:fill="auto"/>
+            <w:tcMar/>
             <w:vAlign w:val="center"/>
           </w:tcPr>
           <w:p>
             <w:pPr>
-              <w:spacing w:after="240"/>
-              <w:rPr>
+              <w:spacing w:before="0" w:beforeAutospacing="off" w:after="240" w:afterAutospacing="off"/>
+            </w:pPr>
+            <w:r>
+              <w:rPr>
+                <w:noProof w:val="0"/>
                 <w:lang w:val="en-GB"/>
               </w:rPr>
-            </w:pPr>
-            <w:r>
-              <w:rPr>
+              <w:t>The hardware, communication paths, and node functionalities have been successfully developed.</w:t>
+            </w:r>
+          </w:p>
+          <w:p>
+            <w:pPr>
+              <w:spacing w:before="240" w:beforeAutospacing="off" w:after="240" w:afterAutospacing="off"/>
+            </w:pPr>
+            <w:r>
+              <w:rPr>
+                <w:noProof w:val="0"/>
                 <w:lang w:val="en-GB"/>
               </w:rPr>
-              <w:t>The hardware, communication paths, and node functionalities have been successfully developed.</w:t>
-            </w:r>
-          </w:p>
-          <w:p>
-            <w:pPr>
-              <w:spacing w:before="240" w:after="240"/>
-              <w:rPr>
-                <w:lang w:val="en-GB"/>
-              </w:rPr>
-            </w:pPr>
-            <w:r>
-              <w:rPr>
-                <w:lang w:val="en-GB"/>
-              </w:rPr>
               <w:t>A functional example of data exchange has been tested.</w:t>
             </w:r>
           </w:p>
           <w:p>
             <w:pPr>
-              <w:spacing w:before="240" w:after="240"/>
-              <w:rPr>
-                <w:lang w:val="en-GB"/>
-              </w:rPr>
-            </w:pPr>
-            <w:r>
-              <w:rPr>
+              <w:spacing w:before="240" w:beforeAutospacing="off" w:after="240" w:afterAutospacing="off"/>
+            </w:pPr>
+            <w:r>
+              <w:rPr>
+                <w:noProof w:val="0"/>
                 <w:lang w:val="en-GB"/>
               </w:rPr>
               <w:t>A prototype of a web interface that requests data has been implemented, including the networking and ESP-NOW discovery process.</w:t>
@@ -1980,11 +2972,12 @@
           <w:tcPr>
             <w:tcW w:w="2722" w:type="dxa"/>
             <w:tcBorders>
-              <w:top w:val="single" w:sz="4" w:space="0" w:color="000000" w:themeColor="text1"/>
-              <w:left w:val="single" w:sz="4" w:space="0" w:color="000000" w:themeColor="text1"/>
-              <w:bottom w:val="single" w:sz="4" w:space="0" w:color="000000" w:themeColor="text1"/>
+              <w:top w:val="single" w:color="000000" w:themeColor="text1" w:sz="4" w:space="0"/>
+              <w:left w:val="single" w:color="000000" w:themeColor="text1" w:sz="4" w:space="0"/>
+              <w:bottom w:val="single" w:color="000000" w:themeColor="text1" w:sz="4" w:space="0"/>
             </w:tcBorders>
             <w:shd w:val="clear" w:color="auto" w:fill="auto"/>
+            <w:tcMar/>
             <w:vAlign w:val="center"/>
           </w:tcPr>
           <w:p>
@@ -2026,12 +3019,13 @@
           <w:tcPr>
             <w:tcW w:w="7034" w:type="dxa"/>
             <w:tcBorders>
-              <w:top w:val="single" w:sz="4" w:space="0" w:color="000000" w:themeColor="text1"/>
-              <w:left w:val="single" w:sz="4" w:space="0" w:color="000000" w:themeColor="text1"/>
-              <w:bottom w:val="single" w:sz="4" w:space="0" w:color="000000" w:themeColor="text1"/>
-              <w:right w:val="single" w:sz="4" w:space="0" w:color="000000" w:themeColor="text1"/>
+              <w:top w:val="single" w:color="000000" w:themeColor="text1" w:sz="4" w:space="0"/>
+              <w:left w:val="single" w:color="000000" w:themeColor="text1" w:sz="4" w:space="0"/>
+              <w:bottom w:val="single" w:color="000000" w:themeColor="text1" w:sz="4" w:space="0"/>
+              <w:right w:val="single" w:color="000000" w:themeColor="text1" w:sz="4" w:space="0"/>
             </w:tcBorders>
             <w:shd w:val="clear" w:color="auto" w:fill="auto"/>
+            <w:tcMar/>
             <w:vAlign w:val="center"/>
           </w:tcPr>
           <w:p>
@@ -2039,29 +3033,26 @@
               <w:pStyle w:val="TextAbschnitt2"/>
             </w:pPr>
             <w:r>
-              <w:rPr>
-                <w:noProof/>
-              </w:rPr>
               <w:drawing>
-                <wp:inline distT="0" distB="0" distL="0" distR="0" wp14:anchorId="41F2F16A" wp14:editId="2B49C354">
+                <wp:inline wp14:editId="2B49C354" wp14:anchorId="41F2F16A">
                   <wp:extent cx="4248150" cy="2533650"/>
                   <wp:effectExtent l="0" t="0" r="0" b="0"/>
-                  <wp:docPr id="855733924" name="Grafik 855733924"/>
+                  <wp:docPr id="855733924" name="" title=""/>
                   <wp:cNvGraphicFramePr>
-                    <a:graphicFrameLocks xmlns:a="http://schemas.openxmlformats.org/drawingml/2006/main" noChangeAspect="1"/>
+                    <a:graphicFrameLocks noChangeAspect="1"/>
                   </wp:cNvGraphicFramePr>
-                  <a:graphic xmlns:a="http://schemas.openxmlformats.org/drawingml/2006/main">
+                  <a:graphic>
                     <a:graphicData uri="http://schemas.openxmlformats.org/drawingml/2006/picture">
-                      <pic:pic xmlns:pic="http://schemas.openxmlformats.org/drawingml/2006/picture">
+                      <pic:pic>
                         <pic:nvPicPr>
                           <pic:cNvPr id="0" name=""/>
                           <pic:cNvPicPr/>
                         </pic:nvPicPr>
                         <pic:blipFill>
-                          <a:blip r:embed="rId17">
+                          <a:blip r:embed="R6dc2c49e4cea4e44">
                             <a:extLst>
-                              <a:ext uri="{28A0092B-C50C-407E-A947-70E740481C1C}">
-                                <a14:useLocalDpi xmlns:a14="http://schemas.microsoft.com/office/drawing/2010/main" val="0"/>
+                              <a:ext xmlns:a="http://schemas.openxmlformats.org/drawingml/2006/main" uri="{28A0092B-C50C-407E-A947-70E740481C1C}">
+                                <a14:useLocalDpi val="0"/>
                               </a:ext>
                             </a:extLst>
                           </a:blip>
@@ -2088,21 +3079,24 @@
           <w:p>
             <w:pPr>
               <w:pStyle w:val="TextAbschnitt2"/>
-              <w:rPr>
-                <w:lang w:val="en-GB"/>
-              </w:rPr>
-            </w:pPr>
-            <w:r>
-              <w:rPr>
-                <w:lang w:val="en-US"/>
-              </w:rPr>
-              <w:t>Concept of the Smart Home Systems and its communication.</w:t>
+            </w:pPr>
+            <w:r>
+              <w:rPr>
+                <w:lang w:val="en-US"/>
+              </w:rPr>
+              <w:t>Concept</w:t>
+            </w:r>
+            <w:r>
+              <w:rPr>
+                <w:lang w:val="en-US"/>
+              </w:rPr>
+              <w:t xml:space="preserve"> of the Smart Home Systems and its communication.</w:t>
             </w:r>
           </w:p>
         </w:tc>
       </w:tr>
     </w:tbl>
-    <w:p>
+    <w:p w14:noSpellErr="1">
       <w:pPr>
         <w:pStyle w:val="TextAbschnitt2"/>
         <w:rPr>
@@ -2130,11 +3124,12 @@
           <w:tcPr>
             <w:tcW w:w="2722" w:type="dxa"/>
             <w:tcBorders>
-              <w:top w:val="single" w:sz="4" w:space="0" w:color="000000" w:themeColor="text1"/>
-              <w:left w:val="single" w:sz="4" w:space="0" w:color="000000" w:themeColor="text1"/>
-              <w:bottom w:val="single" w:sz="4" w:space="0" w:color="000000" w:themeColor="text1"/>
+              <w:top w:val="single" w:color="000000" w:themeColor="text1" w:sz="4" w:space="0"/>
+              <w:left w:val="single" w:color="000000" w:themeColor="text1" w:sz="4" w:space="0"/>
+              <w:bottom w:val="single" w:color="000000" w:themeColor="text1" w:sz="4" w:space="0"/>
             </w:tcBorders>
             <w:shd w:val="clear" w:color="auto" w:fill="auto"/>
+            <w:tcMar/>
             <w:vAlign w:val="center"/>
           </w:tcPr>
           <w:p>
@@ -2170,34 +3165,65 @@
           <w:tcPr>
             <w:tcW w:w="7034" w:type="dxa"/>
             <w:tcBorders>
-              <w:top w:val="single" w:sz="4" w:space="0" w:color="000000" w:themeColor="text1"/>
-              <w:left w:val="single" w:sz="4" w:space="0" w:color="000000" w:themeColor="text1"/>
-              <w:bottom w:val="single" w:sz="4" w:space="0" w:color="000000" w:themeColor="text1"/>
-              <w:right w:val="single" w:sz="4" w:space="0" w:color="000000" w:themeColor="text1"/>
+              <w:top w:val="single" w:color="000000" w:themeColor="text1" w:sz="4" w:space="0"/>
+              <w:left w:val="single" w:color="000000" w:themeColor="text1" w:sz="4" w:space="0"/>
+              <w:bottom w:val="single" w:color="000000" w:themeColor="text1" w:sz="4" w:space="0"/>
+              <w:right w:val="single" w:color="000000" w:themeColor="text1" w:sz="4" w:space="0"/>
             </w:tcBorders>
             <w:shd w:val="clear" w:color="auto" w:fill="auto"/>
+            <w:tcMar/>
             <w:vAlign w:val="center"/>
           </w:tcPr>
           <w:p>
             <w:pPr>
-              <w:spacing w:after="240"/>
-              <w:rPr>
+              <w:spacing w:before="0" w:beforeAutospacing="off" w:after="240" w:afterAutospacing="off"/>
+            </w:pPr>
+            <w:r>
+              <w:rPr>
+                <w:noProof w:val="0"/>
                 <w:lang w:val="en-GB"/>
               </w:rPr>
-            </w:pPr>
-            <w:r>
-              <w:rPr>
+              <w:t xml:space="preserve">The </w:t>
+            </w:r>
+            <w:r>
+              <w:rPr>
+                <w:noProof w:val="0"/>
                 <w:lang w:val="en-GB"/>
               </w:rPr>
-              <w:t>The diploma thesis is not restricted. It can be viewed at:</w:t>
-            </w:r>
-          </w:p>
-          <w:p>
-            <w:pPr>
-              <w:spacing w:before="240" w:after="240"/>
-            </w:pPr>
-            <w:r>
-              <w:t>HTL St. Pölten, Waldstraße 3, 3100 St. Pölten.</w:t>
+              <w:t>diploma</w:t>
+            </w:r>
+            <w:r>
+              <w:rPr>
+                <w:noProof w:val="0"/>
+                <w:lang w:val="en-GB"/>
+              </w:rPr>
+              <w:t xml:space="preserve"> thesis is not restricted. It can be viewed at:</w:t>
+            </w:r>
+          </w:p>
+          <w:p>
+            <w:pPr>
+              <w:spacing w:before="240" w:beforeAutospacing="off" w:after="240" w:afterAutospacing="off"/>
+            </w:pPr>
+            <w:r>
+              <w:rPr>
+                <w:noProof w:val="0"/>
+                <w:lang w:val="en-GB"/>
+              </w:rPr>
+              <w:t xml:space="preserve">HTL St. Pölten, </w:t>
+            </w:r>
+            <w:r>
+              <w:rPr>
+                <w:noProof w:val="0"/>
+                <w:lang w:val="en-GB"/>
+              </w:rPr>
+              <w:t>Waldstraße</w:t>
+            </w:r>
+            <w:r>
+              <w:rPr>
+                <w:noProof w:val="0"/>
+                <w:lang w:val="en-GB"/>
+              </w:rPr>
+              <w:t xml:space="preserve"> 3, 3100 St. Pölten.</w:t>
             </w:r>
           </w:p>
         </w:tc>
@@ -2231,9 +3257,9 @@
           <w:tcPr>
             <w:tcW w:w="2722" w:type="dxa"/>
             <w:tcBorders>
-              <w:top w:val="single" w:sz="4" w:space="0" w:color="000000"/>
-              <w:left w:val="single" w:sz="4" w:space="0" w:color="000000"/>
-              <w:bottom w:val="single" w:sz="4" w:space="0" w:color="000000"/>
+              <w:top w:val="single" w:color="000000" w:sz="4" w:space="0"/>
+              <w:left w:val="single" w:color="000000" w:sz="4" w:space="0"/>
+              <w:bottom w:val="single" w:color="000000" w:sz="4" w:space="0"/>
             </w:tcBorders>
             <w:shd w:val="clear" w:color="auto" w:fill="auto"/>
             <w:vAlign w:val="center"/>
@@ -2269,9 +3295,9 @@
           <w:tcPr>
             <w:tcW w:w="3544" w:type="dxa"/>
             <w:tcBorders>
-              <w:top w:val="single" w:sz="4" w:space="0" w:color="000000"/>
-              <w:left w:val="single" w:sz="4" w:space="0" w:color="000000"/>
-              <w:bottom w:val="single" w:sz="4" w:space="0" w:color="000000"/>
+              <w:top w:val="single" w:color="000000" w:sz="4" w:space="0"/>
+              <w:left w:val="single" w:color="000000" w:sz="4" w:space="0"/>
+              <w:bottom w:val="single" w:color="000000" w:sz="4" w:space="0"/>
             </w:tcBorders>
             <w:shd w:val="clear" w:color="auto" w:fill="auto"/>
           </w:tcPr>
@@ -2323,10 +3349,10 @@
           <w:tcPr>
             <w:tcW w:w="3490" w:type="dxa"/>
             <w:tcBorders>
-              <w:top w:val="single" w:sz="4" w:space="0" w:color="000000"/>
-              <w:left w:val="single" w:sz="4" w:space="0" w:color="000000"/>
-              <w:bottom w:val="single" w:sz="4" w:space="0" w:color="000000"/>
-              <w:right w:val="single" w:sz="4" w:space="0" w:color="000000"/>
+              <w:top w:val="single" w:color="000000" w:sz="4" w:space="0"/>
+              <w:left w:val="single" w:color="000000" w:sz="4" w:space="0"/>
+              <w:bottom w:val="single" w:color="000000" w:sz="4" w:space="0"/>
+              <w:right w:val="single" w:color="000000" w:sz="4" w:space="0"/>
             </w:tcBorders>
             <w:shd w:val="clear" w:color="auto" w:fill="auto"/>
           </w:tcPr>
@@ -2385,18 +3411,19 @@
         </w:tc>
       </w:tr>
     </w:tbl>
-    <w:p>
-      <w:pPr>
+    <w:p w14:noSpellErr="1">
+      <w:pPr>
+        <w:pStyle w:val="Standard"/>
         <w:suppressAutoHyphens w:val="0"/>
         <w:spacing w:after="200" w:line="276" w:lineRule="auto"/>
         <w:rPr>
-          <w:rFonts w:cstheme="minorBidi"/>
+          <w:rFonts w:cs="Calibri" w:cstheme="minorAscii"/>
           <w:lang w:val="en-GB"/>
         </w:rPr>
         <w:sectPr>
-          <w:headerReference w:type="even" r:id="rId22"/>
-          <w:headerReference w:type="default" r:id="rId23"/>
-          <w:pgSz w:w="11906" w:h="16838" w:code="9"/>
+          <w:headerReference w:type="even" r:id="rId17"/>
+          <w:headerReference w:type="default" r:id="rId18"/>
+          <w:pgSz w:w="11906" w:h="16838" w:orient="portrait" w:code="9"/>
           <w:pgMar w:top="1418" w:right="1134" w:bottom="1418" w:left="1134" w:header="709" w:footer="709" w:gutter="0"/>
           <w:pgNumType w:start="1"/>
           <w:cols w:space="720"/>
@@ -2416,9 +3443,9 @@
           <w:lang w:val="en-GB"/>
         </w:rPr>
         <w:sectPr>
-          <w:headerReference w:type="default" r:id="rId24"/>
-          <w:footerReference w:type="default" r:id="rId25"/>
-          <w:pgSz w:w="11906" w:h="16838" w:code="9"/>
+          <w:headerReference w:type="default" r:id="rId19"/>
+          <w:footerReference w:type="default" r:id="rId20"/>
+          <w:pgSz w:w="11906" w:h="16838" w:orient="portrait" w:code="9"/>
           <w:pgMar w:top="1418" w:right="1134" w:bottom="1418" w:left="1134" w:header="709" w:footer="709" w:gutter="0"/>
           <w:pgNumType w:start="1"/>
           <w:cols w:space="720"/>
@@ -2426,20 +3453,18 @@
         </w:sectPr>
       </w:pPr>
     </w:p>
-    <w:p>
+    <w:p w14:noSpellErr="1">
       <w:pPr>
         <w:pStyle w:val="berschrift1"/>
         <w:numPr>
           <w:ilvl w:val="0"/>
           <w:numId w:val="0"/>
         </w:numPr>
-        <w:rPr>
-          <w:lang w:val="en-GB"/>
-        </w:rPr>
+        <w:ind w:left="0" w:hanging="0"/>
         <w:sectPr>
-          <w:headerReference w:type="default" r:id="rId26"/>
-          <w:footerReference w:type="default" r:id="rId27"/>
-          <w:pgSz w:w="11906" w:h="16838" w:code="9"/>
+          <w:headerReference w:type="default" r:id="rId21"/>
+          <w:footerReference w:type="default" r:id="rId22"/>
+          <w:pgSz w:w="11906" w:h="16838" w:orient="portrait" w:code="9"/>
           <w:pgMar w:top="1418" w:right="1134" w:bottom="1418" w:left="1134" w:header="709" w:footer="709" w:gutter="567"/>
           <w:pgNumType w:start="1"/>
           <w:cols w:space="720"/>
@@ -2454,34 +3479,31 @@
           <w:ilvl w:val="0"/>
           <w:numId w:val="0"/>
         </w:numPr>
-        <w:rPr>
-          <w:lang w:val="en-GB"/>
-        </w:rPr>
+        <w:ind w:left="0"/>
         <w:sectPr>
-          <w:headerReference w:type="even" r:id="rId28"/>
-          <w:headerReference w:type="default" r:id="rId29"/>
-          <w:footerReference w:type="even" r:id="rId30"/>
-          <w:footerReference w:type="default" r:id="rId31"/>
-          <w:headerReference w:type="first" r:id="rId32"/>
-          <w:footerReference w:type="first" r:id="rId33"/>
-          <w:pgSz w:w="11906" w:h="16838"/>
+          <w:headerReference w:type="even" r:id="rId23"/>
+          <w:headerReference w:type="default" r:id="rId24"/>
+          <w:footerReference w:type="even" r:id="rId25"/>
+          <w:footerReference w:type="default" r:id="rId26"/>
+          <w:headerReference w:type="first" r:id="rId27"/>
+          <w:footerReference w:type="first" r:id="rId28"/>
+          <w:pgSz w:w="11906" w:h="16838" w:orient="portrait"/>
           <w:pgMar w:top="1418" w:right="1134" w:bottom="1418" w:left="1134" w:header="709" w:footer="709" w:gutter="567"/>
           <w:cols w:space="720"/>
           <w:docGrid w:linePitch="360"/>
         </w:sectPr>
       </w:pPr>
     </w:p>
-    <w:p>
+    <w:p w14:noSpellErr="1">
       <w:pPr>
         <w:pStyle w:val="Text"/>
         <w:rPr>
-          <w:rFonts w:cstheme="minorBidi"/>
-          <w:lang w:val="en-GB"/>
+          <w:rFonts w:cs="Calibri" w:cstheme="minorAscii"/>
         </w:rPr>
         <w:sectPr>
-          <w:footerReference w:type="even" r:id="rId34"/>
-          <w:footerReference w:type="default" r:id="rId35"/>
-          <w:pgSz w:w="11906" w:h="16838"/>
+          <w:footerReference w:type="even" r:id="rId30"/>
+          <w:footerReference w:type="default" r:id="rId31"/>
+          <w:pgSz w:w="11906" w:h="16838" w:orient="portrait"/>
           <w:pgMar w:top="1418" w:right="1134" w:bottom="1418" w:left="1134" w:header="737" w:footer="737" w:gutter="567"/>
           <w:cols w:space="720"/>
           <w:docGrid w:linePitch="360"/>
@@ -2495,14 +3517,17 @@
           <w:ilvl w:val="0"/>
           <w:numId w:val="0"/>
         </w:numPr>
+        <w:ind w:left="0"/>
         <w:rPr>
-          <w:bCs/>
-          <w:lang w:val="en-GB"/>
+          <w:b w:val="1"/>
+          <w:bCs w:val="1"/>
+          <w:sz w:val="32"/>
+          <w:szCs w:val="32"/>
         </w:rPr>
         <w:sectPr>
-          <w:footerReference w:type="even" r:id="rId36"/>
-          <w:footerReference w:type="default" r:id="rId37"/>
-          <w:pgSz w:w="11906" w:h="16838"/>
+          <w:footerReference w:type="even" r:id="rId32"/>
+          <w:footerReference w:type="default" r:id="rId33"/>
+          <w:pgSz w:w="11906" w:h="16838" w:orient="portrait"/>
           <w:pgMar w:top="1418" w:right="1134" w:bottom="1418" w:left="1134" w:header="737" w:footer="737" w:gutter="567"/>
           <w:cols w:space="720"/>
           <w:docGrid w:linePitch="360"/>
@@ -2512,14 +3537,11 @@
     <w:p>
       <w:pPr>
         <w:pStyle w:val="Text"/>
-        <w:rPr>
-          <w:lang w:val="en-GB"/>
-        </w:rPr>
       </w:pPr>
     </w:p>
     <w:sectPr>
-      <w:footerReference w:type="even" r:id="rId38"/>
-      <w:pgSz w:w="11906" w:h="16838"/>
+      <w:footerReference w:type="even" r:id="rId34"/>
+      <w:pgSz w:w="11906" w:h="16838" w:orient="portrait"/>
       <w:pgMar w:top="1418" w:right="1134" w:bottom="1418" w:left="1134" w:header="737" w:footer="737" w:gutter="567"/>
       <w:cols w:space="720"/>
       <w:docGrid w:linePitch="360"/>
@@ -2549,8 +3571,393 @@
 
 <file path=word/footer1.xml><?xml version="1.0" encoding="utf-8"?>
 <w:ftr xmlns:wpc="http://schemas.microsoft.com/office/word/2010/wordprocessingCanvas" xmlns:cx="http://schemas.microsoft.com/office/drawing/2014/chartex" xmlns:cx1="http://schemas.microsoft.com/office/drawing/2015/9/8/chartex" xmlns:cx2="http://schemas.microsoft.com/office/drawing/2015/10/21/chartex" xmlns:cx3="http://schemas.microsoft.com/office/drawing/2016/5/9/chartex" xmlns:cx4="http://schemas.microsoft.com/office/drawing/2016/5/10/chartex" xmlns:cx5="http://schemas.microsoft.com/office/drawing/2016/5/11/chartex" xmlns:cx6="http://schemas.microsoft.com/office/drawing/2016/5/12/chartex" xmlns:cx7="http://schemas.microsoft.com/office/drawing/2016/5/13/chartex" xmlns:cx8="http://schemas.microsoft.com/office/drawing/2016/5/14/chartex" xmlns:mc="http://schemas.openxmlformats.org/markup-compatibility/2006" xmlns:aink="http://schemas.microsoft.com/office/drawing/2016/ink" xmlns:am3d="http://schemas.microsoft.com/office/drawing/2017/model3d" xmlns:o="urn:schemas-microsoft-com:office:office" xmlns:oel="http://schemas.microsoft.com/office/2019/extlst" xmlns:r="http://schemas.openxmlformats.org/officeDocument/2006/relationships" xmlns:m="http://schemas.openxmlformats.org/officeDocument/2006/math" xmlns:v="urn:schemas-microsoft-com:vml" xmlns:wp14="http://schemas.microsoft.com/office/word/2010/wordprocessingDrawing" xmlns:wp="http://schemas.openxmlformats.org/drawingml/2006/wordprocessingDrawing" xmlns:w10="urn:schemas-microsoft-com:office:word" xmlns:w="http://schemas.openxmlformats.org/wordprocessingml/2006/main" xmlns:w14="http://schemas.microsoft.com/office/word/2010/wordml" xmlns:w15="http://schemas.microsoft.com/office/word/2012/wordml" xmlns:w16cex="http://schemas.microsoft.com/office/word/2018/wordml/cex" xmlns:w16cid="http://schemas.microsoft.com/office/word/2016/wordml/cid" xmlns:w16="http://schemas.microsoft.com/office/word/2018/wordml" xmlns:w16du="http://schemas.microsoft.com/office/word/2023/wordml/word16du" xmlns:w16sdtdh="http://schemas.microsoft.com/office/word/2020/wordml/sdtdatahash" xmlns:w16sdtfl="http://schemas.microsoft.com/office/word/2024/wordml/sdtformatlock" xmlns:w16se="http://schemas.microsoft.com/office/word/2015/wordml/symex" xmlns:wpg="http://schemas.microsoft.com/office/word/2010/wordprocessingGroup" xmlns:wpi="http://schemas.microsoft.com/office/word/2010/wordprocessingInk" xmlns:wne="http://schemas.microsoft.com/office/word/2006/wordml" xmlns:wps="http://schemas.microsoft.com/office/word/2010/wordprocessingShape" mc:Ignorable="w14 w15 w16se w16cid w16 w16cex w16sdtdh w16sdtfl w16du wp14">
+  <w:p>
+    <w:pPr>
+      <w:pStyle w:val="Fuzeile"/>
+    </w:pPr>
+  </w:p>
+</w:ftr>
+</file>
+
+<file path=word/footer10.xml><?xml version="1.0" encoding="utf-8"?>
+<w:ftr xmlns:wpc="http://schemas.microsoft.com/office/word/2010/wordprocessingCanvas" xmlns:cx="http://schemas.microsoft.com/office/drawing/2014/chartex" xmlns:cx1="http://schemas.microsoft.com/office/drawing/2015/9/8/chartex" xmlns:cx2="http://schemas.microsoft.com/office/drawing/2015/10/21/chartex" xmlns:cx3="http://schemas.microsoft.com/office/drawing/2016/5/9/chartex" xmlns:cx4="http://schemas.microsoft.com/office/drawing/2016/5/10/chartex" xmlns:cx5="http://schemas.microsoft.com/office/drawing/2016/5/11/chartex" xmlns:cx6="http://schemas.microsoft.com/office/drawing/2016/5/12/chartex" xmlns:cx7="http://schemas.microsoft.com/office/drawing/2016/5/13/chartex" xmlns:cx8="http://schemas.microsoft.com/office/drawing/2016/5/14/chartex" xmlns:mc="http://schemas.openxmlformats.org/markup-compatibility/2006" xmlns:aink="http://schemas.microsoft.com/office/drawing/2016/ink" xmlns:am3d="http://schemas.microsoft.com/office/drawing/2017/model3d" xmlns:o="urn:schemas-microsoft-com:office:office" xmlns:oel="http://schemas.microsoft.com/office/2019/extlst" xmlns:r="http://schemas.openxmlformats.org/officeDocument/2006/relationships" xmlns:m="http://schemas.openxmlformats.org/officeDocument/2006/math" xmlns:v="urn:schemas-microsoft-com:vml" xmlns:wp14="http://schemas.microsoft.com/office/word/2010/wordprocessingDrawing" xmlns:wp="http://schemas.openxmlformats.org/drawingml/2006/wordprocessingDrawing" xmlns:w10="urn:schemas-microsoft-com:office:word" xmlns:w="http://schemas.openxmlformats.org/wordprocessingml/2006/main" xmlns:w14="http://schemas.microsoft.com/office/word/2010/wordml" xmlns:w15="http://schemas.microsoft.com/office/word/2012/wordml" xmlns:w16cex="http://schemas.microsoft.com/office/word/2018/wordml/cex" xmlns:w16cid="http://schemas.microsoft.com/office/word/2016/wordml/cid" xmlns:w16="http://schemas.microsoft.com/office/word/2018/wordml" xmlns:w16du="http://schemas.microsoft.com/office/word/2023/wordml/word16du" xmlns:w16sdtdh="http://schemas.microsoft.com/office/word/2020/wordml/sdtdatahash" xmlns:w16sdtfl="http://schemas.microsoft.com/office/word/2024/wordml/sdtformatlock" xmlns:w16se="http://schemas.microsoft.com/office/word/2015/wordml/symex" xmlns:wpg="http://schemas.microsoft.com/office/word/2010/wordprocessingGroup" xmlns:wpi="http://schemas.microsoft.com/office/word/2010/wordprocessingInk" xmlns:wne="http://schemas.microsoft.com/office/word/2006/wordml" xmlns:wps="http://schemas.microsoft.com/office/word/2010/wordprocessingShape" mc:Ignorable="w14 w15 w16se w16cid w16 w16cex w16sdtdh w16sdtfl w16du wp14">
+  <w:p>
+    <w:pPr>
+      <w:pStyle w:val="Fuzeile"/>
+    </w:pPr>
+    <w:r>
+      <w:t xml:space="preserve">Seite </w:t>
+    </w:r>
+    <w:r>
+      <w:fldChar w:fldCharType="begin"/>
+    </w:r>
+    <w:r>
+      <w:instrText xml:space="preserve"> PAGE </w:instrText>
+    </w:r>
+    <w:r>
+      <w:fldChar w:fldCharType="separate"/>
+    </w:r>
+    <w:r>
+      <w:t>2</w:t>
+    </w:r>
+    <w:r>
+      <w:fldChar w:fldCharType="end"/>
+    </w:r>
+    <w:r>
+      <w:tab/>
+    </w:r>
+    <w:r>
+      <w:tab/>
+    </w:r>
+    <w:r>
+      <w:t>Elisabeth Muster</w:t>
+    </w:r>
+  </w:p>
+</w:ftr>
+</file>
+
+<file path=word/footer11.xml><?xml version="1.0" encoding="utf-8"?>
+<w:ftr xmlns:wpc="http://schemas.microsoft.com/office/word/2010/wordprocessingCanvas" xmlns:cx="http://schemas.microsoft.com/office/drawing/2014/chartex" xmlns:cx1="http://schemas.microsoft.com/office/drawing/2015/9/8/chartex" xmlns:cx2="http://schemas.microsoft.com/office/drawing/2015/10/21/chartex" xmlns:cx3="http://schemas.microsoft.com/office/drawing/2016/5/9/chartex" xmlns:cx4="http://schemas.microsoft.com/office/drawing/2016/5/10/chartex" xmlns:cx5="http://schemas.microsoft.com/office/drawing/2016/5/11/chartex" xmlns:cx6="http://schemas.microsoft.com/office/drawing/2016/5/12/chartex" xmlns:cx7="http://schemas.microsoft.com/office/drawing/2016/5/13/chartex" xmlns:cx8="http://schemas.microsoft.com/office/drawing/2016/5/14/chartex" xmlns:mc="http://schemas.openxmlformats.org/markup-compatibility/2006" xmlns:aink="http://schemas.microsoft.com/office/drawing/2016/ink" xmlns:am3d="http://schemas.microsoft.com/office/drawing/2017/model3d" xmlns:o="urn:schemas-microsoft-com:office:office" xmlns:oel="http://schemas.microsoft.com/office/2019/extlst" xmlns:r="http://schemas.openxmlformats.org/officeDocument/2006/relationships" xmlns:m="http://schemas.openxmlformats.org/officeDocument/2006/math" xmlns:v="urn:schemas-microsoft-com:vml" xmlns:wp14="http://schemas.microsoft.com/office/word/2010/wordprocessingDrawing" xmlns:wp="http://schemas.openxmlformats.org/drawingml/2006/wordprocessingDrawing" xmlns:w10="urn:schemas-microsoft-com:office:word" xmlns:w="http://schemas.openxmlformats.org/wordprocessingml/2006/main" xmlns:w14="http://schemas.microsoft.com/office/word/2010/wordml" xmlns:w15="http://schemas.microsoft.com/office/word/2012/wordml" xmlns:w16cex="http://schemas.microsoft.com/office/word/2018/wordml/cex" xmlns:w16cid="http://schemas.microsoft.com/office/word/2016/wordml/cid" xmlns:w16="http://schemas.microsoft.com/office/word/2018/wordml" xmlns:w16du="http://schemas.microsoft.com/office/word/2023/wordml/word16du" xmlns:w16sdtdh="http://schemas.microsoft.com/office/word/2020/wordml/sdtdatahash" xmlns:w16sdtfl="http://schemas.microsoft.com/office/word/2024/wordml/sdtformatlock" xmlns:w16se="http://schemas.microsoft.com/office/word/2015/wordml/symex" xmlns:wpg="http://schemas.microsoft.com/office/word/2010/wordprocessingGroup" xmlns:wpi="http://schemas.microsoft.com/office/word/2010/wordprocessingInk" xmlns:wne="http://schemas.microsoft.com/office/word/2006/wordml" xmlns:wps="http://schemas.microsoft.com/office/word/2010/wordprocessingShape" mc:Ignorable="w14 w15 w16se w16cid w16 w16cex w16sdtdh w16sdtfl w16du wp14">
+  <w:p>
+    <w:pPr>
+      <w:pStyle w:val="Fuzeile"/>
+    </w:pPr>
+    <w:r>
+      <w:t>Maximilian Maier, Elisabeth Muster</w:t>
+    </w:r>
+    <w:r>
+      <w:tab/>
+    </w:r>
+    <w:r>
+      <w:tab/>
+    </w:r>
+    <w:r>
+      <w:t xml:space="preserve">Seite </w:t>
+    </w:r>
+    <w:r>
+      <w:fldChar w:fldCharType="begin"/>
+    </w:r>
+    <w:r>
+      <w:instrText xml:space="preserve"> PAGE </w:instrText>
+    </w:r>
+    <w:r>
+      <w:fldChar w:fldCharType="separate"/>
+    </w:r>
+    <w:r>
+      <w:t>0</w:t>
+    </w:r>
+    <w:r>
+      <w:fldChar w:fldCharType="end"/>
+    </w:r>
+  </w:p>
+</w:ftr>
+</file>
+
+<file path=word/footer12.xml><?xml version="1.0" encoding="utf-8"?>
+<w:ftr xmlns:wpc="http://schemas.microsoft.com/office/word/2010/wordprocessingCanvas" xmlns:cx="http://schemas.microsoft.com/office/drawing/2014/chartex" xmlns:cx1="http://schemas.microsoft.com/office/drawing/2015/9/8/chartex" xmlns:cx2="http://schemas.microsoft.com/office/drawing/2015/10/21/chartex" xmlns:cx3="http://schemas.microsoft.com/office/drawing/2016/5/9/chartex" xmlns:cx4="http://schemas.microsoft.com/office/drawing/2016/5/10/chartex" xmlns:cx5="http://schemas.microsoft.com/office/drawing/2016/5/11/chartex" xmlns:cx6="http://schemas.microsoft.com/office/drawing/2016/5/12/chartex" xmlns:cx7="http://schemas.microsoft.com/office/drawing/2016/5/13/chartex" xmlns:cx8="http://schemas.microsoft.com/office/drawing/2016/5/14/chartex" xmlns:mc="http://schemas.openxmlformats.org/markup-compatibility/2006" xmlns:aink="http://schemas.microsoft.com/office/drawing/2016/ink" xmlns:am3d="http://schemas.microsoft.com/office/drawing/2017/model3d" xmlns:o="urn:schemas-microsoft-com:office:office" xmlns:oel="http://schemas.microsoft.com/office/2019/extlst" xmlns:r="http://schemas.openxmlformats.org/officeDocument/2006/relationships" xmlns:m="http://schemas.openxmlformats.org/officeDocument/2006/math" xmlns:v="urn:schemas-microsoft-com:vml" xmlns:wp14="http://schemas.microsoft.com/office/word/2010/wordprocessingDrawing" xmlns:wp="http://schemas.openxmlformats.org/drawingml/2006/wordprocessingDrawing" xmlns:w10="urn:schemas-microsoft-com:office:word" xmlns:w="http://schemas.openxmlformats.org/wordprocessingml/2006/main" xmlns:w14="http://schemas.microsoft.com/office/word/2010/wordml" xmlns:w15="http://schemas.microsoft.com/office/word/2012/wordml" xmlns:w16cex="http://schemas.microsoft.com/office/word/2018/wordml/cex" xmlns:w16cid="http://schemas.microsoft.com/office/word/2016/wordml/cid" xmlns:w16="http://schemas.microsoft.com/office/word/2018/wordml" xmlns:w16du="http://schemas.microsoft.com/office/word/2023/wordml/word16du" xmlns:w16sdtdh="http://schemas.microsoft.com/office/word/2020/wordml/sdtdatahash" xmlns:w16sdtfl="http://schemas.microsoft.com/office/word/2024/wordml/sdtformatlock" xmlns:w16se="http://schemas.microsoft.com/office/word/2015/wordml/symex" xmlns:wpg="http://schemas.microsoft.com/office/word/2010/wordprocessingGroup" xmlns:wpi="http://schemas.microsoft.com/office/word/2010/wordprocessingInk" xmlns:wne="http://schemas.microsoft.com/office/word/2006/wordml" xmlns:wps="http://schemas.microsoft.com/office/word/2010/wordprocessingShape" mc:Ignorable="w14 w15 w16se w16cid w16 w16cex w16sdtdh w16sdtfl w16du wp14">
+  <w:p>
+    <w:pPr>
+      <w:pStyle w:val="Fuzeile"/>
+    </w:pPr>
+    <w:r>
+      <w:t xml:space="preserve">Seite </w:t>
+    </w:r>
+    <w:r>
+      <w:fldChar w:fldCharType="begin"/>
+    </w:r>
+    <w:r>
+      <w:instrText xml:space="preserve"> PAGE </w:instrText>
+    </w:r>
+    <w:r>
+      <w:fldChar w:fldCharType="separate"/>
+    </w:r>
+    <w:r>
+      <w:t>2</w:t>
+    </w:r>
+    <w:r>
+      <w:fldChar w:fldCharType="end"/>
+    </w:r>
+    <w:r>
+      <w:tab/>
+    </w:r>
+    <w:r>
+      <w:tab/>
+    </w:r>
+    <w:r>
+      <w:t>Maximilian Maier, Elisabeth Muster</w:t>
+    </w:r>
+  </w:p>
+</w:ftr>
+</file>
+
+<file path=word/footer2.xml><?xml version="1.0" encoding="utf-8"?>
+<w:ftr xmlns:wpc="http://schemas.microsoft.com/office/word/2010/wordprocessingCanvas" xmlns:cx="http://schemas.microsoft.com/office/drawing/2014/chartex" xmlns:cx1="http://schemas.microsoft.com/office/drawing/2015/9/8/chartex" xmlns:cx2="http://schemas.microsoft.com/office/drawing/2015/10/21/chartex" xmlns:cx3="http://schemas.microsoft.com/office/drawing/2016/5/9/chartex" xmlns:cx4="http://schemas.microsoft.com/office/drawing/2016/5/10/chartex" xmlns:cx5="http://schemas.microsoft.com/office/drawing/2016/5/11/chartex" xmlns:cx6="http://schemas.microsoft.com/office/drawing/2016/5/12/chartex" xmlns:cx7="http://schemas.microsoft.com/office/drawing/2016/5/13/chartex" xmlns:cx8="http://schemas.microsoft.com/office/drawing/2016/5/14/chartex" xmlns:mc="http://schemas.openxmlformats.org/markup-compatibility/2006" xmlns:aink="http://schemas.microsoft.com/office/drawing/2016/ink" xmlns:am3d="http://schemas.microsoft.com/office/drawing/2017/model3d" xmlns:o="urn:schemas-microsoft-com:office:office" xmlns:oel="http://schemas.microsoft.com/office/2019/extlst" xmlns:r="http://schemas.openxmlformats.org/officeDocument/2006/relationships" xmlns:m="http://schemas.openxmlformats.org/officeDocument/2006/math" xmlns:v="urn:schemas-microsoft-com:vml" xmlns:wp14="http://schemas.microsoft.com/office/word/2010/wordprocessingDrawing" xmlns:wp="http://schemas.openxmlformats.org/drawingml/2006/wordprocessingDrawing" xmlns:w10="urn:schemas-microsoft-com:office:word" xmlns:w="http://schemas.openxmlformats.org/wordprocessingml/2006/main" xmlns:w14="http://schemas.microsoft.com/office/word/2010/wordml" xmlns:w15="http://schemas.microsoft.com/office/word/2012/wordml" xmlns:w16cex="http://schemas.microsoft.com/office/word/2018/wordml/cex" xmlns:w16cid="http://schemas.microsoft.com/office/word/2016/wordml/cid" xmlns:w16="http://schemas.microsoft.com/office/word/2018/wordml" xmlns:w16du="http://schemas.microsoft.com/office/word/2023/wordml/word16du" xmlns:w16sdtdh="http://schemas.microsoft.com/office/word/2020/wordml/sdtdatahash" xmlns:w16sdtfl="http://schemas.microsoft.com/office/word/2024/wordml/sdtformatlock" xmlns:w16se="http://schemas.microsoft.com/office/word/2015/wordml/symex" xmlns:wpg="http://schemas.microsoft.com/office/word/2010/wordprocessingGroup" xmlns:wpi="http://schemas.microsoft.com/office/word/2010/wordprocessingInk" xmlns:wne="http://schemas.microsoft.com/office/word/2006/wordml" xmlns:wps="http://schemas.microsoft.com/office/word/2010/wordprocessingShape" mc:Ignorable="w14 w15 w16se w16cid w16 w16cex w16sdtdh w16sdtfl w16du wp14">
+  <w:p>
+    <w:pPr>
+      <w:pStyle w:val="Fuzeile"/>
+    </w:pPr>
+    <w:r>
+      <w:rPr>
+        <w:rFonts w:cs="Arial"/>
+      </w:rPr>
+      <w:tab/>
+    </w:r>
+    <w:r>
+      <w:rPr>
+        <w:rFonts w:cs="Arial"/>
+      </w:rPr>
+      <w:tab/>
+    </w:r>
+  </w:p>
+</w:ftr>
+</file>
+
+<file path=word/footer3.xml><?xml version="1.0" encoding="utf-8"?>
+<w:ftr xmlns:wpc="http://schemas.microsoft.com/office/word/2010/wordprocessingCanvas" xmlns:cx="http://schemas.microsoft.com/office/drawing/2014/chartex" xmlns:cx1="http://schemas.microsoft.com/office/drawing/2015/9/8/chartex" xmlns:cx2="http://schemas.microsoft.com/office/drawing/2015/10/21/chartex" xmlns:cx3="http://schemas.microsoft.com/office/drawing/2016/5/9/chartex" xmlns:cx4="http://schemas.microsoft.com/office/drawing/2016/5/10/chartex" xmlns:cx5="http://schemas.microsoft.com/office/drawing/2016/5/11/chartex" xmlns:cx6="http://schemas.microsoft.com/office/drawing/2016/5/12/chartex" xmlns:cx7="http://schemas.microsoft.com/office/drawing/2016/5/13/chartex" xmlns:cx8="http://schemas.microsoft.com/office/drawing/2016/5/14/chartex" xmlns:mc="http://schemas.openxmlformats.org/markup-compatibility/2006" xmlns:aink="http://schemas.microsoft.com/office/drawing/2016/ink" xmlns:am3d="http://schemas.microsoft.com/office/drawing/2017/model3d" xmlns:o="urn:schemas-microsoft-com:office:office" xmlns:oel="http://schemas.microsoft.com/office/2019/extlst" xmlns:r="http://schemas.openxmlformats.org/officeDocument/2006/relationships" xmlns:m="http://schemas.openxmlformats.org/officeDocument/2006/math" xmlns:v="urn:schemas-microsoft-com:vml" xmlns:wp14="http://schemas.microsoft.com/office/word/2010/wordprocessingDrawing" xmlns:wp="http://schemas.openxmlformats.org/drawingml/2006/wordprocessingDrawing" xmlns:w10="urn:schemas-microsoft-com:office:word" xmlns:w="http://schemas.openxmlformats.org/wordprocessingml/2006/main" xmlns:w14="http://schemas.microsoft.com/office/word/2010/wordml" xmlns:w15="http://schemas.microsoft.com/office/word/2012/wordml" xmlns:w16cex="http://schemas.microsoft.com/office/word/2018/wordml/cex" xmlns:w16cid="http://schemas.microsoft.com/office/word/2016/wordml/cid" xmlns:w16="http://schemas.microsoft.com/office/word/2018/wordml" xmlns:w16du="http://schemas.microsoft.com/office/word/2023/wordml/word16du" xmlns:w16sdtdh="http://schemas.microsoft.com/office/word/2020/wordml/sdtdatahash" xmlns:w16sdtfl="http://schemas.microsoft.com/office/word/2024/wordml/sdtformatlock" xmlns:w16se="http://schemas.microsoft.com/office/word/2015/wordml/symex" xmlns:wpg="http://schemas.microsoft.com/office/word/2010/wordprocessingGroup" xmlns:wpi="http://schemas.microsoft.com/office/word/2010/wordprocessingInk" xmlns:wne="http://schemas.microsoft.com/office/word/2006/wordml" xmlns:wps="http://schemas.microsoft.com/office/word/2010/wordprocessingShape" mc:Ignorable="w14 w15 w16se w16cid w16 w16cex w16sdtdh w16sdtfl w16du wp14">
+  <w:p>
+    <w:pPr>
+      <w:pStyle w:val="Fuzeile"/>
+    </w:pPr>
+    <w:r>
+      <w:rPr>
+        <w:rFonts w:cs="Arial"/>
+      </w:rPr>
+      <w:tab/>
+    </w:r>
+    <w:r>
+      <w:rPr>
+        <w:rFonts w:cs="Arial"/>
+      </w:rPr>
+      <w:tab/>
+    </w:r>
+  </w:p>
+</w:ftr>
+</file>
+
+<file path=word/footer4.xml><?xml version="1.0" encoding="utf-8"?>
+<w:ftr xmlns:wpc="http://schemas.microsoft.com/office/word/2010/wordprocessingCanvas" xmlns:cx="http://schemas.microsoft.com/office/drawing/2014/chartex" xmlns:cx1="http://schemas.microsoft.com/office/drawing/2015/9/8/chartex" xmlns:cx2="http://schemas.microsoft.com/office/drawing/2015/10/21/chartex" xmlns:cx3="http://schemas.microsoft.com/office/drawing/2016/5/9/chartex" xmlns:cx4="http://schemas.microsoft.com/office/drawing/2016/5/10/chartex" xmlns:cx5="http://schemas.microsoft.com/office/drawing/2016/5/11/chartex" xmlns:cx6="http://schemas.microsoft.com/office/drawing/2016/5/12/chartex" xmlns:cx7="http://schemas.microsoft.com/office/drawing/2016/5/13/chartex" xmlns:cx8="http://schemas.microsoft.com/office/drawing/2016/5/14/chartex" xmlns:mc="http://schemas.openxmlformats.org/markup-compatibility/2006" xmlns:aink="http://schemas.microsoft.com/office/drawing/2016/ink" xmlns:am3d="http://schemas.microsoft.com/office/drawing/2017/model3d" xmlns:o="urn:schemas-microsoft-com:office:office" xmlns:oel="http://schemas.microsoft.com/office/2019/extlst" xmlns:r="http://schemas.openxmlformats.org/officeDocument/2006/relationships" xmlns:m="http://schemas.openxmlformats.org/officeDocument/2006/math" xmlns:v="urn:schemas-microsoft-com:vml" xmlns:wp14="http://schemas.microsoft.com/office/word/2010/wordprocessingDrawing" xmlns:wp="http://schemas.openxmlformats.org/drawingml/2006/wordprocessingDrawing" xmlns:w10="urn:schemas-microsoft-com:office:word" xmlns:w="http://schemas.openxmlformats.org/wordprocessingml/2006/main" xmlns:w14="http://schemas.microsoft.com/office/word/2010/wordml" xmlns:w15="http://schemas.microsoft.com/office/word/2012/wordml" xmlns:w16cex="http://schemas.microsoft.com/office/word/2018/wordml/cex" xmlns:w16cid="http://schemas.microsoft.com/office/word/2016/wordml/cid" xmlns:w16="http://schemas.microsoft.com/office/word/2018/wordml" xmlns:w16du="http://schemas.microsoft.com/office/word/2023/wordml/word16du" xmlns:w16sdtdh="http://schemas.microsoft.com/office/word/2020/wordml/sdtdatahash" xmlns:w16sdtfl="http://schemas.microsoft.com/office/word/2024/wordml/sdtformatlock" xmlns:w16se="http://schemas.microsoft.com/office/word/2015/wordml/symex" xmlns:wpg="http://schemas.microsoft.com/office/word/2010/wordprocessingGroup" xmlns:wpi="http://schemas.microsoft.com/office/word/2010/wordprocessingInk" xmlns:wne="http://schemas.microsoft.com/office/word/2006/wordml" xmlns:wps="http://schemas.microsoft.com/office/word/2010/wordprocessingShape" mc:Ignorable="w14 w15 w16se w16cid w16 w16cex w16sdtdh w16sdtfl w16du wp14">
+  <w:p>
+    <w:pPr>
+      <w:pStyle w:val="Fuzeile"/>
+    </w:pPr>
+    <w:r>
+      <w:rPr>
+        <w:rFonts w:cs="Arial"/>
+      </w:rPr>
+      <w:tab/>
+    </w:r>
+    <w:r>
+      <w:rPr>
+        <w:rFonts w:cs="Arial"/>
+      </w:rPr>
+      <w:tab/>
+    </w:r>
+    <w:r>
+      <w:rPr>
+        <w:rFonts w:cs="Arial"/>
+      </w:rPr>
+      <w:t xml:space="preserve">Seite </w:t>
+    </w:r>
+    <w:r>
+      <w:rPr>
+        <w:rFonts w:cs="Arial"/>
+      </w:rPr>
+      <w:fldChar w:fldCharType="begin"/>
+    </w:r>
+    <w:r>
+      <w:rPr>
+        <w:rFonts w:cs="Arial"/>
+      </w:rPr>
+      <w:instrText xml:space="preserve"> PAGE </w:instrText>
+    </w:r>
+    <w:r>
+      <w:rPr>
+        <w:rFonts w:cs="Arial"/>
+      </w:rPr>
+      <w:fldChar w:fldCharType="separate"/>
+    </w:r>
+    <w:r>
+      <w:rPr>
+        <w:rFonts w:cs="Arial"/>
+      </w:rPr>
+      <w:t>1</w:t>
+    </w:r>
+    <w:r>
+      <w:rPr>
+        <w:rFonts w:cs="Arial"/>
+      </w:rPr>
+      <w:fldChar w:fldCharType="end"/>
+    </w:r>
+  </w:p>
+</w:ftr>
+</file>
+
+<file path=word/footer5.xml><?xml version="1.0" encoding="utf-8"?>
+<w:ftr xmlns:wpc="http://schemas.microsoft.com/office/word/2010/wordprocessingCanvas" xmlns:cx="http://schemas.microsoft.com/office/drawing/2014/chartex" xmlns:cx1="http://schemas.microsoft.com/office/drawing/2015/9/8/chartex" xmlns:cx2="http://schemas.microsoft.com/office/drawing/2015/10/21/chartex" xmlns:cx3="http://schemas.microsoft.com/office/drawing/2016/5/9/chartex" xmlns:cx4="http://schemas.microsoft.com/office/drawing/2016/5/10/chartex" xmlns:cx5="http://schemas.microsoft.com/office/drawing/2016/5/11/chartex" xmlns:cx6="http://schemas.microsoft.com/office/drawing/2016/5/12/chartex" xmlns:cx7="http://schemas.microsoft.com/office/drawing/2016/5/13/chartex" xmlns:cx8="http://schemas.microsoft.com/office/drawing/2016/5/14/chartex" xmlns:mc="http://schemas.openxmlformats.org/markup-compatibility/2006" xmlns:aink="http://schemas.microsoft.com/office/drawing/2016/ink" xmlns:am3d="http://schemas.microsoft.com/office/drawing/2017/model3d" xmlns:o="urn:schemas-microsoft-com:office:office" xmlns:oel="http://schemas.microsoft.com/office/2019/extlst" xmlns:r="http://schemas.openxmlformats.org/officeDocument/2006/relationships" xmlns:m="http://schemas.openxmlformats.org/officeDocument/2006/math" xmlns:v="urn:schemas-microsoft-com:vml" xmlns:wp14="http://schemas.microsoft.com/office/word/2010/wordprocessingDrawing" xmlns:wp="http://schemas.openxmlformats.org/drawingml/2006/wordprocessingDrawing" xmlns:w10="urn:schemas-microsoft-com:office:word" xmlns:w="http://schemas.openxmlformats.org/wordprocessingml/2006/main" xmlns:w14="http://schemas.microsoft.com/office/word/2010/wordml" xmlns:w15="http://schemas.microsoft.com/office/word/2012/wordml" xmlns:w16cex="http://schemas.microsoft.com/office/word/2018/wordml/cex" xmlns:w16cid="http://schemas.microsoft.com/office/word/2016/wordml/cid" xmlns:w16="http://schemas.microsoft.com/office/word/2018/wordml" xmlns:w16du="http://schemas.microsoft.com/office/word/2023/wordml/word16du" xmlns:w16sdtdh="http://schemas.microsoft.com/office/word/2020/wordml/sdtdatahash" xmlns:w16sdtfl="http://schemas.microsoft.com/office/word/2024/wordml/sdtformatlock" xmlns:w16se="http://schemas.microsoft.com/office/word/2015/wordml/symex" xmlns:wpg="http://schemas.microsoft.com/office/word/2010/wordprocessingGroup" xmlns:wpi="http://schemas.microsoft.com/office/word/2010/wordprocessingInk" xmlns:wne="http://schemas.microsoft.com/office/word/2006/wordml" xmlns:wps="http://schemas.microsoft.com/office/word/2010/wordprocessingShape" mc:Ignorable="w14 w15 w16se w16cid w16 w16cex w16sdtdh w16sdtfl w16du wp14">
+  <w:p>
+    <w:pPr>
+      <w:pStyle w:val="Fuzeile"/>
+    </w:pPr>
+    <w:r>
+      <w:t xml:space="preserve">Seite </w:t>
+    </w:r>
+    <w:r>
+      <w:fldChar w:fldCharType="begin"/>
+    </w:r>
+    <w:r>
+      <w:instrText xml:space="preserve"> PAGE </w:instrText>
+    </w:r>
+    <w:r>
+      <w:fldChar w:fldCharType="separate"/>
+    </w:r>
+    <w:r>
+      <w:t>2</w:t>
+    </w:r>
+    <w:r>
+      <w:fldChar w:fldCharType="end"/>
+    </w:r>
+    <w:r>
+      <w:tab/>
+    </w:r>
+    <w:r>
+      <w:tab/>
+    </w:r>
+    <w:r>
+      <w:t>Maximilian Maier</w:t>
+    </w:r>
+    <w:r>
+      <w:t>, Elisabeth Muster</w:t>
+    </w:r>
+  </w:p>
+</w:ftr>
+</file>
+
+<file path=word/footer6.xml><?xml version="1.0" encoding="utf-8"?>
+<w:ftr xmlns:wpc="http://schemas.microsoft.com/office/word/2010/wordprocessingCanvas" xmlns:cx="http://schemas.microsoft.com/office/drawing/2014/chartex" xmlns:cx1="http://schemas.microsoft.com/office/drawing/2015/9/8/chartex" xmlns:cx2="http://schemas.microsoft.com/office/drawing/2015/10/21/chartex" xmlns:cx3="http://schemas.microsoft.com/office/drawing/2016/5/9/chartex" xmlns:cx4="http://schemas.microsoft.com/office/drawing/2016/5/10/chartex" xmlns:cx5="http://schemas.microsoft.com/office/drawing/2016/5/11/chartex" xmlns:cx6="http://schemas.microsoft.com/office/drawing/2016/5/12/chartex" xmlns:cx7="http://schemas.microsoft.com/office/drawing/2016/5/13/chartex" xmlns:cx8="http://schemas.microsoft.com/office/drawing/2016/5/14/chartex" xmlns:mc="http://schemas.openxmlformats.org/markup-compatibility/2006" xmlns:aink="http://schemas.microsoft.com/office/drawing/2016/ink" xmlns:am3d="http://schemas.microsoft.com/office/drawing/2017/model3d" xmlns:o="urn:schemas-microsoft-com:office:office" xmlns:oel="http://schemas.microsoft.com/office/2019/extlst" xmlns:r="http://schemas.openxmlformats.org/officeDocument/2006/relationships" xmlns:m="http://schemas.openxmlformats.org/officeDocument/2006/math" xmlns:v="urn:schemas-microsoft-com:vml" xmlns:wp14="http://schemas.microsoft.com/office/word/2010/wordprocessingDrawing" xmlns:wp="http://schemas.openxmlformats.org/drawingml/2006/wordprocessingDrawing" xmlns:w10="urn:schemas-microsoft-com:office:word" xmlns:w="http://schemas.openxmlformats.org/wordprocessingml/2006/main" xmlns:w14="http://schemas.microsoft.com/office/word/2010/wordml" xmlns:w15="http://schemas.microsoft.com/office/word/2012/wordml" xmlns:w16cex="http://schemas.microsoft.com/office/word/2018/wordml/cex" xmlns:w16cid="http://schemas.microsoft.com/office/word/2016/wordml/cid" xmlns:w16="http://schemas.microsoft.com/office/word/2018/wordml" xmlns:w16du="http://schemas.microsoft.com/office/word/2023/wordml/word16du" xmlns:w16sdtdh="http://schemas.microsoft.com/office/word/2020/wordml/sdtdatahash" xmlns:w16sdtfl="http://schemas.microsoft.com/office/word/2024/wordml/sdtformatlock" xmlns:w16se="http://schemas.microsoft.com/office/word/2015/wordml/symex" xmlns:wpg="http://schemas.microsoft.com/office/word/2010/wordprocessingGroup" xmlns:wpi="http://schemas.microsoft.com/office/word/2010/wordprocessingInk" xmlns:wne="http://schemas.microsoft.com/office/word/2006/wordml" xmlns:wps="http://schemas.microsoft.com/office/word/2010/wordprocessingShape" mc:Ignorable="w14 w15 w16se w16cid w16 w16cex w16sdtdh w16sdtfl w16du wp14">
+  <w:p>
+    <w:pPr>
+      <w:pStyle w:val="Fuzeile"/>
+    </w:pPr>
+    <w:r>
+      <w:t>Maximilian Maier</w:t>
+    </w:r>
+    <w:r>
+      <w:t>, Elisabeth Muster</w:t>
+    </w:r>
+    <w:r>
+      <w:tab/>
+    </w:r>
+    <w:r>
+      <w:tab/>
+    </w:r>
+    <w:r>
+      <w:t xml:space="preserve">Seite </w:t>
+    </w:r>
+    <w:r>
+      <w:fldChar w:fldCharType="begin"/>
+    </w:r>
+    <w:r>
+      <w:instrText xml:space="preserve"> PAGE </w:instrText>
+    </w:r>
+    <w:r>
+      <w:fldChar w:fldCharType="separate"/>
+    </w:r>
+    <w:r>
+      <w:t>0</w:t>
+    </w:r>
+    <w:r>
+      <w:fldChar w:fldCharType="end"/>
+    </w:r>
+  </w:p>
+</w:ftr>
+</file>
+
+<file path=word/footer7.xml><?xml version="1.0" encoding="utf-8"?>
+<w:ftr xmlns:wpc="http://schemas.microsoft.com/office/word/2010/wordprocessingCanvas" xmlns:cx="http://schemas.microsoft.com/office/drawing/2014/chartex" xmlns:cx1="http://schemas.microsoft.com/office/drawing/2015/9/8/chartex" xmlns:cx2="http://schemas.microsoft.com/office/drawing/2015/10/21/chartex" xmlns:cx3="http://schemas.microsoft.com/office/drawing/2016/5/9/chartex" xmlns:cx4="http://schemas.microsoft.com/office/drawing/2016/5/10/chartex" xmlns:cx5="http://schemas.microsoft.com/office/drawing/2016/5/11/chartex" xmlns:cx6="http://schemas.microsoft.com/office/drawing/2016/5/12/chartex" xmlns:cx7="http://schemas.microsoft.com/office/drawing/2016/5/13/chartex" xmlns:cx8="http://schemas.microsoft.com/office/drawing/2016/5/14/chartex" xmlns:mc="http://schemas.openxmlformats.org/markup-compatibility/2006" xmlns:aink="http://schemas.microsoft.com/office/drawing/2016/ink" xmlns:am3d="http://schemas.microsoft.com/office/drawing/2017/model3d" xmlns:o="urn:schemas-microsoft-com:office:office" xmlns:oel="http://schemas.microsoft.com/office/2019/extlst" xmlns:r="http://schemas.openxmlformats.org/officeDocument/2006/relationships" xmlns:m="http://schemas.openxmlformats.org/officeDocument/2006/math" xmlns:v="urn:schemas-microsoft-com:vml" xmlns:wp14="http://schemas.microsoft.com/office/word/2010/wordprocessingDrawing" xmlns:wp="http://schemas.openxmlformats.org/drawingml/2006/wordprocessingDrawing" xmlns:w10="urn:schemas-microsoft-com:office:word" xmlns:w="http://schemas.openxmlformats.org/wordprocessingml/2006/main" xmlns:w14="http://schemas.microsoft.com/office/word/2010/wordml" xmlns:w15="http://schemas.microsoft.com/office/word/2012/wordml" xmlns:w16cex="http://schemas.microsoft.com/office/word/2018/wordml/cex" xmlns:w16cid="http://schemas.microsoft.com/office/word/2016/wordml/cid" xmlns:w16="http://schemas.microsoft.com/office/word/2018/wordml" xmlns:w16du="http://schemas.microsoft.com/office/word/2023/wordml/word16du" xmlns:w16sdtdh="http://schemas.microsoft.com/office/word/2020/wordml/sdtdatahash" xmlns:w16sdtfl="http://schemas.microsoft.com/office/word/2024/wordml/sdtformatlock" xmlns:w16se="http://schemas.microsoft.com/office/word/2015/wordml/symex" xmlns:wpg="http://schemas.microsoft.com/office/word/2010/wordprocessingGroup" xmlns:wpi="http://schemas.microsoft.com/office/word/2010/wordprocessingInk" xmlns:wne="http://schemas.microsoft.com/office/word/2006/wordml" xmlns:wps="http://schemas.microsoft.com/office/word/2010/wordprocessingShape" mc:Ignorable="w14 w15 w16se w16cid w16 w16cex w16sdtdh w16sdtfl w16du wp14">
+  <w:p/>
+</w:ftr>
+</file>
+
+<file path=word/footer8.xml><?xml version="1.0" encoding="utf-8"?>
+<w:ftr xmlns:wpc="http://schemas.microsoft.com/office/word/2010/wordprocessingCanvas" xmlns:cx="http://schemas.microsoft.com/office/drawing/2014/chartex" xmlns:cx1="http://schemas.microsoft.com/office/drawing/2015/9/8/chartex" xmlns:cx2="http://schemas.microsoft.com/office/drawing/2015/10/21/chartex" xmlns:cx3="http://schemas.microsoft.com/office/drawing/2016/5/9/chartex" xmlns:cx4="http://schemas.microsoft.com/office/drawing/2016/5/10/chartex" xmlns:cx5="http://schemas.microsoft.com/office/drawing/2016/5/11/chartex" xmlns:cx6="http://schemas.microsoft.com/office/drawing/2016/5/12/chartex" xmlns:cx7="http://schemas.microsoft.com/office/drawing/2016/5/13/chartex" xmlns:cx8="http://schemas.microsoft.com/office/drawing/2016/5/14/chartex" xmlns:mc="http://schemas.openxmlformats.org/markup-compatibility/2006" xmlns:aink="http://schemas.microsoft.com/office/drawing/2016/ink" xmlns:am3d="http://schemas.microsoft.com/office/drawing/2017/model3d" xmlns:o="urn:schemas-microsoft-com:office:office" xmlns:oel="http://schemas.microsoft.com/office/2019/extlst" xmlns:r="http://schemas.openxmlformats.org/officeDocument/2006/relationships" xmlns:m="http://schemas.openxmlformats.org/officeDocument/2006/math" xmlns:v="urn:schemas-microsoft-com:vml" xmlns:wp14="http://schemas.microsoft.com/office/word/2010/wordprocessingDrawing" xmlns:wp="http://schemas.openxmlformats.org/drawingml/2006/wordprocessingDrawing" xmlns:w10="urn:schemas-microsoft-com:office:word" xmlns:w="http://schemas.openxmlformats.org/wordprocessingml/2006/main" xmlns:w14="http://schemas.microsoft.com/office/word/2010/wordml" xmlns:w15="http://schemas.microsoft.com/office/word/2012/wordml" xmlns:w16cex="http://schemas.microsoft.com/office/word/2018/wordml/cex" xmlns:w16cid="http://schemas.microsoft.com/office/word/2016/wordml/cid" xmlns:w16="http://schemas.microsoft.com/office/word/2018/wordml" xmlns:w16du="http://schemas.microsoft.com/office/word/2023/wordml/word16du" xmlns:w16sdtdh="http://schemas.microsoft.com/office/word/2020/wordml/sdtdatahash" xmlns:w16sdtfl="http://schemas.microsoft.com/office/word/2024/wordml/sdtformatlock" xmlns:w16se="http://schemas.microsoft.com/office/word/2015/wordml/symex" xmlns:wpg="http://schemas.microsoft.com/office/word/2010/wordprocessingGroup" xmlns:wpi="http://schemas.microsoft.com/office/word/2010/wordprocessingInk" xmlns:wne="http://schemas.microsoft.com/office/word/2006/wordml" xmlns:wps="http://schemas.microsoft.com/office/word/2010/wordprocessingShape" mc:Ignorable="w14 w15 w16se w16cid w16 w16cex w16sdtdh w16sdtfl w16du wp14">
+  <w:p>
+    <w:pPr>
+      <w:pStyle w:val="Fuzeile"/>
+    </w:pPr>
+    <w:r>
+      <w:t xml:space="preserve">Seite </w:t>
+    </w:r>
+    <w:r>
+      <w:fldChar w:fldCharType="begin"/>
+    </w:r>
+    <w:r>
+      <w:instrText xml:space="preserve"> PAGE </w:instrText>
+    </w:r>
+    <w:r>
+      <w:fldChar w:fldCharType="separate"/>
+    </w:r>
+    <w:r>
+      <w:t>2</w:t>
+    </w:r>
+    <w:r>
+      <w:fldChar w:fldCharType="end"/>
+    </w:r>
+    <w:r>
+      <w:tab/>
+    </w:r>
+    <w:r>
+      <w:tab/>
+    </w:r>
+    <w:r>
+      <w:t>Maximilian Maier</w:t>
+    </w:r>
+  </w:p>
+</w:ftr>
+</file>
+
+<file path=word/footer9.xml><?xml version="1.0" encoding="utf-8"?>
+<w:ftr xmlns:wpc="http://schemas.microsoft.com/office/word/2010/wordprocessingCanvas" xmlns:cx="http://schemas.microsoft.com/office/drawing/2014/chartex" xmlns:cx1="http://schemas.microsoft.com/office/drawing/2015/9/8/chartex" xmlns:cx2="http://schemas.microsoft.com/office/drawing/2015/10/21/chartex" xmlns:cx3="http://schemas.microsoft.com/office/drawing/2016/5/9/chartex" xmlns:cx4="http://schemas.microsoft.com/office/drawing/2016/5/10/chartex" xmlns:cx5="http://schemas.microsoft.com/office/drawing/2016/5/11/chartex" xmlns:cx6="http://schemas.microsoft.com/office/drawing/2016/5/12/chartex" xmlns:cx7="http://schemas.microsoft.com/office/drawing/2016/5/13/chartex" xmlns:cx8="http://schemas.microsoft.com/office/drawing/2016/5/14/chartex" xmlns:mc="http://schemas.openxmlformats.org/markup-compatibility/2006" xmlns:aink="http://schemas.microsoft.com/office/drawing/2016/ink" xmlns:am3d="http://schemas.microsoft.com/office/drawing/2017/model3d" xmlns:o="urn:schemas-microsoft-com:office:office" xmlns:oel="http://schemas.microsoft.com/office/2019/extlst" xmlns:r="http://schemas.openxmlformats.org/officeDocument/2006/relationships" xmlns:m="http://schemas.openxmlformats.org/officeDocument/2006/math" xmlns:v="urn:schemas-microsoft-com:vml" xmlns:wp14="http://schemas.microsoft.com/office/word/2010/wordprocessingDrawing" xmlns:wp="http://schemas.openxmlformats.org/drawingml/2006/wordprocessingDrawing" xmlns:w10="urn:schemas-microsoft-com:office:word" xmlns:w="http://schemas.openxmlformats.org/wordprocessingml/2006/main" xmlns:w14="http://schemas.microsoft.com/office/word/2010/wordml" xmlns:w15="http://schemas.microsoft.com/office/word/2012/wordml" xmlns:w16cex="http://schemas.microsoft.com/office/word/2018/wordml/cex" xmlns:w16cid="http://schemas.microsoft.com/office/word/2016/wordml/cid" xmlns:w16="http://schemas.microsoft.com/office/word/2018/wordml" xmlns:w16du="http://schemas.microsoft.com/office/word/2023/wordml/word16du" xmlns:w16sdtdh="http://schemas.microsoft.com/office/word/2020/wordml/sdtdatahash" xmlns:w16sdtfl="http://schemas.microsoft.com/office/word/2024/wordml/sdtformatlock" xmlns:w16se="http://schemas.microsoft.com/office/word/2015/wordml/symex" xmlns:wpg="http://schemas.microsoft.com/office/word/2010/wordprocessingGroup" xmlns:wpi="http://schemas.microsoft.com/office/word/2010/wordprocessingInk" xmlns:wne="http://schemas.microsoft.com/office/word/2006/wordml" xmlns:wps="http://schemas.microsoft.com/office/word/2010/wordprocessingShape" mc:Ignorable="w14 w15 w16se w16cid w16 w16cex w16sdtdh w16sdtfl w16du wp14">
+  <w:p>
+    <w:pPr>
+      <w:pStyle w:val="Fuzeile"/>
+    </w:pPr>
+    <w:r>
+      <w:t>Maximilian Maier</w:t>
+    </w:r>
+    <w:r>
+      <w:tab/>
+    </w:r>
+    <w:r>
+      <w:tab/>
+    </w:r>
+    <w:r>
+      <w:t xml:space="preserve">Seite </w:t>
+    </w:r>
+    <w:r>
+      <w:fldChar w:fldCharType="begin"/>
+    </w:r>
+    <w:r>
+      <w:instrText xml:space="preserve"> PAGE </w:instrText>
+    </w:r>
+    <w:r>
+      <w:fldChar w:fldCharType="separate"/>
+    </w:r>
+    <w:r>
+      <w:t>0</w:t>
+    </w:r>
+    <w:r>
+      <w:fldChar w:fldCharType="end"/>
+    </w:r>
+  </w:p>
+</w:ftr>
+</file>
+
+<file path=word/footerd.xml><?xml version="1.0" encoding="utf-8"?>
+<w:ftr xmlns:w14="http://schemas.microsoft.com/office/word/2010/wordml" xmlns:w="http://schemas.openxmlformats.org/wordprocessingml/2006/main">
   <w:tbl>
     <w:tblPr>
+      <w:tblStyle w:val="NormaleTabelle"/>
+      <w:bidiVisual w:val="0"/>
       <w:tblW w:w="0" w:type="auto"/>
       <w:tblLayout w:type="fixed"/>
       <w:tblLook w:val="06A0" w:firstRow="1" w:lastRow="0" w:firstColumn="1" w:lastColumn="0" w:noHBand="1" w:noVBand="1"/>
@@ -2567,21 +3974,26 @@
       <w:tc>
         <w:tcPr>
           <w:tcW w:w="3210" w:type="dxa"/>
+          <w:tcMar/>
         </w:tcPr>
         <w:p>
           <w:pPr>
             <w:pStyle w:val="Kopfzeile"/>
+            <w:bidi w:val="0"/>
             <w:ind w:left="-115"/>
+            <w:jc w:val="left"/>
           </w:pPr>
         </w:p>
       </w:tc>
       <w:tc>
         <w:tcPr>
           <w:tcW w:w="3210" w:type="dxa"/>
+          <w:tcMar/>
         </w:tcPr>
         <w:p>
           <w:pPr>
             <w:pStyle w:val="Kopfzeile"/>
+            <w:bidi w:val="0"/>
             <w:jc w:val="center"/>
           </w:pPr>
         </w:p>
@@ -2589,10 +4001,12 @@
       <w:tc>
         <w:tcPr>
           <w:tcW w:w="3210" w:type="dxa"/>
+          <w:tcMar/>
         </w:tcPr>
         <w:p>
           <w:pPr>
             <w:pStyle w:val="Kopfzeile"/>
+            <w:bidi w:val="0"/>
             <w:ind w:right="-115"/>
             <w:jc w:val="right"/>
           </w:pPr>
@@ -2603,200 +4017,18 @@
   <w:p>
     <w:pPr>
       <w:pStyle w:val="Fuzeile"/>
+      <w:bidi w:val="0"/>
     </w:pPr>
   </w:p>
 </w:ftr>
 </file>
 
-<file path=word/footer10.xml><?xml version="1.0" encoding="utf-8"?>
-<w:ftr xmlns:wpc="http://schemas.microsoft.com/office/word/2010/wordprocessingCanvas" xmlns:cx="http://schemas.microsoft.com/office/drawing/2014/chartex" xmlns:cx1="http://schemas.microsoft.com/office/drawing/2015/9/8/chartex" xmlns:cx2="http://schemas.microsoft.com/office/drawing/2015/10/21/chartex" xmlns:cx3="http://schemas.microsoft.com/office/drawing/2016/5/9/chartex" xmlns:cx4="http://schemas.microsoft.com/office/drawing/2016/5/10/chartex" xmlns:cx5="http://schemas.microsoft.com/office/drawing/2016/5/11/chartex" xmlns:cx6="http://schemas.microsoft.com/office/drawing/2016/5/12/chartex" xmlns:cx7="http://schemas.microsoft.com/office/drawing/2016/5/13/chartex" xmlns:cx8="http://schemas.microsoft.com/office/drawing/2016/5/14/chartex" xmlns:mc="http://schemas.openxmlformats.org/markup-compatibility/2006" xmlns:aink="http://schemas.microsoft.com/office/drawing/2016/ink" xmlns:am3d="http://schemas.microsoft.com/office/drawing/2017/model3d" xmlns:o="urn:schemas-microsoft-com:office:office" xmlns:oel="http://schemas.microsoft.com/office/2019/extlst" xmlns:r="http://schemas.openxmlformats.org/officeDocument/2006/relationships" xmlns:m="http://schemas.openxmlformats.org/officeDocument/2006/math" xmlns:v="urn:schemas-microsoft-com:vml" xmlns:wp14="http://schemas.microsoft.com/office/word/2010/wordprocessingDrawing" xmlns:wp="http://schemas.openxmlformats.org/drawingml/2006/wordprocessingDrawing" xmlns:w10="urn:schemas-microsoft-com:office:word" xmlns:w="http://schemas.openxmlformats.org/wordprocessingml/2006/main" xmlns:w14="http://schemas.microsoft.com/office/word/2010/wordml" xmlns:w15="http://schemas.microsoft.com/office/word/2012/wordml" xmlns:w16cex="http://schemas.microsoft.com/office/word/2018/wordml/cex" xmlns:w16cid="http://schemas.microsoft.com/office/word/2016/wordml/cid" xmlns:w16="http://schemas.microsoft.com/office/word/2018/wordml" xmlns:w16du="http://schemas.microsoft.com/office/word/2023/wordml/word16du" xmlns:w16sdtdh="http://schemas.microsoft.com/office/word/2020/wordml/sdtdatahash" xmlns:w16sdtfl="http://schemas.microsoft.com/office/word/2024/wordml/sdtformatlock" xmlns:w16se="http://schemas.microsoft.com/office/word/2015/wordml/symex" xmlns:wpg="http://schemas.microsoft.com/office/word/2010/wordprocessingGroup" xmlns:wpi="http://schemas.microsoft.com/office/word/2010/wordprocessingInk" xmlns:wne="http://schemas.microsoft.com/office/word/2006/wordml" xmlns:wps="http://schemas.microsoft.com/office/word/2010/wordprocessingShape" mc:Ignorable="w14 w15 w16se w16cid w16 w16cex w16sdtdh w16sdtfl w16du wp14">
-  <w:p/>
-</w:ftr>
-</file>
-
-<file path=word/footer11.xml><?xml version="1.0" encoding="utf-8"?>
-<w:ftr xmlns:wpc="http://schemas.microsoft.com/office/word/2010/wordprocessingCanvas" xmlns:cx="http://schemas.microsoft.com/office/drawing/2014/chartex" xmlns:cx1="http://schemas.microsoft.com/office/drawing/2015/9/8/chartex" xmlns:cx2="http://schemas.microsoft.com/office/drawing/2015/10/21/chartex" xmlns:cx3="http://schemas.microsoft.com/office/drawing/2016/5/9/chartex" xmlns:cx4="http://schemas.microsoft.com/office/drawing/2016/5/10/chartex" xmlns:cx5="http://schemas.microsoft.com/office/drawing/2016/5/11/chartex" xmlns:cx6="http://schemas.microsoft.com/office/drawing/2016/5/12/chartex" xmlns:cx7="http://schemas.microsoft.com/office/drawing/2016/5/13/chartex" xmlns:cx8="http://schemas.microsoft.com/office/drawing/2016/5/14/chartex" xmlns:mc="http://schemas.openxmlformats.org/markup-compatibility/2006" xmlns:aink="http://schemas.microsoft.com/office/drawing/2016/ink" xmlns:am3d="http://schemas.microsoft.com/office/drawing/2017/model3d" xmlns:o="urn:schemas-microsoft-com:office:office" xmlns:oel="http://schemas.microsoft.com/office/2019/extlst" xmlns:r="http://schemas.openxmlformats.org/officeDocument/2006/relationships" xmlns:m="http://schemas.openxmlformats.org/officeDocument/2006/math" xmlns:v="urn:schemas-microsoft-com:vml" xmlns:wp14="http://schemas.microsoft.com/office/word/2010/wordprocessingDrawing" xmlns:wp="http://schemas.openxmlformats.org/drawingml/2006/wordprocessingDrawing" xmlns:w10="urn:schemas-microsoft-com:office:word" xmlns:w="http://schemas.openxmlformats.org/wordprocessingml/2006/main" xmlns:w14="http://schemas.microsoft.com/office/word/2010/wordml" xmlns:w15="http://schemas.microsoft.com/office/word/2012/wordml" xmlns:w16cex="http://schemas.microsoft.com/office/word/2018/wordml/cex" xmlns:w16cid="http://schemas.microsoft.com/office/word/2016/wordml/cid" xmlns:w16="http://schemas.microsoft.com/office/word/2018/wordml" xmlns:w16du="http://schemas.microsoft.com/office/word/2023/wordml/word16du" xmlns:w16sdtdh="http://schemas.microsoft.com/office/word/2020/wordml/sdtdatahash" xmlns:w16sdtfl="http://schemas.microsoft.com/office/word/2024/wordml/sdtformatlock" xmlns:w16se="http://schemas.microsoft.com/office/word/2015/wordml/symex" xmlns:wpg="http://schemas.microsoft.com/office/word/2010/wordprocessingGroup" xmlns:wpi="http://schemas.microsoft.com/office/word/2010/wordprocessingInk" xmlns:wne="http://schemas.microsoft.com/office/word/2006/wordml" xmlns:wps="http://schemas.microsoft.com/office/word/2010/wordprocessingShape" mc:Ignorable="w14 w15 w16se w16cid w16 w16cex w16sdtdh w16sdtfl w16du wp14">
-  <w:p>
-    <w:pPr>
-      <w:pStyle w:val="Fuzeile"/>
-    </w:pPr>
-    <w:r>
-      <w:t xml:space="preserve">Seite </w:t>
-    </w:r>
-    <w:r>
-      <w:fldChar w:fldCharType="begin"/>
-    </w:r>
-    <w:r>
-      <w:instrText xml:space="preserve"> PAGE </w:instrText>
-    </w:r>
-    <w:r>
-      <w:fldChar w:fldCharType="separate"/>
-    </w:r>
-    <w:r>
-      <w:t>2</w:t>
-    </w:r>
-    <w:r>
-      <w:fldChar w:fldCharType="end"/>
-    </w:r>
-    <w:r>
-      <w:tab/>
-    </w:r>
-    <w:r>
-      <w:tab/>
-      <w:t>Maximilian Maier</w:t>
-    </w:r>
-  </w:p>
-</w:ftr>
-</file>
-
-<file path=word/footer12.xml><?xml version="1.0" encoding="utf-8"?>
-<w:ftr xmlns:wpc="http://schemas.microsoft.com/office/word/2010/wordprocessingCanvas" xmlns:cx="http://schemas.microsoft.com/office/drawing/2014/chartex" xmlns:cx1="http://schemas.microsoft.com/office/drawing/2015/9/8/chartex" xmlns:cx2="http://schemas.microsoft.com/office/drawing/2015/10/21/chartex" xmlns:cx3="http://schemas.microsoft.com/office/drawing/2016/5/9/chartex" xmlns:cx4="http://schemas.microsoft.com/office/drawing/2016/5/10/chartex" xmlns:cx5="http://schemas.microsoft.com/office/drawing/2016/5/11/chartex" xmlns:cx6="http://schemas.microsoft.com/office/drawing/2016/5/12/chartex" xmlns:cx7="http://schemas.microsoft.com/office/drawing/2016/5/13/chartex" xmlns:cx8="http://schemas.microsoft.com/office/drawing/2016/5/14/chartex" xmlns:mc="http://schemas.openxmlformats.org/markup-compatibility/2006" xmlns:aink="http://schemas.microsoft.com/office/drawing/2016/ink" xmlns:am3d="http://schemas.microsoft.com/office/drawing/2017/model3d" xmlns:o="urn:schemas-microsoft-com:office:office" xmlns:oel="http://schemas.microsoft.com/office/2019/extlst" xmlns:r="http://schemas.openxmlformats.org/officeDocument/2006/relationships" xmlns:m="http://schemas.openxmlformats.org/officeDocument/2006/math" xmlns:v="urn:schemas-microsoft-com:vml" xmlns:wp14="http://schemas.microsoft.com/office/word/2010/wordprocessingDrawing" xmlns:wp="http://schemas.openxmlformats.org/drawingml/2006/wordprocessingDrawing" xmlns:w10="urn:schemas-microsoft-com:office:word" xmlns:w="http://schemas.openxmlformats.org/wordprocessingml/2006/main" xmlns:w14="http://schemas.microsoft.com/office/word/2010/wordml" xmlns:w15="http://schemas.microsoft.com/office/word/2012/wordml" xmlns:w16cex="http://schemas.microsoft.com/office/word/2018/wordml/cex" xmlns:w16cid="http://schemas.microsoft.com/office/word/2016/wordml/cid" xmlns:w16="http://schemas.microsoft.com/office/word/2018/wordml" xmlns:w16du="http://schemas.microsoft.com/office/word/2023/wordml/word16du" xmlns:w16sdtdh="http://schemas.microsoft.com/office/word/2020/wordml/sdtdatahash" xmlns:w16sdtfl="http://schemas.microsoft.com/office/word/2024/wordml/sdtformatlock" xmlns:w16se="http://schemas.microsoft.com/office/word/2015/wordml/symex" xmlns:wpg="http://schemas.microsoft.com/office/word/2010/wordprocessingGroup" xmlns:wpi="http://schemas.microsoft.com/office/word/2010/wordprocessingInk" xmlns:wne="http://schemas.microsoft.com/office/word/2006/wordml" xmlns:wps="http://schemas.microsoft.com/office/word/2010/wordprocessingShape" mc:Ignorable="w14 w15 w16se w16cid w16 w16cex w16sdtdh w16sdtfl w16du wp14">
-  <w:p>
-    <w:pPr>
-      <w:pStyle w:val="Fuzeile"/>
-    </w:pPr>
-    <w:r>
-      <w:t>Maximilian Maier</w:t>
-    </w:r>
-    <w:r>
-      <w:tab/>
-    </w:r>
-    <w:r>
-      <w:tab/>
-      <w:t xml:space="preserve">Seite </w:t>
-    </w:r>
-    <w:r>
-      <w:fldChar w:fldCharType="begin"/>
-    </w:r>
-    <w:r>
-      <w:instrText xml:space="preserve"> PAGE </w:instrText>
-    </w:r>
-    <w:r>
-      <w:fldChar w:fldCharType="separate"/>
-    </w:r>
-    <w:r>
-      <w:t>0</w:t>
-    </w:r>
-    <w:r>
-      <w:fldChar w:fldCharType="end"/>
-    </w:r>
-  </w:p>
-</w:ftr>
-</file>
-
-<file path=word/footer13.xml><?xml version="1.0" encoding="utf-8"?>
-<w:ftr xmlns:wpc="http://schemas.microsoft.com/office/word/2010/wordprocessingCanvas" xmlns:cx="http://schemas.microsoft.com/office/drawing/2014/chartex" xmlns:cx1="http://schemas.microsoft.com/office/drawing/2015/9/8/chartex" xmlns:cx2="http://schemas.microsoft.com/office/drawing/2015/10/21/chartex" xmlns:cx3="http://schemas.microsoft.com/office/drawing/2016/5/9/chartex" xmlns:cx4="http://schemas.microsoft.com/office/drawing/2016/5/10/chartex" xmlns:cx5="http://schemas.microsoft.com/office/drawing/2016/5/11/chartex" xmlns:cx6="http://schemas.microsoft.com/office/drawing/2016/5/12/chartex" xmlns:cx7="http://schemas.microsoft.com/office/drawing/2016/5/13/chartex" xmlns:cx8="http://schemas.microsoft.com/office/drawing/2016/5/14/chartex" xmlns:mc="http://schemas.openxmlformats.org/markup-compatibility/2006" xmlns:aink="http://schemas.microsoft.com/office/drawing/2016/ink" xmlns:am3d="http://schemas.microsoft.com/office/drawing/2017/model3d" xmlns:o="urn:schemas-microsoft-com:office:office" xmlns:oel="http://schemas.microsoft.com/office/2019/extlst" xmlns:r="http://schemas.openxmlformats.org/officeDocument/2006/relationships" xmlns:m="http://schemas.openxmlformats.org/officeDocument/2006/math" xmlns:v="urn:schemas-microsoft-com:vml" xmlns:wp14="http://schemas.microsoft.com/office/word/2010/wordprocessingDrawing" xmlns:wp="http://schemas.openxmlformats.org/drawingml/2006/wordprocessingDrawing" xmlns:w10="urn:schemas-microsoft-com:office:word" xmlns:w="http://schemas.openxmlformats.org/wordprocessingml/2006/main" xmlns:w14="http://schemas.microsoft.com/office/word/2010/wordml" xmlns:w15="http://schemas.microsoft.com/office/word/2012/wordml" xmlns:w16cex="http://schemas.microsoft.com/office/word/2018/wordml/cex" xmlns:w16cid="http://schemas.microsoft.com/office/word/2016/wordml/cid" xmlns:w16="http://schemas.microsoft.com/office/word/2018/wordml" xmlns:w16du="http://schemas.microsoft.com/office/word/2023/wordml/word16du" xmlns:w16sdtdh="http://schemas.microsoft.com/office/word/2020/wordml/sdtdatahash" xmlns:w16sdtfl="http://schemas.microsoft.com/office/word/2024/wordml/sdtformatlock" xmlns:w16se="http://schemas.microsoft.com/office/word/2015/wordml/symex" xmlns:wpg="http://schemas.microsoft.com/office/word/2010/wordprocessingGroup" xmlns:wpi="http://schemas.microsoft.com/office/word/2010/wordprocessingInk" xmlns:wne="http://schemas.microsoft.com/office/word/2006/wordml" xmlns:wps="http://schemas.microsoft.com/office/word/2010/wordprocessingShape" mc:Ignorable="w14 w15 w16se w16cid w16 w16cex w16sdtdh w16sdtfl w16du wp14">
-  <w:p>
-    <w:pPr>
-      <w:pStyle w:val="Fuzeile"/>
-    </w:pPr>
-    <w:r>
-      <w:t xml:space="preserve">Seite </w:t>
-    </w:r>
-    <w:r>
-      <w:fldChar w:fldCharType="begin"/>
-    </w:r>
-    <w:r>
-      <w:instrText xml:space="preserve"> PAGE </w:instrText>
-    </w:r>
-    <w:r>
-      <w:fldChar w:fldCharType="separate"/>
-    </w:r>
-    <w:r>
-      <w:t>2</w:t>
-    </w:r>
-    <w:r>
-      <w:fldChar w:fldCharType="end"/>
-    </w:r>
-    <w:r>
-      <w:tab/>
-    </w:r>
-    <w:r>
-      <w:tab/>
-    </w:r>
-    <w:r>
-      <w:t>Elisabeth Muster</w:t>
-    </w:r>
-  </w:p>
-</w:ftr>
-</file>
-
-<file path=word/footer14.xml><?xml version="1.0" encoding="utf-8"?>
-<w:ftr xmlns:wpc="http://schemas.microsoft.com/office/word/2010/wordprocessingCanvas" xmlns:cx="http://schemas.microsoft.com/office/drawing/2014/chartex" xmlns:cx1="http://schemas.microsoft.com/office/drawing/2015/9/8/chartex" xmlns:cx2="http://schemas.microsoft.com/office/drawing/2015/10/21/chartex" xmlns:cx3="http://schemas.microsoft.com/office/drawing/2016/5/9/chartex" xmlns:cx4="http://schemas.microsoft.com/office/drawing/2016/5/10/chartex" xmlns:cx5="http://schemas.microsoft.com/office/drawing/2016/5/11/chartex" xmlns:cx6="http://schemas.microsoft.com/office/drawing/2016/5/12/chartex" xmlns:cx7="http://schemas.microsoft.com/office/drawing/2016/5/13/chartex" xmlns:cx8="http://schemas.microsoft.com/office/drawing/2016/5/14/chartex" xmlns:mc="http://schemas.openxmlformats.org/markup-compatibility/2006" xmlns:aink="http://schemas.microsoft.com/office/drawing/2016/ink" xmlns:am3d="http://schemas.microsoft.com/office/drawing/2017/model3d" xmlns:o="urn:schemas-microsoft-com:office:office" xmlns:oel="http://schemas.microsoft.com/office/2019/extlst" xmlns:r="http://schemas.openxmlformats.org/officeDocument/2006/relationships" xmlns:m="http://schemas.openxmlformats.org/officeDocument/2006/math" xmlns:v="urn:schemas-microsoft-com:vml" xmlns:wp14="http://schemas.microsoft.com/office/word/2010/wordprocessingDrawing" xmlns:wp="http://schemas.openxmlformats.org/drawingml/2006/wordprocessingDrawing" xmlns:w10="urn:schemas-microsoft-com:office:word" xmlns:w="http://schemas.openxmlformats.org/wordprocessingml/2006/main" xmlns:w14="http://schemas.microsoft.com/office/word/2010/wordml" xmlns:w15="http://schemas.microsoft.com/office/word/2012/wordml" xmlns:w16cex="http://schemas.microsoft.com/office/word/2018/wordml/cex" xmlns:w16cid="http://schemas.microsoft.com/office/word/2016/wordml/cid" xmlns:w16="http://schemas.microsoft.com/office/word/2018/wordml" xmlns:w16du="http://schemas.microsoft.com/office/word/2023/wordml/word16du" xmlns:w16sdtdh="http://schemas.microsoft.com/office/word/2020/wordml/sdtdatahash" xmlns:w16sdtfl="http://schemas.microsoft.com/office/word/2024/wordml/sdtformatlock" xmlns:w16se="http://schemas.microsoft.com/office/word/2015/wordml/symex" xmlns:wpg="http://schemas.microsoft.com/office/word/2010/wordprocessingGroup" xmlns:wpi="http://schemas.microsoft.com/office/word/2010/wordprocessingInk" xmlns:wne="http://schemas.microsoft.com/office/word/2006/wordml" xmlns:wps="http://schemas.microsoft.com/office/word/2010/wordprocessingShape" mc:Ignorable="w14 w15 w16se w16cid w16 w16cex w16sdtdh w16sdtfl w16du wp14">
-  <w:p>
-    <w:pPr>
-      <w:pStyle w:val="Fuzeile"/>
-    </w:pPr>
-    <w:r>
-      <w:t>Maximilian Maier, Elisabeth Muster</w:t>
-    </w:r>
-    <w:r>
-      <w:tab/>
-    </w:r>
-    <w:r>
-      <w:tab/>
-      <w:t xml:space="preserve">Seite </w:t>
-    </w:r>
-    <w:r>
-      <w:fldChar w:fldCharType="begin"/>
-    </w:r>
-    <w:r>
-      <w:instrText xml:space="preserve"> PAGE </w:instrText>
-    </w:r>
-    <w:r>
-      <w:fldChar w:fldCharType="separate"/>
-    </w:r>
-    <w:r>
-      <w:t>0</w:t>
-    </w:r>
-    <w:r>
-      <w:fldChar w:fldCharType="end"/>
-    </w:r>
-  </w:p>
-</w:ftr>
-</file>
-
-<file path=word/footer15.xml><?xml version="1.0" encoding="utf-8"?>
-<w:ftr xmlns:wpc="http://schemas.microsoft.com/office/word/2010/wordprocessingCanvas" xmlns:cx="http://schemas.microsoft.com/office/drawing/2014/chartex" xmlns:cx1="http://schemas.microsoft.com/office/drawing/2015/9/8/chartex" xmlns:cx2="http://schemas.microsoft.com/office/drawing/2015/10/21/chartex" xmlns:cx3="http://schemas.microsoft.com/office/drawing/2016/5/9/chartex" xmlns:cx4="http://schemas.microsoft.com/office/drawing/2016/5/10/chartex" xmlns:cx5="http://schemas.microsoft.com/office/drawing/2016/5/11/chartex" xmlns:cx6="http://schemas.microsoft.com/office/drawing/2016/5/12/chartex" xmlns:cx7="http://schemas.microsoft.com/office/drawing/2016/5/13/chartex" xmlns:cx8="http://schemas.microsoft.com/office/drawing/2016/5/14/chartex" xmlns:mc="http://schemas.openxmlformats.org/markup-compatibility/2006" xmlns:aink="http://schemas.microsoft.com/office/drawing/2016/ink" xmlns:am3d="http://schemas.microsoft.com/office/drawing/2017/model3d" xmlns:o="urn:schemas-microsoft-com:office:office" xmlns:oel="http://schemas.microsoft.com/office/2019/extlst" xmlns:r="http://schemas.openxmlformats.org/officeDocument/2006/relationships" xmlns:m="http://schemas.openxmlformats.org/officeDocument/2006/math" xmlns:v="urn:schemas-microsoft-com:vml" xmlns:wp14="http://schemas.microsoft.com/office/word/2010/wordprocessingDrawing" xmlns:wp="http://schemas.openxmlformats.org/drawingml/2006/wordprocessingDrawing" xmlns:w10="urn:schemas-microsoft-com:office:word" xmlns:w="http://schemas.openxmlformats.org/wordprocessingml/2006/main" xmlns:w14="http://schemas.microsoft.com/office/word/2010/wordml" xmlns:w15="http://schemas.microsoft.com/office/word/2012/wordml" xmlns:w16cex="http://schemas.microsoft.com/office/word/2018/wordml/cex" xmlns:w16cid="http://schemas.microsoft.com/office/word/2016/wordml/cid" xmlns:w16="http://schemas.microsoft.com/office/word/2018/wordml" xmlns:w16du="http://schemas.microsoft.com/office/word/2023/wordml/word16du" xmlns:w16sdtdh="http://schemas.microsoft.com/office/word/2020/wordml/sdtdatahash" xmlns:w16sdtfl="http://schemas.microsoft.com/office/word/2024/wordml/sdtformatlock" xmlns:w16se="http://schemas.microsoft.com/office/word/2015/wordml/symex" xmlns:wpg="http://schemas.microsoft.com/office/word/2010/wordprocessingGroup" xmlns:wpi="http://schemas.microsoft.com/office/word/2010/wordprocessingInk" xmlns:wne="http://schemas.microsoft.com/office/word/2006/wordml" xmlns:wps="http://schemas.microsoft.com/office/word/2010/wordprocessingShape" mc:Ignorable="w14 w15 w16se w16cid w16 w16cex w16sdtdh w16sdtfl w16du wp14">
-  <w:p>
-    <w:pPr>
-      <w:pStyle w:val="Fuzeile"/>
-    </w:pPr>
-    <w:r>
-      <w:t xml:space="preserve">Seite </w:t>
-    </w:r>
-    <w:r>
-      <w:fldChar w:fldCharType="begin"/>
-    </w:r>
-    <w:r>
-      <w:instrText xml:space="preserve"> PAGE </w:instrText>
-    </w:r>
-    <w:r>
-      <w:fldChar w:fldCharType="separate"/>
-    </w:r>
-    <w:r>
-      <w:t>2</w:t>
-    </w:r>
-    <w:r>
-      <w:fldChar w:fldCharType="end"/>
-    </w:r>
-    <w:r>
-      <w:tab/>
-    </w:r>
-    <w:r>
-      <w:tab/>
-    </w:r>
-    <w:r>
-      <w:t>Maximilian Maier, Elisabeth Muster</w:t>
-    </w:r>
-  </w:p>
-</w:ftr>
-</file>
-
-<file path=word/footer2.xml><?xml version="1.0" encoding="utf-8"?>
-<w:ftr xmlns:wpc="http://schemas.microsoft.com/office/word/2010/wordprocessingCanvas" xmlns:cx="http://schemas.microsoft.com/office/drawing/2014/chartex" xmlns:cx1="http://schemas.microsoft.com/office/drawing/2015/9/8/chartex" xmlns:cx2="http://schemas.microsoft.com/office/drawing/2015/10/21/chartex" xmlns:cx3="http://schemas.microsoft.com/office/drawing/2016/5/9/chartex" xmlns:cx4="http://schemas.microsoft.com/office/drawing/2016/5/10/chartex" xmlns:cx5="http://schemas.microsoft.com/office/drawing/2016/5/11/chartex" xmlns:cx6="http://schemas.microsoft.com/office/drawing/2016/5/12/chartex" xmlns:cx7="http://schemas.microsoft.com/office/drawing/2016/5/13/chartex" xmlns:cx8="http://schemas.microsoft.com/office/drawing/2016/5/14/chartex" xmlns:mc="http://schemas.openxmlformats.org/markup-compatibility/2006" xmlns:aink="http://schemas.microsoft.com/office/drawing/2016/ink" xmlns:am3d="http://schemas.microsoft.com/office/drawing/2017/model3d" xmlns:o="urn:schemas-microsoft-com:office:office" xmlns:oel="http://schemas.microsoft.com/office/2019/extlst" xmlns:r="http://schemas.openxmlformats.org/officeDocument/2006/relationships" xmlns:m="http://schemas.openxmlformats.org/officeDocument/2006/math" xmlns:v="urn:schemas-microsoft-com:vml" xmlns:wp14="http://schemas.microsoft.com/office/word/2010/wordprocessingDrawing" xmlns:wp="http://schemas.openxmlformats.org/drawingml/2006/wordprocessingDrawing" xmlns:w10="urn:schemas-microsoft-com:office:word" xmlns:w="http://schemas.openxmlformats.org/wordprocessingml/2006/main" xmlns:w14="http://schemas.microsoft.com/office/word/2010/wordml" xmlns:w15="http://schemas.microsoft.com/office/word/2012/wordml" xmlns:w16cex="http://schemas.microsoft.com/office/word/2018/wordml/cex" xmlns:w16cid="http://schemas.microsoft.com/office/word/2016/wordml/cid" xmlns:w16="http://schemas.microsoft.com/office/word/2018/wordml" xmlns:w16du="http://schemas.microsoft.com/office/word/2023/wordml/word16du" xmlns:w16sdtdh="http://schemas.microsoft.com/office/word/2020/wordml/sdtdatahash" xmlns:w16sdtfl="http://schemas.microsoft.com/office/word/2024/wordml/sdtformatlock" xmlns:w16se="http://schemas.microsoft.com/office/word/2015/wordml/symex" xmlns:wpg="http://schemas.microsoft.com/office/word/2010/wordprocessingGroup" xmlns:wpi="http://schemas.microsoft.com/office/word/2010/wordprocessingInk" xmlns:wne="http://schemas.microsoft.com/office/word/2006/wordml" xmlns:wps="http://schemas.microsoft.com/office/word/2010/wordprocessingShape" mc:Ignorable="w14 w15 w16se w16cid w16 w16cex w16sdtdh w16sdtfl w16du wp14">
+<file path=word/footere.xml><?xml version="1.0" encoding="utf-8"?>
+<w:ftr xmlns:w14="http://schemas.microsoft.com/office/word/2010/wordml" xmlns:w="http://schemas.openxmlformats.org/wordprocessingml/2006/main">
   <w:tbl>
     <w:tblPr>
+      <w:tblStyle w:val="NormaleTabelle"/>
+      <w:bidiVisual w:val="0"/>
       <w:tblW w:w="0" w:type="auto"/>
       <w:tblLayout w:type="fixed"/>
       <w:tblLook w:val="06A0" w:firstRow="1" w:lastRow="0" w:firstColumn="1" w:lastColumn="0" w:noHBand="1" w:noVBand="1"/>
@@ -2813,21 +4045,26 @@
       <w:tc>
         <w:tcPr>
           <w:tcW w:w="3210" w:type="dxa"/>
+          <w:tcMar/>
         </w:tcPr>
         <w:p>
           <w:pPr>
             <w:pStyle w:val="Kopfzeile"/>
+            <w:bidi w:val="0"/>
             <w:ind w:left="-115"/>
+            <w:jc w:val="left"/>
           </w:pPr>
         </w:p>
       </w:tc>
       <w:tc>
         <w:tcPr>
           <w:tcW w:w="3210" w:type="dxa"/>
+          <w:tcMar/>
         </w:tcPr>
         <w:p>
           <w:pPr>
             <w:pStyle w:val="Kopfzeile"/>
+            <w:bidi w:val="0"/>
             <w:jc w:val="center"/>
           </w:pPr>
         </w:p>
@@ -2835,10 +4072,12 @@
       <w:tc>
         <w:tcPr>
           <w:tcW w:w="3210" w:type="dxa"/>
+          <w:tcMar/>
         </w:tcPr>
         <w:p>
           <w:pPr>
             <w:pStyle w:val="Kopfzeile"/>
+            <w:bidi w:val="0"/>
             <w:ind w:right="-115"/>
             <w:jc w:val="right"/>
           </w:pPr>
@@ -2849,204 +4088,8 @@
   <w:p>
     <w:pPr>
       <w:pStyle w:val="Fuzeile"/>
+      <w:bidi w:val="0"/>
     </w:pPr>
-  </w:p>
-</w:ftr>
-</file>
-
-<file path=word/footer3.xml><?xml version="1.0" encoding="utf-8"?>
-<w:ftr xmlns:wpc="http://schemas.microsoft.com/office/word/2010/wordprocessingCanvas" xmlns:cx="http://schemas.microsoft.com/office/drawing/2014/chartex" xmlns:cx1="http://schemas.microsoft.com/office/drawing/2015/9/8/chartex" xmlns:cx2="http://schemas.microsoft.com/office/drawing/2015/10/21/chartex" xmlns:cx3="http://schemas.microsoft.com/office/drawing/2016/5/9/chartex" xmlns:cx4="http://schemas.microsoft.com/office/drawing/2016/5/10/chartex" xmlns:cx5="http://schemas.microsoft.com/office/drawing/2016/5/11/chartex" xmlns:cx6="http://schemas.microsoft.com/office/drawing/2016/5/12/chartex" xmlns:cx7="http://schemas.microsoft.com/office/drawing/2016/5/13/chartex" xmlns:cx8="http://schemas.microsoft.com/office/drawing/2016/5/14/chartex" xmlns:mc="http://schemas.openxmlformats.org/markup-compatibility/2006" xmlns:aink="http://schemas.microsoft.com/office/drawing/2016/ink" xmlns:am3d="http://schemas.microsoft.com/office/drawing/2017/model3d" xmlns:o="urn:schemas-microsoft-com:office:office" xmlns:oel="http://schemas.microsoft.com/office/2019/extlst" xmlns:r="http://schemas.openxmlformats.org/officeDocument/2006/relationships" xmlns:m="http://schemas.openxmlformats.org/officeDocument/2006/math" xmlns:v="urn:schemas-microsoft-com:vml" xmlns:wp14="http://schemas.microsoft.com/office/word/2010/wordprocessingDrawing" xmlns:wp="http://schemas.openxmlformats.org/drawingml/2006/wordprocessingDrawing" xmlns:w10="urn:schemas-microsoft-com:office:word" xmlns:w="http://schemas.openxmlformats.org/wordprocessingml/2006/main" xmlns:w14="http://schemas.microsoft.com/office/word/2010/wordml" xmlns:w15="http://schemas.microsoft.com/office/word/2012/wordml" xmlns:w16cex="http://schemas.microsoft.com/office/word/2018/wordml/cex" xmlns:w16cid="http://schemas.microsoft.com/office/word/2016/wordml/cid" xmlns:w16="http://schemas.microsoft.com/office/word/2018/wordml" xmlns:w16du="http://schemas.microsoft.com/office/word/2023/wordml/word16du" xmlns:w16sdtdh="http://schemas.microsoft.com/office/word/2020/wordml/sdtdatahash" xmlns:w16sdtfl="http://schemas.microsoft.com/office/word/2024/wordml/sdtformatlock" xmlns:w16se="http://schemas.microsoft.com/office/word/2015/wordml/symex" xmlns:wpg="http://schemas.microsoft.com/office/word/2010/wordprocessingGroup" xmlns:wpi="http://schemas.microsoft.com/office/word/2010/wordprocessingInk" xmlns:wne="http://schemas.microsoft.com/office/word/2006/wordml" xmlns:wps="http://schemas.microsoft.com/office/word/2010/wordprocessingShape" mc:Ignorable="w14 w15 w16se w16cid w16 w16cex w16sdtdh w16sdtfl w16du wp14">
-  <w:p>
-    <w:pPr>
-      <w:pStyle w:val="Fuzeile"/>
-    </w:pPr>
-  </w:p>
-</w:ftr>
-</file>
-
-<file path=word/footer4.xml><?xml version="1.0" encoding="utf-8"?>
-<w:ftr xmlns:wpc="http://schemas.microsoft.com/office/word/2010/wordprocessingCanvas" xmlns:cx="http://schemas.microsoft.com/office/drawing/2014/chartex" xmlns:cx1="http://schemas.microsoft.com/office/drawing/2015/9/8/chartex" xmlns:cx2="http://schemas.microsoft.com/office/drawing/2015/10/21/chartex" xmlns:cx3="http://schemas.microsoft.com/office/drawing/2016/5/9/chartex" xmlns:cx4="http://schemas.microsoft.com/office/drawing/2016/5/10/chartex" xmlns:cx5="http://schemas.microsoft.com/office/drawing/2016/5/11/chartex" xmlns:cx6="http://schemas.microsoft.com/office/drawing/2016/5/12/chartex" xmlns:cx7="http://schemas.microsoft.com/office/drawing/2016/5/13/chartex" xmlns:cx8="http://schemas.microsoft.com/office/drawing/2016/5/14/chartex" xmlns:mc="http://schemas.openxmlformats.org/markup-compatibility/2006" xmlns:aink="http://schemas.microsoft.com/office/drawing/2016/ink" xmlns:am3d="http://schemas.microsoft.com/office/drawing/2017/model3d" xmlns:o="urn:schemas-microsoft-com:office:office" xmlns:oel="http://schemas.microsoft.com/office/2019/extlst" xmlns:r="http://schemas.openxmlformats.org/officeDocument/2006/relationships" xmlns:m="http://schemas.openxmlformats.org/officeDocument/2006/math" xmlns:v="urn:schemas-microsoft-com:vml" xmlns:wp14="http://schemas.microsoft.com/office/word/2010/wordprocessingDrawing" xmlns:wp="http://schemas.openxmlformats.org/drawingml/2006/wordprocessingDrawing" xmlns:w10="urn:schemas-microsoft-com:office:word" xmlns:w="http://schemas.openxmlformats.org/wordprocessingml/2006/main" xmlns:w14="http://schemas.microsoft.com/office/word/2010/wordml" xmlns:w15="http://schemas.microsoft.com/office/word/2012/wordml" xmlns:w16cex="http://schemas.microsoft.com/office/word/2018/wordml/cex" xmlns:w16cid="http://schemas.microsoft.com/office/word/2016/wordml/cid" xmlns:w16="http://schemas.microsoft.com/office/word/2018/wordml" xmlns:w16du="http://schemas.microsoft.com/office/word/2023/wordml/word16du" xmlns:w16sdtdh="http://schemas.microsoft.com/office/word/2020/wordml/sdtdatahash" xmlns:w16sdtfl="http://schemas.microsoft.com/office/word/2024/wordml/sdtformatlock" xmlns:w16se="http://schemas.microsoft.com/office/word/2015/wordml/symex" xmlns:wpg="http://schemas.microsoft.com/office/word/2010/wordprocessingGroup" xmlns:wpi="http://schemas.microsoft.com/office/word/2010/wordprocessingInk" xmlns:wne="http://schemas.microsoft.com/office/word/2006/wordml" xmlns:wps="http://schemas.microsoft.com/office/word/2010/wordprocessingShape" mc:Ignorable="w14 w15 w16se w16cid w16 w16cex w16sdtdh w16sdtfl w16du wp14">
-  <w:p>
-    <w:pPr>
-      <w:pStyle w:val="Fuzeile"/>
-    </w:pPr>
-  </w:p>
-</w:ftr>
-</file>
-
-<file path=word/footer5.xml><?xml version="1.0" encoding="utf-8"?>
-<w:ftr xmlns:wpc="http://schemas.microsoft.com/office/word/2010/wordprocessingCanvas" xmlns:cx="http://schemas.microsoft.com/office/drawing/2014/chartex" xmlns:cx1="http://schemas.microsoft.com/office/drawing/2015/9/8/chartex" xmlns:cx2="http://schemas.microsoft.com/office/drawing/2015/10/21/chartex" xmlns:cx3="http://schemas.microsoft.com/office/drawing/2016/5/9/chartex" xmlns:cx4="http://schemas.microsoft.com/office/drawing/2016/5/10/chartex" xmlns:cx5="http://schemas.microsoft.com/office/drawing/2016/5/11/chartex" xmlns:cx6="http://schemas.microsoft.com/office/drawing/2016/5/12/chartex" xmlns:cx7="http://schemas.microsoft.com/office/drawing/2016/5/13/chartex" xmlns:cx8="http://schemas.microsoft.com/office/drawing/2016/5/14/chartex" xmlns:mc="http://schemas.openxmlformats.org/markup-compatibility/2006" xmlns:aink="http://schemas.microsoft.com/office/drawing/2016/ink" xmlns:am3d="http://schemas.microsoft.com/office/drawing/2017/model3d" xmlns:o="urn:schemas-microsoft-com:office:office" xmlns:oel="http://schemas.microsoft.com/office/2019/extlst" xmlns:r="http://schemas.openxmlformats.org/officeDocument/2006/relationships" xmlns:m="http://schemas.openxmlformats.org/officeDocument/2006/math" xmlns:v="urn:schemas-microsoft-com:vml" xmlns:wp14="http://schemas.microsoft.com/office/word/2010/wordprocessingDrawing" xmlns:wp="http://schemas.openxmlformats.org/drawingml/2006/wordprocessingDrawing" xmlns:w10="urn:schemas-microsoft-com:office:word" xmlns:w="http://schemas.openxmlformats.org/wordprocessingml/2006/main" xmlns:w14="http://schemas.microsoft.com/office/word/2010/wordml" xmlns:w15="http://schemas.microsoft.com/office/word/2012/wordml" xmlns:w16cex="http://schemas.microsoft.com/office/word/2018/wordml/cex" xmlns:w16cid="http://schemas.microsoft.com/office/word/2016/wordml/cid" xmlns:w16="http://schemas.microsoft.com/office/word/2018/wordml" xmlns:w16du="http://schemas.microsoft.com/office/word/2023/wordml/word16du" xmlns:w16sdtdh="http://schemas.microsoft.com/office/word/2020/wordml/sdtdatahash" xmlns:w16sdtfl="http://schemas.microsoft.com/office/word/2024/wordml/sdtformatlock" xmlns:w16se="http://schemas.microsoft.com/office/word/2015/wordml/symex" xmlns:wpg="http://schemas.microsoft.com/office/word/2010/wordprocessingGroup" xmlns:wpi="http://schemas.microsoft.com/office/word/2010/wordprocessingInk" xmlns:wne="http://schemas.microsoft.com/office/word/2006/wordml" xmlns:wps="http://schemas.microsoft.com/office/word/2010/wordprocessingShape" mc:Ignorable="w14 w15 w16se w16cid w16 w16cex w16sdtdh w16sdtfl w16du wp14">
-  <w:p>
-    <w:pPr>
-      <w:pStyle w:val="Fuzeile"/>
-    </w:pPr>
-    <w:r>
-      <w:rPr>
-        <w:rFonts w:cs="Arial"/>
-      </w:rPr>
-      <w:tab/>
-    </w:r>
-    <w:r>
-      <w:rPr>
-        <w:rFonts w:cs="Arial"/>
-      </w:rPr>
-      <w:tab/>
-    </w:r>
-  </w:p>
-</w:ftr>
-</file>
-
-<file path=word/footer6.xml><?xml version="1.0" encoding="utf-8"?>
-<w:ftr xmlns:wpc="http://schemas.microsoft.com/office/word/2010/wordprocessingCanvas" xmlns:cx="http://schemas.microsoft.com/office/drawing/2014/chartex" xmlns:cx1="http://schemas.microsoft.com/office/drawing/2015/9/8/chartex" xmlns:cx2="http://schemas.microsoft.com/office/drawing/2015/10/21/chartex" xmlns:cx3="http://schemas.microsoft.com/office/drawing/2016/5/9/chartex" xmlns:cx4="http://schemas.microsoft.com/office/drawing/2016/5/10/chartex" xmlns:cx5="http://schemas.microsoft.com/office/drawing/2016/5/11/chartex" xmlns:cx6="http://schemas.microsoft.com/office/drawing/2016/5/12/chartex" xmlns:cx7="http://schemas.microsoft.com/office/drawing/2016/5/13/chartex" xmlns:cx8="http://schemas.microsoft.com/office/drawing/2016/5/14/chartex" xmlns:mc="http://schemas.openxmlformats.org/markup-compatibility/2006" xmlns:aink="http://schemas.microsoft.com/office/drawing/2016/ink" xmlns:am3d="http://schemas.microsoft.com/office/drawing/2017/model3d" xmlns:o="urn:schemas-microsoft-com:office:office" xmlns:oel="http://schemas.microsoft.com/office/2019/extlst" xmlns:r="http://schemas.openxmlformats.org/officeDocument/2006/relationships" xmlns:m="http://schemas.openxmlformats.org/officeDocument/2006/math" xmlns:v="urn:schemas-microsoft-com:vml" xmlns:wp14="http://schemas.microsoft.com/office/word/2010/wordprocessingDrawing" xmlns:wp="http://schemas.openxmlformats.org/drawingml/2006/wordprocessingDrawing" xmlns:w10="urn:schemas-microsoft-com:office:word" xmlns:w="http://schemas.openxmlformats.org/wordprocessingml/2006/main" xmlns:w14="http://schemas.microsoft.com/office/word/2010/wordml" xmlns:w15="http://schemas.microsoft.com/office/word/2012/wordml" xmlns:w16cex="http://schemas.microsoft.com/office/word/2018/wordml/cex" xmlns:w16cid="http://schemas.microsoft.com/office/word/2016/wordml/cid" xmlns:w16="http://schemas.microsoft.com/office/word/2018/wordml" xmlns:w16du="http://schemas.microsoft.com/office/word/2023/wordml/word16du" xmlns:w16sdtdh="http://schemas.microsoft.com/office/word/2020/wordml/sdtdatahash" xmlns:w16sdtfl="http://schemas.microsoft.com/office/word/2024/wordml/sdtformatlock" xmlns:w16se="http://schemas.microsoft.com/office/word/2015/wordml/symex" xmlns:wpg="http://schemas.microsoft.com/office/word/2010/wordprocessingGroup" xmlns:wpi="http://schemas.microsoft.com/office/word/2010/wordprocessingInk" xmlns:wne="http://schemas.microsoft.com/office/word/2006/wordml" xmlns:wps="http://schemas.microsoft.com/office/word/2010/wordprocessingShape" mc:Ignorable="w14 w15 w16se w16cid w16 w16cex w16sdtdh w16sdtfl w16du wp14">
-  <w:p>
-    <w:pPr>
-      <w:pStyle w:val="Fuzeile"/>
-    </w:pPr>
-    <w:r>
-      <w:rPr>
-        <w:rFonts w:cs="Arial"/>
-      </w:rPr>
-      <w:tab/>
-    </w:r>
-    <w:r>
-      <w:rPr>
-        <w:rFonts w:cs="Arial"/>
-      </w:rPr>
-      <w:tab/>
-    </w:r>
-  </w:p>
-</w:ftr>
-</file>
-
-<file path=word/footer7.xml><?xml version="1.0" encoding="utf-8"?>
-<w:ftr xmlns:wpc="http://schemas.microsoft.com/office/word/2010/wordprocessingCanvas" xmlns:cx="http://schemas.microsoft.com/office/drawing/2014/chartex" xmlns:cx1="http://schemas.microsoft.com/office/drawing/2015/9/8/chartex" xmlns:cx2="http://schemas.microsoft.com/office/drawing/2015/10/21/chartex" xmlns:cx3="http://schemas.microsoft.com/office/drawing/2016/5/9/chartex" xmlns:cx4="http://schemas.microsoft.com/office/drawing/2016/5/10/chartex" xmlns:cx5="http://schemas.microsoft.com/office/drawing/2016/5/11/chartex" xmlns:cx6="http://schemas.microsoft.com/office/drawing/2016/5/12/chartex" xmlns:cx7="http://schemas.microsoft.com/office/drawing/2016/5/13/chartex" xmlns:cx8="http://schemas.microsoft.com/office/drawing/2016/5/14/chartex" xmlns:mc="http://schemas.openxmlformats.org/markup-compatibility/2006" xmlns:aink="http://schemas.microsoft.com/office/drawing/2016/ink" xmlns:am3d="http://schemas.microsoft.com/office/drawing/2017/model3d" xmlns:o="urn:schemas-microsoft-com:office:office" xmlns:oel="http://schemas.microsoft.com/office/2019/extlst" xmlns:r="http://schemas.openxmlformats.org/officeDocument/2006/relationships" xmlns:m="http://schemas.openxmlformats.org/officeDocument/2006/math" xmlns:v="urn:schemas-microsoft-com:vml" xmlns:wp14="http://schemas.microsoft.com/office/word/2010/wordprocessingDrawing" xmlns:wp="http://schemas.openxmlformats.org/drawingml/2006/wordprocessingDrawing" xmlns:w10="urn:schemas-microsoft-com:office:word" xmlns:w="http://schemas.openxmlformats.org/wordprocessingml/2006/main" xmlns:w14="http://schemas.microsoft.com/office/word/2010/wordml" xmlns:w15="http://schemas.microsoft.com/office/word/2012/wordml" xmlns:w16cex="http://schemas.microsoft.com/office/word/2018/wordml/cex" xmlns:w16cid="http://schemas.microsoft.com/office/word/2016/wordml/cid" xmlns:w16="http://schemas.microsoft.com/office/word/2018/wordml" xmlns:w16du="http://schemas.microsoft.com/office/word/2023/wordml/word16du" xmlns:w16sdtdh="http://schemas.microsoft.com/office/word/2020/wordml/sdtdatahash" xmlns:w16sdtfl="http://schemas.microsoft.com/office/word/2024/wordml/sdtformatlock" xmlns:w16se="http://schemas.microsoft.com/office/word/2015/wordml/symex" xmlns:wpg="http://schemas.microsoft.com/office/word/2010/wordprocessingGroup" xmlns:wpi="http://schemas.microsoft.com/office/word/2010/wordprocessingInk" xmlns:wne="http://schemas.microsoft.com/office/word/2006/wordml" xmlns:wps="http://schemas.microsoft.com/office/word/2010/wordprocessingShape" mc:Ignorable="w14 w15 w16se w16cid w16 w16cex w16sdtdh w16sdtfl w16du wp14">
-  <w:p>
-    <w:pPr>
-      <w:pStyle w:val="Fuzeile"/>
-    </w:pPr>
-    <w:r>
-      <w:rPr>
-        <w:rFonts w:cs="Arial"/>
-      </w:rPr>
-      <w:tab/>
-    </w:r>
-    <w:r>
-      <w:rPr>
-        <w:rFonts w:cs="Arial"/>
-      </w:rPr>
-      <w:tab/>
-      <w:t xml:space="preserve">Seite </w:t>
-    </w:r>
-    <w:r>
-      <w:rPr>
-        <w:rFonts w:cs="Arial"/>
-      </w:rPr>
-      <w:fldChar w:fldCharType="begin"/>
-    </w:r>
-    <w:r>
-      <w:rPr>
-        <w:rFonts w:cs="Arial"/>
-      </w:rPr>
-      <w:instrText xml:space="preserve"> PAGE </w:instrText>
-    </w:r>
-    <w:r>
-      <w:rPr>
-        <w:rFonts w:cs="Arial"/>
-      </w:rPr>
-      <w:fldChar w:fldCharType="separate"/>
-    </w:r>
-    <w:r>
-      <w:rPr>
-        <w:rFonts w:cs="Arial"/>
-      </w:rPr>
-      <w:t>1</w:t>
-    </w:r>
-    <w:r>
-      <w:rPr>
-        <w:rFonts w:cs="Arial"/>
-      </w:rPr>
-      <w:fldChar w:fldCharType="end"/>
-    </w:r>
-  </w:p>
-</w:ftr>
-</file>
-
-<file path=word/footer8.xml><?xml version="1.0" encoding="utf-8"?>
-<w:ftr xmlns:wpc="http://schemas.microsoft.com/office/word/2010/wordprocessingCanvas" xmlns:cx="http://schemas.microsoft.com/office/drawing/2014/chartex" xmlns:cx1="http://schemas.microsoft.com/office/drawing/2015/9/8/chartex" xmlns:cx2="http://schemas.microsoft.com/office/drawing/2015/10/21/chartex" xmlns:cx3="http://schemas.microsoft.com/office/drawing/2016/5/9/chartex" xmlns:cx4="http://schemas.microsoft.com/office/drawing/2016/5/10/chartex" xmlns:cx5="http://schemas.microsoft.com/office/drawing/2016/5/11/chartex" xmlns:cx6="http://schemas.microsoft.com/office/drawing/2016/5/12/chartex" xmlns:cx7="http://schemas.microsoft.com/office/drawing/2016/5/13/chartex" xmlns:cx8="http://schemas.microsoft.com/office/drawing/2016/5/14/chartex" xmlns:mc="http://schemas.openxmlformats.org/markup-compatibility/2006" xmlns:aink="http://schemas.microsoft.com/office/drawing/2016/ink" xmlns:am3d="http://schemas.microsoft.com/office/drawing/2017/model3d" xmlns:o="urn:schemas-microsoft-com:office:office" xmlns:oel="http://schemas.microsoft.com/office/2019/extlst" xmlns:r="http://schemas.openxmlformats.org/officeDocument/2006/relationships" xmlns:m="http://schemas.openxmlformats.org/officeDocument/2006/math" xmlns:v="urn:schemas-microsoft-com:vml" xmlns:wp14="http://schemas.microsoft.com/office/word/2010/wordprocessingDrawing" xmlns:wp="http://schemas.openxmlformats.org/drawingml/2006/wordprocessingDrawing" xmlns:w10="urn:schemas-microsoft-com:office:word" xmlns:w="http://schemas.openxmlformats.org/wordprocessingml/2006/main" xmlns:w14="http://schemas.microsoft.com/office/word/2010/wordml" xmlns:w15="http://schemas.microsoft.com/office/word/2012/wordml" xmlns:w16cex="http://schemas.microsoft.com/office/word/2018/wordml/cex" xmlns:w16cid="http://schemas.microsoft.com/office/word/2016/wordml/cid" xmlns:w16="http://schemas.microsoft.com/office/word/2018/wordml" xmlns:w16du="http://schemas.microsoft.com/office/word/2023/wordml/word16du" xmlns:w16sdtdh="http://schemas.microsoft.com/office/word/2020/wordml/sdtdatahash" xmlns:w16sdtfl="http://schemas.microsoft.com/office/word/2024/wordml/sdtformatlock" xmlns:w16se="http://schemas.microsoft.com/office/word/2015/wordml/symex" xmlns:wpg="http://schemas.microsoft.com/office/word/2010/wordprocessingGroup" xmlns:wpi="http://schemas.microsoft.com/office/word/2010/wordprocessingInk" xmlns:wne="http://schemas.microsoft.com/office/word/2006/wordml" xmlns:wps="http://schemas.microsoft.com/office/word/2010/wordprocessingShape" mc:Ignorable="w14 w15 w16se w16cid w16 w16cex w16sdtdh w16sdtfl w16du wp14">
-  <w:p>
-    <w:pPr>
-      <w:pStyle w:val="Fuzeile"/>
-    </w:pPr>
-    <w:r>
-      <w:t xml:space="preserve">Seite </w:t>
-    </w:r>
-    <w:r>
-      <w:fldChar w:fldCharType="begin"/>
-    </w:r>
-    <w:r>
-      <w:instrText xml:space="preserve"> PAGE </w:instrText>
-    </w:r>
-    <w:r>
-      <w:fldChar w:fldCharType="separate"/>
-    </w:r>
-    <w:r>
-      <w:t>2</w:t>
-    </w:r>
-    <w:r>
-      <w:fldChar w:fldCharType="end"/>
-    </w:r>
-    <w:r>
-      <w:tab/>
-    </w:r>
-    <w:r>
-      <w:tab/>
-    </w:r>
-    <w:r>
-      <w:t>Maximilian Maier</w:t>
-    </w:r>
-    <w:r>
-      <w:t>, Elisabeth Muster</w:t>
-    </w:r>
-  </w:p>
-</w:ftr>
-</file>
-
-<file path=word/footer9.xml><?xml version="1.0" encoding="utf-8"?>
-<w:ftr xmlns:wpc="http://schemas.microsoft.com/office/word/2010/wordprocessingCanvas" xmlns:cx="http://schemas.microsoft.com/office/drawing/2014/chartex" xmlns:cx1="http://schemas.microsoft.com/office/drawing/2015/9/8/chartex" xmlns:cx2="http://schemas.microsoft.com/office/drawing/2015/10/21/chartex" xmlns:cx3="http://schemas.microsoft.com/office/drawing/2016/5/9/chartex" xmlns:cx4="http://schemas.microsoft.com/office/drawing/2016/5/10/chartex" xmlns:cx5="http://schemas.microsoft.com/office/drawing/2016/5/11/chartex" xmlns:cx6="http://schemas.microsoft.com/office/drawing/2016/5/12/chartex" xmlns:cx7="http://schemas.microsoft.com/office/drawing/2016/5/13/chartex" xmlns:cx8="http://schemas.microsoft.com/office/drawing/2016/5/14/chartex" xmlns:mc="http://schemas.openxmlformats.org/markup-compatibility/2006" xmlns:aink="http://schemas.microsoft.com/office/drawing/2016/ink" xmlns:am3d="http://schemas.microsoft.com/office/drawing/2017/model3d" xmlns:o="urn:schemas-microsoft-com:office:office" xmlns:oel="http://schemas.microsoft.com/office/2019/extlst" xmlns:r="http://schemas.openxmlformats.org/officeDocument/2006/relationships" xmlns:m="http://schemas.openxmlformats.org/officeDocument/2006/math" xmlns:v="urn:schemas-microsoft-com:vml" xmlns:wp14="http://schemas.microsoft.com/office/word/2010/wordprocessingDrawing" xmlns:wp="http://schemas.openxmlformats.org/drawingml/2006/wordprocessingDrawing" xmlns:w10="urn:schemas-microsoft-com:office:word" xmlns:w="http://schemas.openxmlformats.org/wordprocessingml/2006/main" xmlns:w14="http://schemas.microsoft.com/office/word/2010/wordml" xmlns:w15="http://schemas.microsoft.com/office/word/2012/wordml" xmlns:w16cex="http://schemas.microsoft.com/office/word/2018/wordml/cex" xmlns:w16cid="http://schemas.microsoft.com/office/word/2016/wordml/cid" xmlns:w16="http://schemas.microsoft.com/office/word/2018/wordml" xmlns:w16du="http://schemas.microsoft.com/office/word/2023/wordml/word16du" xmlns:w16sdtdh="http://schemas.microsoft.com/office/word/2020/wordml/sdtdatahash" xmlns:w16sdtfl="http://schemas.microsoft.com/office/word/2024/wordml/sdtformatlock" xmlns:w16se="http://schemas.microsoft.com/office/word/2015/wordml/symex" xmlns:wpg="http://schemas.microsoft.com/office/word/2010/wordprocessingGroup" xmlns:wpi="http://schemas.microsoft.com/office/word/2010/wordprocessingInk" xmlns:wne="http://schemas.microsoft.com/office/word/2006/wordml" xmlns:wps="http://schemas.microsoft.com/office/word/2010/wordprocessingShape" mc:Ignorable="w14 w15 w16se w16cid w16 w16cex w16sdtdh w16sdtfl w16du wp14">
-  <w:p>
-    <w:pPr>
-      <w:pStyle w:val="Fuzeile"/>
-    </w:pPr>
-    <w:r>
-      <w:t>Maximilian Maier</w:t>
-    </w:r>
-    <w:r>
-      <w:t>, Elisabeth Muster</w:t>
-    </w:r>
-    <w:r>
-      <w:tab/>
-    </w:r>
-    <w:r>
-      <w:tab/>
-    </w:r>
-    <w:r>
-      <w:t xml:space="preserve">Seite </w:t>
-    </w:r>
-    <w:r>
-      <w:fldChar w:fldCharType="begin"/>
-    </w:r>
-    <w:r>
-      <w:instrText xml:space="preserve"> PAGE </w:instrText>
-    </w:r>
-    <w:r>
-      <w:fldChar w:fldCharType="separate"/>
-    </w:r>
-    <w:r>
-      <w:t>0</w:t>
-    </w:r>
-    <w:r>
-      <w:fldChar w:fldCharType="end"/>
-    </w:r>
   </w:p>
 </w:ftr>
 </file>
@@ -3071,190 +4114,7 @@
 </file>
 
 <file path=word/header1.xml><?xml version="1.0" encoding="utf-8"?>
-<w:hdr xmlns:wpc="http://schemas.microsoft.com/office/word/2010/wordprocessingCanvas" xmlns:cx="http://schemas.microsoft.com/office/drawing/2014/chartex" xmlns:cx1="http://schemas.microsoft.com/office/drawing/2015/9/8/chartex" xmlns:cx2="http://schemas.microsoft.com/office/drawing/2015/10/21/chartex" xmlns:cx3="http://schemas.microsoft.com/office/drawing/2016/5/9/chartex" xmlns:cx4="http://schemas.microsoft.com/office/drawing/2016/5/10/chartex" xmlns:cx5="http://schemas.microsoft.com/office/drawing/2016/5/11/chartex" xmlns:cx6="http://schemas.microsoft.com/office/drawing/2016/5/12/chartex" xmlns:cx7="http://schemas.microsoft.com/office/drawing/2016/5/13/chartex" xmlns:cx8="http://schemas.microsoft.com/office/drawing/2016/5/14/chartex" xmlns:mc="http://schemas.openxmlformats.org/markup-compatibility/2006" xmlns:aink="http://schemas.microsoft.com/office/drawing/2016/ink" xmlns:am3d="http://schemas.microsoft.com/office/drawing/2017/model3d" xmlns:o="urn:schemas-microsoft-com:office:office" xmlns:oel="http://schemas.microsoft.com/office/2019/extlst" xmlns:r="http://schemas.openxmlformats.org/officeDocument/2006/relationships" xmlns:m="http://schemas.openxmlformats.org/officeDocument/2006/math" xmlns:v="urn:schemas-microsoft-com:vml" xmlns:wp14="http://schemas.microsoft.com/office/word/2010/wordprocessingDrawing" xmlns:wp="http://schemas.openxmlformats.org/drawingml/2006/wordprocessingDrawing" xmlns:w10="urn:schemas-microsoft-com:office:word" xmlns:w="http://schemas.openxmlformats.org/wordprocessingml/2006/main" xmlns:w14="http://schemas.microsoft.com/office/word/2010/wordml" xmlns:w15="http://schemas.microsoft.com/office/word/2012/wordml" xmlns:w16cex="http://schemas.microsoft.com/office/word/2018/wordml/cex" xmlns:w16cid="http://schemas.microsoft.com/office/word/2016/wordml/cid" xmlns:w16="http://schemas.microsoft.com/office/word/2018/wordml" xmlns:w16du="http://schemas.microsoft.com/office/word/2023/wordml/word16du" xmlns:w16sdtdh="http://schemas.microsoft.com/office/word/2020/wordml/sdtdatahash" xmlns:w16sdtfl="http://schemas.microsoft.com/office/word/2024/wordml/sdtformatlock" xmlns:w16se="http://schemas.microsoft.com/office/word/2015/wordml/symex" xmlns:wpg="http://schemas.microsoft.com/office/word/2010/wordprocessingGroup" xmlns:wpi="http://schemas.microsoft.com/office/word/2010/wordprocessingInk" xmlns:wne="http://schemas.microsoft.com/office/word/2006/wordml" xmlns:wps="http://schemas.microsoft.com/office/word/2010/wordprocessingShape" mc:Ignorable="w14 w15 w16se w16cid w16 w16cex w16sdtdh w16sdtfl w16du wp14">
-  <w:tbl>
-    <w:tblPr>
-      <w:tblW w:w="0" w:type="auto"/>
-      <w:tblLayout w:type="fixed"/>
-      <w:tblLook w:val="06A0" w:firstRow="1" w:lastRow="0" w:firstColumn="1" w:lastColumn="0" w:noHBand="1" w:noVBand="1"/>
-    </w:tblPr>
-    <w:tblGrid>
-      <w:gridCol w:w="3210"/>
-      <w:gridCol w:w="3210"/>
-      <w:gridCol w:w="3210"/>
-    </w:tblGrid>
-    <w:tr>
-      <w:trPr>
-        <w:trHeight w:val="300"/>
-      </w:trPr>
-      <w:tc>
-        <w:tcPr>
-          <w:tcW w:w="3210" w:type="dxa"/>
-        </w:tcPr>
-        <w:p>
-          <w:pPr>
-            <w:pStyle w:val="Kopfzeile"/>
-            <w:ind w:left="-115"/>
-          </w:pPr>
-        </w:p>
-      </w:tc>
-      <w:tc>
-        <w:tcPr>
-          <w:tcW w:w="3210" w:type="dxa"/>
-        </w:tcPr>
-        <w:p>
-          <w:pPr>
-            <w:pStyle w:val="Kopfzeile"/>
-            <w:jc w:val="center"/>
-          </w:pPr>
-        </w:p>
-      </w:tc>
-      <w:tc>
-        <w:tcPr>
-          <w:tcW w:w="3210" w:type="dxa"/>
-        </w:tcPr>
-        <w:p>
-          <w:pPr>
-            <w:pStyle w:val="Kopfzeile"/>
-            <w:ind w:right="-115"/>
-            <w:jc w:val="right"/>
-          </w:pPr>
-        </w:p>
-      </w:tc>
-    </w:tr>
-  </w:tbl>
-  <w:p>
-    <w:pPr>
-      <w:pStyle w:val="Kopfzeile"/>
-    </w:pPr>
-  </w:p>
-</w:hdr>
-</file>
-
-<file path=word/header10.xml><?xml version="1.0" encoding="utf-8"?>
-<w:hdr xmlns:wpc="http://schemas.microsoft.com/office/word/2010/wordprocessingCanvas" xmlns:cx="http://schemas.microsoft.com/office/drawing/2014/chartex" xmlns:cx1="http://schemas.microsoft.com/office/drawing/2015/9/8/chartex" xmlns:cx2="http://schemas.microsoft.com/office/drawing/2015/10/21/chartex" xmlns:cx3="http://schemas.microsoft.com/office/drawing/2016/5/9/chartex" xmlns:cx4="http://schemas.microsoft.com/office/drawing/2016/5/10/chartex" xmlns:cx5="http://schemas.microsoft.com/office/drawing/2016/5/11/chartex" xmlns:cx6="http://schemas.microsoft.com/office/drawing/2016/5/12/chartex" xmlns:cx7="http://schemas.microsoft.com/office/drawing/2016/5/13/chartex" xmlns:cx8="http://schemas.microsoft.com/office/drawing/2016/5/14/chartex" xmlns:mc="http://schemas.openxmlformats.org/markup-compatibility/2006" xmlns:aink="http://schemas.microsoft.com/office/drawing/2016/ink" xmlns:am3d="http://schemas.microsoft.com/office/drawing/2017/model3d" xmlns:o="urn:schemas-microsoft-com:office:office" xmlns:oel="http://schemas.microsoft.com/office/2019/extlst" xmlns:r="http://schemas.openxmlformats.org/officeDocument/2006/relationships" xmlns:m="http://schemas.openxmlformats.org/officeDocument/2006/math" xmlns:v="urn:schemas-microsoft-com:vml" xmlns:wp14="http://schemas.microsoft.com/office/word/2010/wordprocessingDrawing" xmlns:wp="http://schemas.openxmlformats.org/drawingml/2006/wordprocessingDrawing" xmlns:w10="urn:schemas-microsoft-com:office:word" xmlns:w="http://schemas.openxmlformats.org/wordprocessingml/2006/main" xmlns:w14="http://schemas.microsoft.com/office/word/2010/wordml" xmlns:w15="http://schemas.microsoft.com/office/word/2012/wordml" xmlns:w16cex="http://schemas.microsoft.com/office/word/2018/wordml/cex" xmlns:w16cid="http://schemas.microsoft.com/office/word/2016/wordml/cid" xmlns:w16="http://schemas.microsoft.com/office/word/2018/wordml" xmlns:w16du="http://schemas.microsoft.com/office/word/2023/wordml/word16du" xmlns:w16sdtdh="http://schemas.microsoft.com/office/word/2020/wordml/sdtdatahash" xmlns:w16sdtfl="http://schemas.microsoft.com/office/word/2024/wordml/sdtformatlock" xmlns:w16se="http://schemas.microsoft.com/office/word/2015/wordml/symex" xmlns:wpg="http://schemas.microsoft.com/office/word/2010/wordprocessingGroup" xmlns:wpi="http://schemas.microsoft.com/office/word/2010/wordprocessingInk" xmlns:wne="http://schemas.microsoft.com/office/word/2006/wordml" xmlns:wps="http://schemas.microsoft.com/office/word/2010/wordprocessingShape" mc:Ignorable="w14 w15 w16se w16cid w16 w16cex w16sdtdh w16sdtfl w16du wp14">
-  <w:p>
-    <w:pPr>
-      <w:pStyle w:val="Kopfzeile"/>
-      <w:pBdr>
-        <w:bottom w:val="single" w:sz="12" w:space="1" w:color="auto"/>
-      </w:pBdr>
-    </w:pPr>
-    <w:r>
-      <w:fldChar w:fldCharType="begin"/>
-    </w:r>
-    <w:r>
-      <w:instrText>STYLEREF  "Überschrift 1"  \* MERGEFORMAT</w:instrText>
-    </w:r>
-    <w:r>
-      <w:fldChar w:fldCharType="end"/>
-    </w:r>
-  </w:p>
-</w:hdr>
-</file>
-
-<file path=word/header11.xml><?xml version="1.0" encoding="utf-8"?>
-<w:hdr xmlns:wpc="http://schemas.microsoft.com/office/word/2010/wordprocessingCanvas" xmlns:cx="http://schemas.microsoft.com/office/drawing/2014/chartex" xmlns:cx1="http://schemas.microsoft.com/office/drawing/2015/9/8/chartex" xmlns:cx2="http://schemas.microsoft.com/office/drawing/2015/10/21/chartex" xmlns:cx3="http://schemas.microsoft.com/office/drawing/2016/5/9/chartex" xmlns:cx4="http://schemas.microsoft.com/office/drawing/2016/5/10/chartex" xmlns:cx5="http://schemas.microsoft.com/office/drawing/2016/5/11/chartex" xmlns:cx6="http://schemas.microsoft.com/office/drawing/2016/5/12/chartex" xmlns:cx7="http://schemas.microsoft.com/office/drawing/2016/5/13/chartex" xmlns:cx8="http://schemas.microsoft.com/office/drawing/2016/5/14/chartex" xmlns:mc="http://schemas.openxmlformats.org/markup-compatibility/2006" xmlns:aink="http://schemas.microsoft.com/office/drawing/2016/ink" xmlns:am3d="http://schemas.microsoft.com/office/drawing/2017/model3d" xmlns:o="urn:schemas-microsoft-com:office:office" xmlns:oel="http://schemas.microsoft.com/office/2019/extlst" xmlns:r="http://schemas.openxmlformats.org/officeDocument/2006/relationships" xmlns:m="http://schemas.openxmlformats.org/officeDocument/2006/math" xmlns:v="urn:schemas-microsoft-com:vml" xmlns:wp14="http://schemas.microsoft.com/office/word/2010/wordprocessingDrawing" xmlns:wp="http://schemas.openxmlformats.org/drawingml/2006/wordprocessingDrawing" xmlns:w10="urn:schemas-microsoft-com:office:word" xmlns:w="http://schemas.openxmlformats.org/wordprocessingml/2006/main" xmlns:w14="http://schemas.microsoft.com/office/word/2010/wordml" xmlns:w15="http://schemas.microsoft.com/office/word/2012/wordml" xmlns:w16cex="http://schemas.microsoft.com/office/word/2018/wordml/cex" xmlns:w16cid="http://schemas.microsoft.com/office/word/2016/wordml/cid" xmlns:w16="http://schemas.microsoft.com/office/word/2018/wordml" xmlns:w16du="http://schemas.microsoft.com/office/word/2023/wordml/word16du" xmlns:w16sdtdh="http://schemas.microsoft.com/office/word/2020/wordml/sdtdatahash" xmlns:w16sdtfl="http://schemas.microsoft.com/office/word/2024/wordml/sdtformatlock" xmlns:w16se="http://schemas.microsoft.com/office/word/2015/wordml/symex" xmlns:wpg="http://schemas.microsoft.com/office/word/2010/wordprocessingGroup" xmlns:wpi="http://schemas.microsoft.com/office/word/2010/wordprocessingInk" xmlns:wne="http://schemas.microsoft.com/office/word/2006/wordml" xmlns:wps="http://schemas.microsoft.com/office/word/2010/wordprocessingShape" mc:Ignorable="w14 w15 w16se w16cid w16 w16cex w16sdtdh w16sdtfl w16du wp14">
-  <w:p>
-    <w:pPr>
-      <w:pStyle w:val="Kopfzeile"/>
-      <w:pBdr>
-        <w:bottom w:val="single" w:sz="12" w:space="1" w:color="auto"/>
-      </w:pBdr>
-      <w:jc w:val="right"/>
-    </w:pPr>
-    <w:r>
-      <w:fldChar w:fldCharType="begin"/>
-    </w:r>
-    <w:r>
-      <w:instrText>STYLEREF  "Überschrift 1"  \* MERGEFORMAT</w:instrText>
-    </w:r>
-    <w:r>
-      <w:fldChar w:fldCharType="end"/>
-    </w:r>
-  </w:p>
-</w:hdr>
-</file>
-
-<file path=word/header12.xml><?xml version="1.0" encoding="utf-8"?>
-<w:hdr xmlns:wpc="http://schemas.microsoft.com/office/word/2010/wordprocessingCanvas" xmlns:cx="http://schemas.microsoft.com/office/drawing/2014/chartex" xmlns:cx1="http://schemas.microsoft.com/office/drawing/2015/9/8/chartex" xmlns:cx2="http://schemas.microsoft.com/office/drawing/2015/10/21/chartex" xmlns:cx3="http://schemas.microsoft.com/office/drawing/2016/5/9/chartex" xmlns:cx4="http://schemas.microsoft.com/office/drawing/2016/5/10/chartex" xmlns:cx5="http://schemas.microsoft.com/office/drawing/2016/5/11/chartex" xmlns:cx6="http://schemas.microsoft.com/office/drawing/2016/5/12/chartex" xmlns:cx7="http://schemas.microsoft.com/office/drawing/2016/5/13/chartex" xmlns:cx8="http://schemas.microsoft.com/office/drawing/2016/5/14/chartex" xmlns:mc="http://schemas.openxmlformats.org/markup-compatibility/2006" xmlns:aink="http://schemas.microsoft.com/office/drawing/2016/ink" xmlns:am3d="http://schemas.microsoft.com/office/drawing/2017/model3d" xmlns:o="urn:schemas-microsoft-com:office:office" xmlns:oel="http://schemas.microsoft.com/office/2019/extlst" xmlns:r="http://schemas.openxmlformats.org/officeDocument/2006/relationships" xmlns:m="http://schemas.openxmlformats.org/officeDocument/2006/math" xmlns:v="urn:schemas-microsoft-com:vml" xmlns:wp14="http://schemas.microsoft.com/office/word/2010/wordprocessingDrawing" xmlns:wp="http://schemas.openxmlformats.org/drawingml/2006/wordprocessingDrawing" xmlns:w10="urn:schemas-microsoft-com:office:word" xmlns:w="http://schemas.openxmlformats.org/wordprocessingml/2006/main" xmlns:w14="http://schemas.microsoft.com/office/word/2010/wordml" xmlns:w15="http://schemas.microsoft.com/office/word/2012/wordml" xmlns:w16cex="http://schemas.microsoft.com/office/word/2018/wordml/cex" xmlns:w16cid="http://schemas.microsoft.com/office/word/2016/wordml/cid" xmlns:w16="http://schemas.microsoft.com/office/word/2018/wordml" xmlns:w16du="http://schemas.microsoft.com/office/word/2023/wordml/word16du" xmlns:w16sdtdh="http://schemas.microsoft.com/office/word/2020/wordml/sdtdatahash" xmlns:w16sdtfl="http://schemas.microsoft.com/office/word/2024/wordml/sdtformatlock" xmlns:w16se="http://schemas.microsoft.com/office/word/2015/wordml/symex" xmlns:wpg="http://schemas.microsoft.com/office/word/2010/wordprocessingGroup" xmlns:wpi="http://schemas.microsoft.com/office/word/2010/wordprocessingInk" xmlns:wne="http://schemas.microsoft.com/office/word/2006/wordml" xmlns:wps="http://schemas.microsoft.com/office/word/2010/wordprocessingShape" mc:Ignorable="w14 w15 w16se w16cid w16 w16cex w16sdtdh w16sdtfl w16du wp14">
-  <w:p/>
-</w:hdr>
-</file>
-
-<file path=word/header2.xml><?xml version="1.0" encoding="utf-8"?>
-<w:hdr xmlns:wpc="http://schemas.microsoft.com/office/word/2010/wordprocessingCanvas" xmlns:cx="http://schemas.microsoft.com/office/drawing/2014/chartex" xmlns:cx1="http://schemas.microsoft.com/office/drawing/2015/9/8/chartex" xmlns:cx2="http://schemas.microsoft.com/office/drawing/2015/10/21/chartex" xmlns:cx3="http://schemas.microsoft.com/office/drawing/2016/5/9/chartex" xmlns:cx4="http://schemas.microsoft.com/office/drawing/2016/5/10/chartex" xmlns:cx5="http://schemas.microsoft.com/office/drawing/2016/5/11/chartex" xmlns:cx6="http://schemas.microsoft.com/office/drawing/2016/5/12/chartex" xmlns:cx7="http://schemas.microsoft.com/office/drawing/2016/5/13/chartex" xmlns:cx8="http://schemas.microsoft.com/office/drawing/2016/5/14/chartex" xmlns:mc="http://schemas.openxmlformats.org/markup-compatibility/2006" xmlns:aink="http://schemas.microsoft.com/office/drawing/2016/ink" xmlns:am3d="http://schemas.microsoft.com/office/drawing/2017/model3d" xmlns:o="urn:schemas-microsoft-com:office:office" xmlns:oel="http://schemas.microsoft.com/office/2019/extlst" xmlns:r="http://schemas.openxmlformats.org/officeDocument/2006/relationships" xmlns:m="http://schemas.openxmlformats.org/officeDocument/2006/math" xmlns:v="urn:schemas-microsoft-com:vml" xmlns:wp14="http://schemas.microsoft.com/office/word/2010/wordprocessingDrawing" xmlns:wp="http://schemas.openxmlformats.org/drawingml/2006/wordprocessingDrawing" xmlns:w10="urn:schemas-microsoft-com:office:word" xmlns:w="http://schemas.openxmlformats.org/wordprocessingml/2006/main" xmlns:w14="http://schemas.microsoft.com/office/word/2010/wordml" xmlns:w15="http://schemas.microsoft.com/office/word/2012/wordml" xmlns:w16cex="http://schemas.microsoft.com/office/word/2018/wordml/cex" xmlns:w16cid="http://schemas.microsoft.com/office/word/2016/wordml/cid" xmlns:w16="http://schemas.microsoft.com/office/word/2018/wordml" xmlns:w16du="http://schemas.microsoft.com/office/word/2023/wordml/word16du" xmlns:w16sdtdh="http://schemas.microsoft.com/office/word/2020/wordml/sdtdatahash" xmlns:w16sdtfl="http://schemas.microsoft.com/office/word/2024/wordml/sdtformatlock" xmlns:w16se="http://schemas.microsoft.com/office/word/2015/wordml/symex" xmlns:wpg="http://schemas.microsoft.com/office/word/2010/wordprocessingGroup" xmlns:wpi="http://schemas.microsoft.com/office/word/2010/wordprocessingInk" xmlns:wne="http://schemas.microsoft.com/office/word/2006/wordml" xmlns:wps="http://schemas.microsoft.com/office/word/2010/wordprocessingShape" mc:Ignorable="w14 w15 w16se w16cid w16 w16cex w16sdtdh w16sdtfl w16du wp14">
-  <w:tbl>
-    <w:tblPr>
-      <w:tblW w:w="0" w:type="auto"/>
-      <w:tblLayout w:type="fixed"/>
-      <w:tblLook w:val="06A0" w:firstRow="1" w:lastRow="0" w:firstColumn="1" w:lastColumn="0" w:noHBand="1" w:noVBand="1"/>
-    </w:tblPr>
-    <w:tblGrid>
-      <w:gridCol w:w="3210"/>
-      <w:gridCol w:w="3210"/>
-      <w:gridCol w:w="3210"/>
-    </w:tblGrid>
-    <w:tr>
-      <w:trPr>
-        <w:trHeight w:val="300"/>
-      </w:trPr>
-      <w:tc>
-        <w:tcPr>
-          <w:tcW w:w="3210" w:type="dxa"/>
-        </w:tcPr>
-        <w:p>
-          <w:pPr>
-            <w:pStyle w:val="Kopfzeile"/>
-            <w:ind w:left="-115"/>
-          </w:pPr>
-        </w:p>
-      </w:tc>
-      <w:tc>
-        <w:tcPr>
-          <w:tcW w:w="3210" w:type="dxa"/>
-        </w:tcPr>
-        <w:p>
-          <w:pPr>
-            <w:pStyle w:val="Kopfzeile"/>
-            <w:jc w:val="center"/>
-          </w:pPr>
-        </w:p>
-      </w:tc>
-      <w:tc>
-        <w:tcPr>
-          <w:tcW w:w="3210" w:type="dxa"/>
-        </w:tcPr>
-        <w:p>
-          <w:pPr>
-            <w:pStyle w:val="Kopfzeile"/>
-            <w:ind w:right="-115"/>
-            <w:jc w:val="right"/>
-          </w:pPr>
-        </w:p>
-      </w:tc>
-    </w:tr>
-  </w:tbl>
-  <w:p>
-    <w:pPr>
-      <w:pStyle w:val="Kopfzeile"/>
-    </w:pPr>
-  </w:p>
-</w:hdr>
-</file>
-
-<file path=word/header3.xml><?xml version="1.0" encoding="utf-8"?>
-<w:hdr xmlns:wpc="http://schemas.microsoft.com/office/word/2010/wordprocessingCanvas" xmlns:cx="http://schemas.microsoft.com/office/drawing/2014/chartex" xmlns:cx1="http://schemas.microsoft.com/office/drawing/2015/9/8/chartex" xmlns:cx2="http://schemas.microsoft.com/office/drawing/2015/10/21/chartex" xmlns:cx3="http://schemas.microsoft.com/office/drawing/2016/5/9/chartex" xmlns:cx4="http://schemas.microsoft.com/office/drawing/2016/5/10/chartex" xmlns:cx5="http://schemas.microsoft.com/office/drawing/2016/5/11/chartex" xmlns:cx6="http://schemas.microsoft.com/office/drawing/2016/5/12/chartex" xmlns:cx7="http://schemas.microsoft.com/office/drawing/2016/5/13/chartex" xmlns:cx8="http://schemas.microsoft.com/office/drawing/2016/5/14/chartex" xmlns:mc="http://schemas.openxmlformats.org/markup-compatibility/2006" xmlns:aink="http://schemas.microsoft.com/office/drawing/2016/ink" xmlns:am3d="http://schemas.microsoft.com/office/drawing/2017/model3d" xmlns:o="urn:schemas-microsoft-com:office:office" xmlns:oel="http://schemas.microsoft.com/office/2019/extlst" xmlns:r="http://schemas.openxmlformats.org/officeDocument/2006/relationships" xmlns:m="http://schemas.openxmlformats.org/officeDocument/2006/math" xmlns:v="urn:schemas-microsoft-com:vml" xmlns:wp14="http://schemas.microsoft.com/office/word/2010/wordprocessingDrawing" xmlns:wp="http://schemas.openxmlformats.org/drawingml/2006/wordprocessingDrawing" xmlns:w10="urn:schemas-microsoft-com:office:word" xmlns:w="http://schemas.openxmlformats.org/wordprocessingml/2006/main" xmlns:w14="http://schemas.microsoft.com/office/word/2010/wordml" xmlns:w15="http://schemas.microsoft.com/office/word/2012/wordml" xmlns:w16cex="http://schemas.microsoft.com/office/word/2018/wordml/cex" xmlns:w16cid="http://schemas.microsoft.com/office/word/2016/wordml/cid" xmlns:w16="http://schemas.microsoft.com/office/word/2018/wordml" xmlns:w16du="http://schemas.microsoft.com/office/word/2023/wordml/word16du" xmlns:w16sdtdh="http://schemas.microsoft.com/office/word/2020/wordml/sdtdatahash" xmlns:w16sdtfl="http://schemas.microsoft.com/office/word/2024/wordml/sdtformatlock" xmlns:w16se="http://schemas.microsoft.com/office/word/2015/wordml/symex" xmlns:wpg="http://schemas.microsoft.com/office/word/2010/wordprocessingGroup" xmlns:wpi="http://schemas.microsoft.com/office/word/2010/wordprocessingInk" xmlns:wne="http://schemas.microsoft.com/office/word/2006/wordml" xmlns:wps="http://schemas.microsoft.com/office/word/2010/wordprocessingShape" mc:Ignorable="w14 w15 w16se w16cid w16 w16cex w16sdtdh w16sdtfl w16du wp14">
-  <w:p>
-    <w:pPr>
-      <w:pStyle w:val="Kopfzeile"/>
-    </w:pPr>
-  </w:p>
-</w:hdr>
-</file>
-
-<file path=word/header4.xml><?xml version="1.0" encoding="utf-8"?>
-<w:hdr xmlns:wpc="http://schemas.microsoft.com/office/word/2010/wordprocessingCanvas" xmlns:cx="http://schemas.microsoft.com/office/drawing/2014/chartex" xmlns:cx1="http://schemas.microsoft.com/office/drawing/2015/9/8/chartex" xmlns:cx2="http://schemas.microsoft.com/office/drawing/2015/10/21/chartex" xmlns:cx3="http://schemas.microsoft.com/office/drawing/2016/5/9/chartex" xmlns:cx4="http://schemas.microsoft.com/office/drawing/2016/5/10/chartex" xmlns:cx5="http://schemas.microsoft.com/office/drawing/2016/5/11/chartex" xmlns:cx6="http://schemas.microsoft.com/office/drawing/2016/5/12/chartex" xmlns:cx7="http://schemas.microsoft.com/office/drawing/2016/5/13/chartex" xmlns:cx8="http://schemas.microsoft.com/office/drawing/2016/5/14/chartex" xmlns:mc="http://schemas.openxmlformats.org/markup-compatibility/2006" xmlns:aink="http://schemas.microsoft.com/office/drawing/2016/ink" xmlns:am3d="http://schemas.microsoft.com/office/drawing/2017/model3d" xmlns:o="urn:schemas-microsoft-com:office:office" xmlns:oel="http://schemas.microsoft.com/office/2019/extlst" xmlns:r="http://schemas.openxmlformats.org/officeDocument/2006/relationships" xmlns:m="http://schemas.openxmlformats.org/officeDocument/2006/math" xmlns:v="urn:schemas-microsoft-com:vml" xmlns:wp14="http://schemas.microsoft.com/office/word/2010/wordprocessingDrawing" xmlns:wp="http://schemas.openxmlformats.org/drawingml/2006/wordprocessingDrawing" xmlns:w10="urn:schemas-microsoft-com:office:word" xmlns:w="http://schemas.openxmlformats.org/wordprocessingml/2006/main" xmlns:w14="http://schemas.microsoft.com/office/word/2010/wordml" xmlns:w15="http://schemas.microsoft.com/office/word/2012/wordml" xmlns:w16cex="http://schemas.microsoft.com/office/word/2018/wordml/cex" xmlns:w16cid="http://schemas.microsoft.com/office/word/2016/wordml/cid" xmlns:w16="http://schemas.microsoft.com/office/word/2018/wordml" xmlns:w16du="http://schemas.microsoft.com/office/word/2023/wordml/word16du" xmlns:w16sdtdh="http://schemas.microsoft.com/office/word/2020/wordml/sdtdatahash" xmlns:w16sdtfl="http://schemas.microsoft.com/office/word/2024/wordml/sdtformatlock" xmlns:w16se="http://schemas.microsoft.com/office/word/2015/wordml/symex" xmlns:wpg="http://schemas.microsoft.com/office/word/2010/wordprocessingGroup" xmlns:wpi="http://schemas.microsoft.com/office/word/2010/wordprocessingInk" xmlns:wne="http://schemas.microsoft.com/office/word/2006/wordml" xmlns:wps="http://schemas.microsoft.com/office/word/2010/wordprocessingShape" mc:Ignorable="w14 w15 w16se w16cid w16 w16cex w16sdtdh w16sdtfl w16du wp14">
+<w:hdr xmlns:wpc="http://schemas.microsoft.com/office/word/2010/wordprocessingCanvas" xmlns:cx="http://schemas.microsoft.com/office/drawing/2014/chartex" xmlns:cx1="http://schemas.microsoft.com/office/drawing/2015/9/8/chartex" xmlns:cx2="http://schemas.microsoft.com/office/drawing/2015/10/21/chartex" xmlns:cx3="http://schemas.microsoft.com/office/drawing/2016/5/9/chartex" xmlns:cx4="http://schemas.microsoft.com/office/drawing/2016/5/10/chartex" xmlns:cx5="http://schemas.microsoft.com/office/drawing/2016/5/11/chartex" xmlns:cx6="http://schemas.microsoft.com/office/drawing/2016/5/12/chartex" xmlns:cx7="http://schemas.microsoft.com/office/drawing/2016/5/13/chartex" xmlns:cx8="http://schemas.microsoft.com/office/drawing/2016/5/14/chartex" xmlns:mc="http://schemas.openxmlformats.org/markup-compatibility/2006" xmlns:aink="http://schemas.microsoft.com/office/drawing/2016/ink" xmlns:am3d="http://schemas.microsoft.com/office/drawing/2017/model3d" xmlns:o="urn:schemas-microsoft-com:office:office" xmlns:oel="http://schemas.microsoft.com/office/2019/extlst" xmlns:r="http://schemas.openxmlformats.org/officeDocument/2006/relationships" xmlns:m="http://schemas.openxmlformats.org/officeDocument/2006/math" xmlns:v="urn:schemas-microsoft-com:vml" xmlns:wp14="http://schemas.microsoft.com/office/word/2010/wordprocessingDrawing" xmlns:wp="http://schemas.openxmlformats.org/drawingml/2006/wordprocessingDrawing" xmlns:w10="urn:schemas-microsoft-com:office:word" xmlns:w="http://schemas.openxmlformats.org/wordprocessingml/2006/main" xmlns:w14="http://schemas.microsoft.com/office/word/2010/wordml" xmlns:w15="http://schemas.microsoft.com/office/word/2012/wordml" xmlns:w16cex="http://schemas.microsoft.com/office/word/2018/wordml/cex" xmlns:w16cid="http://schemas.microsoft.com/office/word/2016/wordml/cid" xmlns:w16="http://schemas.microsoft.com/office/word/2018/wordml" xmlns:w16du="http://schemas.microsoft.com/office/word/2023/wordml/word16du" xmlns:w16sdtdh="http://schemas.microsoft.com/office/word/2020/wordml/sdtdatahash" xmlns:w16sdtfl="http://schemas.microsoft.com/office/word/2024/wordml/sdtformatlock" xmlns:w16se="http://schemas.microsoft.com/office/word/2015/wordml/symex" xmlns:wpg="http://schemas.microsoft.com/office/word/2010/wordprocessingGroup" xmlns:wpi="http://schemas.microsoft.com/office/word/2010/wordprocessingInk" xmlns:wne="http://schemas.microsoft.com/office/word/2006/wordml" xmlns:wps="http://schemas.microsoft.com/office/word/2010/wordprocessingShape" xmlns:a="http://schemas.openxmlformats.org/drawingml/2006/main" xmlns:pic="http://schemas.openxmlformats.org/drawingml/2006/picture" xmlns:a14="http://schemas.microsoft.com/office/drawing/2010/main" mc:Ignorable="w14 w15 w16se w16cid w16 w16cex w16sdtdh w16sdtfl w16du wp14">
   <w:tbl>
     <w:tblPr>
       <w:tblW w:w="9639" w:type="dxa"/>
@@ -3274,9 +4134,9 @@
           <w:tcW w:w="1843" w:type="dxa"/>
           <w:vMerge w:val="restart"/>
           <w:tcBorders>
-            <w:top w:val="single" w:sz="1" w:space="0" w:color="000000"/>
-            <w:left w:val="single" w:sz="1" w:space="0" w:color="000000"/>
-            <w:bottom w:val="single" w:sz="1" w:space="0" w:color="000000"/>
+            <w:top w:val="single" w:color="000000" w:sz="1" w:space="0"/>
+            <w:left w:val="single" w:color="000000" w:sz="1" w:space="0"/>
+            <w:bottom w:val="single" w:color="000000" w:sz="1" w:space="0"/>
           </w:tcBorders>
           <w:shd w:val="clear" w:color="auto" w:fill="auto"/>
           <w:vAlign w:val="center"/>
@@ -3359,10 +4219,10 @@
         <w:tcPr>
           <w:tcW w:w="7829" w:type="dxa"/>
           <w:tcBorders>
-            <w:top w:val="single" w:sz="1" w:space="0" w:color="000000"/>
-            <w:left w:val="none" w:sz="1" w:space="0" w:color="000000"/>
-            <w:bottom w:val="single" w:sz="4" w:space="0" w:color="000000"/>
-            <w:right w:val="single" w:sz="1" w:space="0" w:color="000000"/>
+            <w:top w:val="single" w:color="000000" w:sz="1" w:space="0"/>
+            <w:left w:val="none" w:color="000000" w:sz="1" w:space="0"/>
+            <w:bottom w:val="single" w:color="000000" w:sz="4" w:space="0"/>
+            <w:right w:val="single" w:color="000000" w:sz="1" w:space="0"/>
           </w:tcBorders>
           <w:shd w:val="clear" w:color="auto" w:fill="auto"/>
           <w:vAlign w:val="center"/>
@@ -3395,8 +4255,8 @@
           <w:tcW w:w="1843" w:type="dxa"/>
           <w:vMerge/>
           <w:tcBorders>
-            <w:left w:val="single" w:sz="1" w:space="0" w:color="000000"/>
-            <w:bottom w:val="single" w:sz="1" w:space="0" w:color="000000"/>
+            <w:left w:val="single" w:color="000000" w:sz="1" w:space="0"/>
+            <w:bottom w:val="single" w:color="000000" w:sz="1" w:space="0"/>
           </w:tcBorders>
           <w:shd w:val="clear" w:color="auto" w:fill="auto"/>
         </w:tcPr>
@@ -3414,9 +4274,9 @@
         <w:tcPr>
           <w:tcW w:w="7829" w:type="dxa"/>
           <w:tcBorders>
-            <w:left w:val="none" w:sz="1" w:space="0" w:color="000000"/>
-            <w:bottom w:val="single" w:sz="1" w:space="0" w:color="000000"/>
-            <w:right w:val="single" w:sz="1" w:space="0" w:color="000000"/>
+            <w:left w:val="none" w:color="000000" w:sz="1" w:space="0"/>
+            <w:bottom w:val="single" w:color="000000" w:sz="1" w:space="0"/>
+            <w:right w:val="single" w:color="000000" w:sz="1" w:space="0"/>
           </w:tcBorders>
           <w:shd w:val="clear" w:color="auto" w:fill="auto"/>
           <w:vAlign w:val="center"/>
@@ -3506,22 +4366,6 @@
             </w:rPr>
             <w:t>Embedded Systems</w:t>
           </w:r>
-          <w:r>
-            <w:rPr>
-              <w:bCs/>
-              <w:sz w:val="22"/>
-              <w:szCs w:val="22"/>
-            </w:rPr>
-            <w:t xml:space="preserve"> </w:t>
-          </w:r>
-          <w:r>
-            <w:rPr>
-              <w:bCs/>
-              <w:sz w:val="22"/>
-              <w:szCs w:val="22"/>
-            </w:rPr>
-            <w:t>/ Wireless Systems</w:t>
-          </w:r>
         </w:p>
       </w:tc>
     </w:tr>
@@ -3537,8 +4381,8 @@
 </w:hdr>
 </file>
 
-<file path=word/header5.xml><?xml version="1.0" encoding="utf-8"?>
-<w:hdr xmlns:wpc="http://schemas.microsoft.com/office/word/2010/wordprocessingCanvas" xmlns:cx="http://schemas.microsoft.com/office/drawing/2014/chartex" xmlns:cx1="http://schemas.microsoft.com/office/drawing/2015/9/8/chartex" xmlns:cx2="http://schemas.microsoft.com/office/drawing/2015/10/21/chartex" xmlns:cx3="http://schemas.microsoft.com/office/drawing/2016/5/9/chartex" xmlns:cx4="http://schemas.microsoft.com/office/drawing/2016/5/10/chartex" xmlns:cx5="http://schemas.microsoft.com/office/drawing/2016/5/11/chartex" xmlns:cx6="http://schemas.microsoft.com/office/drawing/2016/5/12/chartex" xmlns:cx7="http://schemas.microsoft.com/office/drawing/2016/5/13/chartex" xmlns:cx8="http://schemas.microsoft.com/office/drawing/2016/5/14/chartex" xmlns:mc="http://schemas.openxmlformats.org/markup-compatibility/2006" xmlns:aink="http://schemas.microsoft.com/office/drawing/2016/ink" xmlns:am3d="http://schemas.microsoft.com/office/drawing/2017/model3d" xmlns:o="urn:schemas-microsoft-com:office:office" xmlns:oel="http://schemas.microsoft.com/office/2019/extlst" xmlns:r="http://schemas.openxmlformats.org/officeDocument/2006/relationships" xmlns:m="http://schemas.openxmlformats.org/officeDocument/2006/math" xmlns:v="urn:schemas-microsoft-com:vml" xmlns:wp14="http://schemas.microsoft.com/office/word/2010/wordprocessingDrawing" xmlns:wp="http://schemas.openxmlformats.org/drawingml/2006/wordprocessingDrawing" xmlns:w10="urn:schemas-microsoft-com:office:word" xmlns:w="http://schemas.openxmlformats.org/wordprocessingml/2006/main" xmlns:w14="http://schemas.microsoft.com/office/word/2010/wordml" xmlns:w15="http://schemas.microsoft.com/office/word/2012/wordml" xmlns:w16cex="http://schemas.microsoft.com/office/word/2018/wordml/cex" xmlns:w16cid="http://schemas.microsoft.com/office/word/2016/wordml/cid" xmlns:w16="http://schemas.microsoft.com/office/word/2018/wordml" xmlns:w16du="http://schemas.microsoft.com/office/word/2023/wordml/word16du" xmlns:w16sdtdh="http://schemas.microsoft.com/office/word/2020/wordml/sdtdatahash" xmlns:w16sdtfl="http://schemas.microsoft.com/office/word/2024/wordml/sdtformatlock" xmlns:w16se="http://schemas.microsoft.com/office/word/2015/wordml/symex" xmlns:wpg="http://schemas.microsoft.com/office/word/2010/wordprocessingGroup" xmlns:wpi="http://schemas.microsoft.com/office/word/2010/wordprocessingInk" xmlns:wne="http://schemas.microsoft.com/office/word/2006/wordml" xmlns:wps="http://schemas.microsoft.com/office/word/2010/wordprocessingShape" mc:Ignorable="w14 w15 w16se w16cid w16 w16cex w16sdtdh w16sdtfl w16du wp14">
+<file path=word/header2.xml><?xml version="1.0" encoding="utf-8"?>
+<w:hdr xmlns:wpc="http://schemas.microsoft.com/office/word/2010/wordprocessingCanvas" xmlns:cx="http://schemas.microsoft.com/office/drawing/2014/chartex" xmlns:cx1="http://schemas.microsoft.com/office/drawing/2015/9/8/chartex" xmlns:cx2="http://schemas.microsoft.com/office/drawing/2015/10/21/chartex" xmlns:cx3="http://schemas.microsoft.com/office/drawing/2016/5/9/chartex" xmlns:cx4="http://schemas.microsoft.com/office/drawing/2016/5/10/chartex" xmlns:cx5="http://schemas.microsoft.com/office/drawing/2016/5/11/chartex" xmlns:cx6="http://schemas.microsoft.com/office/drawing/2016/5/12/chartex" xmlns:cx7="http://schemas.microsoft.com/office/drawing/2016/5/13/chartex" xmlns:cx8="http://schemas.microsoft.com/office/drawing/2016/5/14/chartex" xmlns:mc="http://schemas.openxmlformats.org/markup-compatibility/2006" xmlns:aink="http://schemas.microsoft.com/office/drawing/2016/ink" xmlns:am3d="http://schemas.microsoft.com/office/drawing/2017/model3d" xmlns:o="urn:schemas-microsoft-com:office:office" xmlns:oel="http://schemas.microsoft.com/office/2019/extlst" xmlns:r="http://schemas.openxmlformats.org/officeDocument/2006/relationships" xmlns:m="http://schemas.openxmlformats.org/officeDocument/2006/math" xmlns:v="urn:schemas-microsoft-com:vml" xmlns:wp14="http://schemas.microsoft.com/office/word/2010/wordprocessingDrawing" xmlns:wp="http://schemas.openxmlformats.org/drawingml/2006/wordprocessingDrawing" xmlns:w10="urn:schemas-microsoft-com:office:word" xmlns:w="http://schemas.openxmlformats.org/wordprocessingml/2006/main" xmlns:w14="http://schemas.microsoft.com/office/word/2010/wordml" xmlns:w15="http://schemas.microsoft.com/office/word/2012/wordml" xmlns:w16cex="http://schemas.microsoft.com/office/word/2018/wordml/cex" xmlns:w16cid="http://schemas.microsoft.com/office/word/2016/wordml/cid" xmlns:w16="http://schemas.microsoft.com/office/word/2018/wordml" xmlns:w16du="http://schemas.microsoft.com/office/word/2023/wordml/word16du" xmlns:w16sdtdh="http://schemas.microsoft.com/office/word/2020/wordml/sdtdatahash" xmlns:w16sdtfl="http://schemas.microsoft.com/office/word/2024/wordml/sdtformatlock" xmlns:w16se="http://schemas.microsoft.com/office/word/2015/wordml/symex" xmlns:wpg="http://schemas.microsoft.com/office/word/2010/wordprocessingGroup" xmlns:wpi="http://schemas.microsoft.com/office/word/2010/wordprocessingInk" xmlns:wne="http://schemas.microsoft.com/office/word/2006/wordml" xmlns:wps="http://schemas.microsoft.com/office/word/2010/wordprocessingShape" xmlns:a="http://schemas.openxmlformats.org/drawingml/2006/main" xmlns:pic="http://schemas.openxmlformats.org/drawingml/2006/picture" xmlns:a14="http://schemas.microsoft.com/office/drawing/2010/main" mc:Ignorable="w14 w15 w16se w16cid w16 w16cex w16sdtdh w16sdtfl w16du wp14">
   <w:tbl>
     <w:tblPr>
       <w:tblW w:w="9639" w:type="dxa"/>
@@ -3558,9 +4402,9 @@
           <w:tcW w:w="1843" w:type="dxa"/>
           <w:vMerge w:val="restart"/>
           <w:tcBorders>
-            <w:top w:val="single" w:sz="1" w:space="0" w:color="000000"/>
-            <w:left w:val="single" w:sz="1" w:space="0" w:color="000000"/>
-            <w:bottom w:val="single" w:sz="1" w:space="0" w:color="000000"/>
+            <w:top w:val="single" w:color="000000" w:sz="1" w:space="0"/>
+            <w:left w:val="single" w:color="000000" w:sz="1" w:space="0"/>
+            <w:bottom w:val="single" w:color="000000" w:sz="1" w:space="0"/>
           </w:tcBorders>
           <w:shd w:val="clear" w:color="auto" w:fill="auto"/>
           <w:vAlign w:val="center"/>
@@ -3643,10 +4487,10 @@
         <w:tcPr>
           <w:tcW w:w="7829" w:type="dxa"/>
           <w:tcBorders>
-            <w:top w:val="single" w:sz="1" w:space="0" w:color="000000"/>
-            <w:left w:val="none" w:sz="1" w:space="0" w:color="000000"/>
-            <w:bottom w:val="single" w:sz="4" w:space="0" w:color="000000"/>
-            <w:right w:val="single" w:sz="1" w:space="0" w:color="000000"/>
+            <w:top w:val="single" w:color="000000" w:sz="1" w:space="0"/>
+            <w:left w:val="none" w:color="000000" w:sz="1" w:space="0"/>
+            <w:bottom w:val="single" w:color="000000" w:sz="4" w:space="0"/>
+            <w:right w:val="single" w:color="000000" w:sz="1" w:space="0"/>
           </w:tcBorders>
           <w:shd w:val="clear" w:color="auto" w:fill="auto"/>
           <w:vAlign w:val="center"/>
@@ -3679,8 +4523,8 @@
           <w:tcW w:w="1843" w:type="dxa"/>
           <w:vMerge/>
           <w:tcBorders>
-            <w:left w:val="single" w:sz="1" w:space="0" w:color="000000"/>
-            <w:bottom w:val="single" w:sz="1" w:space="0" w:color="000000"/>
+            <w:left w:val="single" w:color="000000" w:sz="1" w:space="0"/>
+            <w:bottom w:val="single" w:color="000000" w:sz="1" w:space="0"/>
           </w:tcBorders>
           <w:shd w:val="clear" w:color="auto" w:fill="auto"/>
         </w:tcPr>
@@ -3698,9 +4542,9 @@
         <w:tcPr>
           <w:tcW w:w="7829" w:type="dxa"/>
           <w:tcBorders>
-            <w:left w:val="none" w:sz="1" w:space="0" w:color="000000"/>
-            <w:bottom w:val="single" w:sz="1" w:space="0" w:color="000000"/>
-            <w:right w:val="single" w:sz="1" w:space="0" w:color="000000"/>
+            <w:left w:val="none" w:color="000000" w:sz="1" w:space="0"/>
+            <w:bottom w:val="single" w:color="000000" w:sz="1" w:space="0"/>
+            <w:right w:val="single" w:color="000000" w:sz="1" w:space="0"/>
           </w:tcBorders>
           <w:shd w:val="clear" w:color="auto" w:fill="auto"/>
           <w:vAlign w:val="center"/>
@@ -3790,22 +4634,6 @@
             </w:rPr>
             <w:t>Embedded Systems</w:t>
           </w:r>
-          <w:r>
-            <w:rPr>
-              <w:bCs/>
-              <w:sz w:val="22"/>
-              <w:szCs w:val="22"/>
-            </w:rPr>
-            <w:t xml:space="preserve"> </w:t>
-          </w:r>
-          <w:r>
-            <w:rPr>
-              <w:bCs/>
-              <w:sz w:val="22"/>
-              <w:szCs w:val="22"/>
-            </w:rPr>
-            <w:t>/ Wireless Systems</w:t>
-          </w:r>
         </w:p>
       </w:tc>
     </w:tr>
@@ -3821,8 +4649,8 @@
 </w:hdr>
 </file>
 
-<file path=word/header6.xml><?xml version="1.0" encoding="utf-8"?>
-<w:hdr xmlns:wpc="http://schemas.microsoft.com/office/word/2010/wordprocessingCanvas" xmlns:cx="http://schemas.microsoft.com/office/drawing/2014/chartex" xmlns:cx1="http://schemas.microsoft.com/office/drawing/2015/9/8/chartex" xmlns:cx2="http://schemas.microsoft.com/office/drawing/2015/10/21/chartex" xmlns:cx3="http://schemas.microsoft.com/office/drawing/2016/5/9/chartex" xmlns:cx4="http://schemas.microsoft.com/office/drawing/2016/5/10/chartex" xmlns:cx5="http://schemas.microsoft.com/office/drawing/2016/5/11/chartex" xmlns:cx6="http://schemas.microsoft.com/office/drawing/2016/5/12/chartex" xmlns:cx7="http://schemas.microsoft.com/office/drawing/2016/5/13/chartex" xmlns:cx8="http://schemas.microsoft.com/office/drawing/2016/5/14/chartex" xmlns:mc="http://schemas.openxmlformats.org/markup-compatibility/2006" xmlns:aink="http://schemas.microsoft.com/office/drawing/2016/ink" xmlns:am3d="http://schemas.microsoft.com/office/drawing/2017/model3d" xmlns:o="urn:schemas-microsoft-com:office:office" xmlns:oel="http://schemas.microsoft.com/office/2019/extlst" xmlns:r="http://schemas.openxmlformats.org/officeDocument/2006/relationships" xmlns:m="http://schemas.openxmlformats.org/officeDocument/2006/math" xmlns:v="urn:schemas-microsoft-com:vml" xmlns:wp14="http://schemas.microsoft.com/office/word/2010/wordprocessingDrawing" xmlns:wp="http://schemas.openxmlformats.org/drawingml/2006/wordprocessingDrawing" xmlns:w10="urn:schemas-microsoft-com:office:word" xmlns:w="http://schemas.openxmlformats.org/wordprocessingml/2006/main" xmlns:w14="http://schemas.microsoft.com/office/word/2010/wordml" xmlns:w15="http://schemas.microsoft.com/office/word/2012/wordml" xmlns:w16cex="http://schemas.microsoft.com/office/word/2018/wordml/cex" xmlns:w16cid="http://schemas.microsoft.com/office/word/2016/wordml/cid" xmlns:w16="http://schemas.microsoft.com/office/word/2018/wordml" xmlns:w16du="http://schemas.microsoft.com/office/word/2023/wordml/word16du" xmlns:w16sdtdh="http://schemas.microsoft.com/office/word/2020/wordml/sdtdatahash" xmlns:w16sdtfl="http://schemas.microsoft.com/office/word/2024/wordml/sdtformatlock" xmlns:w16se="http://schemas.microsoft.com/office/word/2015/wordml/symex" xmlns:wpg="http://schemas.microsoft.com/office/word/2010/wordprocessingGroup" xmlns:wpi="http://schemas.microsoft.com/office/word/2010/wordprocessingInk" xmlns:wne="http://schemas.microsoft.com/office/word/2006/wordml" xmlns:wps="http://schemas.microsoft.com/office/word/2010/wordprocessingShape" mc:Ignorable="w14 w15 w16se w16cid w16 w16cex w16sdtdh w16sdtfl w16du wp14">
+<file path=word/header3.xml><?xml version="1.0" encoding="utf-8"?>
+<w:hdr xmlns:wpc="http://schemas.microsoft.com/office/word/2010/wordprocessingCanvas" xmlns:cx="http://schemas.microsoft.com/office/drawing/2014/chartex" xmlns:cx1="http://schemas.microsoft.com/office/drawing/2015/9/8/chartex" xmlns:cx2="http://schemas.microsoft.com/office/drawing/2015/10/21/chartex" xmlns:cx3="http://schemas.microsoft.com/office/drawing/2016/5/9/chartex" xmlns:cx4="http://schemas.microsoft.com/office/drawing/2016/5/10/chartex" xmlns:cx5="http://schemas.microsoft.com/office/drawing/2016/5/11/chartex" xmlns:cx6="http://schemas.microsoft.com/office/drawing/2016/5/12/chartex" xmlns:cx7="http://schemas.microsoft.com/office/drawing/2016/5/13/chartex" xmlns:cx8="http://schemas.microsoft.com/office/drawing/2016/5/14/chartex" xmlns:mc="http://schemas.openxmlformats.org/markup-compatibility/2006" xmlns:aink="http://schemas.microsoft.com/office/drawing/2016/ink" xmlns:am3d="http://schemas.microsoft.com/office/drawing/2017/model3d" xmlns:o="urn:schemas-microsoft-com:office:office" xmlns:oel="http://schemas.microsoft.com/office/2019/extlst" xmlns:r="http://schemas.openxmlformats.org/officeDocument/2006/relationships" xmlns:m="http://schemas.openxmlformats.org/officeDocument/2006/math" xmlns:v="urn:schemas-microsoft-com:vml" xmlns:wp14="http://schemas.microsoft.com/office/word/2010/wordprocessingDrawing" xmlns:wp="http://schemas.openxmlformats.org/drawingml/2006/wordprocessingDrawing" xmlns:w10="urn:schemas-microsoft-com:office:word" xmlns:w="http://schemas.openxmlformats.org/wordprocessingml/2006/main" xmlns:w14="http://schemas.microsoft.com/office/word/2010/wordml" xmlns:w15="http://schemas.microsoft.com/office/word/2012/wordml" xmlns:w16cex="http://schemas.microsoft.com/office/word/2018/wordml/cex" xmlns:w16cid="http://schemas.microsoft.com/office/word/2016/wordml/cid" xmlns:w16="http://schemas.microsoft.com/office/word/2018/wordml" xmlns:w16du="http://schemas.microsoft.com/office/word/2023/wordml/word16du" xmlns:w16sdtdh="http://schemas.microsoft.com/office/word/2020/wordml/sdtdatahash" xmlns:w16sdtfl="http://schemas.microsoft.com/office/word/2024/wordml/sdtformatlock" xmlns:w16se="http://schemas.microsoft.com/office/word/2015/wordml/symex" xmlns:wpg="http://schemas.microsoft.com/office/word/2010/wordprocessingGroup" xmlns:wpi="http://schemas.microsoft.com/office/word/2010/wordprocessingInk" xmlns:wne="http://schemas.microsoft.com/office/word/2006/wordml" xmlns:wps="http://schemas.microsoft.com/office/word/2010/wordprocessingShape" xmlns:a="http://schemas.openxmlformats.org/drawingml/2006/main" xmlns:pic="http://schemas.openxmlformats.org/drawingml/2006/picture" xmlns:a14="http://schemas.microsoft.com/office/drawing/2010/main" mc:Ignorable="w14 w15 w16se w16cid w16 w16cex w16sdtdh w16sdtfl w16du wp14">
   <w:tbl>
     <w:tblPr>
       <w:tblW w:w="9639" w:type="dxa"/>
@@ -3842,9 +4670,9 @@
           <w:tcW w:w="1843" w:type="dxa"/>
           <w:vMerge w:val="restart"/>
           <w:tcBorders>
-            <w:top w:val="single" w:sz="1" w:space="0" w:color="000000"/>
-            <w:left w:val="single" w:sz="1" w:space="0" w:color="000000"/>
-            <w:bottom w:val="single" w:sz="1" w:space="0" w:color="000000"/>
+            <w:top w:val="single" w:color="000000" w:sz="1" w:space="0"/>
+            <w:left w:val="single" w:color="000000" w:sz="1" w:space="0"/>
+            <w:bottom w:val="single" w:color="000000" w:sz="1" w:space="0"/>
           </w:tcBorders>
           <w:shd w:val="clear" w:color="auto" w:fill="auto"/>
           <w:vAlign w:val="center"/>
@@ -3927,10 +4755,10 @@
         <w:tcPr>
           <w:tcW w:w="7829" w:type="dxa"/>
           <w:tcBorders>
-            <w:top w:val="single" w:sz="1" w:space="0" w:color="000000"/>
-            <w:left w:val="none" w:sz="1" w:space="0" w:color="000000"/>
-            <w:bottom w:val="single" w:sz="4" w:space="0" w:color="000000"/>
-            <w:right w:val="single" w:sz="1" w:space="0" w:color="000000"/>
+            <w:top w:val="single" w:color="000000" w:sz="1" w:space="0"/>
+            <w:left w:val="none" w:color="000000" w:sz="1" w:space="0"/>
+            <w:bottom w:val="single" w:color="000000" w:sz="4" w:space="0"/>
+            <w:right w:val="single" w:color="000000" w:sz="1" w:space="0"/>
           </w:tcBorders>
           <w:shd w:val="clear" w:color="auto" w:fill="auto"/>
           <w:vAlign w:val="center"/>
@@ -3964,8 +4792,8 @@
           <w:tcW w:w="1843" w:type="dxa"/>
           <w:vMerge/>
           <w:tcBorders>
-            <w:left w:val="single" w:sz="1" w:space="0" w:color="000000"/>
-            <w:bottom w:val="single" w:sz="1" w:space="0" w:color="000000"/>
+            <w:left w:val="single" w:color="000000" w:sz="1" w:space="0"/>
+            <w:bottom w:val="single" w:color="000000" w:sz="1" w:space="0"/>
           </w:tcBorders>
           <w:shd w:val="clear" w:color="auto" w:fill="auto"/>
         </w:tcPr>
@@ -3983,9 +4811,9 @@
         <w:tcPr>
           <w:tcW w:w="7829" w:type="dxa"/>
           <w:tcBorders>
-            <w:left w:val="none" w:sz="1" w:space="0" w:color="000000"/>
-            <w:bottom w:val="single" w:sz="1" w:space="0" w:color="000000"/>
-            <w:right w:val="single" w:sz="1" w:space="0" w:color="000000"/>
+            <w:left w:val="none" w:color="000000" w:sz="1" w:space="0"/>
+            <w:bottom w:val="single" w:color="000000" w:sz="1" w:space="0"/>
+            <w:right w:val="single" w:color="000000" w:sz="1" w:space="0"/>
           </w:tcBorders>
           <w:shd w:val="clear" w:color="auto" w:fill="auto"/>
           <w:vAlign w:val="center"/>
@@ -4026,6 +4854,13 @@
               <w:lang w:val="en-GB"/>
             </w:rPr>
             <w:tab/>
+          </w:r>
+          <w:r>
+            <w:rPr>
+              <w:sz w:val="22"/>
+              <w:szCs w:val="22"/>
+              <w:lang w:val="en-GB"/>
+            </w:rPr>
             <w:t>Electronics a</w:t>
           </w:r>
           <w:r>
@@ -4078,6 +4913,7 @@
               <w:bCs/>
               <w:sz w:val="22"/>
               <w:szCs w:val="22"/>
+              <w:highlight w:val="yellow"/>
               <w:lang w:val="en-GB"/>
             </w:rPr>
             <w:t>Embedded Systems / Wireless Systems</w:t>
@@ -4097,8 +4933,8 @@
 </w:hdr>
 </file>
 
-<file path=word/header7.xml><?xml version="1.0" encoding="utf-8"?>
-<w:hdr xmlns:wpc="http://schemas.microsoft.com/office/word/2010/wordprocessingCanvas" xmlns:cx="http://schemas.microsoft.com/office/drawing/2014/chartex" xmlns:cx1="http://schemas.microsoft.com/office/drawing/2015/9/8/chartex" xmlns:cx2="http://schemas.microsoft.com/office/drawing/2015/10/21/chartex" xmlns:cx3="http://schemas.microsoft.com/office/drawing/2016/5/9/chartex" xmlns:cx4="http://schemas.microsoft.com/office/drawing/2016/5/10/chartex" xmlns:cx5="http://schemas.microsoft.com/office/drawing/2016/5/11/chartex" xmlns:cx6="http://schemas.microsoft.com/office/drawing/2016/5/12/chartex" xmlns:cx7="http://schemas.microsoft.com/office/drawing/2016/5/13/chartex" xmlns:cx8="http://schemas.microsoft.com/office/drawing/2016/5/14/chartex" xmlns:mc="http://schemas.openxmlformats.org/markup-compatibility/2006" xmlns:aink="http://schemas.microsoft.com/office/drawing/2016/ink" xmlns:am3d="http://schemas.microsoft.com/office/drawing/2017/model3d" xmlns:o="urn:schemas-microsoft-com:office:office" xmlns:oel="http://schemas.microsoft.com/office/2019/extlst" xmlns:r="http://schemas.openxmlformats.org/officeDocument/2006/relationships" xmlns:m="http://schemas.openxmlformats.org/officeDocument/2006/math" xmlns:v="urn:schemas-microsoft-com:vml" xmlns:wp14="http://schemas.microsoft.com/office/word/2010/wordprocessingDrawing" xmlns:wp="http://schemas.openxmlformats.org/drawingml/2006/wordprocessingDrawing" xmlns:w10="urn:schemas-microsoft-com:office:word" xmlns:w="http://schemas.openxmlformats.org/wordprocessingml/2006/main" xmlns:w14="http://schemas.microsoft.com/office/word/2010/wordml" xmlns:w15="http://schemas.microsoft.com/office/word/2012/wordml" xmlns:w16cex="http://schemas.microsoft.com/office/word/2018/wordml/cex" xmlns:w16cid="http://schemas.microsoft.com/office/word/2016/wordml/cid" xmlns:w16="http://schemas.microsoft.com/office/word/2018/wordml" xmlns:w16du="http://schemas.microsoft.com/office/word/2023/wordml/word16du" xmlns:w16sdtdh="http://schemas.microsoft.com/office/word/2020/wordml/sdtdatahash" xmlns:w16sdtfl="http://schemas.microsoft.com/office/word/2024/wordml/sdtformatlock" xmlns:w16se="http://schemas.microsoft.com/office/word/2015/wordml/symex" xmlns:wpg="http://schemas.microsoft.com/office/word/2010/wordprocessingGroup" xmlns:wpi="http://schemas.microsoft.com/office/word/2010/wordprocessingInk" xmlns:wne="http://schemas.microsoft.com/office/word/2006/wordml" xmlns:wps="http://schemas.microsoft.com/office/word/2010/wordprocessingShape" mc:Ignorable="w14 w15 w16se w16cid w16 w16cex w16sdtdh w16sdtfl w16du wp14">
+<file path=word/header4.xml><?xml version="1.0" encoding="utf-8"?>
+<w:hdr xmlns:wpc="http://schemas.microsoft.com/office/word/2010/wordprocessingCanvas" xmlns:cx="http://schemas.microsoft.com/office/drawing/2014/chartex" xmlns:cx1="http://schemas.microsoft.com/office/drawing/2015/9/8/chartex" xmlns:cx2="http://schemas.microsoft.com/office/drawing/2015/10/21/chartex" xmlns:cx3="http://schemas.microsoft.com/office/drawing/2016/5/9/chartex" xmlns:cx4="http://schemas.microsoft.com/office/drawing/2016/5/10/chartex" xmlns:cx5="http://schemas.microsoft.com/office/drawing/2016/5/11/chartex" xmlns:cx6="http://schemas.microsoft.com/office/drawing/2016/5/12/chartex" xmlns:cx7="http://schemas.microsoft.com/office/drawing/2016/5/13/chartex" xmlns:cx8="http://schemas.microsoft.com/office/drawing/2016/5/14/chartex" xmlns:mc="http://schemas.openxmlformats.org/markup-compatibility/2006" xmlns:aink="http://schemas.microsoft.com/office/drawing/2016/ink" xmlns:am3d="http://schemas.microsoft.com/office/drawing/2017/model3d" xmlns:o="urn:schemas-microsoft-com:office:office" xmlns:oel="http://schemas.microsoft.com/office/2019/extlst" xmlns:r="http://schemas.openxmlformats.org/officeDocument/2006/relationships" xmlns:m="http://schemas.openxmlformats.org/officeDocument/2006/math" xmlns:v="urn:schemas-microsoft-com:vml" xmlns:wp14="http://schemas.microsoft.com/office/word/2010/wordprocessingDrawing" xmlns:wp="http://schemas.openxmlformats.org/drawingml/2006/wordprocessingDrawing" xmlns:w10="urn:schemas-microsoft-com:office:word" xmlns:w="http://schemas.openxmlformats.org/wordprocessingml/2006/main" xmlns:w14="http://schemas.microsoft.com/office/word/2010/wordml" xmlns:w15="http://schemas.microsoft.com/office/word/2012/wordml" xmlns:w16cex="http://schemas.microsoft.com/office/word/2018/wordml/cex" xmlns:w16cid="http://schemas.microsoft.com/office/word/2016/wordml/cid" xmlns:w16="http://schemas.microsoft.com/office/word/2018/wordml" xmlns:w16du="http://schemas.microsoft.com/office/word/2023/wordml/word16du" xmlns:w16sdtdh="http://schemas.microsoft.com/office/word/2020/wordml/sdtdatahash" xmlns:w16sdtfl="http://schemas.microsoft.com/office/word/2024/wordml/sdtformatlock" xmlns:w16se="http://schemas.microsoft.com/office/word/2015/wordml/symex" xmlns:wpg="http://schemas.microsoft.com/office/word/2010/wordprocessingGroup" xmlns:wpi="http://schemas.microsoft.com/office/word/2010/wordprocessingInk" xmlns:wne="http://schemas.microsoft.com/office/word/2006/wordml" xmlns:wps="http://schemas.microsoft.com/office/word/2010/wordprocessingShape" xmlns:a="http://schemas.openxmlformats.org/drawingml/2006/main" xmlns:pic="http://schemas.openxmlformats.org/drawingml/2006/picture" xmlns:a14="http://schemas.microsoft.com/office/drawing/2010/main" mc:Ignorable="w14 w15 w16se w16cid w16 w16cex w16sdtdh w16sdtfl w16du wp14">
   <w:tbl>
     <w:tblPr>
       <w:tblW w:w="9639" w:type="dxa"/>
@@ -4118,9 +4954,9 @@
           <w:tcW w:w="1843" w:type="dxa"/>
           <w:vMerge w:val="restart"/>
           <w:tcBorders>
-            <w:top w:val="single" w:sz="1" w:space="0" w:color="000000"/>
-            <w:left w:val="single" w:sz="1" w:space="0" w:color="000000"/>
-            <w:bottom w:val="single" w:sz="1" w:space="0" w:color="000000"/>
+            <w:top w:val="single" w:color="000000" w:sz="1" w:space="0"/>
+            <w:left w:val="single" w:color="000000" w:sz="1" w:space="0"/>
+            <w:bottom w:val="single" w:color="000000" w:sz="1" w:space="0"/>
           </w:tcBorders>
           <w:shd w:val="clear" w:color="auto" w:fill="auto"/>
           <w:vAlign w:val="center"/>
@@ -4203,10 +5039,10 @@
         <w:tcPr>
           <w:tcW w:w="7829" w:type="dxa"/>
           <w:tcBorders>
-            <w:top w:val="single" w:sz="1" w:space="0" w:color="000000"/>
-            <w:left w:val="none" w:sz="1" w:space="0" w:color="000000"/>
-            <w:bottom w:val="single" w:sz="4" w:space="0" w:color="000000"/>
-            <w:right w:val="single" w:sz="1" w:space="0" w:color="000000"/>
+            <w:top w:val="single" w:color="000000" w:sz="1" w:space="0"/>
+            <w:left w:val="none" w:color="000000" w:sz="1" w:space="0"/>
+            <w:bottom w:val="single" w:color="000000" w:sz="4" w:space="0"/>
+            <w:right w:val="single" w:color="000000" w:sz="1" w:space="0"/>
           </w:tcBorders>
           <w:shd w:val="clear" w:color="auto" w:fill="auto"/>
           <w:vAlign w:val="center"/>
@@ -4241,8 +5077,8 @@
           <w:tcW w:w="1843" w:type="dxa"/>
           <w:vMerge/>
           <w:tcBorders>
-            <w:left w:val="single" w:sz="1" w:space="0" w:color="000000"/>
-            <w:bottom w:val="single" w:sz="1" w:space="0" w:color="000000"/>
+            <w:left w:val="single" w:color="000000" w:sz="1" w:space="0"/>
+            <w:bottom w:val="single" w:color="000000" w:sz="1" w:space="0"/>
           </w:tcBorders>
           <w:shd w:val="clear" w:color="auto" w:fill="auto"/>
         </w:tcPr>
@@ -4261,9 +5097,9 @@
         <w:tcPr>
           <w:tcW w:w="7829" w:type="dxa"/>
           <w:tcBorders>
-            <w:left w:val="none" w:sz="1" w:space="0" w:color="000000"/>
-            <w:bottom w:val="single" w:sz="1" w:space="0" w:color="000000"/>
-            <w:right w:val="single" w:sz="1" w:space="0" w:color="000000"/>
+            <w:left w:val="none" w:color="000000" w:sz="1" w:space="0"/>
+            <w:bottom w:val="single" w:color="000000" w:sz="1" w:space="0"/>
+            <w:right w:val="single" w:color="000000" w:sz="1" w:space="0"/>
           </w:tcBorders>
           <w:shd w:val="clear" w:color="auto" w:fill="auto"/>
           <w:vAlign w:val="center"/>
@@ -4304,6 +5140,13 @@
               <w:lang w:val="en-GB"/>
             </w:rPr>
             <w:tab/>
+          </w:r>
+          <w:r>
+            <w:rPr>
+              <w:sz w:val="22"/>
+              <w:szCs w:val="22"/>
+              <w:lang w:val="en-GB"/>
+            </w:rPr>
             <w:t>Electronics a</w:t>
           </w:r>
           <w:r>
@@ -4356,6 +5199,7 @@
               <w:bCs/>
               <w:sz w:val="22"/>
               <w:szCs w:val="22"/>
+              <w:highlight w:val="yellow"/>
               <w:lang w:val="en-GB"/>
             </w:rPr>
             <w:t>Embedded Systems / Wireless Systems</w:t>
@@ -4375,7 +5219,7 @@
 </w:hdr>
 </file>
 
-<file path=word/header8.xml><?xml version="1.0" encoding="utf-8"?>
+<file path=word/header5.xml><?xml version="1.0" encoding="utf-8"?>
 <w:hdr xmlns:wpc="http://schemas.microsoft.com/office/word/2010/wordprocessingCanvas" xmlns:cx="http://schemas.microsoft.com/office/drawing/2014/chartex" xmlns:cx1="http://schemas.microsoft.com/office/drawing/2015/9/8/chartex" xmlns:cx2="http://schemas.microsoft.com/office/drawing/2015/10/21/chartex" xmlns:cx3="http://schemas.microsoft.com/office/drawing/2016/5/9/chartex" xmlns:cx4="http://schemas.microsoft.com/office/drawing/2016/5/10/chartex" xmlns:cx5="http://schemas.microsoft.com/office/drawing/2016/5/11/chartex" xmlns:cx6="http://schemas.microsoft.com/office/drawing/2016/5/12/chartex" xmlns:cx7="http://schemas.microsoft.com/office/drawing/2016/5/13/chartex" xmlns:cx8="http://schemas.microsoft.com/office/drawing/2016/5/14/chartex" xmlns:mc="http://schemas.openxmlformats.org/markup-compatibility/2006" xmlns:aink="http://schemas.microsoft.com/office/drawing/2016/ink" xmlns:am3d="http://schemas.microsoft.com/office/drawing/2017/model3d" xmlns:o="urn:schemas-microsoft-com:office:office" xmlns:oel="http://schemas.microsoft.com/office/2019/extlst" xmlns:r="http://schemas.openxmlformats.org/officeDocument/2006/relationships" xmlns:m="http://schemas.openxmlformats.org/officeDocument/2006/math" xmlns:v="urn:schemas-microsoft-com:vml" xmlns:wp14="http://schemas.microsoft.com/office/word/2010/wordprocessingDrawing" xmlns:wp="http://schemas.openxmlformats.org/drawingml/2006/wordprocessingDrawing" xmlns:w10="urn:schemas-microsoft-com:office:word" xmlns:w="http://schemas.openxmlformats.org/wordprocessingml/2006/main" xmlns:w14="http://schemas.microsoft.com/office/word/2010/wordml" xmlns:w15="http://schemas.microsoft.com/office/word/2012/wordml" xmlns:w16cex="http://schemas.microsoft.com/office/word/2018/wordml/cex" xmlns:w16cid="http://schemas.microsoft.com/office/word/2016/wordml/cid" xmlns:w16="http://schemas.microsoft.com/office/word/2018/wordml" xmlns:w16du="http://schemas.microsoft.com/office/word/2023/wordml/word16du" xmlns:w16sdtdh="http://schemas.microsoft.com/office/word/2020/wordml/sdtdatahash" xmlns:w16sdtfl="http://schemas.microsoft.com/office/word/2024/wordml/sdtformatlock" xmlns:w16se="http://schemas.microsoft.com/office/word/2015/wordml/symex" xmlns:wpg="http://schemas.microsoft.com/office/word/2010/wordprocessingGroup" xmlns:wpi="http://schemas.microsoft.com/office/word/2010/wordprocessingInk" xmlns:wne="http://schemas.microsoft.com/office/word/2006/wordml" xmlns:wps="http://schemas.microsoft.com/office/word/2010/wordprocessingShape" mc:Ignorable="w14 w15 w16se w16cid w16 w16cex w16sdtdh w16sdtfl w16du wp14">
   <w:p>
     <w:pPr>
@@ -4385,24 +5229,244 @@
 </w:hdr>
 </file>
 
-<file path=word/header9.xml><?xml version="1.0" encoding="utf-8"?>
+<file path=word/header6.xml><?xml version="1.0" encoding="utf-8"?>
 <w:hdr xmlns:wpc="http://schemas.microsoft.com/office/word/2010/wordprocessingCanvas" xmlns:cx="http://schemas.microsoft.com/office/drawing/2014/chartex" xmlns:cx1="http://schemas.microsoft.com/office/drawing/2015/9/8/chartex" xmlns:cx2="http://schemas.microsoft.com/office/drawing/2015/10/21/chartex" xmlns:cx3="http://schemas.microsoft.com/office/drawing/2016/5/9/chartex" xmlns:cx4="http://schemas.microsoft.com/office/drawing/2016/5/10/chartex" xmlns:cx5="http://schemas.microsoft.com/office/drawing/2016/5/11/chartex" xmlns:cx6="http://schemas.microsoft.com/office/drawing/2016/5/12/chartex" xmlns:cx7="http://schemas.microsoft.com/office/drawing/2016/5/13/chartex" xmlns:cx8="http://schemas.microsoft.com/office/drawing/2016/5/14/chartex" xmlns:mc="http://schemas.openxmlformats.org/markup-compatibility/2006" xmlns:aink="http://schemas.microsoft.com/office/drawing/2016/ink" xmlns:am3d="http://schemas.microsoft.com/office/drawing/2017/model3d" xmlns:o="urn:schemas-microsoft-com:office:office" xmlns:oel="http://schemas.microsoft.com/office/2019/extlst" xmlns:r="http://schemas.openxmlformats.org/officeDocument/2006/relationships" xmlns:m="http://schemas.openxmlformats.org/officeDocument/2006/math" xmlns:v="urn:schemas-microsoft-com:vml" xmlns:wp14="http://schemas.microsoft.com/office/word/2010/wordprocessingDrawing" xmlns:wp="http://schemas.openxmlformats.org/drawingml/2006/wordprocessingDrawing" xmlns:w10="urn:schemas-microsoft-com:office:word" xmlns:w="http://schemas.openxmlformats.org/wordprocessingml/2006/main" xmlns:w14="http://schemas.microsoft.com/office/word/2010/wordml" xmlns:w15="http://schemas.microsoft.com/office/word/2012/wordml" xmlns:w16cex="http://schemas.microsoft.com/office/word/2018/wordml/cex" xmlns:w16cid="http://schemas.microsoft.com/office/word/2016/wordml/cid" xmlns:w16="http://schemas.microsoft.com/office/word/2018/wordml" xmlns:w16du="http://schemas.microsoft.com/office/word/2023/wordml/word16du" xmlns:w16sdtdh="http://schemas.microsoft.com/office/word/2020/wordml/sdtdatahash" xmlns:w16sdtfl="http://schemas.microsoft.com/office/word/2024/wordml/sdtformatlock" xmlns:w16se="http://schemas.microsoft.com/office/word/2015/wordml/symex" xmlns:wpg="http://schemas.microsoft.com/office/word/2010/wordprocessingGroup" xmlns:wpi="http://schemas.microsoft.com/office/word/2010/wordprocessingInk" xmlns:wne="http://schemas.microsoft.com/office/word/2006/wordml" xmlns:wps="http://schemas.microsoft.com/office/word/2010/wordprocessingShape" mc:Ignorable="w14 w15 w16se w16cid w16 w16cex w16sdtdh w16sdtfl w16du wp14">
   <w:p>
     <w:pPr>
       <w:pStyle w:val="Kopfzeile"/>
       <w:pBdr>
-        <w:bottom w:val="single" w:sz="12" w:space="1" w:color="auto"/>
+        <w:bottom w:val="single" w:color="auto" w:sz="12" w:space="1"/>
       </w:pBdr>
     </w:pPr>
     <w:r>
       <w:fldChar w:fldCharType="begin"/>
     </w:r>
     <w:r>
-      <w:instrText>STYLEREF  "Überschrift 1"  \* MERGEFORMAT</w:instrText>
+      <w:instrText> STYLEREF  "Überschrift 1"  \* MERGEFORMAT </w:instrText>
+    </w:r>
+    <w:r>
+      <w:fldChar w:fldCharType="separate"/>
+    </w:r>
+    <w:r>
+      <w:rPr>
+        <w:noProof/>
+      </w:rPr>
+      <w:t>Inhaltsverzeichnis</w:t>
     </w:r>
     <w:r>
       <w:fldChar w:fldCharType="end"/>
     </w:r>
+  </w:p>
+</w:hdr>
+</file>
+
+<file path=word/header7.xml><?xml version="1.0" encoding="utf-8"?>
+<w:hdr xmlns:wpc="http://schemas.microsoft.com/office/word/2010/wordprocessingCanvas" xmlns:cx="http://schemas.microsoft.com/office/drawing/2014/chartex" xmlns:cx1="http://schemas.microsoft.com/office/drawing/2015/9/8/chartex" xmlns:cx2="http://schemas.microsoft.com/office/drawing/2015/10/21/chartex" xmlns:cx3="http://schemas.microsoft.com/office/drawing/2016/5/9/chartex" xmlns:cx4="http://schemas.microsoft.com/office/drawing/2016/5/10/chartex" xmlns:cx5="http://schemas.microsoft.com/office/drawing/2016/5/11/chartex" xmlns:cx6="http://schemas.microsoft.com/office/drawing/2016/5/12/chartex" xmlns:cx7="http://schemas.microsoft.com/office/drawing/2016/5/13/chartex" xmlns:cx8="http://schemas.microsoft.com/office/drawing/2016/5/14/chartex" xmlns:mc="http://schemas.openxmlformats.org/markup-compatibility/2006" xmlns:aink="http://schemas.microsoft.com/office/drawing/2016/ink" xmlns:am3d="http://schemas.microsoft.com/office/drawing/2017/model3d" xmlns:o="urn:schemas-microsoft-com:office:office" xmlns:oel="http://schemas.microsoft.com/office/2019/extlst" xmlns:r="http://schemas.openxmlformats.org/officeDocument/2006/relationships" xmlns:m="http://schemas.openxmlformats.org/officeDocument/2006/math" xmlns:v="urn:schemas-microsoft-com:vml" xmlns:wp14="http://schemas.microsoft.com/office/word/2010/wordprocessingDrawing" xmlns:wp="http://schemas.openxmlformats.org/drawingml/2006/wordprocessingDrawing" xmlns:w10="urn:schemas-microsoft-com:office:word" xmlns:w="http://schemas.openxmlformats.org/wordprocessingml/2006/main" xmlns:w14="http://schemas.microsoft.com/office/word/2010/wordml" xmlns:w15="http://schemas.microsoft.com/office/word/2012/wordml" xmlns:w16cex="http://schemas.microsoft.com/office/word/2018/wordml/cex" xmlns:w16cid="http://schemas.microsoft.com/office/word/2016/wordml/cid" xmlns:w16="http://schemas.microsoft.com/office/word/2018/wordml" xmlns:w16du="http://schemas.microsoft.com/office/word/2023/wordml/word16du" xmlns:w16sdtdh="http://schemas.microsoft.com/office/word/2020/wordml/sdtdatahash" xmlns:w16sdtfl="http://schemas.microsoft.com/office/word/2024/wordml/sdtformatlock" xmlns:w16se="http://schemas.microsoft.com/office/word/2015/wordml/symex" xmlns:wpg="http://schemas.microsoft.com/office/word/2010/wordprocessingGroup" xmlns:wpi="http://schemas.microsoft.com/office/word/2010/wordprocessingInk" xmlns:wne="http://schemas.microsoft.com/office/word/2006/wordml" xmlns:wps="http://schemas.microsoft.com/office/word/2010/wordprocessingShape" mc:Ignorable="w14 w15 w16se w16cid w16 w16cex w16sdtdh w16sdtfl w16du wp14">
+  <w:p>
+    <w:pPr>
+      <w:pStyle w:val="Kopfzeile"/>
+      <w:pBdr>
+        <w:bottom w:val="single" w:color="auto" w:sz="12" w:space="1"/>
+      </w:pBdr>
+    </w:pPr>
+    <w:r>
+      <w:fldChar w:fldCharType="begin"/>
+    </w:r>
+    <w:r>
+      <w:instrText> STYLEREF  "Überschrift 1"  \* MERGEFORMAT </w:instrText>
+    </w:r>
+    <w:r>
+      <w:fldChar w:fldCharType="separate"/>
+    </w:r>
+    <w:r>
+      <w:rPr>
+        <w:noProof/>
+      </w:rPr>
+      <w:t>Bearbeitung der Aufgabenstellung (sinnvollen Namen wählen)</w:t>
+    </w:r>
+    <w:r>
+      <w:fldChar w:fldCharType="end"/>
+    </w:r>
+  </w:p>
+</w:hdr>
+</file>
+
+<file path=word/header8.xml><?xml version="1.0" encoding="utf-8"?>
+<w:hdr xmlns:wpc="http://schemas.microsoft.com/office/word/2010/wordprocessingCanvas" xmlns:cx="http://schemas.microsoft.com/office/drawing/2014/chartex" xmlns:cx1="http://schemas.microsoft.com/office/drawing/2015/9/8/chartex" xmlns:cx2="http://schemas.microsoft.com/office/drawing/2015/10/21/chartex" xmlns:cx3="http://schemas.microsoft.com/office/drawing/2016/5/9/chartex" xmlns:cx4="http://schemas.microsoft.com/office/drawing/2016/5/10/chartex" xmlns:cx5="http://schemas.microsoft.com/office/drawing/2016/5/11/chartex" xmlns:cx6="http://schemas.microsoft.com/office/drawing/2016/5/12/chartex" xmlns:cx7="http://schemas.microsoft.com/office/drawing/2016/5/13/chartex" xmlns:cx8="http://schemas.microsoft.com/office/drawing/2016/5/14/chartex" xmlns:mc="http://schemas.openxmlformats.org/markup-compatibility/2006" xmlns:aink="http://schemas.microsoft.com/office/drawing/2016/ink" xmlns:am3d="http://schemas.microsoft.com/office/drawing/2017/model3d" xmlns:o="urn:schemas-microsoft-com:office:office" xmlns:oel="http://schemas.microsoft.com/office/2019/extlst" xmlns:r="http://schemas.openxmlformats.org/officeDocument/2006/relationships" xmlns:m="http://schemas.openxmlformats.org/officeDocument/2006/math" xmlns:v="urn:schemas-microsoft-com:vml" xmlns:wp14="http://schemas.microsoft.com/office/word/2010/wordprocessingDrawing" xmlns:wp="http://schemas.openxmlformats.org/drawingml/2006/wordprocessingDrawing" xmlns:w10="urn:schemas-microsoft-com:office:word" xmlns:w="http://schemas.openxmlformats.org/wordprocessingml/2006/main" xmlns:w14="http://schemas.microsoft.com/office/word/2010/wordml" xmlns:w15="http://schemas.microsoft.com/office/word/2012/wordml" xmlns:w16cex="http://schemas.microsoft.com/office/word/2018/wordml/cex" xmlns:w16cid="http://schemas.microsoft.com/office/word/2016/wordml/cid" xmlns:w16="http://schemas.microsoft.com/office/word/2018/wordml" xmlns:w16du="http://schemas.microsoft.com/office/word/2023/wordml/word16du" xmlns:w16sdtdh="http://schemas.microsoft.com/office/word/2020/wordml/sdtdatahash" xmlns:w16sdtfl="http://schemas.microsoft.com/office/word/2024/wordml/sdtformatlock" xmlns:w16se="http://schemas.microsoft.com/office/word/2015/wordml/symex" xmlns:wpg="http://schemas.microsoft.com/office/word/2010/wordprocessingGroup" xmlns:wpi="http://schemas.microsoft.com/office/word/2010/wordprocessingInk" xmlns:wne="http://schemas.microsoft.com/office/word/2006/wordml" xmlns:wps="http://schemas.microsoft.com/office/word/2010/wordprocessingShape" mc:Ignorable="w14 w15 w16se w16cid w16 w16cex w16sdtdh w16sdtfl w16du wp14">
+  <w:p>
+    <w:pPr>
+      <w:pStyle w:val="Kopfzeile"/>
+      <w:pBdr>
+        <w:bottom w:val="single" w:color="auto" w:sz="12" w:space="1"/>
+      </w:pBdr>
+      <w:jc w:val="right"/>
+    </w:pPr>
+    <w:r>
+      <w:fldChar w:fldCharType="begin"/>
+    </w:r>
+    <w:r>
+      <w:instrText> STYLEREF  "Überschrift 1"  \* MERGEFORMAT </w:instrText>
+    </w:r>
+    <w:r>
+      <w:fldChar w:fldCharType="separate"/>
+    </w:r>
+    <w:r>
+      <w:rPr>
+        <w:noProof/>
+      </w:rPr>
+      <w:t>Bearbeitung der Aufgabenstellung (sinnvollen Namen wählen)</w:t>
+    </w:r>
+    <w:r>
+      <w:fldChar w:fldCharType="end"/>
+    </w:r>
+  </w:p>
+</w:hdr>
+</file>
+
+<file path=word/header9.xml><?xml version="1.0" encoding="utf-8"?>
+<w:hdr xmlns:wpc="http://schemas.microsoft.com/office/word/2010/wordprocessingCanvas" xmlns:cx="http://schemas.microsoft.com/office/drawing/2014/chartex" xmlns:cx1="http://schemas.microsoft.com/office/drawing/2015/9/8/chartex" xmlns:cx2="http://schemas.microsoft.com/office/drawing/2015/10/21/chartex" xmlns:cx3="http://schemas.microsoft.com/office/drawing/2016/5/9/chartex" xmlns:cx4="http://schemas.microsoft.com/office/drawing/2016/5/10/chartex" xmlns:cx5="http://schemas.microsoft.com/office/drawing/2016/5/11/chartex" xmlns:cx6="http://schemas.microsoft.com/office/drawing/2016/5/12/chartex" xmlns:cx7="http://schemas.microsoft.com/office/drawing/2016/5/13/chartex" xmlns:cx8="http://schemas.microsoft.com/office/drawing/2016/5/14/chartex" xmlns:mc="http://schemas.openxmlformats.org/markup-compatibility/2006" xmlns:aink="http://schemas.microsoft.com/office/drawing/2016/ink" xmlns:am3d="http://schemas.microsoft.com/office/drawing/2017/model3d" xmlns:o="urn:schemas-microsoft-com:office:office" xmlns:oel="http://schemas.microsoft.com/office/2019/extlst" xmlns:r="http://schemas.openxmlformats.org/officeDocument/2006/relationships" xmlns:m="http://schemas.openxmlformats.org/officeDocument/2006/math" xmlns:v="urn:schemas-microsoft-com:vml" xmlns:wp14="http://schemas.microsoft.com/office/word/2010/wordprocessingDrawing" xmlns:wp="http://schemas.openxmlformats.org/drawingml/2006/wordprocessingDrawing" xmlns:w10="urn:schemas-microsoft-com:office:word" xmlns:w="http://schemas.openxmlformats.org/wordprocessingml/2006/main" xmlns:w14="http://schemas.microsoft.com/office/word/2010/wordml" xmlns:w15="http://schemas.microsoft.com/office/word/2012/wordml" xmlns:w16cex="http://schemas.microsoft.com/office/word/2018/wordml/cex" xmlns:w16cid="http://schemas.microsoft.com/office/word/2016/wordml/cid" xmlns:w16="http://schemas.microsoft.com/office/word/2018/wordml" xmlns:w16du="http://schemas.microsoft.com/office/word/2023/wordml/word16du" xmlns:w16sdtdh="http://schemas.microsoft.com/office/word/2020/wordml/sdtdatahash" xmlns:w16sdtfl="http://schemas.microsoft.com/office/word/2024/wordml/sdtformatlock" xmlns:w16se="http://schemas.microsoft.com/office/word/2015/wordml/symex" xmlns:wpg="http://schemas.microsoft.com/office/word/2010/wordprocessingGroup" xmlns:wpi="http://schemas.microsoft.com/office/word/2010/wordprocessingInk" xmlns:wne="http://schemas.microsoft.com/office/word/2006/wordml" xmlns:wps="http://schemas.microsoft.com/office/word/2010/wordprocessingShape" mc:Ignorable="w14 w15 w16se w16cid w16 w16cex w16sdtdh w16sdtfl w16du wp14">
+  <w:p/>
+</w:hdr>
+</file>
+
+<file path=word/headera.xml><?xml version="1.0" encoding="utf-8"?>
+<w:hdr xmlns:w14="http://schemas.microsoft.com/office/word/2010/wordml" xmlns:w="http://schemas.openxmlformats.org/wordprocessingml/2006/main">
+  <w:tbl>
+    <w:tblPr>
+      <w:tblStyle w:val="NormaleTabelle"/>
+      <w:bidiVisual w:val="0"/>
+      <w:tblW w:w="0" w:type="auto"/>
+      <w:tblLayout w:type="fixed"/>
+      <w:tblLook w:val="06A0" w:firstRow="1" w:lastRow="0" w:firstColumn="1" w:lastColumn="0" w:noHBand="1" w:noVBand="1"/>
+    </w:tblPr>
+    <w:tblGrid>
+      <w:gridCol w:w="3210"/>
+      <w:gridCol w:w="3210"/>
+      <w:gridCol w:w="3210"/>
+    </w:tblGrid>
+    <w:tr>
+      <w:trPr>
+        <w:trHeight w:val="300"/>
+      </w:trPr>
+      <w:tc>
+        <w:tcPr>
+          <w:tcW w:w="3210" w:type="dxa"/>
+          <w:tcMar/>
+        </w:tcPr>
+        <w:p>
+          <w:pPr>
+            <w:pStyle w:val="Kopfzeile"/>
+            <w:bidi w:val="0"/>
+            <w:ind w:left="-115"/>
+            <w:jc w:val="left"/>
+          </w:pPr>
+        </w:p>
+      </w:tc>
+      <w:tc>
+        <w:tcPr>
+          <w:tcW w:w="3210" w:type="dxa"/>
+          <w:tcMar/>
+        </w:tcPr>
+        <w:p>
+          <w:pPr>
+            <w:pStyle w:val="Kopfzeile"/>
+            <w:bidi w:val="0"/>
+            <w:jc w:val="center"/>
+          </w:pPr>
+        </w:p>
+      </w:tc>
+      <w:tc>
+        <w:tcPr>
+          <w:tcW w:w="3210" w:type="dxa"/>
+          <w:tcMar/>
+        </w:tcPr>
+        <w:p>
+          <w:pPr>
+            <w:pStyle w:val="Kopfzeile"/>
+            <w:bidi w:val="0"/>
+            <w:ind w:right="-115"/>
+            <w:jc w:val="right"/>
+          </w:pPr>
+        </w:p>
+      </w:tc>
+    </w:tr>
+  </w:tbl>
+  <w:p>
+    <w:pPr>
+      <w:pStyle w:val="Kopfzeile"/>
+      <w:bidi w:val="0"/>
+    </w:pPr>
+  </w:p>
+</w:hdr>
+</file>
+
+<file path=word/headerb.xml><?xml version="1.0" encoding="utf-8"?>
+<w:hdr xmlns:w14="http://schemas.microsoft.com/office/word/2010/wordml" xmlns:w="http://schemas.openxmlformats.org/wordprocessingml/2006/main">
+  <w:tbl>
+    <w:tblPr>
+      <w:tblStyle w:val="NormaleTabelle"/>
+      <w:bidiVisual w:val="0"/>
+      <w:tblW w:w="0" w:type="auto"/>
+      <w:tblLayout w:type="fixed"/>
+      <w:tblLook w:val="06A0" w:firstRow="1" w:lastRow="0" w:firstColumn="1" w:lastColumn="0" w:noHBand="1" w:noVBand="1"/>
+    </w:tblPr>
+    <w:tblGrid>
+      <w:gridCol w:w="3210"/>
+      <w:gridCol w:w="3210"/>
+      <w:gridCol w:w="3210"/>
+    </w:tblGrid>
+    <w:tr>
+      <w:trPr>
+        <w:trHeight w:val="300"/>
+      </w:trPr>
+      <w:tc>
+        <w:tcPr>
+          <w:tcW w:w="3210" w:type="dxa"/>
+          <w:tcMar/>
+        </w:tcPr>
+        <w:p>
+          <w:pPr>
+            <w:pStyle w:val="Kopfzeile"/>
+            <w:bidi w:val="0"/>
+            <w:ind w:left="-115"/>
+            <w:jc w:val="left"/>
+          </w:pPr>
+        </w:p>
+      </w:tc>
+      <w:tc>
+        <w:tcPr>
+          <w:tcW w:w="3210" w:type="dxa"/>
+          <w:tcMar/>
+        </w:tcPr>
+        <w:p>
+          <w:pPr>
+            <w:pStyle w:val="Kopfzeile"/>
+            <w:bidi w:val="0"/>
+            <w:jc w:val="center"/>
+          </w:pPr>
+        </w:p>
+      </w:tc>
+      <w:tc>
+        <w:tcPr>
+          <w:tcW w:w="3210" w:type="dxa"/>
+          <w:tcMar/>
+        </w:tcPr>
+        <w:p>
+          <w:pPr>
+            <w:pStyle w:val="Kopfzeile"/>
+            <w:bidi w:val="0"/>
+            <w:ind w:right="-115"/>
+            <w:jc w:val="right"/>
+          </w:pPr>
+        </w:p>
+      </w:tc>
+    </w:tr>
+  </w:tbl>
+  <w:p>
+    <w:pPr>
+      <w:pStyle w:val="Kopfzeile"/>
+      <w:bidi w:val="0"/>
+    </w:pPr>
   </w:p>
 </w:hdr>
 </file>
@@ -4682,7 +5746,7 @@
         <w:ind w:left="720" w:hanging="360"/>
       </w:pPr>
       <w:rPr>
-        <w:rFonts w:ascii="Symbol" w:hAnsi="Symbol" w:hint="default"/>
+        <w:rFonts w:hint="default" w:ascii="Symbol" w:hAnsi="Symbol"/>
       </w:rPr>
     </w:lvl>
     <w:lvl w:ilvl="1" w:tplc="04070003" w:tentative="1">
@@ -4694,7 +5758,7 @@
         <w:ind w:left="1440" w:hanging="360"/>
       </w:pPr>
       <w:rPr>
-        <w:rFonts w:ascii="Courier New" w:hAnsi="Courier New" w:cs="Courier New" w:hint="default"/>
+        <w:rFonts w:hint="default" w:ascii="Courier New" w:hAnsi="Courier New" w:cs="Courier New"/>
       </w:rPr>
     </w:lvl>
     <w:lvl w:ilvl="2" w:tplc="04070005" w:tentative="1">
@@ -4706,7 +5770,7 @@
         <w:ind w:left="2160" w:hanging="360"/>
       </w:pPr>
       <w:rPr>
-        <w:rFonts w:ascii="Wingdings" w:hAnsi="Wingdings" w:hint="default"/>
+        <w:rFonts w:hint="default" w:ascii="Wingdings" w:hAnsi="Wingdings"/>
       </w:rPr>
     </w:lvl>
     <w:lvl w:ilvl="3" w:tplc="04070001" w:tentative="1">
@@ -4718,7 +5782,7 @@
         <w:ind w:left="2880" w:hanging="360"/>
       </w:pPr>
       <w:rPr>
-        <w:rFonts w:ascii="Symbol" w:hAnsi="Symbol" w:hint="default"/>
+        <w:rFonts w:hint="default" w:ascii="Symbol" w:hAnsi="Symbol"/>
       </w:rPr>
     </w:lvl>
     <w:lvl w:ilvl="4" w:tplc="04070003" w:tentative="1">
@@ -4730,7 +5794,7 @@
         <w:ind w:left="3600" w:hanging="360"/>
       </w:pPr>
       <w:rPr>
-        <w:rFonts w:ascii="Courier New" w:hAnsi="Courier New" w:cs="Courier New" w:hint="default"/>
+        <w:rFonts w:hint="default" w:ascii="Courier New" w:hAnsi="Courier New" w:cs="Courier New"/>
       </w:rPr>
     </w:lvl>
     <w:lvl w:ilvl="5" w:tplc="04070005" w:tentative="1">
@@ -4742,7 +5806,7 @@
         <w:ind w:left="4320" w:hanging="360"/>
       </w:pPr>
       <w:rPr>
-        <w:rFonts w:ascii="Wingdings" w:hAnsi="Wingdings" w:hint="default"/>
+        <w:rFonts w:hint="default" w:ascii="Wingdings" w:hAnsi="Wingdings"/>
       </w:rPr>
     </w:lvl>
     <w:lvl w:ilvl="6" w:tplc="04070001" w:tentative="1">
@@ -4754,7 +5818,7 @@
         <w:ind w:left="5040" w:hanging="360"/>
       </w:pPr>
       <w:rPr>
-        <w:rFonts w:ascii="Symbol" w:hAnsi="Symbol" w:hint="default"/>
+        <w:rFonts w:hint="default" w:ascii="Symbol" w:hAnsi="Symbol"/>
       </w:rPr>
     </w:lvl>
     <w:lvl w:ilvl="7" w:tplc="04070003" w:tentative="1">
@@ -4766,7 +5830,7 @@
         <w:ind w:left="5760" w:hanging="360"/>
       </w:pPr>
       <w:rPr>
-        <w:rFonts w:ascii="Courier New" w:hAnsi="Courier New" w:cs="Courier New" w:hint="default"/>
+        <w:rFonts w:hint="default" w:ascii="Courier New" w:hAnsi="Courier New" w:cs="Courier New"/>
       </w:rPr>
     </w:lvl>
     <w:lvl w:ilvl="8" w:tplc="04070005" w:tentative="1">
@@ -4778,7 +5842,7 @@
         <w:ind w:left="6480" w:hanging="360"/>
       </w:pPr>
       <w:rPr>
-        <w:rFonts w:ascii="Wingdings" w:hAnsi="Wingdings" w:hint="default"/>
+        <w:rFonts w:hint="default" w:ascii="Wingdings" w:hAnsi="Wingdings"/>
       </w:rPr>
     </w:lvl>
   </w:abstractNum>
@@ -4881,7 +5945,7 @@
         <w:ind w:left="720" w:hanging="360"/>
       </w:pPr>
       <w:rPr>
-        <w:rFonts w:ascii="Symbol" w:hAnsi="Symbol" w:hint="default"/>
+        <w:rFonts w:hint="default" w:ascii="Symbol" w:hAnsi="Symbol"/>
       </w:rPr>
     </w:lvl>
     <w:lvl w:ilvl="1" w:tplc="0C070003" w:tentative="1">
@@ -4893,7 +5957,7 @@
         <w:ind w:left="1440" w:hanging="360"/>
       </w:pPr>
       <w:rPr>
-        <w:rFonts w:ascii="Courier New" w:hAnsi="Courier New" w:cs="Courier New" w:hint="default"/>
+        <w:rFonts w:hint="default" w:ascii="Courier New" w:hAnsi="Courier New" w:cs="Courier New"/>
       </w:rPr>
     </w:lvl>
     <w:lvl w:ilvl="2" w:tplc="0C070005" w:tentative="1">
@@ -4905,7 +5969,7 @@
         <w:ind w:left="2160" w:hanging="360"/>
       </w:pPr>
       <w:rPr>
-        <w:rFonts w:ascii="Wingdings" w:hAnsi="Wingdings" w:hint="default"/>
+        <w:rFonts w:hint="default" w:ascii="Wingdings" w:hAnsi="Wingdings"/>
       </w:rPr>
     </w:lvl>
     <w:lvl w:ilvl="3" w:tplc="0C070001" w:tentative="1">
@@ -4917,7 +5981,7 @@
         <w:ind w:left="2880" w:hanging="360"/>
       </w:pPr>
       <w:rPr>
-        <w:rFonts w:ascii="Symbol" w:hAnsi="Symbol" w:hint="default"/>
+        <w:rFonts w:hint="default" w:ascii="Symbol" w:hAnsi="Symbol"/>
       </w:rPr>
     </w:lvl>
     <w:lvl w:ilvl="4" w:tplc="0C070003" w:tentative="1">
@@ -4929,7 +5993,7 @@
         <w:ind w:left="3600" w:hanging="360"/>
       </w:pPr>
       <w:rPr>
-        <w:rFonts w:ascii="Courier New" w:hAnsi="Courier New" w:cs="Courier New" w:hint="default"/>
+        <w:rFonts w:hint="default" w:ascii="Courier New" w:hAnsi="Courier New" w:cs="Courier New"/>
       </w:rPr>
     </w:lvl>
     <w:lvl w:ilvl="5" w:tplc="0C070005" w:tentative="1">
@@ -4941,7 +6005,7 @@
         <w:ind w:left="4320" w:hanging="360"/>
       </w:pPr>
       <w:rPr>
-        <w:rFonts w:ascii="Wingdings" w:hAnsi="Wingdings" w:hint="default"/>
+        <w:rFonts w:hint="default" w:ascii="Wingdings" w:hAnsi="Wingdings"/>
       </w:rPr>
     </w:lvl>
     <w:lvl w:ilvl="6" w:tplc="0C070001" w:tentative="1">
@@ -4953,7 +6017,7 @@
         <w:ind w:left="5040" w:hanging="360"/>
       </w:pPr>
       <w:rPr>
-        <w:rFonts w:ascii="Symbol" w:hAnsi="Symbol" w:hint="default"/>
+        <w:rFonts w:hint="default" w:ascii="Symbol" w:hAnsi="Symbol"/>
       </w:rPr>
     </w:lvl>
     <w:lvl w:ilvl="7" w:tplc="0C070003" w:tentative="1">
@@ -4965,7 +6029,7 @@
         <w:ind w:left="5760" w:hanging="360"/>
       </w:pPr>
       <w:rPr>
-        <w:rFonts w:ascii="Courier New" w:hAnsi="Courier New" w:cs="Courier New" w:hint="default"/>
+        <w:rFonts w:hint="default" w:ascii="Courier New" w:hAnsi="Courier New" w:cs="Courier New"/>
       </w:rPr>
     </w:lvl>
     <w:lvl w:ilvl="8" w:tplc="0C070005" w:tentative="1">
@@ -4977,7 +6041,7 @@
         <w:ind w:left="6480" w:hanging="360"/>
       </w:pPr>
       <w:rPr>
-        <w:rFonts w:ascii="Wingdings" w:hAnsi="Wingdings" w:hint="default"/>
+        <w:rFonts w:hint="default" w:ascii="Wingdings" w:hAnsi="Wingdings"/>
       </w:rPr>
     </w:lvl>
   </w:abstractNum>
@@ -4994,7 +6058,7 @@
         <w:ind w:left="720" w:hanging="360"/>
       </w:pPr>
       <w:rPr>
-        <w:rFonts w:ascii="Symbol" w:hAnsi="Symbol" w:hint="default"/>
+        <w:rFonts w:hint="default" w:ascii="Symbol" w:hAnsi="Symbol"/>
       </w:rPr>
     </w:lvl>
     <w:lvl w:ilvl="1" w:tplc="0C070003" w:tentative="1">
@@ -5006,7 +6070,7 @@
         <w:ind w:left="1440" w:hanging="360"/>
       </w:pPr>
       <w:rPr>
-        <w:rFonts w:ascii="Courier New" w:hAnsi="Courier New" w:cs="Courier New" w:hint="default"/>
+        <w:rFonts w:hint="default" w:ascii="Courier New" w:hAnsi="Courier New" w:cs="Courier New"/>
       </w:rPr>
     </w:lvl>
     <w:lvl w:ilvl="2" w:tplc="0C070005" w:tentative="1">
@@ -5018,7 +6082,7 @@
         <w:ind w:left="2160" w:hanging="360"/>
       </w:pPr>
       <w:rPr>
-        <w:rFonts w:ascii="Wingdings" w:hAnsi="Wingdings" w:hint="default"/>
+        <w:rFonts w:hint="default" w:ascii="Wingdings" w:hAnsi="Wingdings"/>
       </w:rPr>
     </w:lvl>
     <w:lvl w:ilvl="3" w:tplc="0C070001" w:tentative="1">
@@ -5030,7 +6094,7 @@
         <w:ind w:left="2880" w:hanging="360"/>
       </w:pPr>
       <w:rPr>
-        <w:rFonts w:ascii="Symbol" w:hAnsi="Symbol" w:hint="default"/>
+        <w:rFonts w:hint="default" w:ascii="Symbol" w:hAnsi="Symbol"/>
       </w:rPr>
     </w:lvl>
     <w:lvl w:ilvl="4" w:tplc="0C070003" w:tentative="1">
@@ -5042,7 +6106,7 @@
         <w:ind w:left="3600" w:hanging="360"/>
       </w:pPr>
       <w:rPr>
-        <w:rFonts w:ascii="Courier New" w:hAnsi="Courier New" w:cs="Courier New" w:hint="default"/>
+        <w:rFonts w:hint="default" w:ascii="Courier New" w:hAnsi="Courier New" w:cs="Courier New"/>
       </w:rPr>
     </w:lvl>
     <w:lvl w:ilvl="5" w:tplc="0C070005" w:tentative="1">
@@ -5054,7 +6118,7 @@
         <w:ind w:left="4320" w:hanging="360"/>
       </w:pPr>
       <w:rPr>
-        <w:rFonts w:ascii="Wingdings" w:hAnsi="Wingdings" w:hint="default"/>
+        <w:rFonts w:hint="default" w:ascii="Wingdings" w:hAnsi="Wingdings"/>
       </w:rPr>
     </w:lvl>
     <w:lvl w:ilvl="6" w:tplc="0C070001" w:tentative="1">
@@ -5066,7 +6130,7 @@
         <w:ind w:left="5040" w:hanging="360"/>
       </w:pPr>
       <w:rPr>
-        <w:rFonts w:ascii="Symbol" w:hAnsi="Symbol" w:hint="default"/>
+        <w:rFonts w:hint="default" w:ascii="Symbol" w:hAnsi="Symbol"/>
       </w:rPr>
     </w:lvl>
     <w:lvl w:ilvl="7" w:tplc="0C070003" w:tentative="1">
@@ -5078,7 +6142,7 @@
         <w:ind w:left="5760" w:hanging="360"/>
       </w:pPr>
       <w:rPr>
-        <w:rFonts w:ascii="Courier New" w:hAnsi="Courier New" w:cs="Courier New" w:hint="default"/>
+        <w:rFonts w:hint="default" w:ascii="Courier New" w:hAnsi="Courier New" w:cs="Courier New"/>
       </w:rPr>
     </w:lvl>
     <w:lvl w:ilvl="8" w:tplc="0C070005" w:tentative="1">
@@ -5090,7 +6154,7 @@
         <w:ind w:left="6480" w:hanging="360"/>
       </w:pPr>
       <w:rPr>
-        <w:rFonts w:ascii="Wingdings" w:hAnsi="Wingdings" w:hint="default"/>
+        <w:rFonts w:hint="default" w:ascii="Wingdings" w:hAnsi="Wingdings"/>
       </w:rPr>
     </w:lvl>
   </w:abstractNum>
@@ -5107,7 +6171,7 @@
         <w:ind w:left="720" w:hanging="360"/>
       </w:pPr>
       <w:rPr>
-        <w:rFonts w:ascii="Symbol" w:hAnsi="Symbol" w:hint="default"/>
+        <w:rFonts w:hint="default" w:ascii="Symbol" w:hAnsi="Symbol"/>
       </w:rPr>
     </w:lvl>
     <w:lvl w:ilvl="1" w:tplc="0C070003" w:tentative="1">
@@ -5119,7 +6183,7 @@
         <w:ind w:left="1440" w:hanging="360"/>
       </w:pPr>
       <w:rPr>
-        <w:rFonts w:ascii="Courier New" w:hAnsi="Courier New" w:cs="Courier New" w:hint="default"/>
+        <w:rFonts w:hint="default" w:ascii="Courier New" w:hAnsi="Courier New" w:cs="Courier New"/>
       </w:rPr>
     </w:lvl>
     <w:lvl w:ilvl="2" w:tplc="0C070005" w:tentative="1">
@@ -5131,7 +6195,7 @@
         <w:ind w:left="2160" w:hanging="360"/>
       </w:pPr>
       <w:rPr>
-        <w:rFonts w:ascii="Wingdings" w:hAnsi="Wingdings" w:hint="default"/>
+        <w:rFonts w:hint="default" w:ascii="Wingdings" w:hAnsi="Wingdings"/>
       </w:rPr>
     </w:lvl>
     <w:lvl w:ilvl="3" w:tplc="0C070001" w:tentative="1">
@@ -5143,7 +6207,7 @@
         <w:ind w:left="2880" w:hanging="360"/>
       </w:pPr>
       <w:rPr>
-        <w:rFonts w:ascii="Symbol" w:hAnsi="Symbol" w:hint="default"/>
+        <w:rFonts w:hint="default" w:ascii="Symbol" w:hAnsi="Symbol"/>
       </w:rPr>
     </w:lvl>
     <w:lvl w:ilvl="4" w:tplc="0C070003" w:tentative="1">
@@ -5155,7 +6219,7 @@
         <w:ind w:left="3600" w:hanging="360"/>
       </w:pPr>
       <w:rPr>
-        <w:rFonts w:ascii="Courier New" w:hAnsi="Courier New" w:cs="Courier New" w:hint="default"/>
+        <w:rFonts w:hint="default" w:ascii="Courier New" w:hAnsi="Courier New" w:cs="Courier New"/>
       </w:rPr>
     </w:lvl>
     <w:lvl w:ilvl="5" w:tplc="0C070005" w:tentative="1">
@@ -5167,7 +6231,7 @@
         <w:ind w:left="4320" w:hanging="360"/>
       </w:pPr>
       <w:rPr>
-        <w:rFonts w:ascii="Wingdings" w:hAnsi="Wingdings" w:hint="default"/>
+        <w:rFonts w:hint="default" w:ascii="Wingdings" w:hAnsi="Wingdings"/>
       </w:rPr>
     </w:lvl>
     <w:lvl w:ilvl="6" w:tplc="0C070001" w:tentative="1">
@@ -5179,7 +6243,7 @@
         <w:ind w:left="5040" w:hanging="360"/>
       </w:pPr>
       <w:rPr>
-        <w:rFonts w:ascii="Symbol" w:hAnsi="Symbol" w:hint="default"/>
+        <w:rFonts w:hint="default" w:ascii="Symbol" w:hAnsi="Symbol"/>
       </w:rPr>
     </w:lvl>
     <w:lvl w:ilvl="7" w:tplc="0C070003" w:tentative="1">
@@ -5191,7 +6255,7 @@
         <w:ind w:left="5760" w:hanging="360"/>
       </w:pPr>
       <w:rPr>
-        <w:rFonts w:ascii="Courier New" w:hAnsi="Courier New" w:cs="Courier New" w:hint="default"/>
+        <w:rFonts w:hint="default" w:ascii="Courier New" w:hAnsi="Courier New" w:cs="Courier New"/>
       </w:rPr>
     </w:lvl>
     <w:lvl w:ilvl="8" w:tplc="0C070005" w:tentative="1">
@@ -5203,7 +6267,7 @@
         <w:ind w:left="6480" w:hanging="360"/>
       </w:pPr>
       <w:rPr>
-        <w:rFonts w:ascii="Wingdings" w:hAnsi="Wingdings" w:hint="default"/>
+        <w:rFonts w:hint="default" w:ascii="Wingdings" w:hAnsi="Wingdings"/>
       </w:rPr>
     </w:lvl>
   </w:abstractNum>
@@ -5324,11 +6388,11 @@
 </file>
 
 <file path=word/styles.xml><?xml version="1.0" encoding="utf-8"?>
-<w:styles xmlns:mc="http://schemas.openxmlformats.org/markup-compatibility/2006" xmlns:r="http://schemas.openxmlformats.org/officeDocument/2006/relationships" xmlns:w="http://schemas.openxmlformats.org/wordprocessingml/2006/main" xmlns:w14="http://schemas.microsoft.com/office/word/2010/wordml" xmlns:w15="http://schemas.microsoft.com/office/word/2012/wordml" xmlns:w16cex="http://schemas.microsoft.com/office/word/2018/wordml/cex" xmlns:w16cid="http://schemas.microsoft.com/office/word/2016/wordml/cid" xmlns:w16="http://schemas.microsoft.com/office/word/2018/wordml" xmlns:w16du="http://schemas.microsoft.com/office/word/2023/wordml/word16du" xmlns:w16sdtdh="http://schemas.microsoft.com/office/word/2020/wordml/sdtdatahash" xmlns:w16sdtfl="http://schemas.microsoft.com/office/word/2024/wordml/sdtformatlock" xmlns:w16se="http://schemas.microsoft.com/office/word/2015/wordml/symex" mc:Ignorable="w14 w15 w16se w16cid w16 w16cex w16sdtdh w16sdtfl w16du">
+<w:styles xmlns:wp14="http://schemas.microsoft.com/office/word/2010/wordprocessingDrawing" xmlns:mc="http://schemas.openxmlformats.org/markup-compatibility/2006" xmlns:r="http://schemas.openxmlformats.org/officeDocument/2006/relationships" xmlns:w="http://schemas.openxmlformats.org/wordprocessingml/2006/main" xmlns:w14="http://schemas.microsoft.com/office/word/2010/wordml" xmlns:w15="http://schemas.microsoft.com/office/word/2012/wordml" xmlns:w16cex="http://schemas.microsoft.com/office/word/2018/wordml/cex" xmlns:w16cid="http://schemas.microsoft.com/office/word/2016/wordml/cid" xmlns:w16="http://schemas.microsoft.com/office/word/2018/wordml" xmlns:w16du="http://schemas.microsoft.com/office/word/2023/wordml/word16du" xmlns:w16sdtdh="http://schemas.microsoft.com/office/word/2020/wordml/sdtdatahash" xmlns:w16sdtfl="http://schemas.microsoft.com/office/word/2024/wordml/sdtformatlock" xmlns:w16se="http://schemas.microsoft.com/office/word/2015/wordml/symex" mc:Ignorable="w14 w15 w16se w16cid w16 w16cex w16sdtdh w16sdtfl w16du wp14">
   <w:docDefaults>
     <w:rPrDefault>
       <w:rPr>
-        <w:rFonts w:asciiTheme="minorHAnsi" w:eastAsiaTheme="minorHAnsi" w:hAnsiTheme="minorHAnsi" w:cstheme="minorBidi"/>
+        <w:rFonts w:asciiTheme="minorHAnsi" w:hAnsiTheme="minorHAnsi" w:eastAsiaTheme="minorHAnsi" w:cstheme="minorBidi"/>
         <w:sz w:val="22"/>
         <w:szCs w:val="22"/>
         <w:lang w:val="de-DE" w:eastAsia="en-US" w:bidi="ar-SA"/>
@@ -5343,14 +6407,14 @@
   <w:latentStyles w:defLockedState="0" w:defUIPriority="99" w:defSemiHidden="0" w:defUnhideWhenUsed="0" w:defQFormat="0" w:count="376">
     <w:lsdException w:name="Normal" w:uiPriority="0" w:qFormat="1"/>
     <w:lsdException w:name="heading 1" w:uiPriority="0" w:qFormat="1"/>
-    <w:lsdException w:name="heading 2" w:semiHidden="1" w:uiPriority="9" w:unhideWhenUsed="1" w:qFormat="1"/>
-    <w:lsdException w:name="heading 3" w:semiHidden="1" w:uiPriority="9" w:unhideWhenUsed="1" w:qFormat="1"/>
-    <w:lsdException w:name="heading 4" w:semiHidden="1" w:uiPriority="9" w:unhideWhenUsed="1" w:qFormat="1"/>
-    <w:lsdException w:name="heading 5" w:semiHidden="1" w:uiPriority="9" w:unhideWhenUsed="1" w:qFormat="1"/>
-    <w:lsdException w:name="heading 6" w:semiHidden="1" w:uiPriority="9" w:unhideWhenUsed="1" w:qFormat="1"/>
-    <w:lsdException w:name="heading 7" w:semiHidden="1" w:uiPriority="9" w:unhideWhenUsed="1" w:qFormat="1"/>
-    <w:lsdException w:name="heading 8" w:semiHidden="1" w:uiPriority="9" w:unhideWhenUsed="1" w:qFormat="1"/>
-    <w:lsdException w:name="heading 9" w:semiHidden="1" w:uiPriority="9" w:unhideWhenUsed="1" w:qFormat="1"/>
+    <w:lsdException w:name="heading 2" w:uiPriority="9" w:semiHidden="1" w:unhideWhenUsed="1" w:qFormat="1"/>
+    <w:lsdException w:name="heading 3" w:uiPriority="9" w:semiHidden="1" w:unhideWhenUsed="1" w:qFormat="1"/>
+    <w:lsdException w:name="heading 4" w:uiPriority="9" w:semiHidden="1" w:unhideWhenUsed="1" w:qFormat="1"/>
+    <w:lsdException w:name="heading 5" w:uiPriority="9" w:semiHidden="1" w:unhideWhenUsed="1" w:qFormat="1"/>
+    <w:lsdException w:name="heading 6" w:uiPriority="9" w:semiHidden="1" w:unhideWhenUsed="1" w:qFormat="1"/>
+    <w:lsdException w:name="heading 7" w:uiPriority="9" w:semiHidden="1" w:unhideWhenUsed="1" w:qFormat="1"/>
+    <w:lsdException w:name="heading 8" w:uiPriority="9" w:semiHidden="1" w:unhideWhenUsed="1" w:qFormat="1"/>
+    <w:lsdException w:name="heading 9" w:uiPriority="9" w:semiHidden="1" w:unhideWhenUsed="1" w:qFormat="1"/>
     <w:lsdException w:name="index 1" w:semiHidden="1" w:unhideWhenUsed="1"/>
     <w:lsdException w:name="index 2" w:semiHidden="1" w:unhideWhenUsed="1"/>
     <w:lsdException w:name="index 3" w:semiHidden="1" w:unhideWhenUsed="1"/>
@@ -5360,22 +6424,22 @@
     <w:lsdException w:name="index 7" w:semiHidden="1" w:unhideWhenUsed="1"/>
     <w:lsdException w:name="index 8" w:semiHidden="1" w:unhideWhenUsed="1"/>
     <w:lsdException w:name="index 9" w:semiHidden="1" w:unhideWhenUsed="1"/>
-    <w:lsdException w:name="toc 1" w:semiHidden="1" w:uiPriority="39" w:unhideWhenUsed="1"/>
-    <w:lsdException w:name="toc 2" w:semiHidden="1" w:uiPriority="39" w:unhideWhenUsed="1"/>
-    <w:lsdException w:name="toc 3" w:semiHidden="1" w:uiPriority="39" w:unhideWhenUsed="1"/>
-    <w:lsdException w:name="toc 4" w:semiHidden="1" w:uiPriority="39" w:unhideWhenUsed="1"/>
-    <w:lsdException w:name="toc 5" w:semiHidden="1" w:uiPriority="39" w:unhideWhenUsed="1"/>
-    <w:lsdException w:name="toc 6" w:semiHidden="1" w:uiPriority="39" w:unhideWhenUsed="1"/>
-    <w:lsdException w:name="toc 7" w:semiHidden="1" w:uiPriority="39" w:unhideWhenUsed="1"/>
-    <w:lsdException w:name="toc 8" w:semiHidden="1" w:uiPriority="39" w:unhideWhenUsed="1"/>
-    <w:lsdException w:name="toc 9" w:semiHidden="1" w:uiPriority="39" w:unhideWhenUsed="1"/>
+    <w:lsdException w:name="toc 1" w:uiPriority="39" w:semiHidden="1" w:unhideWhenUsed="1"/>
+    <w:lsdException w:name="toc 2" w:uiPriority="39" w:semiHidden="1" w:unhideWhenUsed="1"/>
+    <w:lsdException w:name="toc 3" w:uiPriority="39" w:semiHidden="1" w:unhideWhenUsed="1"/>
+    <w:lsdException w:name="toc 4" w:uiPriority="39" w:semiHidden="1" w:unhideWhenUsed="1"/>
+    <w:lsdException w:name="toc 5" w:uiPriority="39" w:semiHidden="1" w:unhideWhenUsed="1"/>
+    <w:lsdException w:name="toc 6" w:uiPriority="39" w:semiHidden="1" w:unhideWhenUsed="1"/>
+    <w:lsdException w:name="toc 7" w:uiPriority="39" w:semiHidden="1" w:unhideWhenUsed="1"/>
+    <w:lsdException w:name="toc 8" w:uiPriority="39" w:semiHidden="1" w:unhideWhenUsed="1"/>
+    <w:lsdException w:name="toc 9" w:uiPriority="39" w:semiHidden="1" w:unhideWhenUsed="1"/>
     <w:lsdException w:name="Normal Indent" w:semiHidden="1" w:unhideWhenUsed="1"/>
     <w:lsdException w:name="footnote text" w:semiHidden="1" w:unhideWhenUsed="1"/>
     <w:lsdException w:name="annotation text" w:semiHidden="1" w:unhideWhenUsed="1"/>
-    <w:lsdException w:name="header" w:semiHidden="1" w:uiPriority="0" w:unhideWhenUsed="1"/>
-    <w:lsdException w:name="footer" w:semiHidden="1" w:uiPriority="0" w:unhideWhenUsed="1"/>
+    <w:lsdException w:name="header" w:uiPriority="0" w:semiHidden="1" w:unhideWhenUsed="1"/>
+    <w:lsdException w:name="footer" w:uiPriority="0" w:semiHidden="1" w:unhideWhenUsed="1"/>
     <w:lsdException w:name="index heading" w:semiHidden="1" w:unhideWhenUsed="1"/>
-    <w:lsdException w:name="caption" w:semiHidden="1" w:uiPriority="35" w:unhideWhenUsed="1" w:qFormat="1"/>
+    <w:lsdException w:name="caption" w:uiPriority="35" w:semiHidden="1" w:unhideWhenUsed="1" w:qFormat="1"/>
     <w:lsdException w:name="table of figures" w:semiHidden="1" w:unhideWhenUsed="1"/>
     <w:lsdException w:name="envelope address" w:semiHidden="1" w:unhideWhenUsed="1"/>
     <w:lsdException w:name="envelope return" w:semiHidden="1" w:unhideWhenUsed="1"/>
@@ -5406,8 +6470,8 @@
     <w:lsdException w:name="Title" w:uiPriority="10" w:qFormat="1"/>
     <w:lsdException w:name="Closing" w:semiHidden="1" w:unhideWhenUsed="1"/>
     <w:lsdException w:name="Signature" w:semiHidden="1" w:unhideWhenUsed="1"/>
-    <w:lsdException w:name="Default Paragraph Font" w:semiHidden="1" w:uiPriority="1" w:unhideWhenUsed="1"/>
-    <w:lsdException w:name="Body Text" w:semiHidden="1" w:uiPriority="0" w:unhideWhenUsed="1"/>
+    <w:lsdException w:name="Default Paragraph Font" w:uiPriority="1" w:semiHidden="1" w:unhideWhenUsed="1"/>
+    <w:lsdException w:name="Body Text" w:uiPriority="0" w:semiHidden="1" w:unhideWhenUsed="1"/>
     <w:lsdException w:name="Body Text Indent" w:semiHidden="1" w:unhideWhenUsed="1"/>
     <w:lsdException w:name="List Continue" w:semiHidden="1" w:unhideWhenUsed="1"/>
     <w:lsdException w:name="List Continue 2" w:semiHidden="1" w:unhideWhenUsed="1"/>
@@ -5606,8 +6670,8 @@
     <w:lsdException w:name="Subtle Reference" w:uiPriority="31" w:qFormat="1"/>
     <w:lsdException w:name="Intense Reference" w:uiPriority="32" w:qFormat="1"/>
     <w:lsdException w:name="Book Title" w:uiPriority="33" w:qFormat="1"/>
-    <w:lsdException w:name="Bibliography" w:semiHidden="1" w:uiPriority="37" w:unhideWhenUsed="1"/>
-    <w:lsdException w:name="TOC Heading" w:semiHidden="1" w:uiPriority="39" w:unhideWhenUsed="1" w:qFormat="1"/>
+    <w:lsdException w:name="Bibliography" w:uiPriority="37" w:semiHidden="1" w:unhideWhenUsed="1"/>
+    <w:lsdException w:name="TOC Heading" w:uiPriority="39" w:semiHidden="1" w:unhideWhenUsed="1" w:qFormat="1"/>
     <w:lsdException w:name="Plain Table 1" w:uiPriority="41"/>
     <w:lsdException w:name="Plain Table 2" w:uiPriority="42"/>
     <w:lsdException w:name="Plain Table 3" w:uiPriority="43"/>
@@ -5718,7 +6782,7 @@
     <w:lsdException w:name="Unresolved Mention" w:semiHidden="1" w:unhideWhenUsed="1"/>
     <w:lsdException w:name="Smart Link" w:semiHidden="1" w:unhideWhenUsed="1"/>
   </w:latentStyles>
-  <w:style w:type="paragraph" w:default="1" w:styleId="Standard">
+  <w:style w:type="paragraph" w:styleId="Standard" w:default="1">
     <w:name w:val="Normal"/>
     <w:qFormat/>
     <w:rsid w:val="00E07A39"/>
@@ -5727,7 +6791,7 @@
       <w:spacing w:after="0" w:line="240" w:lineRule="auto"/>
     </w:pPr>
     <w:rPr>
-      <w:rFonts w:ascii="Source Sans Pro" w:eastAsia="Times New Roman" w:hAnsi="Source Sans Pro" w:cs="Times New Roman"/>
+      <w:rFonts w:ascii="Source Sans Pro" w:hAnsi="Source Sans Pro" w:eastAsia="Times New Roman" w:cs="Times New Roman"/>
       <w:sz w:val="24"/>
       <w:szCs w:val="24"/>
       <w:lang w:val="de-AT" w:eastAsia="zh-CN"/>
@@ -5822,13 +6886,13 @@
       <w:sz w:val="22"/>
     </w:rPr>
   </w:style>
-  <w:style w:type="character" w:default="1" w:styleId="Absatz-Standardschriftart">
+  <w:style w:type="character" w:styleId="Absatz-Standardschriftart" w:default="1">
     <w:name w:val="Default Paragraph Font"/>
     <w:uiPriority w:val="1"/>
     <w:semiHidden/>
     <w:unhideWhenUsed/>
   </w:style>
-  <w:style w:type="table" w:default="1" w:styleId="NormaleTabelle">
+  <w:style w:type="table" w:styleId="NormaleTabelle" w:default="1">
     <w:name w:val="Normal Table"/>
     <w:uiPriority w:val="99"/>
     <w:semiHidden/>
@@ -5843,7 +6907,7 @@
       </w:tblCellMar>
     </w:tblPr>
   </w:style>
-  <w:style w:type="numbering" w:default="1" w:styleId="KeineListe">
+  <w:style w:type="numbering" w:styleId="KeineListe" w:default="1">
     <w:name w:val="No List"/>
     <w:uiPriority w:val="99"/>
     <w:semiHidden/>
@@ -5868,7 +6932,7 @@
       <w:szCs w:val="36"/>
     </w:rPr>
   </w:style>
-  <w:style w:type="character" w:customStyle="1" w:styleId="TitelZchn">
+  <w:style w:type="character" w:styleId="TitelZchn" w:customStyle="1">
     <w:name w:val="Titel Zchn"/>
     <w:basedOn w:val="Absatz-Standardschriftart"/>
     <w:link w:val="Titel"/>
@@ -5881,7 +6945,7 @@
       <w:szCs w:val="36"/>
     </w:rPr>
   </w:style>
-  <w:style w:type="character" w:customStyle="1" w:styleId="berschrift1Zchn">
+  <w:style w:type="character" w:styleId="berschrift1Zchn" w:customStyle="1">
     <w:name w:val="Überschrift 1 Zchn"/>
     <w:basedOn w:val="Absatz-Standardschriftart"/>
     <w:link w:val="berschrift1"/>
@@ -5894,7 +6958,7 @@
       <w:lang w:val="de-AT" w:eastAsia="zh-CN"/>
     </w:rPr>
   </w:style>
-  <w:style w:type="character" w:customStyle="1" w:styleId="berschrift2Zchn">
+  <w:style w:type="character" w:styleId="berschrift2Zchn" w:customStyle="1">
     <w:name w:val="Überschrift 2 Zchn"/>
     <w:basedOn w:val="Absatz-Standardschriftart"/>
     <w:link w:val="berschrift2"/>
@@ -5908,7 +6972,7 @@
       <w:lang w:val="de-AT" w:eastAsia="zh-CN"/>
     </w:rPr>
   </w:style>
-  <w:style w:type="character" w:customStyle="1" w:styleId="berschrift3Zchn">
+  <w:style w:type="character" w:styleId="berschrift3Zchn" w:customStyle="1">
     <w:name w:val="Überschrift 3 Zchn"/>
     <w:basedOn w:val="Absatz-Standardschriftart"/>
     <w:link w:val="berschrift3"/>
@@ -5933,7 +6997,7 @@
       <w:contextualSpacing/>
     </w:pPr>
   </w:style>
-  <w:style w:type="paragraph" w:customStyle="1" w:styleId="Text">
+  <w:style w:type="paragraph" w:styleId="Text" w:customStyle="1">
     <w:name w:val="Text"/>
     <w:basedOn w:val="Standard"/>
     <w:qFormat/>
@@ -5943,7 +7007,7 @@
       <w:jc w:val="both"/>
     </w:pPr>
   </w:style>
-  <w:style w:type="character" w:customStyle="1" w:styleId="berschrift4Zchn">
+  <w:style w:type="character" w:styleId="berschrift4Zchn" w:customStyle="1">
     <w:name w:val="Überschrift 4 Zchn"/>
     <w:basedOn w:val="Absatz-Standardschriftart"/>
     <w:link w:val="berschrift4"/>
@@ -5966,13 +7030,13 @@
       <w:spacing w:after="120"/>
     </w:pPr>
   </w:style>
-  <w:style w:type="character" w:customStyle="1" w:styleId="TextkrperZchn">
+  <w:style w:type="character" w:styleId="TextkrperZchn" w:customStyle="1">
     <w:name w:val="Textkörper Zchn"/>
     <w:basedOn w:val="Absatz-Standardschriftart"/>
     <w:link w:val="Textkrper"/>
     <w:rsid w:val="006A7E9C"/>
     <w:rPr>
-      <w:rFonts w:ascii="Times New Roman" w:eastAsia="Times New Roman" w:hAnsi="Times New Roman" w:cs="Times New Roman"/>
+      <w:rFonts w:ascii="Times New Roman" w:hAnsi="Times New Roman" w:eastAsia="Times New Roman" w:cs="Times New Roman"/>
       <w:sz w:val="24"/>
       <w:szCs w:val="24"/>
       <w:lang w:val="de-AT" w:eastAsia="zh-CN"/>
@@ -5994,7 +7058,7 @@
       <w:lang w:val="de-DE"/>
     </w:rPr>
   </w:style>
-  <w:style w:type="character" w:customStyle="1" w:styleId="KopfzeileZchn">
+  <w:style w:type="character" w:styleId="KopfzeileZchn" w:customStyle="1">
     <w:name w:val="Kopfzeile Zchn"/>
     <w:basedOn w:val="Absatz-Standardschriftart"/>
     <w:link w:val="Kopfzeile"/>
@@ -6019,7 +7083,7 @@
       </w:tabs>
     </w:pPr>
   </w:style>
-  <w:style w:type="character" w:customStyle="1" w:styleId="FuzeileZchn">
+  <w:style w:type="character" w:styleId="FuzeileZchn" w:customStyle="1">
     <w:name w:val="Fußzeile Zchn"/>
     <w:basedOn w:val="Absatz-Standardschriftart"/>
     <w:link w:val="Fuzeile"/>
@@ -6032,7 +7096,7 @@
       <w:lang w:val="de-AT" w:eastAsia="zh-CN"/>
     </w:rPr>
   </w:style>
-  <w:style w:type="paragraph" w:customStyle="1" w:styleId="TextAbschnitt2">
+  <w:style w:type="paragraph" w:styleId="TextAbschnitt2" w:customStyle="1">
     <w:name w:val="Text_Abschnitt2"/>
     <w:basedOn w:val="Text"/>
     <w:qFormat/>
@@ -6074,7 +7138,7 @@
       <w:szCs w:val="20"/>
     </w:rPr>
   </w:style>
-  <w:style w:type="character" w:customStyle="1" w:styleId="KommentartextZchn">
+  <w:style w:type="character" w:styleId="KommentartextZchn" w:customStyle="1">
     <w:name w:val="Kommentartext Zchn"/>
     <w:basedOn w:val="Absatz-Standardschriftart"/>
     <w:link w:val="Kommentartext"/>
@@ -6101,7 +7165,7 @@
       <w:bCs/>
     </w:rPr>
   </w:style>
-  <w:style w:type="character" w:customStyle="1" w:styleId="KommentarthemaZchn">
+  <w:style w:type="character" w:styleId="KommentarthemaZchn" w:customStyle="1">
     <w:name w:val="Kommentarthema Zchn"/>
     <w:basedOn w:val="KommentartextZchn"/>
     <w:link w:val="Kommentarthema"/>
@@ -6126,7 +7190,7 @@
       <w:spacing w:after="240"/>
     </w:pPr>
     <w:rPr>
-      <w:rFonts w:ascii="Arial" w:eastAsia="Calibri" w:hAnsi="Arial" w:cs="Arial"/>
+      <w:rFonts w:ascii="Arial" w:hAnsi="Arial" w:eastAsia="Calibri" w:cs="Arial"/>
       <w:szCs w:val="22"/>
     </w:rPr>
   </w:style>
@@ -6140,7 +7204,7 @@
       <w:spacing w:after="100"/>
     </w:pPr>
     <w:rPr>
-      <w:rFonts w:ascii="Arial" w:eastAsia="Calibri" w:hAnsi="Arial" w:cs="Arial"/>
+      <w:rFonts w:ascii="Arial" w:hAnsi="Arial" w:eastAsia="Calibri" w:cs="Arial"/>
       <w:szCs w:val="22"/>
     </w:rPr>
   </w:style>
@@ -6155,7 +7219,7 @@
       <w:ind w:left="240"/>
     </w:pPr>
     <w:rPr>
-      <w:rFonts w:ascii="Arial" w:eastAsia="Calibri" w:hAnsi="Arial" w:cs="Arial"/>
+      <w:rFonts w:ascii="Arial" w:hAnsi="Arial" w:eastAsia="Calibri" w:cs="Arial"/>
       <w:szCs w:val="22"/>
     </w:rPr>
   </w:style>
@@ -6170,7 +7234,7 @@
       <w:ind w:left="480"/>
     </w:pPr>
     <w:rPr>
-      <w:rFonts w:ascii="Arial" w:eastAsia="Calibri" w:hAnsi="Arial" w:cs="Arial"/>
+      <w:rFonts w:ascii="Arial" w:hAnsi="Arial" w:eastAsia="Calibri" w:cs="Arial"/>
       <w:szCs w:val="22"/>
     </w:rPr>
   </w:style>
@@ -6196,16 +7260,16 @@
     </w:pPr>
     <w:tblPr>
       <w:tblBorders>
-        <w:top w:val="single" w:sz="4" w:space="0" w:color="auto"/>
-        <w:left w:val="single" w:sz="4" w:space="0" w:color="auto"/>
-        <w:bottom w:val="single" w:sz="4" w:space="0" w:color="auto"/>
-        <w:right w:val="single" w:sz="4" w:space="0" w:color="auto"/>
-        <w:insideH w:val="single" w:sz="4" w:space="0" w:color="auto"/>
-        <w:insideV w:val="single" w:sz="4" w:space="0" w:color="auto"/>
+        <w:top w:val="single" w:color="auto" w:sz="4" w:space="0"/>
+        <w:left w:val="single" w:color="auto" w:sz="4" w:space="0"/>
+        <w:bottom w:val="single" w:color="auto" w:sz="4" w:space="0"/>
+        <w:right w:val="single" w:color="auto" w:sz="4" w:space="0"/>
+        <w:insideH w:val="single" w:color="auto" w:sz="4" w:space="0"/>
+        <w:insideV w:val="single" w:color="auto" w:sz="4" w:space="0"/>
       </w:tblBorders>
     </w:tblPr>
   </w:style>
-  <w:style w:type="paragraph" w:customStyle="1" w:styleId="Tabelle">
+  <w:style w:type="paragraph" w:styleId="Tabelle" w:customStyle="1">
     <w:name w:val="Tabelle"/>
     <w:basedOn w:val="Standard"/>
     <w:qFormat/>
@@ -6678,18 +7742,18 @@
 </file>
 
 <file path=customXml/item3.xml><?xml version="1.0" encoding="utf-8"?>
-<p:properties xmlns:p="http://schemas.microsoft.com/office/2006/metadata/properties" xmlns:xsi="http://www.w3.org/2001/XMLSchema-instance" xmlns:pc="http://schemas.microsoft.com/office/infopath/2007/PartnerControls">
-  <documentManagement/>
-</p:properties>
-</file>
-
-<file path=customXml/item4.xml><?xml version="1.0" encoding="utf-8"?>
 <?mso-contentType ?>
 <FormTemplates xmlns="http://schemas.microsoft.com/sharepoint/v3/contenttype/forms">
   <Display>DocumentLibraryForm</Display>
   <Edit>DocumentLibraryForm</Edit>
   <New>DocumentLibraryForm</New>
 </FormTemplates>
+</file>
+
+<file path=customXml/item4.xml><?xml version="1.0" encoding="utf-8"?>
+<p:properties xmlns:p="http://schemas.microsoft.com/office/2006/metadata/properties" xmlns:xsi="http://www.w3.org/2001/XMLSchema-instance" xmlns:pc="http://schemas.microsoft.com/office/infopath/2007/PartnerControls">
+  <documentManagement/>
+</p:properties>
 </file>
 
 <file path=customXml/itemProps1.xml><?xml version="1.0" encoding="utf-8"?>
@@ -6701,36 +7765,13 @@
 </file>
 
 <file path=customXml/itemProps2.xml><?xml version="1.0" encoding="utf-8"?>
-<ds:datastoreItem xmlns:ds="http://schemas.openxmlformats.org/officeDocument/2006/customXml" ds:itemID="{2B3014B5-DF89-491E-9A7D-49EE47BAA3C9}">
-  <ds:schemaRefs>
-    <ds:schemaRef ds:uri="http://schemas.microsoft.com/office/2006/metadata/contentType"/>
-    <ds:schemaRef ds:uri="http://schemas.microsoft.com/office/2006/metadata/properties/metaAttributes"/>
-    <ds:schemaRef ds:uri="http://www.w3.org/2001/XMLSchema"/>
-    <ds:schemaRef ds:uri="http://schemas.microsoft.com/office/2006/metadata/properties"/>
-    <ds:schemaRef ds:uri="3eb2e909-e0be-4e02-b68a-d4092ef96502"/>
-    <ds:schemaRef ds:uri="http://schemas.microsoft.com/office/2006/documentManagement/types"/>
-    <ds:schemaRef ds:uri="http://schemas.microsoft.com/office/infopath/2007/PartnerControls"/>
-    <ds:schemaRef ds:uri="http://schemas.openxmlformats.org/package/2006/metadata/core-properties"/>
-    <ds:schemaRef ds:uri="http://purl.org/dc/elements/1.1/"/>
-    <ds:schemaRef ds:uri="http://purl.org/dc/terms/"/>
-    <ds:schemaRef ds:uri="http://schemas.microsoft.com/internal/obd"/>
-  </ds:schemaRefs>
-</ds:datastoreItem>
+<ds:datastoreItem xmlns:ds="http://schemas.openxmlformats.org/officeDocument/2006/customXml" ds:itemID="{2B3014B5-DF89-491E-9A7D-49EE47BAA3C9}"/>
 </file>
 
 <file path=customXml/itemProps3.xml><?xml version="1.0" encoding="utf-8"?>
-<ds:datastoreItem xmlns:ds="http://schemas.openxmlformats.org/officeDocument/2006/customXml" ds:itemID="{A7C9CFD6-C22A-405A-9312-EBB6AC478362}">
-  <ds:schemaRefs>
-    <ds:schemaRef ds:uri="http://schemas.microsoft.com/office/2006/metadata/properties"/>
-    <ds:schemaRef ds:uri="http://schemas.microsoft.com/office/infopath/2007/PartnerControls"/>
-  </ds:schemaRefs>
-</ds:datastoreItem>
+<ds:datastoreItem xmlns:ds="http://schemas.openxmlformats.org/officeDocument/2006/customXml" ds:itemID="{23A2677C-F5ED-4331-A2E8-03A6A7F4846C}"/>
 </file>
 
 <file path=customXml/itemProps4.xml><?xml version="1.0" encoding="utf-8"?>
-<ds:datastoreItem xmlns:ds="http://schemas.openxmlformats.org/officeDocument/2006/customXml" ds:itemID="{23A2677C-F5ED-4331-A2E8-03A6A7F4846C}">
-  <ds:schemaRefs>
-    <ds:schemaRef ds:uri="http://schemas.microsoft.com/sharepoint/v3/contenttype/forms"/>
-  </ds:schemaRefs>
-</ds:datastoreItem>
+<ds:datastoreItem xmlns:ds="http://schemas.openxmlformats.org/officeDocument/2006/customXml" ds:itemID="{A7C9CFD6-C22A-405A-9312-EBB6AC478362}"/>
 </file>